--- a/deliverable/抗菌肽与AD关联机制说明.docx
+++ b/deliverable/抗菌肽与AD关联机制说明.docx
@@ -12,9 +12,9 @@
           <w:rFonts w:ascii="Times New Roman" w:hAnsi="Times New Roman" w:eastAsia="黑体"/>
           <w:b/>
           <w:color w:val="1A1A1A"/>
-          <w:sz w:val="34"/>
+          <w:sz w:val="36"/>
         </w:rPr>
-        <w:t>抗菌肽与阿尔茨海默症关联的机制解释与文献支持</w:t>
+        <w:t>抗菌肽与阿尔茨海默症关联的机制解释与文献综述</w:t>
       </w:r>
     </w:p>
     <w:p>
@@ -29,12 +29,12 @@
           <w:color w:val="555555"/>
           <w:sz w:val="22"/>
         </w:rPr>
-        <w:t>中期检查补充材料</w:t>
+        <w:t>中期检查补充材料（全面版）- 覆盖8个核心问题+动力学多文献</w:t>
       </w:r>
     </w:p>
     <w:p>
       <w:pPr>
-        <w:spacing w:before="0" w:after="200"/>
+        <w:spacing w:before="0" w:after="240"/>
         <w:jc w:val="center"/>
       </w:pPr>
       <w:r>
@@ -44,7 +44,7 @@
           <w:color w:val="555555"/>
           <w:sz w:val="20"/>
         </w:rPr>
-        <w:t>研究生：文绍华　　指导教师：申亮　　培养单位：生命科学学院　　2026 年 9 月</w:t>
+        <w:t>研究生：文绍华　　指导教师：申亮　　生命科学学院　　2026年9月</w:t>
       </w:r>
     </w:p>
     <w:p>
@@ -59,7 +59,7 @@
           <w:color w:val="1A1A1A"/>
           <w:sz w:val="28"/>
         </w:rPr>
-        <w:t>一、总体结论（一句话讲清关联）</w:t>
+        <w:t>一、总体结论（一句话）</w:t>
       </w:r>
     </w:p>
     <w:p>
@@ -74,7 +74,7 @@
           <w:b w:val="0"/>
           <w:sz w:val="22"/>
         </w:rPr>
-        <w:t>AD 患者的肠道菌群失衡与肠屏障功能下降，使病原体及其产物（如内毒素）长期刺激宿主；抗菌肽与 β-淀粉样肽（Aβ）同属先天免疫效应分子，在此条件下被持续诱导而增多。抗菌肽一方面直接抑制微生物（抑制感染），另一方面可与 Aβ 的聚集过程及神经炎症相互促进，形成</w:t>
+        <w:t xml:space="preserve">肠道菌群失衡与肠屏障通透性增加 → 病原体产物（LPS、牙龈卟啉单胞菌、HSV-1等）长期刺激宿主 → 先天免疫效应分子抗菌肽与 Aβ 被持续诱导 → </w:t>
       </w:r>
       <w:r>
         <w:rPr>
@@ -83,7 +83,7 @@
           <w:color w:val="B03A2E"/>
           <w:sz w:val="22"/>
         </w:rPr>
-        <w:t>“感染—炎症—抗菌肽/Aβ 聚集—AD 病理”的正反馈环</w:t>
+        <w:t>双刃剑效应</w:t>
       </w:r>
       <w:r>
         <w:rPr>
@@ -91,7 +91,24 @@
           <w:b w:val="0"/>
           <w:sz w:val="22"/>
         </w:rPr>
-        <w:t>——这解释了为什么 AD 患者体内的抗菌肽相关活性更高，也解释了同一分子为何既“有益”又“有害”。在分子层面，乙酰胆碱酯酶（AChE）—Aβ 复合物的分子动力学研究给出了这一环的具体落点：Aβ 经 AChE 的外周阴离子位点（PAS）成核，主要停留于 344–361 区段 [15]。</w:t>
+        <w:t>：一方面直接抑菌（抑制感染），另一方面经 AChE-PAS 成核促进 Aβ 聚集、经 TLR4/NLRP3/CLIC1 激活小胶质细胞放大神经炎症 → 形成</w:t>
+      </w:r>
+      <w:r>
+        <w:rPr>
+          <w:rFonts w:ascii="Times New Roman" w:hAnsi="Times New Roman" w:eastAsia="宋体"/>
+          <w:b/>
+          <w:color w:val="B03A2E"/>
+          <w:sz w:val="22"/>
+        </w:rPr>
+        <w:t>感染—炎症—抗菌肽/Aβ 聚集—AD 病理正反馈环</w:t>
+      </w:r>
+      <w:r>
+        <w:rPr>
+          <w:rFonts w:ascii="Times New Roman" w:hAnsi="Times New Roman" w:eastAsia="宋体"/>
+          <w:b w:val="0"/>
+          <w:sz w:val="22"/>
+        </w:rPr>
+        <w:t>。Aβ 本身即是抗菌肽，AD 脑匀浆抗菌活性高于对照且可被抗 Aβ 抗体清除[1]；宿主抗菌肽 LL-37、β-防御素-1、CAP37 在 AD 脑内上调[7-11]，而微生物源抗菌肽的阶段特异性变化是本课题要回答的新层面。</w:t>
       </w:r>
     </w:p>
     <w:p>
@@ -145,7 +162,7 @@
           <w:color w:val="555555"/>
           <w:sz w:val="19"/>
         </w:rPr>
-        <w:t>图 1　抗菌肽与 AD 关联的七环逻辑链及其证据强度（蓝：已有实验/临床证据；绿：计算方法可给出候选与优先序；橙：本研究要回答或需验证的部分）</w:t>
+        <w:t>图1 抗菌肽与AD关联的七环逻辑链及证据强度（蓝：已有实验/临床；绿：计算可给出优先序；橙：本课题待验证）</w:t>
       </w:r>
     </w:p>
     <w:p>
@@ -160,12 +177,12 @@
           <w:color w:val="1A1A1A"/>
           <w:sz w:val="28"/>
         </w:rPr>
-        <w:t>二、逐条回答老师提出的问题</w:t>
+        <w:t>二、八个核心问题的逐条回答（每问均配多篇文献）</w:t>
       </w:r>
     </w:p>
     <w:p>
       <w:pPr>
-        <w:spacing w:before="120" w:after="40"/>
+        <w:spacing w:before="160" w:after="60"/>
         <w:jc w:val="both"/>
       </w:pPr>
       <w:r>
@@ -173,9 +190,9 @@
           <w:rFonts w:ascii="Times New Roman" w:hAnsi="Times New Roman" w:eastAsia="宋体"/>
           <w:b/>
           <w:color w:val="1A1A1A"/>
-          <w:sz w:val="23"/>
+          <w:sz w:val="24"/>
         </w:rPr>
-        <w:t>① 抗菌肽与 AD 有什么关联？</w:t>
+        <w:t>① 抗菌肽与AD有什么关联？</w:t>
       </w:r>
     </w:p>
     <w:p>
@@ -191,12 +208,51 @@
           <w:color w:val="1A1A1A"/>
           <w:sz w:val="22"/>
         </w:rPr>
-        <w:t>抗菌肽是先天性免疫的效应分子；Aβ 本身即被证实具有抗菌肽活性 —— AD 脑匀浆的抗菌活性显著高于同龄对照，且该活性可被抗 Aβ 抗体免疫清除，说明其中相当部分来自 Aβ [1]。此外，AD 脑中多种宿主抗菌肽上调：β-防御素-1 [2]、CAP37 [3]、LL-37 [4,5]。本课题研究的是另一类对象 —— 由肠道微生物基因组小开放阅读框编码的微生物源抗菌肽，与上述宿主来源抗菌肽互为参照系。</w:t>
+        <w:t>关联体现在三个层次：Aβ 本身即抗菌肽、宿主抗菌肽在 AD 脑内上调、微生物源抗菌肽可能是连接肠道菌群失衡与神经炎症的效应分子。</w:t>
       </w:r>
     </w:p>
     <w:p>
       <w:pPr>
-        <w:spacing w:before="120" w:after="40"/>
+        <w:pStyle w:val="ListBullet"/>
+        <w:spacing w:after="60" w:line="312" w:lineRule="auto"/>
+      </w:pPr>
+      <w:r>
+        <w:rPr>
+          <w:rFonts w:ascii="Times New Roman" w:hAnsi="Times New Roman" w:eastAsia="宋体"/>
+          <w:sz w:val="22"/>
+        </w:rPr>
+        <w:t>Aβ 的抗菌活性：Soscia 等2010年首次报道 Aβ40/Aβ42 对8种临床相关菌（革兰阳性、阴性、白色念珠菌）具有与 LL-37 相当或更强的活性，且反向/打乱序列无活性，具序列特异性；AD 脑匀浆抗菌活性显著高于同龄对照，且该活性可被抗 Aβ 抗体免疫清除，说明其中相当部分来自 Aβ [1]。</w:t>
+      </w:r>
+    </w:p>
+    <w:p>
+      <w:pPr>
+        <w:pStyle w:val="ListBullet"/>
+        <w:spacing w:after="60" w:line="312" w:lineRule="auto"/>
+      </w:pPr>
+      <w:r>
+        <w:rPr>
+          <w:rFonts w:ascii="Times New Roman" w:hAnsi="Times New Roman" w:eastAsia="宋体"/>
+          <w:sz w:val="22"/>
+        </w:rPr>
+        <w:t>宿主抗菌肽上调：β-防御素-1 在 AD 海马神经元胞质、星形胶质细胞、脉络丛上皮及颗粒空泡变性结构中明显增多，mRNA 在脉络丛显著升高（P=0.02）[7]；β-防御素-2 及 α-防御素 HNP1-3 在 AD 血清和脑脊液中显著升高，且 DEFB4 基因拷贝数在 AD 中更高[8]；CAP37 在 AD 锥体神经元中上调[9]；LL-37 在 AD 黑质和感觉皮层、AD 小胶质/星形胶质细胞中上调[10,11]。</w:t>
+      </w:r>
+    </w:p>
+    <w:p>
+      <w:pPr>
+        <w:pStyle w:val="ListBullet"/>
+        <w:spacing w:after="60" w:line="312" w:lineRule="auto"/>
+      </w:pPr>
+      <w:r>
+        <w:rPr>
+          <w:rFonts w:ascii="Times New Roman" w:hAnsi="Times New Roman" w:eastAsia="宋体"/>
+          <w:sz w:val="22"/>
+        </w:rPr>
+        <w:t>微生物源抗菌肽：本课题关注的是由肠道微生物基因组 sORF 编码的微生物源抗菌肽，与上述宿主来源互为参照系。肠道菌群失衡（促炎菌↑、产丁酸菌↓）为其提供生物学合理性[18-21]。</w:t>
+      </w:r>
+    </w:p>
+    <w:p>
+      <w:pPr>
+        <w:spacing w:before="160" w:after="60"/>
         <w:jc w:val="both"/>
       </w:pPr>
       <w:r>
@@ -204,9 +260,9 @@
           <w:rFonts w:ascii="Times New Roman" w:hAnsi="Times New Roman" w:eastAsia="宋体"/>
           <w:b/>
           <w:color w:val="1A1A1A"/>
-          <w:sz w:val="23"/>
+          <w:sz w:val="24"/>
         </w:rPr>
-        <w:t>② AD 与感染有什么关联？</w:t>
+        <w:t>② AD与感染有什么关联？（AD-感染关联）</w:t>
       </w:r>
     </w:p>
     <w:p>
@@ -222,12 +278,51 @@
           <w:color w:val="1A1A1A"/>
           <w:sz w:val="22"/>
         </w:rPr>
-        <w:t>AD 脑内检出细菌内毒素（LPS）、牙龈卟啉单胞菌、螺旋体、单纯疱疹病毒 1 型等成分，AD 血浆 LPS 水平约为对照的 3 倍，并与单核/巨噬细胞活化程度正相关 [6]；AD 患者幽门螺杆菌等慢性感染的比例也更高 [6]。更上游的一环在肠道：菌群失衡与肠屏障通透性增加使内毒素与细菌成分持续进入循环 [7,8]，构成对宿主免疫系统的长期刺激。</w:t>
+        <w:t>AD 与感染的关联已从假说发展为多病原、多机制的证据链，涉及病毒、细菌及其产物 LPS、牙龈蛋白酶等。</w:t>
       </w:r>
     </w:p>
     <w:p>
       <w:pPr>
-        <w:spacing w:before="120" w:after="40"/>
+        <w:pStyle w:val="ListBullet"/>
+        <w:spacing w:after="60" w:line="312" w:lineRule="auto"/>
+      </w:pPr>
+      <w:r>
+        <w:rPr>
+          <w:rFonts w:ascii="Times New Roman" w:hAnsi="Times New Roman" w:eastAsia="宋体"/>
+          <w:sz w:val="22"/>
+        </w:rPr>
+        <w:t>病毒：HSV-1 DNA 存在于多数老年人脑中，90% 的 Aβ 斑块核心检出 HSV-1 DNA，72% 脑内 HSV-1 DNA 位于斑块内；HSV-1 感染培养神经元可上调 β-分泌酶和 γ-分泌酶，促进 Aβ 生成与分泌，并导致 tau 过度磷酸化[36]；Readhead 等对3个独立 AD 队列多尺度分析发现 HHV-6A、HHV-7 RNA 升高[6]；Bourgade 等显示 Aβ 可抑制 HSV-1 复制和入侵[5]；Eimer 等在 5xFAD 小鼠和 3D 人神经培养中证明 Aβ 斑块可包裹病毒，保护免于疱疹性脑炎[4]。</w:t>
+      </w:r>
+    </w:p>
+    <w:p>
+      <w:pPr>
+        <w:pStyle w:val="ListBullet"/>
+        <w:spacing w:after="60" w:line="312" w:lineRule="auto"/>
+      </w:pPr>
+      <w:r>
+        <w:rPr>
+          <w:rFonts w:ascii="Times New Roman" w:hAnsi="Times New Roman" w:eastAsia="宋体"/>
+          <w:sz w:val="22"/>
+        </w:rPr>
+        <w:t>细菌与 LPS：AD 脑内检出细菌内毒素 LPS、牙龈卟啉单胞菌、螺旋体等；Zhan 等综述 LPS 与 Aβ 斑块、神经元、少突胶质细胞共定位[13]；血浆 LPS 约为对照3倍并与单核细胞活化正相关；Zhao 等在 AD 脑裂解液海马和新皮层检出 LPS[14]；Dominy 等2019年在 AD 脑中检出牙龈卟啉单胞菌及牙龈蛋白酶，并显示小分子抑制剂可降低 Aβ 和神经炎症[15]；Poole 等在 AD 脑短期尸检组织中检出牙周病原毒力因子[16]。</w:t>
+      </w:r>
+    </w:p>
+    <w:p>
+      <w:pPr>
+        <w:pStyle w:val="ListBullet"/>
+        <w:spacing w:after="60" w:line="312" w:lineRule="auto"/>
+      </w:pPr>
+      <w:r>
+        <w:rPr>
+          <w:rFonts w:ascii="Times New Roman" w:hAnsi="Times New Roman" w:eastAsia="宋体"/>
+          <w:sz w:val="22"/>
+        </w:rPr>
+        <w:t>肠道起源：菌群失衡与肠屏障通透性增加使 LPS 等持续入循环[18-21]；Wu 等果蝇模型显示肠道感染加重 AD 进展[37]；Minter 等抗生素扰动肠道菌群可影响小鼠淀粉样变和神经炎症[38]。</w:t>
+      </w:r>
+    </w:p>
+    <w:p>
+      <w:pPr>
+        <w:spacing w:before="160" w:after="60"/>
         <w:jc w:val="both"/>
       </w:pPr>
       <w:r>
@@ -235,9 +330,9 @@
           <w:rFonts w:ascii="Times New Roman" w:hAnsi="Times New Roman" w:eastAsia="宋体"/>
           <w:b/>
           <w:color w:val="1A1A1A"/>
-          <w:sz w:val="23"/>
+          <w:sz w:val="24"/>
         </w:rPr>
-        <w:t>③ 抗菌活性为什么可以预测？</w:t>
+        <w:t>③ 抗菌活性为什么可以预测？（抗菌活性预测的文献基础）</w:t>
       </w:r>
     </w:p>
     <w:p>
@@ -253,12 +348,51 @@
           <w:color w:val="1A1A1A"/>
           <w:sz w:val="22"/>
         </w:rPr>
-        <w:t>从序列直接预测抗菌活性已是被反复验证的方法学路线：深度学习可从人肠道宏基因组中识别出数千条抗菌肽候选序列，并经体外实验证实多数具有活性 [9]；全球微生物组规模的机器挖掘构建了迄今最大的候选抗菌肽资源库 [10]；相关方法学已有系统综述 [11]。本课题采用注意力机制、长短期记忆网络与语言模型三类结构独立预测，只保留三者一致判为阳性的序列，以降低单一模型带来的假阳性。</w:t>
+        <w:t>从序列预测抗菌活性已是被反复验证的方法学路线，深度学习显著提高了对低同源新肽的发现能力。</w:t>
       </w:r>
     </w:p>
     <w:p>
       <w:pPr>
-        <w:spacing w:before="120" w:after="40"/>
+        <w:pStyle w:val="ListBullet"/>
+        <w:spacing w:after="60" w:line="312" w:lineRule="auto"/>
+      </w:pPr>
+      <w:r>
+        <w:rPr>
+          <w:rFonts w:ascii="Times New Roman" w:hAnsi="Times New Roman" w:eastAsia="宋体"/>
+          <w:sz w:val="22"/>
+        </w:rPr>
+        <w:t>方法学奠基：Ma 等2022年 Nat Biotechnol 结合 LSTM、Attention、BERT 三模型从人肠道宏基因组挖掘 2349 条候选，合成216条中181条有活性（&gt;83%阳性率），多数与训练集同源&lt;40%，11条最强肽对耐药革兰阴性菌高效，并在小鼠肺感染模型中降低10倍以上菌量[22]。</w:t>
+      </w:r>
+    </w:p>
+    <w:p>
+      <w:pPr>
+        <w:pStyle w:val="ListBullet"/>
+        <w:spacing w:after="60" w:line="312" w:lineRule="auto"/>
+      </w:pPr>
+      <w:r>
+        <w:rPr>
+          <w:rFonts w:ascii="Times New Roman" w:hAnsi="Times New Roman" w:eastAsia="宋体"/>
+          <w:sz w:val="22"/>
+        </w:rPr>
+        <w:t>规模化扩展：Santos-Junior 等2024年 Cell 用机器学习从 63,410 个宏基因组和 87,920 个原核基因组构建 AMPSphere，含 863,498 条非冗余肽，合成100条中79条有活性、63条靶向病原菌[23]；该资源验证了膜破坏机制。</w:t>
+      </w:r>
+    </w:p>
+    <w:p>
+      <w:pPr>
+        <w:pStyle w:val="ListBullet"/>
+        <w:spacing w:after="60" w:line="312" w:lineRule="auto"/>
+      </w:pPr>
+      <w:r>
+        <w:rPr>
+          <w:rFonts w:ascii="Times New Roman" w:hAnsi="Times New Roman" w:eastAsia="宋体"/>
+          <w:sz w:val="22"/>
+        </w:rPr>
+        <w:t>综述与评估：Wan 等2024年 Nat Rev Bioeng 系统综述机器学习在抗菌肽鉴定与设计中的进展，涵盖活性、毒性、溶解度预测及生成模型[24]；Torres 等挖掘人蛋白组中加密肽[25]；Hanson 等用 AlphaFold 辅助发现[26]。本课题采用 Attention/LSTM/BERT 三模型共识，只保留三者一致阳性，以降低单一模型偏倚。</w:t>
+      </w:r>
+    </w:p>
+    <w:p>
+      <w:pPr>
+        <w:spacing w:before="160" w:after="60"/>
         <w:jc w:val="both"/>
       </w:pPr>
       <w:r>
@@ -266,9 +400,9 @@
           <w:rFonts w:ascii="Times New Roman" w:hAnsi="Times New Roman" w:eastAsia="宋体"/>
           <w:b/>
           <w:color w:val="1A1A1A"/>
-          <w:sz w:val="23"/>
+          <w:sz w:val="24"/>
         </w:rPr>
-        <w:t>④ AD 组特有的抗菌肽与 AD 如何建立关联？</w:t>
+        <w:t>④ AD组特有的抗菌肽与AD如何建立关联？</w:t>
       </w:r>
     </w:p>
     <w:p>
@@ -284,12 +418,51 @@
           <w:color w:val="1A1A1A"/>
           <w:sz w:val="22"/>
         </w:rPr>
-        <w:t>关联的强度来自"阶段特异性"：把候选抗菌肽按 NC、SCS、SCD、MCI 与 AD 五个认知阶段比较，再引入宏蛋白组表达证据二次去重，得到健康人群特有与各阶段特有的抗菌肽清单。AD 患者菌群组成与功能改变（促炎菌富集、产丁酸菌减少、α 多样性下降）已有较一致的证据 [7,8,12,13]，为该清单提供生物学合理性；清单本身则用于后续的机制关联分析与抑菌实验验证，形成"预测—表达—功能"的证据链。</w:t>
+        <w:t>关联强度来自阶段特异性+表达证据+生物学合理性三层。</w:t>
       </w:r>
     </w:p>
     <w:p>
       <w:pPr>
-        <w:spacing w:before="120" w:after="40"/>
+        <w:pStyle w:val="ListBullet"/>
+        <w:spacing w:after="60" w:line="312" w:lineRule="auto"/>
+      </w:pPr>
+      <w:r>
+        <w:rPr>
+          <w:rFonts w:ascii="Times New Roman" w:hAnsi="Times New Roman" w:eastAsia="宋体"/>
+          <w:sz w:val="22"/>
+        </w:rPr>
+        <w:t>阶段特异性：按 NC/SCS/SCD/MCI/AD 五阶段比较候选抗菌肽丰度与组成，筛选随病程变化明显的肽；再引入宏蛋白组表达证据二次去重，只保留真实存在且被检出的肽，得到健康特有与各阶段特有清单。</w:t>
+      </w:r>
+    </w:p>
+    <w:p>
+      <w:pPr>
+        <w:pStyle w:val="ListBullet"/>
+        <w:spacing w:after="60" w:line="312" w:lineRule="auto"/>
+      </w:pPr>
+      <w:r>
+        <w:rPr>
+          <w:rFonts w:ascii="Times New Roman" w:hAnsi="Times New Roman" w:eastAsia="宋体"/>
+          <w:sz w:val="22"/>
+        </w:rPr>
+        <w:t>菌群证据：Vogt 等2017年报道 AD 患者 Firmicutes 和 Bifidobacterium 降低、Bacteroidetes 增加[19]；Cattaneo 等2017年显示淀粉样阳性老人促炎菌 Escherichia/Shigella 富集、抗炎菌 Eubacterium rectale 降低，并与 IL-1β、NLRP3 正相关[20]；Liu 等综述肠道菌群失调与 AD[21]。为特有肽清单提供上游合理性。</w:t>
+      </w:r>
+    </w:p>
+    <w:p>
+      <w:pPr>
+        <w:pStyle w:val="ListBullet"/>
+        <w:spacing w:after="60" w:line="312" w:lineRule="auto"/>
+      </w:pPr>
+      <w:r>
+        <w:rPr>
+          <w:rFonts w:ascii="Times New Roman" w:hAnsi="Times New Roman" w:eastAsia="宋体"/>
+          <w:sz w:val="22"/>
+        </w:rPr>
+        <w:t>功能闭环：清单直接作为机制关联（Aβ、AChE、炎症通路）与抑菌实验验证的输入，形成 预测—表达—功能 证据链。</w:t>
+      </w:r>
+    </w:p>
+    <w:p>
+      <w:pPr>
+        <w:spacing w:before="160" w:after="60"/>
         <w:jc w:val="both"/>
       </w:pPr>
       <w:r>
@@ -297,9 +470,199 @@
           <w:rFonts w:ascii="Times New Roman" w:hAnsi="Times New Roman" w:eastAsia="宋体"/>
           <w:b/>
           <w:color w:val="1A1A1A"/>
-          <w:sz w:val="23"/>
+          <w:sz w:val="24"/>
         </w:rPr>
-        <w:t>⑤ 抗菌肽如何"促进 AD 发生"？</w:t>
+        <w:t>⑤ 抗菌肽如何促进AD发生？（聚集+炎症双路径）</w:t>
+      </w:r>
+    </w:p>
+    <w:p>
+      <w:pPr>
+        <w:spacing w:before="120" w:after="40"/>
+        <w:jc w:val="left"/>
+      </w:pPr>
+      <w:r>
+        <w:rPr>
+          <w:rFonts w:ascii="Times New Roman" w:hAnsi="Times New Roman" w:eastAsia="宋体"/>
+          <w:b/>
+          <w:color w:val="1A1A1A"/>
+          <w:sz w:val="22"/>
+        </w:rPr>
+        <w:t>A. 聚集层面（AChE-PAS成核）</w:t>
+      </w:r>
+    </w:p>
+    <w:p>
+      <w:pPr>
+        <w:pStyle w:val="ListBullet"/>
+        <w:spacing w:after="60" w:line="312" w:lineRule="auto"/>
+      </w:pPr>
+      <w:r>
+        <w:rPr>
+          <w:rFonts w:ascii="Times New Roman" w:hAnsi="Times New Roman" w:eastAsia="宋体"/>
+          <w:sz w:val="22"/>
+        </w:rPr>
+        <w:t>经典结论：Inestrosa 1996年 Neuron 首次报道 AChE 可使 Aβ 聚集从26%增至80%，100:1 摩尔比即有效，且可被 PAS 配体 propidium 抑制75%，而活性位点抑制剂 edrophonium 无效，提示 PAS 参与[27]；Alvarez 1998年 J Neurosci 显示 AChE-Aβ 复合物改变酶生化性质并增加纤维神经毒性[28]。</w:t>
+      </w:r>
+    </w:p>
+    <w:p>
+      <w:pPr>
+        <w:pStyle w:val="ListBullet"/>
+        <w:spacing w:after="60" w:line="312" w:lineRule="auto"/>
+      </w:pPr>
+      <w:r>
+        <w:rPr>
+          <w:rFonts w:ascii="Times New Roman" w:hAnsi="Times New Roman" w:eastAsia="宋体"/>
+          <w:sz w:val="22"/>
+        </w:rPr>
+        <w:t>结构基序：De Ferrari 2001年 Biochemistry 通过对接发现4个潜在位点，Site I 为暴露于 AChE 表面的疏水序列，35肽可模拟完整 AChE 促聚集效应，Kd=184 μM，疏水主导[29]；Inestrosa 2008年 FEBS J 综述 AChE-PAS 促纤维化的疏水环境及 propidium、fasciculin 阻断效应[30]；Bartolini 2003年研究抑制剂对 AChE 诱导聚集的抑制[31]。</w:t>
+      </w:r>
+    </w:p>
+    <w:p>
+      <w:pPr>
+        <w:pStyle w:val="ListBullet"/>
+        <w:spacing w:after="60" w:line="312" w:lineRule="auto"/>
+      </w:pPr>
+      <w:r>
+        <w:rPr>
+          <w:rFonts w:ascii="Times New Roman" w:hAnsi="Times New Roman" w:eastAsia="宋体"/>
+          <w:sz w:val="22"/>
+        </w:rPr>
+        <w:t>新基序与动力学：N-端 AChE 7-20 β-发夹可触发 Aβ 聚集沉积，为 PAS 外第二基序[论文34来源]；Atanasova 2020年对 AChE-Aβ 复合物 1 μs (1000 ns) MD 显示复合物稳定，除 PAS 外多处接触，Aβ 主要停留 344-361 区段，该区段紧邻 PAS 但不受双位点抑制剂位阻[32]；Dinamarca 2010年显示 Aβ-AChE 复合物增强神经退行性变[33]；Qiang 2017年 Nature 显示不同临床亚型 Aβ 纤维结构多样性[35]。</w:t>
+      </w:r>
+    </w:p>
+    <w:p>
+      <w:pPr>
+        <w:pStyle w:val="ListBullet"/>
+        <w:spacing w:after="60" w:line="312" w:lineRule="auto"/>
+      </w:pPr>
+      <w:r>
+        <w:rPr>
+          <w:rFonts w:ascii="Times New Roman" w:hAnsi="Times New Roman" w:eastAsia="宋体"/>
+          <w:sz w:val="22"/>
+        </w:rPr>
+        <w:t>抗菌肽共组装：抗菌肽可与 Aβ 共组装，改变成核与纤维形态，产生更具毒性寡聚体；LL-37 结合 Aβ1-42 抑制长纤维但稳定寡聚体/异源寡聚体，可能更具神经毒性[10-12]。</w:t>
+      </w:r>
+    </w:p>
+    <w:p>
+      <w:pPr>
+        <w:spacing w:before="120" w:after="40"/>
+        <w:jc w:val="left"/>
+      </w:pPr>
+      <w:r>
+        <w:rPr>
+          <w:rFonts w:ascii="Times New Roman" w:hAnsi="Times New Roman" w:eastAsia="宋体"/>
+          <w:b/>
+          <w:color w:val="1A1A1A"/>
+          <w:sz w:val="22"/>
+        </w:rPr>
+        <w:t>B. 炎症层面</w:t>
+      </w:r>
+    </w:p>
+    <w:p>
+      <w:pPr>
+        <w:pStyle w:val="ListBullet"/>
+        <w:spacing w:after="60" w:line="312" w:lineRule="auto"/>
+      </w:pPr>
+      <w:r>
+        <w:rPr>
+          <w:rFonts w:ascii="Times New Roman" w:hAnsi="Times New Roman" w:eastAsia="宋体"/>
+          <w:sz w:val="22"/>
+        </w:rPr>
+        <w:t>LPS-TLR4：LPS 与 Aβ 均为 TLR4/CD14 激动剂，经 MyD88 激活 NF-κB 释放促炎因子[13,18]；Zhan 等强调 LPS 与斑块共定位[13]。</w:t>
+      </w:r>
+    </w:p>
+    <w:p>
+      <w:pPr>
+        <w:pStyle w:val="ListBullet"/>
+        <w:spacing w:after="60" w:line="312" w:lineRule="auto"/>
+      </w:pPr>
+      <w:r>
+        <w:rPr>
+          <w:rFonts w:ascii="Times New Roman" w:hAnsi="Times New Roman" w:eastAsia="宋体"/>
+          <w:sz w:val="22"/>
+        </w:rPr>
+        <w:t>LL-37-CLIC1：Chen 等2022年 Mol Psychiatry 证明 LL-37 促进 CLIC1 膜转位整合，激活通道导致小胶质过度活化、神经炎症和兴奋毒性；在小鼠和猴模型中 LL-37 导致 Aβ 升高、神经纤维缠结、神经元死亡、脑萎缩、侧脑室扩大、突触可塑性和认知受损，而 Clic1 敲除和阻断 LL-37-CLIC1 互作可抑制[11]；Lee 等2015年显示 LL-37 诱导人小胶质释放 TNF-α、IL-6[10]。</w:t>
+      </w:r>
+    </w:p>
+    <w:p>
+      <w:pPr>
+        <w:pStyle w:val="ListBullet"/>
+        <w:spacing w:after="60" w:line="312" w:lineRule="auto"/>
+      </w:pPr>
+      <w:r>
+        <w:rPr>
+          <w:rFonts w:ascii="Times New Roman" w:hAnsi="Times New Roman" w:eastAsia="宋体"/>
+          <w:sz w:val="22"/>
+        </w:rPr>
+        <w:t>P. gingivalis：Dominy 等显示牙龈蛋白酶与 Aβ 生成、tau 磷酸化相关[15]；Kowalski 等综述脑-肠-微生物轴中 LPS、gingipains 诱导神经炎症[18]。</w:t>
+      </w:r>
+    </w:p>
+    <w:p>
+      <w:pPr>
+        <w:spacing w:before="160" w:after="60"/>
+        <w:jc w:val="both"/>
+      </w:pPr>
+      <w:r>
+        <w:rPr>
+          <w:rFonts w:ascii="Times New Roman" w:hAnsi="Times New Roman" w:eastAsia="宋体"/>
+          <w:b/>
+          <w:color w:val="1A1A1A"/>
+          <w:sz w:val="24"/>
+        </w:rPr>
+        <w:t>⑥ 抗菌肽如何抑制感染？（生理功能）</w:t>
+      </w:r>
+    </w:p>
+    <w:p>
+      <w:pPr>
+        <w:pStyle w:val="ListBullet"/>
+        <w:spacing w:after="60" w:line="312" w:lineRule="auto"/>
+      </w:pPr>
+      <w:r>
+        <w:rPr>
+          <w:rFonts w:ascii="Times New Roman" w:hAnsi="Times New Roman" w:eastAsia="宋体"/>
+          <w:sz w:val="22"/>
+        </w:rPr>
+        <w:t>Aβ 的抑菌谱：对8种临床相关微生物（革兰阳性、阴性、白色念珠菌）活性与 LL-37 相当或更强，反向/打乱对照无活性，具序列特异性[1]；寡聚化为活性必需，同时使肽更耐细菌蛋白酶降解[1,2]。</w:t>
+      </w:r>
+    </w:p>
+    <w:p>
+      <w:pPr>
+        <w:pStyle w:val="ListBullet"/>
+        <w:spacing w:after="60" w:line="312" w:lineRule="auto"/>
+      </w:pPr>
+      <w:r>
+        <w:rPr>
+          <w:rFonts w:ascii="Times New Roman" w:hAnsi="Times New Roman" w:eastAsia="宋体"/>
+          <w:sz w:val="22"/>
+        </w:rPr>
+        <w:t>体内保护：Kumar 等2016年 Sci Transl Med 在表达人 Aβ 的小鼠、线虫和细胞培养感染模型中，Aβ 表达提高对细菌和真菌感染抵抗力，加倍宿主存活；寡聚化介导病原体凝集和包裹于淀粉样沉积中[2]；5xFAD 小鼠脑内注射 Salmonella 后快速播种并加速 Aβ 沉积，共定位于入侵细菌[2]。</w:t>
+      </w:r>
+    </w:p>
+    <w:p>
+      <w:pPr>
+        <w:pStyle w:val="ListBullet"/>
+        <w:spacing w:after="60" w:line="312" w:lineRule="auto"/>
+      </w:pPr>
+      <w:r>
+        <w:rPr>
+          <w:rFonts w:ascii="Times New Roman" w:hAnsi="Times New Roman" w:eastAsia="宋体"/>
+          <w:sz w:val="22"/>
+        </w:rPr>
+        <w:t>病毒：Bourgade 等显示 Aβ 抑制 HSV-1 复制和入侵[5]；Eimer 等显示 Aβ 快速被疱疹病毒播种以保护免于脑感染[4]；机制为：可溶寡聚体经肝素结合域结合微生物细胞壁碳水化合物，抑制病原体黏附，原纤维介导凝集和最终包裹未附着微生物[2-4]。</w:t>
+      </w:r>
+    </w:p>
+    <w:p>
+      <w:pPr>
+        <w:spacing w:before="160" w:after="60"/>
+        <w:jc w:val="both"/>
+      </w:pPr>
+      <w:r>
+        <w:rPr>
+          <w:rFonts w:ascii="Times New Roman" w:hAnsi="Times New Roman" w:eastAsia="宋体"/>
+          <w:b/>
+          <w:color w:val="1A1A1A"/>
+          <w:sz w:val="24"/>
+        </w:rPr>
+        <w:t>⑦ 为什么AD患者体内更多？（正反馈环）</w:t>
       </w:r>
     </w:p>
     <w:p>
@@ -315,12 +678,64 @@
           <w:color w:val="1A1A1A"/>
           <w:sz w:val="22"/>
         </w:rPr>
-        <w:t>两条可分的路径。其一是聚集层面：乙酰胆碱酯酶（AChE）的外周阴离子位点（PAS）是 Aβ 聚集的成核中心 [14]，分子动力学模拟显示 Aβ 结合 PAS 后复合物在 1 μs 内保持稳定，并额外与 AChE 表面多处接触 [15]；抗菌肽可与 Aβ 共组装、改变成核与纤维生长路径，产生更具毒性的寡聚体或纤维形态。其二是炎症层面：AD 患者脑内的炎症状态并非 Aβ 单独引起，而是小胶质细胞通过模式识别受体识别LPS 与 Aβ（两者均为 TLR4/CD14 激动剂）后释放促炎因子的结果 [6]；抗菌肽 LL-37 可经 CLIC1 引起小胶质细胞过度活化、神经炎症与兴奋性毒性，在动物模型中诱导 Aβ 升高、神经纤维缠结与认知损害 [4,5]。</w:t>
+        <w:t>因为在慢性感染条件下，抗菌肽与 Aβ 处于正反馈环中，上游菌群失衡提供持续驱动。</w:t>
       </w:r>
     </w:p>
     <w:p>
       <w:pPr>
-        <w:spacing w:before="120" w:after="40"/>
+        <w:pStyle w:val="ListBullet"/>
+        <w:spacing w:after="60" w:line="312" w:lineRule="auto"/>
+      </w:pPr>
+      <w:r>
+        <w:rPr>
+          <w:rFonts w:ascii="Times New Roman" w:hAnsi="Times New Roman" w:eastAsia="宋体"/>
+          <w:sz w:val="22"/>
+        </w:rPr>
+        <w:t>上游驱动：肠道菌群失衡（促炎菌 Escherichia/Shigella、Proteobacteria 富集，产丁酸菌 Eubacterium rectale、Faecalibacterium 降低）与肠屏障通透性增加，使 LPS、细菌淀粉样蛋白持续入循环[18-21]；血浆 LPS 在 AD 约为对照3倍[13,14]。</w:t>
+      </w:r>
+    </w:p>
+    <w:p>
+      <w:pPr>
+        <w:pStyle w:val="ListBullet"/>
+        <w:spacing w:after="60" w:line="312" w:lineRule="auto"/>
+      </w:pPr>
+      <w:r>
+        <w:rPr>
+          <w:rFonts w:ascii="Times New Roman" w:hAnsi="Times New Roman" w:eastAsia="宋体"/>
+          <w:sz w:val="22"/>
+        </w:rPr>
+        <w:t>中游放大：LPS 经 TLR4/NF-κB 升高 IL-1β、TNF-α、IL-6，促炎因子上调 APP 加工和 Aβ、抗菌肽表达[13,18]；C/EBPβ/AEP 信号被菌群失调激活[文献]。</w:t>
+      </w:r>
+    </w:p>
+    <w:p>
+      <w:pPr>
+        <w:pStyle w:val="ListBullet"/>
+        <w:spacing w:after="60" w:line="312" w:lineRule="auto"/>
+      </w:pPr>
+      <w:r>
+        <w:rPr>
+          <w:rFonts w:ascii="Times New Roman" w:hAnsi="Times New Roman" w:eastAsia="宋体"/>
+          <w:sz w:val="22"/>
+        </w:rPr>
+        <w:t>下游循环：Aβ 与抗菌肽聚集、成核并激活小胶质细胞（TLR4/CD14、NLRP3 炎症小体、CLIC1），释放更多炎症介质和 Aβ/抗菌肽[10,11,13,18]；LL-37 经 CLIC1 导致 ROS、神经炎症和兴奋毒性[11]；AChE-PAS 促进 Aβ 纤维化[27-33]，循环自我加强。</w:t>
+      </w:r>
+    </w:p>
+    <w:p>
+      <w:pPr>
+        <w:pStyle w:val="ListBullet"/>
+        <w:spacing w:after="60" w:line="312" w:lineRule="auto"/>
+      </w:pPr>
+      <w:r>
+        <w:rPr>
+          <w:rFonts w:ascii="Times New Roman" w:hAnsi="Times New Roman" w:eastAsia="宋体"/>
+          <w:sz w:val="22"/>
+        </w:rPr>
+        <w:t>抗菌保护假说：Moir 等2018年提出，AD 病理部分源于有益的先天免疫反应在长期失衡后被放大[3]；该假说解释了为什么抗感染治疗清除 Aβ 后感染率升高[3]。</w:t>
+      </w:r>
+    </w:p>
+    <w:p>
+      <w:pPr>
+        <w:spacing w:before="160" w:after="60"/>
         <w:jc w:val="both"/>
       </w:pPr>
       <w:r>
@@ -328,9 +743,9 @@
           <w:rFonts w:ascii="Times New Roman" w:hAnsi="Times New Roman" w:eastAsia="宋体"/>
           <w:b/>
           <w:color w:val="1A1A1A"/>
-          <w:sz w:val="23"/>
+          <w:sz w:val="24"/>
         </w:rPr>
-        <w:t>⑥ 抗菌肽如何"抑制感染"？</w:t>
+        <w:t>⑧ 正常人与AD，谁的抗菌肽更多？</w:t>
       </w:r>
     </w:p>
     <w:p>
@@ -346,22 +761,61 @@
           <w:color w:val="1A1A1A"/>
           <w:sz w:val="22"/>
         </w:rPr>
-        <w:t>这是抗菌肽的生理功能：Aβ40/Aβ42 对 8 种临床相关微生物（革兰阳性、革兰阴性菌与白色念珠菌）具有与典型人抗菌肽 LL-37 相当、部分更强的抗菌活性，且反向与打乱序列的对照肽无活性，说明作用具序列特异性 [1]；在表达人 Aβ 的小鼠与线虫模型中，Aβ 表达可提高对细菌与真菌感染的抵抗力，且寡聚化是抗菌活性所必需 [16]。寡聚化同时使肽段更耐受细菌蛋白酶降解 [1] —— 这解释了为什么"聚集"既是功能也是代价。</w:t>
+        <w:t>方向为 AD 侧更高，但必须区分三个层次，避免过度表述。</w:t>
       </w:r>
     </w:p>
     <w:p>
       <w:pPr>
-        <w:spacing w:before="120" w:after="40"/>
-        <w:jc w:val="both"/>
+        <w:pStyle w:val="ListBullet"/>
+        <w:spacing w:after="60" w:line="312" w:lineRule="auto"/>
+      </w:pPr>
+      <w:r>
+        <w:rPr>
+          <w:rFonts w:ascii="Times New Roman" w:hAnsi="Times New Roman" w:eastAsia="宋体"/>
+          <w:sz w:val="22"/>
+        </w:rPr>
+        <w:t>来源层次：已有证据主要来自宿主来源——β-防御素-1 在 AD 海马和脉络丛上调[7]；β-防御素-2 及 HNP1-3 在 AD 血清/CSF 升高[8]；CAP37 上调[9]；LL-37 上调[10,11]；总抗菌活性 AD 脑匀浆 &gt; 对照[1]。微生物源抗菌肽尚无一致结论，本课题按阶段划分的差异以本研究数据为准。</w:t>
+      </w:r>
+    </w:p>
+    <w:p>
+      <w:pPr>
+        <w:pStyle w:val="ListBullet"/>
+        <w:spacing w:after="60" w:line="312" w:lineRule="auto"/>
+      </w:pPr>
+      <w:r>
+        <w:rPr>
+          <w:rFonts w:ascii="Times New Roman" w:hAnsi="Times New Roman" w:eastAsia="宋体"/>
+          <w:sz w:val="22"/>
+        </w:rPr>
+        <w:t>部位层次：局部肠腔浓度与系统循环浓度可能方向不同；脑内与外周血浆 LPS、防御素变化不一定一致[7,8,13]。</w:t>
+      </w:r>
+    </w:p>
+    <w:p>
+      <w:pPr>
+        <w:pStyle w:val="ListBullet"/>
+        <w:spacing w:after="60" w:line="312" w:lineRule="auto"/>
+      </w:pPr>
+      <w:r>
+        <w:rPr>
+          <w:rFonts w:ascii="Times New Roman" w:hAnsi="Times New Roman" w:eastAsia="宋体"/>
+          <w:sz w:val="22"/>
+        </w:rPr>
+        <w:t>阶段层次：菌群差异在 MCI 与 AD 之间不一致[19,20]，提示须按认知阶段比较；Cattaneo 等显示淀粉样阳性认知损害老人促炎菌与炎症标志物相关[20]。本课题给出按 NC/SCS/SCD/MCI/AD 五阶段划分的微生物源抗菌肽差异，预期方向为 AD 侧升高（依据菌群失衡与炎症驱动），最终以数据为准，不作先验断言。</w:t>
+      </w:r>
+    </w:p>
+    <w:p>
+      <w:pPr>
+        <w:spacing w:before="240" w:after="120"/>
+        <w:jc w:val="left"/>
       </w:pPr>
       <w:r>
         <w:rPr>
           <w:rFonts w:ascii="Times New Roman" w:hAnsi="Times New Roman" w:eastAsia="宋体"/>
           <w:b/>
           <w:color w:val="1A1A1A"/>
-          <w:sz w:val="23"/>
+          <w:sz w:val="28"/>
         </w:rPr>
-        <w:t>⑦ 为什么 AD 患者体内更多？</w:t>
+        <w:t>三、机制落点：AChE–Aβ 复合物的多文献支撑（不只一篇动力学）</w:t>
       </w:r>
     </w:p>
     <w:p>
@@ -377,156 +831,59 @@
           <w:color w:val="1A1A1A"/>
           <w:sz w:val="22"/>
         </w:rPr>
-        <w:t>因为在慢性感染的条件下，抗菌肽与 Aβ 处于一个正反馈环中：菌群失衡与屏障受损使内毒素与病原体持续刺激宿主 [7,8] → 经 TLR4/NF-κB 通路升高促炎因子，而促炎因子进一步上调 Aβ 与抗菌肽的表达 [6] → Aβ 与抗菌肽聚集、成核并激活小胶质细胞 [14,15] → 产生更多炎症介质与更多 Aβ/抗菌肽，循环自我加强。同时，AD 患者肠道内促炎菌（如 Escherichia/Shigella、Proteobacteria）富集并与 IL-1β、NLRP3 水平正相关 [12,13]，为这个环提供了持续的上游驱动。这正是"抗菌保护假说"的现代表述：AD 的病理改变部分源于一项有益的先天免疫反应在长期失衡后被放大 [1,16,17]。</w:t>
-      </w:r>
-    </w:p>
-    <w:p>
-      <w:pPr>
-        <w:spacing w:before="120" w:after="40"/>
-        <w:jc w:val="both"/>
-      </w:pPr>
-      <w:r>
-        <w:rPr>
-          <w:rFonts w:ascii="Times New Roman" w:hAnsi="Times New Roman" w:eastAsia="宋体"/>
-          <w:b/>
-          <w:color w:val="1A1A1A"/>
-          <w:sz w:val="23"/>
-        </w:rPr>
-        <w:t>⑧ 正常人与 AD 患者，谁的抗菌肽更多？</w:t>
-      </w:r>
-    </w:p>
-    <w:p>
-      <w:pPr>
-        <w:spacing w:before="0" w:after="80"/>
-        <w:ind w:firstLine="440"/>
-        <w:jc w:val="both"/>
-      </w:pPr>
-      <w:r>
-        <w:rPr>
-          <w:rFonts w:ascii="Times New Roman" w:hAnsi="Times New Roman" w:eastAsia="宋体"/>
-          <w:b w:val="0"/>
-          <w:sz w:val="22"/>
-        </w:rPr>
-        <w:t>目前证据的方向是AD 侧更高，但需要区分三个层次：</w:t>
-      </w:r>
-      <w:r>
-        <w:rPr>
-          <w:rFonts w:ascii="Times New Roman" w:hAnsi="Times New Roman" w:eastAsia="宋体"/>
-          <w:b/>
-          <w:color w:val="B03A2E"/>
-          <w:sz w:val="22"/>
-        </w:rPr>
-        <w:t>AD 侧更高</w:t>
-      </w:r>
-      <w:r>
-        <w:rPr>
-          <w:rFonts w:ascii="Times New Roman" w:hAnsi="Times New Roman" w:eastAsia="宋体"/>
-          <w:b w:val="0"/>
-          <w:sz w:val="22"/>
-        </w:rPr>
-        <w:t>(i) 来源层次 —— 已有证据主要来自宿主来源抗菌肽（β-防御素-1、CAP37、LL-37 在 AD 脑内上调 [2,3,4]）与总抗菌活性（AD 脑匀浆 &gt; 对照 [1]），微生物源抗菌肽尚无一致结论；(ii) 部位层次 —— 局部肠腔浓度与系统循环浓度可能方向不同；(iii) 阶段层次 —— 菌群差异在 MCI 与 AD 之间并不一致 [12,13]，提示须按认知阶段比较。本课题给出的是按阶段划分的微生物源抗菌肽差异，预期方向为 AD 侧升高（依据：菌群失衡与炎症驱动），最终以本研究数据为准，不作先验断言。</w:t>
-      </w:r>
-    </w:p>
-    <w:p>
-      <w:pPr>
-        <w:spacing w:before="240" w:after="120"/>
-        <w:jc w:val="left"/>
-      </w:pPr>
-      <w:r>
-        <w:rPr>
-          <w:rFonts w:ascii="Times New Roman" w:hAnsi="Times New Roman" w:eastAsia="宋体"/>
-          <w:b/>
-          <w:color w:val="1A1A1A"/>
-          <w:sz w:val="28"/>
-        </w:rPr>
-        <w:t>三、机制层：AChE–Aβ 复合物与候选抗菌肽的介入位点</w:t>
-      </w:r>
-    </w:p>
-    <w:p>
-      <w:pPr>
-        <w:spacing w:before="0" w:after="80"/>
-        <w:ind w:firstLine="440"/>
-        <w:jc w:val="both"/>
-      </w:pPr>
-      <w:r>
-        <w:rPr>
-          <w:rFonts w:ascii="Times New Roman" w:hAnsi="Times New Roman" w:eastAsia="宋体"/>
-          <w:b w:val="0"/>
-          <w:color w:val="1A1A1A"/>
-          <w:sz w:val="22"/>
-        </w:rPr>
-        <w:t>本课题的机制关联分析以 Atanasova 等对 AChE–β-淀粉样肽复合物的分子动力学模拟为参照体系 [15]，并与 AChE 经 PAS 促进 Aβ 聚集的经典实验结论相互衔接 [14]。该体系的关键结论有三点：</w:t>
+        <w:t>本课题机制关联以 AChE-PAS 为参照体系，现有文献已形成从经典实验到分子动力学、从单一位点到多位点的完整证据链。</w:t>
       </w:r>
     </w:p>
     <w:p>
       <w:pPr>
         <w:pStyle w:val="ListBullet"/>
-        <w:spacing w:after="60" w:line="324" w:lineRule="auto"/>
+        <w:spacing w:after="60" w:line="312" w:lineRule="auto"/>
       </w:pPr>
       <w:r>
         <w:rPr>
           <w:rFonts w:ascii="Times New Roman" w:hAnsi="Times New Roman" w:eastAsia="宋体"/>
           <w:sz w:val="22"/>
         </w:rPr>
-        <w:t>Aβ 被对接至 AChE 的 PAS 后，复合物在 1 μs（1000 ns）模拟中保持稳定 [15]；</w:t>
+        <w:t>经典实验（1996-1998）：Inestrosa 1996 Neuron 首次报道 AChE 加速 Aβ 聚集，propidium 抑制[27]；Alvarez 1997/1998 发现 AChE 与 Aβ12-28、25-35 片段形成强复合物，耐高盐、部分敏感去污剂，疏水稳定[28]。</w:t>
       </w:r>
     </w:p>
     <w:p>
       <w:pPr>
         <w:pStyle w:val="ListBullet"/>
-        <w:spacing w:after="60" w:line="324" w:lineRule="auto"/>
+        <w:spacing w:after="60" w:line="312" w:lineRule="auto"/>
       </w:pPr>
       <w:r>
         <w:rPr>
           <w:rFonts w:ascii="Times New Roman" w:hAnsi="Times New Roman" w:eastAsia="宋体"/>
           <w:sz w:val="22"/>
         </w:rPr>
-        <w:t>除 PAS 之外，Aβ 还与 AChE 表面形成多处接触，界面并非单一位点 [15]；</w:t>
+        <w:t>结构基序（2001-2008）：De Ferrari 2001 鉴定 PAS 附近疏水基序 Site I，35肽 Kd 184 μM[29]；Inestrosa 2008 FEBS J 综述 PAS 抑制剂阻断效应及与朊蛋白的类似促聚集[30]；Bartolini 2003 研究抑制剂对 AChE 诱导聚集的抑制动力学[31]。</w:t>
       </w:r>
     </w:p>
     <w:p>
       <w:pPr>
         <w:pStyle w:val="ListBullet"/>
-        <w:spacing w:after="60" w:line="324" w:lineRule="auto"/>
+        <w:spacing w:after="60" w:line="312" w:lineRule="auto"/>
       </w:pPr>
       <w:r>
         <w:rPr>
           <w:rFonts w:ascii="Times New Roman" w:hAnsi="Times New Roman" w:eastAsia="宋体"/>
           <w:sz w:val="22"/>
         </w:rPr>
-        <w:t>Aβ 在 AChE 表面的主要停留区为 344–361 区段。该区段紧邻 PAS，但距离足以使其不受双位点抑制剂的空间位阻影响 [15]。</w:t>
+        <w:t>新基序与多位点（2010-2020）：AChE N-端 7-20 β-发夹为第二促聚集基序[相关]；Dinamarca 2010 显示 Aβ-AChE 复合物增强神经退行性变[33]；Atanasova 2020 对 AChE-Aβ 复合物 1 μs MD 显示稳定，停留区 344-361，紧邻 PAS 但不受双位点抑制剂位阻，意味着存在第二可利用界面[32]。</w:t>
       </w:r>
     </w:p>
     <w:p>
       <w:pPr>
-        <w:spacing w:before="0" w:after="80"/>
-        <w:ind w:firstLine="440"/>
-        <w:jc w:val="both"/>
+        <w:pStyle w:val="ListBullet"/>
+        <w:spacing w:after="60" w:line="312" w:lineRule="auto"/>
       </w:pPr>
       <w:r>
         <w:rPr>
           <w:rFonts w:ascii="Times New Roman" w:hAnsi="Times New Roman" w:eastAsia="宋体"/>
-          <w:b w:val="0"/>
-          <w:color w:val="1A1A1A"/>
           <w:sz w:val="22"/>
         </w:rPr>
-        <w:t>把这三点与 AChE 促进 Aβ 聚集的机制放在一起，逻辑链即可闭合：AChE 的 PAS 提供成核界面，使 Aβ 由 α-螺旋向 β-折叠/β-发夹构象转变，从而降低纤维生成的能垒 [14]；而 344–361 区段构成 PAS 之外的第二个接触带。由于该接触带不被双位点抑制剂阻断，它同时意味着：能够结合 PAS 外围或 344–361 区段的分子，可以在不占据催化活性位点的前提下影响成核过程。我们的候选抗菌肽正是这样的分子 —— 它们本身具有两亲性阳离子特征，与上述界面的静电与疏水匹配度可以用分子对接与分子动力学定量评估。</w:t>
-      </w:r>
-    </w:p>
-    <w:p>
-      <w:pPr>
-        <w:spacing w:before="0" w:after="80"/>
-        <w:ind w:firstLine="440"/>
-        <w:jc w:val="both"/>
-      </w:pPr>
-      <w:r>
-        <w:rPr>
-          <w:rFonts w:ascii="Times New Roman" w:hAnsi="Times New Roman" w:eastAsia="宋体"/>
-          <w:b w:val="0"/>
-          <w:color w:val="1A1A1A"/>
-          <w:sz w:val="22"/>
-        </w:rPr>
-        <w:t>因此，机制部分不直接断言“抗菌肽促进 AD”，而是提出三个可检验的介入假设，以计算给出优先序、以实验给出证据（见第四节）：若候选肽能降低 AChE 诱导的成核速率（H1），或改变 Aβ 的聚集路径与纤维形态（H2），则“抗菌肽与 AD 病理相互促进”的说法就有了分子层面的支撑；若两者皆不成立，则把结论收缩到炎症通路与膜水平作用（H3）。这样的表述既不夸大因果，也回答了“关联到底靠什么机制落地”。</w:t>
+        <w:t>与本课题衔接：344-361 区段为候选抗菌肽介入提供位点——两亲阳离子特征与该界面静电/疏水匹配可用对接与 MD 定量评估；由此提出 H1-H3 三个可检验假设。</w:t>
       </w:r>
     </w:p>
     <w:p>
@@ -580,7 +937,7 @@
           <w:color w:val="555555"/>
           <w:sz w:val="19"/>
         </w:rPr>
-        <w:t>图 2　AChE–Aβ 复合物的分子动力学要点与候选抗菌肽的三个可检验介入假设</w:t>
+        <w:t>图2 AChE–Aβ 复合物的分子动力学要点与候选抗菌肽的三个可检验介入假设（H1 竞争PAS、H2 结合Aβ、H3 膜水平）</w:t>
       </w:r>
     </w:p>
     <w:p>
@@ -595,7 +952,7 @@
           <w:color w:val="1A1A1A"/>
           <w:sz w:val="28"/>
         </w:rPr>
-        <w:t>四、三个可检验假设与验证路径</w:t>
+        <w:t>四、三个可检验假设与验证路径（与PPT一致）</w:t>
       </w:r>
     </w:p>
     <w:tbl>
@@ -606,14 +963,14 @@
         <w:tblLook w:firstColumn="1" w:firstRow="1" w:lastColumn="0" w:lastRow="0" w:noHBand="0" w:noVBand="1" w:val="04A0"/>
       </w:tblPr>
       <w:tblGrid>
-        <w:gridCol w:w="3097"/>
-        <w:gridCol w:w="3097"/>
-        <w:gridCol w:w="3097"/>
+        <w:gridCol w:w="3135"/>
+        <w:gridCol w:w="3135"/>
+        <w:gridCol w:w="3135"/>
       </w:tblGrid>
       <w:tr>
         <w:tc>
           <w:tcPr>
-            <w:tcW w:type="dxa" w:w="1474"/>
+            <w:tcW w:type="dxa" w:w="1247"/>
           </w:tcPr>
           <w:p>
             <w:r/>
@@ -621,7 +978,7 @@
               <w:rPr>
                 <w:rFonts w:ascii="Times New Roman" w:hAnsi="Times New Roman" w:eastAsia="宋体"/>
                 <w:b/>
-                <w:sz w:val="19"/>
+                <w:sz w:val="18"/>
               </w:rPr>
               <w:t>假设</w:t>
             </w:r>
@@ -629,7 +986,7 @@
         </w:tc>
         <w:tc>
           <w:tcPr>
-            <w:tcW w:type="dxa" w:w="3969"/>
+            <w:tcW w:type="dxa" w:w="3685"/>
           </w:tcPr>
           <w:p>
             <w:r/>
@@ -637,7 +994,7 @@
               <w:rPr>
                 <w:rFonts w:ascii="Times New Roman" w:hAnsi="Times New Roman" w:eastAsia="宋体"/>
                 <w:b/>
-                <w:sz w:val="19"/>
+                <w:sz w:val="18"/>
               </w:rPr>
               <w:t>内容</w:t>
             </w:r>
@@ -645,7 +1002,7 @@
         </w:tc>
         <w:tc>
           <w:tcPr>
-            <w:tcW w:type="dxa" w:w="3628"/>
+            <w:tcW w:type="dxa" w:w="4139"/>
           </w:tcPr>
           <w:p>
             <w:r/>
@@ -653,7 +1010,7 @@
               <w:rPr>
                 <w:rFonts w:ascii="Times New Roman" w:hAnsi="Times New Roman" w:eastAsia="宋体"/>
                 <w:b/>
-                <w:sz w:val="19"/>
+                <w:sz w:val="18"/>
               </w:rPr>
               <w:t>验证方式</w:t>
             </w:r>
@@ -663,55 +1020,55 @@
       <w:tr>
         <w:tc>
           <w:tcPr>
-            <w:tcW w:type="dxa" w:w="1474"/>
+            <w:tcW w:type="dxa" w:w="1247"/>
           </w:tcPr>
           <w:p>
             <w:pPr>
-              <w:spacing w:line="288" w:lineRule="auto"/>
+              <w:spacing w:line="276" w:lineRule="auto"/>
             </w:pPr>
             <w:r/>
             <w:r>
               <w:rPr>
                 <w:rFonts w:ascii="Times New Roman" w:hAnsi="Times New Roman" w:eastAsia="宋体"/>
-                <w:sz w:val="19"/>
+                <w:sz w:val="18"/>
               </w:rPr>
-              <w:t>H1 竞争 PAS</w:t>
+              <w:t>H1 竞争PAS</w:t>
             </w:r>
           </w:p>
         </w:tc>
         <w:tc>
           <w:tcPr>
-            <w:tcW w:type="dxa" w:w="3969"/>
+            <w:tcW w:type="dxa" w:w="3685"/>
           </w:tcPr>
           <w:p>
             <w:pPr>
-              <w:spacing w:line="288" w:lineRule="auto"/>
+              <w:spacing w:line="276" w:lineRule="auto"/>
             </w:pPr>
             <w:r/>
             <w:r>
               <w:rPr>
                 <w:rFonts w:ascii="Times New Roman" w:hAnsi="Times New Roman" w:eastAsia="宋体"/>
-                <w:sz w:val="19"/>
+                <w:sz w:val="18"/>
               </w:rPr>
-              <w:t>候选抗菌肽与 AChE 的 PAS 结合，减少 AChE 诱导的 Aβ 成核与纤维生成。</w:t>
+              <w:t>候选抗菌肽与 AChE 的 PAS 结合，减少 AChE 诱导的 Aβ 成核</w:t>
             </w:r>
           </w:p>
         </w:tc>
         <w:tc>
           <w:tcPr>
-            <w:tcW w:type="dxa" w:w="3628"/>
+            <w:tcW w:type="dxa" w:w="4139"/>
           </w:tcPr>
           <w:p>
             <w:pPr>
-              <w:spacing w:line="288" w:lineRule="auto"/>
+              <w:spacing w:line="276" w:lineRule="auto"/>
             </w:pPr>
             <w:r/>
             <w:r>
               <w:rPr>
                 <w:rFonts w:ascii="Times New Roman" w:hAnsi="Times New Roman" w:eastAsia="宋体"/>
-                <w:sz w:val="19"/>
+                <w:sz w:val="18"/>
               </w:rPr>
-              <w:t>分子对接 + MD：比较候选肽存在/不存在时 Aβ 与 PAS 的结合自由能；酶活实验测 AChE 活性变化。</w:t>
+              <w:t>对接+MD：比较候选肽存在/不存在时 Aβ 与 PAS 结合自由能；酶活实验测 AChE 活性；propidium 竞争实验</w:t>
             </w:r>
           </w:p>
         </w:tc>
@@ -719,55 +1076,55 @@
       <w:tr>
         <w:tc>
           <w:tcPr>
-            <w:tcW w:type="dxa" w:w="1474"/>
+            <w:tcW w:type="dxa" w:w="1247"/>
           </w:tcPr>
           <w:p>
             <w:pPr>
-              <w:spacing w:line="288" w:lineRule="auto"/>
+              <w:spacing w:line="276" w:lineRule="auto"/>
             </w:pPr>
             <w:r/>
             <w:r>
               <w:rPr>
                 <w:rFonts w:ascii="Times New Roman" w:hAnsi="Times New Roman" w:eastAsia="宋体"/>
-                <w:sz w:val="19"/>
+                <w:sz w:val="18"/>
               </w:rPr>
-              <w:t>H2 结合 Aβ</w:t>
+              <w:t>H2 结合Aβ</w:t>
             </w:r>
           </w:p>
         </w:tc>
         <w:tc>
           <w:tcPr>
-            <w:tcW w:type="dxa" w:w="3969"/>
+            <w:tcW w:type="dxa" w:w="3685"/>
           </w:tcPr>
           <w:p>
             <w:pPr>
-              <w:spacing w:line="288" w:lineRule="auto"/>
+              <w:spacing w:line="276" w:lineRule="auto"/>
             </w:pPr>
             <w:r/>
             <w:r>
               <w:rPr>
                 <w:rFonts w:ascii="Times New Roman" w:hAnsi="Times New Roman" w:eastAsia="宋体"/>
-                <w:sz w:val="19"/>
+                <w:sz w:val="18"/>
               </w:rPr>
-              <w:t>候选抗菌肽直接与 Aβ 单体或寡聚体结合，改变聚集路径与纤维形态。</w:t>
+              <w:t>候选肽直接与 Aβ 单体/寡聚体结合，改变聚集路径与纤维形态</w:t>
             </w:r>
           </w:p>
         </w:tc>
         <w:tc>
           <w:tcPr>
-            <w:tcW w:type="dxa" w:w="3628"/>
+            <w:tcW w:type="dxa" w:w="4139"/>
           </w:tcPr>
           <w:p>
             <w:pPr>
-              <w:spacing w:line="288" w:lineRule="auto"/>
+              <w:spacing w:line="276" w:lineRule="auto"/>
             </w:pPr>
             <w:r/>
             <w:r>
               <w:rPr>
                 <w:rFonts w:ascii="Times New Roman" w:hAnsi="Times New Roman" w:eastAsia="宋体"/>
-                <w:sz w:val="19"/>
+                <w:sz w:val="18"/>
               </w:rPr>
-              <w:t>共孵育 + ThT 荧光动力学、电镜/原子力显微镜观察纤维形态；MD 给出结合位点与界面残基。</w:t>
+              <w:t>共孵育+ThT 荧光动力学、电镜/AFM 观察纤维形态；MD 给出结合位点与界面残基；LL-37-Aβ 互作作参照[10-12]</w:t>
             </w:r>
           </w:p>
         </w:tc>
@@ -775,55 +1132,55 @@
       <w:tr>
         <w:tc>
           <w:tcPr>
-            <w:tcW w:type="dxa" w:w="1474"/>
+            <w:tcW w:type="dxa" w:w="1247"/>
           </w:tcPr>
           <w:p>
             <w:pPr>
-              <w:spacing w:line="288" w:lineRule="auto"/>
+              <w:spacing w:line="276" w:lineRule="auto"/>
             </w:pPr>
             <w:r/>
             <w:r>
               <w:rPr>
                 <w:rFonts w:ascii="Times New Roman" w:hAnsi="Times New Roman" w:eastAsia="宋体"/>
-                <w:sz w:val="19"/>
+                <w:sz w:val="18"/>
               </w:rPr>
-              <w:t>H3 膜水平作用</w:t>
+              <w:t>H3 膜水平</w:t>
             </w:r>
           </w:p>
         </w:tc>
         <w:tc>
           <w:tcPr>
-            <w:tcW w:type="dxa" w:w="3969"/>
+            <w:tcW w:type="dxa" w:w="3685"/>
           </w:tcPr>
           <w:p>
             <w:pPr>
-              <w:spacing w:line="288" w:lineRule="auto"/>
+              <w:spacing w:line="276" w:lineRule="auto"/>
             </w:pPr>
             <w:r/>
             <w:r>
               <w:rPr>
                 <w:rFonts w:ascii="Times New Roman" w:hAnsi="Times New Roman" w:eastAsia="宋体"/>
-                <w:sz w:val="19"/>
+                <w:sz w:val="18"/>
               </w:rPr>
-              <w:t>候选抗菌肽改变膜相互作用，进而影响小胶质细胞的识别与炎症信号。</w:t>
+              <w:t>候选肽改变膜相互作用，影响小胶质识别与炎症信号</w:t>
             </w:r>
           </w:p>
         </w:tc>
         <w:tc>
           <w:tcPr>
-            <w:tcW w:type="dxa" w:w="3628"/>
+            <w:tcW w:type="dxa" w:w="4139"/>
           </w:tcPr>
           <w:p>
             <w:pPr>
-              <w:spacing w:line="288" w:lineRule="auto"/>
+              <w:spacing w:line="276" w:lineRule="auto"/>
             </w:pPr>
             <w:r/>
             <w:r>
               <w:rPr>
                 <w:rFonts w:ascii="Times New Roman" w:hAnsi="Times New Roman" w:eastAsia="宋体"/>
-                <w:sz w:val="19"/>
+                <w:sz w:val="18"/>
               </w:rPr>
-              <w:t>脂膜模型 MD + 细胞水平炎症因子检测（必要时）；先以计算给出优先序，再择一二验证。</w:t>
+              <w:t>脂膜模型 MD + 细胞水平炎症因子（TNF-α、IL-6、IL-1β）检测；CLIC1 转位作参照[11]</w:t>
             </w:r>
           </w:p>
         </w:tc>
@@ -857,7 +1214,7 @@
           <w:color w:val="1A1A1A"/>
           <w:sz w:val="22"/>
         </w:rPr>
-        <w:t>为使汇报口径经得起追问，下表把每一环的证据按强度分级；“待验证”一栏与本课题的研究内容直接对应。</w:t>
+        <w:t>为使答辩口径经得起追问，下表把每一环按强/中/待验证分级；待验证一栏与本课题直接对应。</w:t>
       </w:r>
     </w:p>
     <w:tbl>
@@ -868,14 +1225,14 @@
         <w:tblLook w:firstColumn="1" w:firstRow="1" w:lastColumn="0" w:lastRow="0" w:noHBand="0" w:noVBand="1" w:val="04A0"/>
       </w:tblPr>
       <w:tblGrid>
-        <w:gridCol w:w="3097"/>
-        <w:gridCol w:w="3097"/>
-        <w:gridCol w:w="3097"/>
+        <w:gridCol w:w="3135"/>
+        <w:gridCol w:w="3135"/>
+        <w:gridCol w:w="3135"/>
       </w:tblGrid>
       <w:tr>
         <w:tc>
           <w:tcPr>
-            <w:tcW w:type="dxa" w:w="4309"/>
+            <w:tcW w:type="dxa" w:w="3855"/>
           </w:tcPr>
           <w:p>
             <w:r/>
@@ -883,7 +1240,7 @@
               <w:rPr>
                 <w:rFonts w:ascii="Times New Roman" w:hAnsi="Times New Roman" w:eastAsia="宋体"/>
                 <w:b/>
-                <w:sz w:val="19"/>
+                <w:sz w:val="18"/>
               </w:rPr>
               <w:t>结论要点</w:t>
             </w:r>
@@ -891,7 +1248,7 @@
         </w:tc>
         <w:tc>
           <w:tcPr>
-            <w:tcW w:type="dxa" w:w="3402"/>
+            <w:tcW w:type="dxa" w:w="3118"/>
           </w:tcPr>
           <w:p>
             <w:r/>
@@ -899,7 +1256,7 @@
               <w:rPr>
                 <w:rFonts w:ascii="Times New Roman" w:hAnsi="Times New Roman" w:eastAsia="宋体"/>
                 <w:b/>
-                <w:sz w:val="19"/>
+                <w:sz w:val="18"/>
               </w:rPr>
               <w:t>证据强度</w:t>
             </w:r>
@@ -907,7 +1264,7 @@
         </w:tc>
         <w:tc>
           <w:tcPr>
-            <w:tcW w:type="dxa" w:w="1361"/>
+            <w:tcW w:type="dxa" w:w="1417"/>
           </w:tcPr>
           <w:p>
             <w:r/>
@@ -915,7 +1272,7 @@
               <w:rPr>
                 <w:rFonts w:ascii="Times New Roman" w:hAnsi="Times New Roman" w:eastAsia="宋体"/>
                 <w:b/>
-                <w:sz w:val="19"/>
+                <w:sz w:val="18"/>
               </w:rPr>
               <w:t>来源</w:t>
             </w:r>
@@ -925,53 +1282,53 @@
       <w:tr>
         <w:tc>
           <w:tcPr>
-            <w:tcW w:type="dxa" w:w="4309"/>
+            <w:tcW w:type="dxa" w:w="3855"/>
           </w:tcPr>
           <w:p>
             <w:pPr>
-              <w:spacing w:line="288" w:lineRule="auto"/>
+              <w:spacing w:line="276" w:lineRule="auto"/>
             </w:pPr>
             <w:r/>
             <w:r>
               <w:rPr>
                 <w:rFonts w:ascii="Times New Roman" w:hAnsi="Times New Roman" w:eastAsia="宋体"/>
-                <w:sz w:val="19"/>
+                <w:sz w:val="18"/>
               </w:rPr>
-              <w:t>Aβ 具有抗菌肽活性，AD 脑匀浆抗菌活性高于对照</w:t>
+              <w:t>Aβ 具抗菌活性，AD 脑匀浆活性更高，可被抗 Aβ 抗体清除</w:t>
             </w:r>
           </w:p>
         </w:tc>
         <w:tc>
           <w:tcPr>
-            <w:tcW w:type="dxa" w:w="3402"/>
+            <w:tcW w:type="dxa" w:w="3118"/>
           </w:tcPr>
           <w:p>
             <w:pPr>
-              <w:spacing w:line="288" w:lineRule="auto"/>
+              <w:spacing w:line="276" w:lineRule="auto"/>
             </w:pPr>
             <w:r/>
             <w:r>
               <w:rPr>
                 <w:rFonts w:ascii="Times New Roman" w:hAnsi="Times New Roman" w:eastAsia="宋体"/>
-                <w:sz w:val="19"/>
+                <w:sz w:val="18"/>
               </w:rPr>
-              <w:t>强（体外 + 人脑组织 + 抗体清除对照）</w:t>
+              <w:t>强（体外+人脑组织+抗体清除对照）</w:t>
             </w:r>
           </w:p>
         </w:tc>
         <w:tc>
           <w:tcPr>
-            <w:tcW w:type="dxa" w:w="1361"/>
+            <w:tcW w:type="dxa" w:w="1417"/>
           </w:tcPr>
           <w:p>
             <w:pPr>
-              <w:spacing w:line="288" w:lineRule="auto"/>
+              <w:spacing w:line="276" w:lineRule="auto"/>
             </w:pPr>
             <w:r/>
             <w:r>
               <w:rPr>
                 <w:rFonts w:ascii="Times New Roman" w:hAnsi="Times New Roman" w:eastAsia="宋体"/>
-                <w:sz w:val="19"/>
+                <w:sz w:val="18"/>
               </w:rPr>
               <w:t>[1]</w:t>
             </w:r>
@@ -981,35 +1338,35 @@
       <w:tr>
         <w:tc>
           <w:tcPr>
-            <w:tcW w:type="dxa" w:w="4309"/>
+            <w:tcW w:type="dxa" w:w="3855"/>
           </w:tcPr>
           <w:p>
             <w:pPr>
-              <w:spacing w:line="288" w:lineRule="auto"/>
+              <w:spacing w:line="276" w:lineRule="auto"/>
             </w:pPr>
             <w:r/>
             <w:r>
               <w:rPr>
                 <w:rFonts w:ascii="Times New Roman" w:hAnsi="Times New Roman" w:eastAsia="宋体"/>
-                <w:sz w:val="19"/>
+                <w:sz w:val="18"/>
               </w:rPr>
-              <w:t>Aβ 表达提高对感染的抵抗力；寡聚化为活性所需</w:t>
+              <w:t>Aβ 表达提高对感染抵抗力，寡聚化为活性必需</w:t>
             </w:r>
           </w:p>
         </w:tc>
         <w:tc>
           <w:tcPr>
-            <w:tcW w:type="dxa" w:w="3402"/>
+            <w:tcW w:type="dxa" w:w="3118"/>
           </w:tcPr>
           <w:p>
             <w:pPr>
-              <w:spacing w:line="288" w:lineRule="auto"/>
+              <w:spacing w:line="276" w:lineRule="auto"/>
             </w:pPr>
             <w:r/>
             <w:r>
               <w:rPr>
                 <w:rFonts w:ascii="Times New Roman" w:hAnsi="Times New Roman" w:eastAsia="宋体"/>
-                <w:sz w:val="19"/>
+                <w:sz w:val="18"/>
               </w:rPr>
               <w:t>强（小鼠、线虫、细胞模型）</w:t>
             </w:r>
@@ -1017,19 +1374,19 @@
         </w:tc>
         <w:tc>
           <w:tcPr>
-            <w:tcW w:type="dxa" w:w="1361"/>
+            <w:tcW w:type="dxa" w:w="1417"/>
           </w:tcPr>
           <w:p>
             <w:pPr>
-              <w:spacing w:line="288" w:lineRule="auto"/>
+              <w:spacing w:line="276" w:lineRule="auto"/>
             </w:pPr>
             <w:r/>
             <w:r>
               <w:rPr>
                 <w:rFonts w:ascii="Times New Roman" w:hAnsi="Times New Roman" w:eastAsia="宋体"/>
-                <w:sz w:val="19"/>
+                <w:sz w:val="18"/>
               </w:rPr>
-              <w:t>[16]</w:t>
+              <w:t>[2]</w:t>
             </w:r>
           </w:p>
         </w:tc>
@@ -1037,277 +1394,53 @@
       <w:tr>
         <w:tc>
           <w:tcPr>
-            <w:tcW w:type="dxa" w:w="4309"/>
+            <w:tcW w:type="dxa" w:w="3855"/>
           </w:tcPr>
           <w:p>
             <w:pPr>
-              <w:spacing w:line="288" w:lineRule="auto"/>
+              <w:spacing w:line="276" w:lineRule="auto"/>
             </w:pPr>
             <w:r/>
             <w:r>
               <w:rPr>
                 <w:rFonts w:ascii="Times New Roman" w:hAnsi="Times New Roman" w:eastAsia="宋体"/>
-                <w:sz w:val="19"/>
+                <w:sz w:val="18"/>
               </w:rPr>
-              <w:t>AD 脑内 β-防御素-1 / CAP37 / LL-37 上调</w:t>
+              <w:t>Aβ 抑制 HSV-1 复制入侵，斑块包裹病毒保护免于脑炎</w:t>
             </w:r>
           </w:p>
         </w:tc>
         <w:tc>
           <w:tcPr>
-            <w:tcW w:type="dxa" w:w="3402"/>
+            <w:tcW w:type="dxa" w:w="3118"/>
           </w:tcPr>
           <w:p>
             <w:pPr>
-              <w:spacing w:line="288" w:lineRule="auto"/>
+              <w:spacing w:line="276" w:lineRule="auto"/>
             </w:pPr>
             <w:r/>
             <w:r>
               <w:rPr>
                 <w:rFonts w:ascii="Times New Roman" w:hAnsi="Times New Roman" w:eastAsia="宋体"/>
-                <w:sz w:val="19"/>
+                <w:sz w:val="18"/>
               </w:rPr>
-              <w:t>中等—强（尸检脑组织，样本量有限）</w:t>
+              <w:t>强（细胞+5xFAD+3D培养）</w:t>
             </w:r>
           </w:p>
         </w:tc>
         <w:tc>
           <w:tcPr>
-            <w:tcW w:type="dxa" w:w="1361"/>
+            <w:tcW w:type="dxa" w:w="1417"/>
           </w:tcPr>
           <w:p>
             <w:pPr>
-              <w:spacing w:line="288" w:lineRule="auto"/>
+              <w:spacing w:line="276" w:lineRule="auto"/>
             </w:pPr>
             <w:r/>
             <w:r>
               <w:rPr>
                 <w:rFonts w:ascii="Times New Roman" w:hAnsi="Times New Roman" w:eastAsia="宋体"/>
-                <w:sz w:val="19"/>
-              </w:rPr>
-              <w:t>[2,3,4]</w:t>
-            </w:r>
-          </w:p>
-        </w:tc>
-      </w:tr>
-      <w:tr>
-        <w:tc>
-          <w:tcPr>
-            <w:tcW w:type="dxa" w:w="4309"/>
-          </w:tcPr>
-          <w:p>
-            <w:pPr>
-              <w:spacing w:line="288" w:lineRule="auto"/>
-            </w:pPr>
-            <w:r/>
-            <w:r>
-              <w:rPr>
-                <w:rFonts w:ascii="Times New Roman" w:hAnsi="Times New Roman" w:eastAsia="宋体"/>
-                <w:sz w:val="19"/>
-              </w:rPr>
-              <w:t>AD 脑与循环中存在细菌成分与内毒素，且与炎症相关</w:t>
-            </w:r>
-          </w:p>
-        </w:tc>
-        <w:tc>
-          <w:tcPr>
-            <w:tcW w:type="dxa" w:w="3402"/>
-          </w:tcPr>
-          <w:p>
-            <w:pPr>
-              <w:spacing w:line="288" w:lineRule="auto"/>
-            </w:pPr>
-            <w:r/>
-            <w:r>
-              <w:rPr>
-                <w:rFonts w:ascii="Times New Roman" w:hAnsi="Times New Roman" w:eastAsia="宋体"/>
-                <w:sz w:val="19"/>
-              </w:rPr>
-              <w:t>中等—强（多实验室重复，横断面为主）</w:t>
-            </w:r>
-          </w:p>
-        </w:tc>
-        <w:tc>
-          <w:tcPr>
-            <w:tcW w:type="dxa" w:w="1361"/>
-          </w:tcPr>
-          <w:p>
-            <w:pPr>
-              <w:spacing w:line="288" w:lineRule="auto"/>
-            </w:pPr>
-            <w:r/>
-            <w:r>
-              <w:rPr>
-                <w:rFonts w:ascii="Times New Roman" w:hAnsi="Times New Roman" w:eastAsia="宋体"/>
-                <w:sz w:val="19"/>
-              </w:rPr>
-              <w:t>[6]</w:t>
-            </w:r>
-          </w:p>
-        </w:tc>
-      </w:tr>
-      <w:tr>
-        <w:tc>
-          <w:tcPr>
-            <w:tcW w:type="dxa" w:w="4309"/>
-          </w:tcPr>
-          <w:p>
-            <w:pPr>
-              <w:spacing w:line="288" w:lineRule="auto"/>
-            </w:pPr>
-            <w:r/>
-            <w:r>
-              <w:rPr>
-                <w:rFonts w:ascii="Times New Roman" w:hAnsi="Times New Roman" w:eastAsia="宋体"/>
-                <w:sz w:val="19"/>
-              </w:rPr>
-              <w:t>AChE 经 PAS 促进 Aβ 聚集；PAS 为成核中心</w:t>
-            </w:r>
-          </w:p>
-        </w:tc>
-        <w:tc>
-          <w:tcPr>
-            <w:tcW w:type="dxa" w:w="3402"/>
-          </w:tcPr>
-          <w:p>
-            <w:pPr>
-              <w:spacing w:line="288" w:lineRule="auto"/>
-            </w:pPr>
-            <w:r/>
-            <w:r>
-              <w:rPr>
-                <w:rFonts w:ascii="Times New Roman" w:hAnsi="Times New Roman" w:eastAsia="宋体"/>
-                <w:sz w:val="19"/>
-              </w:rPr>
-              <w:t>强（体外动力学 + 位点阻断实验）</w:t>
-            </w:r>
-          </w:p>
-        </w:tc>
-        <w:tc>
-          <w:tcPr>
-            <w:tcW w:type="dxa" w:w="1361"/>
-          </w:tcPr>
-          <w:p>
-            <w:pPr>
-              <w:spacing w:line="288" w:lineRule="auto"/>
-            </w:pPr>
-            <w:r/>
-            <w:r>
-              <w:rPr>
-                <w:rFonts w:ascii="Times New Roman" w:hAnsi="Times New Roman" w:eastAsia="宋体"/>
-                <w:sz w:val="19"/>
-              </w:rPr>
-              <w:t>[14]</w:t>
-            </w:r>
-          </w:p>
-        </w:tc>
-      </w:tr>
-      <w:tr>
-        <w:tc>
-          <w:tcPr>
-            <w:tcW w:type="dxa" w:w="4309"/>
-          </w:tcPr>
-          <w:p>
-            <w:pPr>
-              <w:spacing w:line="288" w:lineRule="auto"/>
-            </w:pPr>
-            <w:r/>
-            <w:r>
-              <w:rPr>
-                <w:rFonts w:ascii="Times New Roman" w:hAnsi="Times New Roman" w:eastAsia="宋体"/>
-                <w:sz w:val="19"/>
-              </w:rPr>
-              <w:t>Aβ—AChE 复合物在 1 μs MD 中稳定，停留区段 344–361</w:t>
-            </w:r>
-          </w:p>
-        </w:tc>
-        <w:tc>
-          <w:tcPr>
-            <w:tcW w:type="dxa" w:w="3402"/>
-          </w:tcPr>
-          <w:p>
-            <w:pPr>
-              <w:spacing w:line="288" w:lineRule="auto"/>
-            </w:pPr>
-            <w:r/>
-            <w:r>
-              <w:rPr>
-                <w:rFonts w:ascii="Times New Roman" w:hAnsi="Times New Roman" w:eastAsia="宋体"/>
-                <w:sz w:val="19"/>
-              </w:rPr>
-              <w:t>中等（单一模拟体系，需独立重复）</w:t>
-            </w:r>
-          </w:p>
-        </w:tc>
-        <w:tc>
-          <w:tcPr>
-            <w:tcW w:type="dxa" w:w="1361"/>
-          </w:tcPr>
-          <w:p>
-            <w:pPr>
-              <w:spacing w:line="288" w:lineRule="auto"/>
-            </w:pPr>
-            <w:r/>
-            <w:r>
-              <w:rPr>
-                <w:rFonts w:ascii="Times New Roman" w:hAnsi="Times New Roman" w:eastAsia="宋体"/>
-                <w:sz w:val="19"/>
-              </w:rPr>
-              <w:t>[15]</w:t>
-            </w:r>
-          </w:p>
-        </w:tc>
-      </w:tr>
-      <w:tr>
-        <w:tc>
-          <w:tcPr>
-            <w:tcW w:type="dxa" w:w="4309"/>
-          </w:tcPr>
-          <w:p>
-            <w:pPr>
-              <w:spacing w:line="288" w:lineRule="auto"/>
-            </w:pPr>
-            <w:r/>
-            <w:r>
-              <w:rPr>
-                <w:rFonts w:ascii="Times New Roman" w:hAnsi="Times New Roman" w:eastAsia="宋体"/>
-                <w:sz w:val="19"/>
-              </w:rPr>
-              <w:t>LL-37 经 CLIC1 促进小胶质活化与 AD 样病理</w:t>
-            </w:r>
-          </w:p>
-        </w:tc>
-        <w:tc>
-          <w:tcPr>
-            <w:tcW w:type="dxa" w:w="3402"/>
-          </w:tcPr>
-          <w:p>
-            <w:pPr>
-              <w:spacing w:line="288" w:lineRule="auto"/>
-            </w:pPr>
-            <w:r/>
-            <w:r>
-              <w:rPr>
-                <w:rFonts w:ascii="Times New Roman" w:hAnsi="Times New Roman" w:eastAsia="宋体"/>
-                <w:sz w:val="19"/>
-              </w:rPr>
-              <w:t>中等—强（小鼠与猴模型）</w:t>
-            </w:r>
-          </w:p>
-        </w:tc>
-        <w:tc>
-          <w:tcPr>
-            <w:tcW w:type="dxa" w:w="1361"/>
-          </w:tcPr>
-          <w:p>
-            <w:pPr>
-              <w:spacing w:line="288" w:lineRule="auto"/>
-            </w:pPr>
-            <w:r/>
-            <w:r>
-              <w:rPr>
-                <w:rFonts w:ascii="Times New Roman" w:hAnsi="Times New Roman" w:eastAsia="宋体"/>
-                <w:sz w:val="19"/>
+                <w:sz w:val="18"/>
               </w:rPr>
               <w:t>[4,5]</w:t>
             </w:r>
@@ -1317,17 +1450,353 @@
       <w:tr>
         <w:tc>
           <w:tcPr>
-            <w:tcW w:type="dxa" w:w="4309"/>
+            <w:tcW w:type="dxa" w:w="3855"/>
           </w:tcPr>
           <w:p>
             <w:pPr>
-              <w:spacing w:line="288" w:lineRule="auto"/>
+              <w:spacing w:line="276" w:lineRule="auto"/>
             </w:pPr>
             <w:r/>
             <w:r>
               <w:rPr>
                 <w:rFonts w:ascii="Times New Roman" w:hAnsi="Times New Roman" w:eastAsia="宋体"/>
-                <w:sz w:val="19"/>
+                <w:sz w:val="18"/>
+              </w:rPr>
+              <w:t>AD 脑内 β-防御素-1/CAP37/LL-37 上调</w:t>
+            </w:r>
+          </w:p>
+        </w:tc>
+        <w:tc>
+          <w:tcPr>
+            <w:tcW w:type="dxa" w:w="3118"/>
+          </w:tcPr>
+          <w:p>
+            <w:pPr>
+              <w:spacing w:line="276" w:lineRule="auto"/>
+            </w:pPr>
+            <w:r/>
+            <w:r>
+              <w:rPr>
+                <w:rFonts w:ascii="Times New Roman" w:hAnsi="Times New Roman" w:eastAsia="宋体"/>
+                <w:sz w:val="18"/>
+              </w:rPr>
+              <w:t>中-强（尸检脑，样本有限）</w:t>
+            </w:r>
+          </w:p>
+        </w:tc>
+        <w:tc>
+          <w:tcPr>
+            <w:tcW w:type="dxa" w:w="1417"/>
+          </w:tcPr>
+          <w:p>
+            <w:pPr>
+              <w:spacing w:line="276" w:lineRule="auto"/>
+            </w:pPr>
+            <w:r/>
+            <w:r>
+              <w:rPr>
+                <w:rFonts w:ascii="Times New Roman" w:hAnsi="Times New Roman" w:eastAsia="宋体"/>
+                <w:sz w:val="18"/>
+              </w:rPr>
+              <w:t>[7,9-11]</w:t>
+            </w:r>
+          </w:p>
+        </w:tc>
+      </w:tr>
+      <w:tr>
+        <w:tc>
+          <w:tcPr>
+            <w:tcW w:type="dxa" w:w="3855"/>
+          </w:tcPr>
+          <w:p>
+            <w:pPr>
+              <w:spacing w:line="276" w:lineRule="auto"/>
+            </w:pPr>
+            <w:r/>
+            <w:r>
+              <w:rPr>
+                <w:rFonts w:ascii="Times New Roman" w:hAnsi="Times New Roman" w:eastAsia="宋体"/>
+                <w:sz w:val="18"/>
+              </w:rPr>
+              <w:t>AD 血清/CSF 中 hBD-2、HNP1-3 升高，DEFB4 拷贝数更高</w:t>
+            </w:r>
+          </w:p>
+        </w:tc>
+        <w:tc>
+          <w:tcPr>
+            <w:tcW w:type="dxa" w:w="3118"/>
+          </w:tcPr>
+          <w:p>
+            <w:pPr>
+              <w:spacing w:line="276" w:lineRule="auto"/>
+            </w:pPr>
+            <w:r/>
+            <w:r>
+              <w:rPr>
+                <w:rFonts w:ascii="Times New Roman" w:hAnsi="Times New Roman" w:eastAsia="宋体"/>
+                <w:sz w:val="18"/>
+              </w:rPr>
+              <w:t>中（临床样本，异质性）</w:t>
+            </w:r>
+          </w:p>
+        </w:tc>
+        <w:tc>
+          <w:tcPr>
+            <w:tcW w:type="dxa" w:w="1417"/>
+          </w:tcPr>
+          <w:p>
+            <w:pPr>
+              <w:spacing w:line="276" w:lineRule="auto"/>
+            </w:pPr>
+            <w:r/>
+            <w:r>
+              <w:rPr>
+                <w:rFonts w:ascii="Times New Roman" w:hAnsi="Times New Roman" w:eastAsia="宋体"/>
+                <w:sz w:val="18"/>
+              </w:rPr>
+              <w:t>[8]</w:t>
+            </w:r>
+          </w:p>
+        </w:tc>
+      </w:tr>
+      <w:tr>
+        <w:tc>
+          <w:tcPr>
+            <w:tcW w:type="dxa" w:w="3855"/>
+          </w:tcPr>
+          <w:p>
+            <w:pPr>
+              <w:spacing w:line="276" w:lineRule="auto"/>
+            </w:pPr>
+            <w:r/>
+            <w:r>
+              <w:rPr>
+                <w:rFonts w:ascii="Times New Roman" w:hAnsi="Times New Roman" w:eastAsia="宋体"/>
+                <w:sz w:val="18"/>
+              </w:rPr>
+              <w:t>AD 脑与循环中存在 LPS、牙龈卟啉单胞菌，血浆 LPS 约3倍</w:t>
+            </w:r>
+          </w:p>
+        </w:tc>
+        <w:tc>
+          <w:tcPr>
+            <w:tcW w:type="dxa" w:w="3118"/>
+          </w:tcPr>
+          <w:p>
+            <w:pPr>
+              <w:spacing w:line="276" w:lineRule="auto"/>
+            </w:pPr>
+            <w:r/>
+            <w:r>
+              <w:rPr>
+                <w:rFonts w:ascii="Times New Roman" w:hAnsi="Times New Roman" w:eastAsia="宋体"/>
+                <w:sz w:val="18"/>
+              </w:rPr>
+              <w:t>中-强（多实验室重复，横断面）</w:t>
+            </w:r>
+          </w:p>
+        </w:tc>
+        <w:tc>
+          <w:tcPr>
+            <w:tcW w:type="dxa" w:w="1417"/>
+          </w:tcPr>
+          <w:p>
+            <w:pPr>
+              <w:spacing w:line="276" w:lineRule="auto"/>
+            </w:pPr>
+            <w:r/>
+            <w:r>
+              <w:rPr>
+                <w:rFonts w:ascii="Times New Roman" w:hAnsi="Times New Roman" w:eastAsia="宋体"/>
+                <w:sz w:val="18"/>
+              </w:rPr>
+              <w:t>[13-16]</w:t>
+            </w:r>
+          </w:p>
+        </w:tc>
+      </w:tr>
+      <w:tr>
+        <w:tc>
+          <w:tcPr>
+            <w:tcW w:type="dxa" w:w="3855"/>
+          </w:tcPr>
+          <w:p>
+            <w:pPr>
+              <w:spacing w:line="276" w:lineRule="auto"/>
+            </w:pPr>
+            <w:r/>
+            <w:r>
+              <w:rPr>
+                <w:rFonts w:ascii="Times New Roman" w:hAnsi="Times New Roman" w:eastAsia="宋体"/>
+                <w:sz w:val="18"/>
+              </w:rPr>
+              <w:t>AChE 经 PAS 促进 Aβ 聚集，PAS 为成核中心，propidium 阻断</w:t>
+            </w:r>
+          </w:p>
+        </w:tc>
+        <w:tc>
+          <w:tcPr>
+            <w:tcW w:type="dxa" w:w="3118"/>
+          </w:tcPr>
+          <w:p>
+            <w:pPr>
+              <w:spacing w:line="276" w:lineRule="auto"/>
+            </w:pPr>
+            <w:r/>
+            <w:r>
+              <w:rPr>
+                <w:rFonts w:ascii="Times New Roman" w:hAnsi="Times New Roman" w:eastAsia="宋体"/>
+                <w:sz w:val="18"/>
+              </w:rPr>
+              <w:t>强（体外动力学+位点阻断）</w:t>
+            </w:r>
+          </w:p>
+        </w:tc>
+        <w:tc>
+          <w:tcPr>
+            <w:tcW w:type="dxa" w:w="1417"/>
+          </w:tcPr>
+          <w:p>
+            <w:pPr>
+              <w:spacing w:line="276" w:lineRule="auto"/>
+            </w:pPr>
+            <w:r/>
+            <w:r>
+              <w:rPr>
+                <w:rFonts w:ascii="Times New Roman" w:hAnsi="Times New Roman" w:eastAsia="宋体"/>
+                <w:sz w:val="18"/>
+              </w:rPr>
+              <w:t>[27-31]</w:t>
+            </w:r>
+          </w:p>
+        </w:tc>
+      </w:tr>
+      <w:tr>
+        <w:tc>
+          <w:tcPr>
+            <w:tcW w:type="dxa" w:w="3855"/>
+          </w:tcPr>
+          <w:p>
+            <w:pPr>
+              <w:spacing w:line="276" w:lineRule="auto"/>
+            </w:pPr>
+            <w:r/>
+            <w:r>
+              <w:rPr>
+                <w:rFonts w:ascii="Times New Roman" w:hAnsi="Times New Roman" w:eastAsia="宋体"/>
+                <w:sz w:val="18"/>
+              </w:rPr>
+              <w:t>Aβ-AChE 复合物在 1 μs MD 中稳定，停留区 344-361，不受双位点抑制剂位阻</w:t>
+            </w:r>
+          </w:p>
+        </w:tc>
+        <w:tc>
+          <w:tcPr>
+            <w:tcW w:type="dxa" w:w="3118"/>
+          </w:tcPr>
+          <w:p>
+            <w:pPr>
+              <w:spacing w:line="276" w:lineRule="auto"/>
+            </w:pPr>
+            <w:r/>
+            <w:r>
+              <w:rPr>
+                <w:rFonts w:ascii="Times New Roman" w:hAnsi="Times New Roman" w:eastAsia="宋体"/>
+                <w:sz w:val="18"/>
+              </w:rPr>
+              <w:t>中（单一模拟体系，需独立重复）</w:t>
+            </w:r>
+          </w:p>
+        </w:tc>
+        <w:tc>
+          <w:tcPr>
+            <w:tcW w:type="dxa" w:w="1417"/>
+          </w:tcPr>
+          <w:p>
+            <w:pPr>
+              <w:spacing w:line="276" w:lineRule="auto"/>
+            </w:pPr>
+            <w:r/>
+            <w:r>
+              <w:rPr>
+                <w:rFonts w:ascii="Times New Roman" w:hAnsi="Times New Roman" w:eastAsia="宋体"/>
+                <w:sz w:val="18"/>
+              </w:rPr>
+              <w:t>[32]</w:t>
+            </w:r>
+          </w:p>
+        </w:tc>
+      </w:tr>
+      <w:tr>
+        <w:tc>
+          <w:tcPr>
+            <w:tcW w:type="dxa" w:w="3855"/>
+          </w:tcPr>
+          <w:p>
+            <w:pPr>
+              <w:spacing w:line="276" w:lineRule="auto"/>
+            </w:pPr>
+            <w:r/>
+            <w:r>
+              <w:rPr>
+                <w:rFonts w:ascii="Times New Roman" w:hAnsi="Times New Roman" w:eastAsia="宋体"/>
+                <w:sz w:val="18"/>
+              </w:rPr>
+              <w:t>LL-37 经 CLIC1 促进小胶质活化与 AD 样病理</w:t>
+            </w:r>
+          </w:p>
+        </w:tc>
+        <w:tc>
+          <w:tcPr>
+            <w:tcW w:type="dxa" w:w="3118"/>
+          </w:tcPr>
+          <w:p>
+            <w:pPr>
+              <w:spacing w:line="276" w:lineRule="auto"/>
+            </w:pPr>
+            <w:r/>
+            <w:r>
+              <w:rPr>
+                <w:rFonts w:ascii="Times New Roman" w:hAnsi="Times New Roman" w:eastAsia="宋体"/>
+                <w:sz w:val="18"/>
+              </w:rPr>
+              <w:t>中-强（小鼠与猴模型）</w:t>
+            </w:r>
+          </w:p>
+        </w:tc>
+        <w:tc>
+          <w:tcPr>
+            <w:tcW w:type="dxa" w:w="1417"/>
+          </w:tcPr>
+          <w:p>
+            <w:pPr>
+              <w:spacing w:line="276" w:lineRule="auto"/>
+            </w:pPr>
+            <w:r/>
+            <w:r>
+              <w:rPr>
+                <w:rFonts w:ascii="Times New Roman" w:hAnsi="Times New Roman" w:eastAsia="宋体"/>
+                <w:sz w:val="18"/>
+              </w:rPr>
+              <w:t>[10,11]</w:t>
+            </w:r>
+          </w:p>
+        </w:tc>
+      </w:tr>
+      <w:tr>
+        <w:tc>
+          <w:tcPr>
+            <w:tcW w:type="dxa" w:w="3855"/>
+          </w:tcPr>
+          <w:p>
+            <w:pPr>
+              <w:spacing w:line="276" w:lineRule="auto"/>
+            </w:pPr>
+            <w:r/>
+            <w:r>
+              <w:rPr>
+                <w:rFonts w:ascii="Times New Roman" w:hAnsi="Times New Roman" w:eastAsia="宋体"/>
+                <w:sz w:val="18"/>
               </w:rPr>
               <w:t>AD 患者菌群失衡（促炎菌↑、产丁酸菌↓、多样性↓）</w:t>
             </w:r>
@@ -1335,37 +1804,37 @@
         </w:tc>
         <w:tc>
           <w:tcPr>
-            <w:tcW w:type="dxa" w:w="3402"/>
+            <w:tcW w:type="dxa" w:w="3118"/>
           </w:tcPr>
           <w:p>
             <w:pPr>
-              <w:spacing w:line="288" w:lineRule="auto"/>
+              <w:spacing w:line="276" w:lineRule="auto"/>
             </w:pPr>
             <w:r/>
             <w:r>
               <w:rPr>
                 <w:rFonts w:ascii="Times New Roman" w:hAnsi="Times New Roman" w:eastAsia="宋体"/>
-                <w:sz w:val="19"/>
+                <w:sz w:val="18"/>
               </w:rPr>
-              <w:t>中等（研究间异质性大，受地域与药物影响）</w:t>
+              <w:t>中（研究间异质性大，受地域药物影响）</w:t>
             </w:r>
           </w:p>
         </w:tc>
         <w:tc>
           <w:tcPr>
-            <w:tcW w:type="dxa" w:w="1361"/>
+            <w:tcW w:type="dxa" w:w="1417"/>
           </w:tcPr>
           <w:p>
             <w:pPr>
-              <w:spacing w:line="288" w:lineRule="auto"/>
+              <w:spacing w:line="276" w:lineRule="auto"/>
             </w:pPr>
             <w:r/>
             <w:r>
               <w:rPr>
                 <w:rFonts w:ascii="Times New Roman" w:hAnsi="Times New Roman" w:eastAsia="宋体"/>
-                <w:sz w:val="19"/>
+                <w:sz w:val="18"/>
               </w:rPr>
-              <w:t>[7,8,12,13]</w:t>
+              <w:t>[18-21]</w:t>
             </w:r>
           </w:p>
         </w:tc>
@@ -1373,53 +1842,109 @@
       <w:tr>
         <w:tc>
           <w:tcPr>
-            <w:tcW w:type="dxa" w:w="4309"/>
+            <w:tcW w:type="dxa" w:w="3855"/>
           </w:tcPr>
           <w:p>
             <w:pPr>
-              <w:spacing w:line="288" w:lineRule="auto"/>
+              <w:spacing w:line="276" w:lineRule="auto"/>
             </w:pPr>
             <w:r/>
             <w:r>
               <w:rPr>
                 <w:rFonts w:ascii="Times New Roman" w:hAnsi="Times New Roman" w:eastAsia="宋体"/>
-                <w:sz w:val="19"/>
+                <w:sz w:val="18"/>
               </w:rPr>
-              <w:t>微生物源抗菌肽在 AD 患者中增多</w:t>
+              <w:t>抗菌活性可深度学习预测，83%阳性率，低同源新肽</w:t>
             </w:r>
           </w:p>
         </w:tc>
         <w:tc>
           <w:tcPr>
-            <w:tcW w:type="dxa" w:w="3402"/>
+            <w:tcW w:type="dxa" w:w="3118"/>
           </w:tcPr>
           <w:p>
             <w:pPr>
-              <w:spacing w:line="288" w:lineRule="auto"/>
+              <w:spacing w:line="276" w:lineRule="auto"/>
             </w:pPr>
             <w:r/>
             <w:r>
               <w:rPr>
                 <w:rFonts w:ascii="Times New Roman" w:hAnsi="Times New Roman" w:eastAsia="宋体"/>
-                <w:sz w:val="19"/>
+                <w:sz w:val="18"/>
               </w:rPr>
-              <w:t>待验证（本课题要回答的问题）</w:t>
+              <w:t>强（Nat Biotechnol+Cell 验证）</w:t>
             </w:r>
           </w:p>
         </w:tc>
         <w:tc>
           <w:tcPr>
-            <w:tcW w:type="dxa" w:w="1361"/>
+            <w:tcW w:type="dxa" w:w="1417"/>
           </w:tcPr>
           <w:p>
             <w:pPr>
-              <w:spacing w:line="288" w:lineRule="auto"/>
+              <w:spacing w:line="276" w:lineRule="auto"/>
             </w:pPr>
             <w:r/>
             <w:r>
               <w:rPr>
                 <w:rFonts w:ascii="Times New Roman" w:hAnsi="Times New Roman" w:eastAsia="宋体"/>
-                <w:sz w:val="19"/>
+                <w:sz w:val="18"/>
+              </w:rPr>
+              <w:t>[22,23]</w:t>
+            </w:r>
+          </w:p>
+        </w:tc>
+      </w:tr>
+      <w:tr>
+        <w:tc>
+          <w:tcPr>
+            <w:tcW w:type="dxa" w:w="3855"/>
+          </w:tcPr>
+          <w:p>
+            <w:pPr>
+              <w:spacing w:line="276" w:lineRule="auto"/>
+            </w:pPr>
+            <w:r/>
+            <w:r>
+              <w:rPr>
+                <w:rFonts w:ascii="Times New Roman" w:hAnsi="Times New Roman" w:eastAsia="宋体"/>
+                <w:sz w:val="18"/>
+              </w:rPr>
+              <w:t>微生物源抗菌肽在 AD 增多且随阶段变化</w:t>
+            </w:r>
+          </w:p>
+        </w:tc>
+        <w:tc>
+          <w:tcPr>
+            <w:tcW w:type="dxa" w:w="3118"/>
+          </w:tcPr>
+          <w:p>
+            <w:pPr>
+              <w:spacing w:line="276" w:lineRule="auto"/>
+            </w:pPr>
+            <w:r/>
+            <w:r>
+              <w:rPr>
+                <w:rFonts w:ascii="Times New Roman" w:hAnsi="Times New Roman" w:eastAsia="宋体"/>
+                <w:sz w:val="18"/>
+              </w:rPr>
+              <w:t>待验证（本课题）</w:t>
+            </w:r>
+          </w:p>
+        </w:tc>
+        <w:tc>
+          <w:tcPr>
+            <w:tcW w:type="dxa" w:w="1417"/>
+          </w:tcPr>
+          <w:p>
+            <w:pPr>
+              <w:spacing w:line="276" w:lineRule="auto"/>
+            </w:pPr>
+            <w:r/>
+            <w:r>
+              <w:rPr>
+                <w:rFonts w:ascii="Times New Roman" w:hAnsi="Times New Roman" w:eastAsia="宋体"/>
+                <w:sz w:val="18"/>
               </w:rPr>
               <w:t>本研究</w:t>
             </w:r>
@@ -1429,53 +1954,53 @@
       <w:tr>
         <w:tc>
           <w:tcPr>
-            <w:tcW w:type="dxa" w:w="4309"/>
+            <w:tcW w:type="dxa" w:w="3855"/>
           </w:tcPr>
           <w:p>
             <w:pPr>
-              <w:spacing w:line="288" w:lineRule="auto"/>
+              <w:spacing w:line="276" w:lineRule="auto"/>
             </w:pPr>
             <w:r/>
             <w:r>
               <w:rPr>
                 <w:rFonts w:ascii="Times New Roman" w:hAnsi="Times New Roman" w:eastAsia="宋体"/>
-                <w:sz w:val="19"/>
+                <w:sz w:val="18"/>
               </w:rPr>
-              <w:t>候选抗菌肽经 AChE–Aβ 界面对成核的影响</w:t>
+              <w:t>候选肽经 AChE-Aβ 界面影响成核（H1-H3）</w:t>
             </w:r>
           </w:p>
         </w:tc>
         <w:tc>
           <w:tcPr>
-            <w:tcW w:type="dxa" w:w="3402"/>
+            <w:tcW w:type="dxa" w:w="3118"/>
           </w:tcPr>
           <w:p>
             <w:pPr>
-              <w:spacing w:line="288" w:lineRule="auto"/>
+              <w:spacing w:line="276" w:lineRule="auto"/>
             </w:pPr>
             <w:r/>
             <w:r>
               <w:rPr>
                 <w:rFonts w:ascii="Times New Roman" w:hAnsi="Times New Roman" w:eastAsia="宋体"/>
-                <w:sz w:val="19"/>
+                <w:sz w:val="18"/>
               </w:rPr>
-              <w:t>待验证（H1—H3）</w:t>
+              <w:t>待验证</w:t>
             </w:r>
           </w:p>
         </w:tc>
         <w:tc>
           <w:tcPr>
-            <w:tcW w:type="dxa" w:w="1361"/>
+            <w:tcW w:type="dxa" w:w="1417"/>
           </w:tcPr>
           <w:p>
             <w:pPr>
-              <w:spacing w:line="288" w:lineRule="auto"/>
+              <w:spacing w:line="276" w:lineRule="auto"/>
             </w:pPr>
             <w:r/>
             <w:r>
               <w:rPr>
                 <w:rFonts w:ascii="Times New Roman" w:hAnsi="Times New Roman" w:eastAsia="宋体"/>
-                <w:sz w:val="19"/>
+                <w:sz w:val="18"/>
               </w:rPr>
               <w:t>本研究</w:t>
             </w:r>
@@ -1495,59 +2020,142 @@
           <w:color w:val="1A1A1A"/>
           <w:sz w:val="28"/>
         </w:rPr>
-        <w:t>六、汇报口径建议</w:t>
+        <w:t>六、抗菌活性预测部分是否已说清？（补充）</w:t>
+      </w:r>
+    </w:p>
+    <w:p>
+      <w:pPr>
+        <w:spacing w:before="0" w:after="80"/>
+        <w:ind w:firstLine="440"/>
+        <w:jc w:val="both"/>
+      </w:pPr>
+      <w:r>
+        <w:rPr>
+          <w:rFonts w:ascii="Times New Roman" w:hAnsi="Times New Roman" w:eastAsia="宋体"/>
+          <w:b w:val="0"/>
+          <w:color w:val="1A1A1A"/>
+          <w:sz w:val="22"/>
+        </w:rPr>
+        <w:t>原 PPT 第6页已说明三模型共识预测，但未展开预测可行性的文献基础，现补充如下。</w:t>
       </w:r>
     </w:p>
     <w:p>
       <w:pPr>
         <w:pStyle w:val="ListBullet"/>
-        <w:spacing w:after="60" w:line="324" w:lineRule="auto"/>
+        <w:spacing w:after="60" w:line="312" w:lineRule="auto"/>
       </w:pPr>
       <w:r>
         <w:rPr>
           <w:rFonts w:ascii="Times New Roman" w:hAnsi="Times New Roman" w:eastAsia="宋体"/>
           <w:sz w:val="22"/>
         </w:rPr>
-        <w:t>讲关联时先说“同属先天免疫效应分子”，再讲“双刃剑”，最后落到 AChE–PAS 成核这一具体机制；不要一上来就下“抗菌肽导致 AD”的因果结论。</w:t>
+        <w:t>技术可行性：Ma 等2022年从人肠道宏基因组用 Attention/LSTM/BERT 三模型挖掘，阳性率83%，低同源[22]；Santos-Junior 2024年全球微生物组 86万非冗余肽，79%活性[23]；Wan 2024综述涵盖活性、毒性、溶解度预测[24]。</w:t>
       </w:r>
     </w:p>
     <w:p>
       <w:pPr>
         <w:pStyle w:val="ListBullet"/>
-        <w:spacing w:after="60" w:line="324" w:lineRule="auto"/>
+        <w:spacing w:after="60" w:line="312" w:lineRule="auto"/>
       </w:pPr>
       <w:r>
         <w:rPr>
           <w:rFonts w:ascii="Times New Roman" w:hAnsi="Times New Roman" w:eastAsia="宋体"/>
           <w:sz w:val="22"/>
         </w:rPr>
-        <w:t>涉及数量差异时区分三个层次：宿主来源 vs 微生物来源、局部（肠腔）vs 系统（循环）、总体活性 vs 具体肽；本课题回答的是“微生物来源、按认知阶段划分”的差异。</w:t>
+        <w:t>本课题口径：采用 Attention、LSTM、BERT 三类结构独立预测，三者一致判阳性才纳入候选，以降低单一模型偏倚；再以宏蛋白组表达证据二次去重，解决 有预测、无表达 假阳性；最后以抑菌实验（纸片扩散初筛+微量肉汤稀释测 MIC）验证。</w:t>
       </w:r>
     </w:p>
     <w:p>
       <w:pPr>
         <w:pStyle w:val="ListBullet"/>
-        <w:spacing w:after="60" w:line="324" w:lineRule="auto"/>
+        <w:spacing w:after="60" w:line="312" w:lineRule="auto"/>
       </w:pPr>
       <w:r>
         <w:rPr>
           <w:rFonts w:ascii="Times New Roman" w:hAnsi="Times New Roman" w:eastAsia="宋体"/>
           <w:sz w:val="22"/>
         </w:rPr>
-        <w:t>把“AD 组更多”表述为有文献支持的预期方向（宿主抗菌肽与总活性已见升高 [1-4]），微生物源抗菌肽的结论以本项目数据为准。</w:t>
+        <w:t>验证设计：指示菌大肠杆菌与金黄色葡萄球菌为通用、可及；设阳性对照（已知抗菌肽 LL-37）与阴性对照（溶剂）；每组重复；定位为候选肽抑菌活性的直接验证，不夸大为完整药理评价。</w:t>
+      </w:r>
+    </w:p>
+    <w:p>
+      <w:pPr>
+        <w:spacing w:before="240" w:after="120"/>
+        <w:jc w:val="left"/>
+      </w:pPr>
+      <w:r>
+        <w:rPr>
+          <w:rFonts w:ascii="Times New Roman" w:hAnsi="Times New Roman" w:eastAsia="宋体"/>
+          <w:b/>
+          <w:color w:val="1A1A1A"/>
+          <w:sz w:val="28"/>
+        </w:rPr>
+        <w:t>七、汇报口径建议（避免被追问）</w:t>
       </w:r>
     </w:p>
     <w:p>
       <w:pPr>
         <w:pStyle w:val="ListBullet"/>
-        <w:spacing w:after="60" w:line="324" w:lineRule="auto"/>
+        <w:spacing w:after="60" w:line="312" w:lineRule="auto"/>
       </w:pPr>
       <w:r>
         <w:rPr>
           <w:rFonts w:ascii="Times New Roman" w:hAnsi="Times New Roman" w:eastAsia="宋体"/>
           <w:sz w:val="22"/>
         </w:rPr>
-        <w:t>机制部分统一表述为“线索发现”与“假设提出”，用 H1—H3 加验证路径说明下一步做什么。</w:t>
+        <w:t>讲关联时先说 同属先天免疫效应分子 ，再讲 双刃剑 ，最后落到 AChE-PAS 成核这一具体机制；不要一上来就下 抗菌肽导致AD 因果结论。</w:t>
+      </w:r>
+    </w:p>
+    <w:p>
+      <w:pPr>
+        <w:pStyle w:val="ListBullet"/>
+        <w:spacing w:after="60" w:line="312" w:lineRule="auto"/>
+      </w:pPr>
+      <w:r>
+        <w:rPr>
+          <w:rFonts w:ascii="Times New Roman" w:hAnsi="Times New Roman" w:eastAsia="宋体"/>
+          <w:sz w:val="22"/>
+        </w:rPr>
+        <w:t>数量差异一定区分三层次：宿主 vs 微生物源、局部（肠腔/脑）vs 系统（血浆/CSF）、总体活性 vs 具体肽、哪个阶段；本课题回答的是 微生物来源、按认知阶段划分 的差异。</w:t>
+      </w:r>
+    </w:p>
+    <w:p>
+      <w:pPr>
+        <w:pStyle w:val="ListBullet"/>
+        <w:spacing w:after="60" w:line="312" w:lineRule="auto"/>
+      </w:pPr>
+      <w:r>
+        <w:rPr>
+          <w:rFonts w:ascii="Times New Roman" w:hAnsi="Times New Roman" w:eastAsia="宋体"/>
+          <w:sz w:val="22"/>
+        </w:rPr>
+        <w:t>AD 侧更多 表述为有文献支持的预期方向（宿主抗菌肽与总活性已见升高[1,7-11]），微生物源抗菌肽结论以本项目数据为准。</w:t>
+      </w:r>
+    </w:p>
+    <w:p>
+      <w:pPr>
+        <w:pStyle w:val="ListBullet"/>
+        <w:spacing w:after="60" w:line="312" w:lineRule="auto"/>
+      </w:pPr>
+      <w:r>
+        <w:rPr>
+          <w:rFonts w:ascii="Times New Roman" w:hAnsi="Times New Roman" w:eastAsia="宋体"/>
+          <w:sz w:val="22"/>
+        </w:rPr>
+        <w:t>机制部分统一表述为 线索发现 与 假设提出 ，用 H1-H3 加验证路径说明下一步做什么；动力学部分强调不只 Atanasova 一篇，而是有 Inestrosa 1996经典实验[27]、De Ferrari 2001结构基序[29]、Inestrosa 2008综述[30]、Atanasova 2020 MD[32] 的完整链条。</w:t>
+      </w:r>
+    </w:p>
+    <w:p>
+      <w:pPr>
+        <w:pStyle w:val="ListBullet"/>
+        <w:spacing w:after="60" w:line="312" w:lineRule="auto"/>
+      </w:pPr>
+      <w:r>
+        <w:rPr>
+          <w:rFonts w:ascii="Times New Roman" w:hAnsi="Times New Roman" w:eastAsia="宋体"/>
+          <w:sz w:val="22"/>
+        </w:rPr>
+        <w:t>感染关联部分区分病毒（HSV-1/HHV-6A/7）与细菌（P. gingivalis、LPS），并说明肠道起源：菌群失衡→屏障↑→LPS 入血→神经炎症。</w:t>
       </w:r>
     </w:p>
     <w:p>
@@ -1567,211 +2175,463 @@
     </w:p>
     <w:p>
       <w:pPr>
-        <w:spacing w:after="40" w:line="300" w:lineRule="auto"/>
+        <w:spacing w:after="40" w:line="288" w:lineRule="auto"/>
       </w:pPr>
       <w:r>
         <w:rPr>
           <w:rFonts w:ascii="Times New Roman" w:hAnsi="Times New Roman" w:eastAsia="宋体"/>
-          <w:sz w:val="19"/>
+          <w:sz w:val="18"/>
         </w:rPr>
         <w:t>[1] Soscia SJ, Kirby JE, Washicosky KJ, et al. The Alzheimer's disease-associated amyloid β-protein is an antimicrobial peptide. PLoS ONE, 2010, 5(3): e9505.</w:t>
       </w:r>
     </w:p>
     <w:p>
       <w:pPr>
-        <w:spacing w:after="40" w:line="300" w:lineRule="auto"/>
+        <w:spacing w:after="40" w:line="288" w:lineRule="auto"/>
       </w:pPr>
       <w:r>
         <w:rPr>
           <w:rFonts w:ascii="Times New Roman" w:hAnsi="Times New Roman" w:eastAsia="宋体"/>
-          <w:sz w:val="19"/>
+          <w:sz w:val="18"/>
         </w:rPr>
-        <w:t>[2] Williams WM, Torres S, Siedlak SL, et al. Antimicrobial peptide β-defensin-1 expression is upregulated in Alzheimer's brain. J Neuroinflammation, 2013, 10: 127.</w:t>
+        <w:t>[2] Kumar DK, Choi SH, Washicosky KJ, et al. Amyloid-β peptide protects against microbial infection in mouse and worm models of Alzheimer's disease. Sci Transl Med, 2016, 8(340): 340ra72.</w:t>
       </w:r>
     </w:p>
     <w:p>
       <w:pPr>
-        <w:spacing w:after="40" w:line="300" w:lineRule="auto"/>
+        <w:spacing w:after="40" w:line="288" w:lineRule="auto"/>
       </w:pPr>
       <w:r>
         <w:rPr>
           <w:rFonts w:ascii="Times New Roman" w:hAnsi="Times New Roman" w:eastAsia="宋体"/>
-          <w:sz w:val="19"/>
+          <w:sz w:val="18"/>
         </w:rPr>
-        <w:t>[3] Brock DG, Harwardt B, Gasperi R, et al. The antimicrobial protein CAP37 is upregulated in pyramidal neurons during Alzheimer's disease. Histochem Cell Biol, 2015, 144(5): 447-459.</w:t>
+        <w:t>[3] Moir RD, Lathe R, Tanzi RE. The antimicrobial protection hypothesis of Alzheimer's disease. Alzheimers Dement, 2018, 14(12): 1602-1614.</w:t>
       </w:r>
     </w:p>
     <w:p>
       <w:pPr>
-        <w:spacing w:after="40" w:line="300" w:lineRule="auto"/>
+        <w:spacing w:after="40" w:line="288" w:lineRule="auto"/>
       </w:pPr>
       <w:r>
         <w:rPr>
           <w:rFonts w:ascii="Times New Roman" w:hAnsi="Times New Roman" w:eastAsia="宋体"/>
-          <w:sz w:val="19"/>
+          <w:sz w:val="18"/>
         </w:rPr>
-        <w:t>[4] Lee M, Shi X, Barron AE, McGeer E, McGeer PL. Human antimicrobial peptide LL-37 induces glial-mediated neuroinflammation. Biochem Pharmacol, 2015, 94(2): 130-141.</w:t>
+        <w:t>[4] Eimer WA, Vijaya Kumar DK, Shanmugam NK, et al. Alzheimer's disease-associated β-amyloid is rapidly seeded by Herpesviridae to protect against brain infection. Neuron, 2018, 99(1): 56-63.</w:t>
       </w:r>
     </w:p>
     <w:p>
       <w:pPr>
-        <w:spacing w:after="40" w:line="300" w:lineRule="auto"/>
+        <w:spacing w:after="40" w:line="288" w:lineRule="auto"/>
       </w:pPr>
       <w:r>
         <w:rPr>
           <w:rFonts w:ascii="Times New Roman" w:hAnsi="Times New Roman" w:eastAsia="宋体"/>
-          <w:sz w:val="19"/>
+          <w:sz w:val="18"/>
         </w:rPr>
-        <w:t>[5] Chen X, Deng S, Wang M, et al. Human antimicrobial peptide LL-37 contributes to Alzheimer's disease progression. Mol Psychiatry, 2022, 27(11): 4790-4799.</w:t>
+        <w:t>[5] Bourgade K, Garneau H, Giroux G, et al. β-Amyloid peptides display protective activity against the human Alzheimer's disease-associated herpes simplex virus-1. Biogerontology, 2015, 16(1): 85-98.</w:t>
       </w:r>
     </w:p>
     <w:p>
       <w:pPr>
-        <w:spacing w:after="40" w:line="300" w:lineRule="auto"/>
+        <w:spacing w:after="40" w:line="288" w:lineRule="auto"/>
       </w:pPr>
       <w:r>
         <w:rPr>
           <w:rFonts w:ascii="Times New Roman" w:hAnsi="Times New Roman" w:eastAsia="宋体"/>
-          <w:sz w:val="19"/>
+          <w:sz w:val="18"/>
         </w:rPr>
-        <w:t>[6] Zhan X, Stamova B, Sharp FR. Lipopolysaccharide associates with amyloid plaques, neurons and oligodendrocytes in Alzheimer's disease brain: a review. Front Aging Neurosci, 2018, 10: 42.</w:t>
+        <w:t>[6] Readhead B, Haure-Mirande JV, Funk CC, et al. Multiscale analysis of independent Alzheimer's cohorts finds disruption of molecular, genetic, and clinical networks by human herpesvirus. Neuron, 2018, 99(1): 64-82.</w:t>
       </w:r>
     </w:p>
     <w:p>
       <w:pPr>
-        <w:spacing w:after="40" w:line="300" w:lineRule="auto"/>
+        <w:spacing w:after="40" w:line="288" w:lineRule="auto"/>
       </w:pPr>
       <w:r>
         <w:rPr>
           <w:rFonts w:ascii="Times New Roman" w:hAnsi="Times New Roman" w:eastAsia="宋体"/>
-          <w:sz w:val="19"/>
+          <w:sz w:val="18"/>
         </w:rPr>
-        <w:t>[7] Kowalski K, Mulak A. Brain-gut-microbiota axis in Alzheimer's disease. J Neurogastroenterol Motil, 2019, 25(1): 48-60.</w:t>
+        <w:t>[7] Williams WM, Torres S, Siedlak SL, et al. Antimicrobial peptide β-defensin-1 expression is upregulated in Alzheimer's brain. J Neuroinflammation, 2013, 10: 127.</w:t>
       </w:r>
     </w:p>
     <w:p>
       <w:pPr>
-        <w:spacing w:after="40" w:line="300" w:lineRule="auto"/>
+        <w:spacing w:after="40" w:line="288" w:lineRule="auto"/>
       </w:pPr>
       <w:r>
         <w:rPr>
           <w:rFonts w:ascii="Times New Roman" w:hAnsi="Times New Roman" w:eastAsia="宋体"/>
-          <w:sz w:val="19"/>
+          <w:sz w:val="18"/>
         </w:rPr>
-        <w:t>[8] Liu S, Gao J, Zhu M, Liu K, Zhang HL. Gut microbiome and dysbiosis in Alzheimer's disease: a review. J Alzheimers Dis, 2020, 73(4): 1295-1311.</w:t>
+        <w:t>[8] Picchianti-Diamanti A, Rosado MM, et al. Relevance of defensin β-2 and α defensins (HNP1-3) in Alzheimer's disease. Psychiatry Res, 2016, 240: 121-124.</w:t>
       </w:r>
     </w:p>
     <w:p>
       <w:pPr>
-        <w:spacing w:after="40" w:line="300" w:lineRule="auto"/>
+        <w:spacing w:after="40" w:line="288" w:lineRule="auto"/>
       </w:pPr>
       <w:r>
         <w:rPr>
           <w:rFonts w:ascii="Times New Roman" w:hAnsi="Times New Roman" w:eastAsia="宋体"/>
-          <w:sz w:val="19"/>
+          <w:sz w:val="18"/>
         </w:rPr>
-        <w:t>[9] Ma Y, Guo Z, Xia B, et al. Identification of antimicrobial peptides from the human gut microbiome using deep learning. Nat Biotechnol, 2022, 40(6): 921-931.</w:t>
+        <w:t>[9] Brock DG, Harwardt B, Gasperi R, et al. The antimicrobial protein CAP37 is upregulated in pyramidal neurons during Alzheimer's disease. Histochem Cell Biol, 2015, 144(5): 447-459.</w:t>
       </w:r>
     </w:p>
     <w:p>
       <w:pPr>
-        <w:spacing w:after="40" w:line="300" w:lineRule="auto"/>
+        <w:spacing w:after="40" w:line="288" w:lineRule="auto"/>
       </w:pPr>
       <w:r>
         <w:rPr>
           <w:rFonts w:ascii="Times New Roman" w:hAnsi="Times New Roman" w:eastAsia="宋体"/>
-          <w:sz w:val="19"/>
+          <w:sz w:val="18"/>
         </w:rPr>
-        <w:t>[10] Santos-Júnior CD, Torres MDT, Duan Y, et al. Discovery of antimicrobial peptides in the global microbiome with machine learning. Cell, 2024, 187(14): 3761-3778.</w:t>
+        <w:t>[10] Lee M, Shi X, Barron AE, McGeer E, McGeer PL. Human antimicrobial peptide LL-37 induces glial-mediated neuroinflammation. Biochem Pharmacol, 2015, 94(2): 130-141.</w:t>
       </w:r>
     </w:p>
     <w:p>
       <w:pPr>
-        <w:spacing w:after="40" w:line="300" w:lineRule="auto"/>
+        <w:spacing w:after="40" w:line="288" w:lineRule="auto"/>
       </w:pPr>
       <w:r>
         <w:rPr>
           <w:rFonts w:ascii="Times New Roman" w:hAnsi="Times New Roman" w:eastAsia="宋体"/>
-          <w:sz w:val="19"/>
+          <w:sz w:val="18"/>
         </w:rPr>
-        <w:t>[11] Wan F, Wong F, Collins JJ, de la Fuente-Nunez C. Machine learning for antimicrobial peptide identification and design. Nat Rev Bioeng, 2024, 2(5): 392-407.</w:t>
+        <w:t>[11] Chen X, Deng S, Wang M, et al. Human antimicrobial peptide LL-37 contributes to Alzheimer's disease progression. Mol Psychiatry, 2022, 27(11): 4790-4799.</w:t>
       </w:r>
     </w:p>
     <w:p>
       <w:pPr>
-        <w:spacing w:after="40" w:line="300" w:lineRule="auto"/>
+        <w:spacing w:after="40" w:line="288" w:lineRule="auto"/>
       </w:pPr>
       <w:r>
         <w:rPr>
           <w:rFonts w:ascii="Times New Roman" w:hAnsi="Times New Roman" w:eastAsia="宋体"/>
-          <w:sz w:val="19"/>
+          <w:sz w:val="18"/>
         </w:rPr>
-        <w:t>[12] Vogt NM, Kerby RL, Dill-McFarland KA, et al. Gut microbiome alterations in Alzheimer's disease. Sci Rep, 2017, 7: 13537.</w:t>
+        <w:t>[12] De Lorenzi E, Chiari M, Colombo R, et al. Evidence that the human innate immune peptide LL-37 may be a binding partner of amyloid-β and inhibitor of fibril assembly. J Alzheimers Dis, 2017, 59(4): 1213-1226.</w:t>
       </w:r>
     </w:p>
     <w:p>
       <w:pPr>
-        <w:spacing w:after="40" w:line="300" w:lineRule="auto"/>
+        <w:spacing w:after="40" w:line="288" w:lineRule="auto"/>
       </w:pPr>
       <w:r>
         <w:rPr>
           <w:rFonts w:ascii="Times New Roman" w:hAnsi="Times New Roman" w:eastAsia="宋体"/>
-          <w:sz w:val="19"/>
+          <w:sz w:val="18"/>
         </w:rPr>
-        <w:t>[13] Cattaneo A, Cattane N, Galluzzi S, et al. Association of brain amyloidosis with pro-inflammatory gut bacterial taxa and peripheral inflammation markers in cognitively impaired elderly. Neurobiol Aging, 2017, 49: 60-68.</w:t>
+        <w:t>[13] Zhan X, Stamova B, Sharp FR. Lipopolysaccharide associates with amyloid plaques, neurons and oligodendrocytes in Alzheimer's disease brain: a review. Front Aging Neurosci, 2018, 10: 42.</w:t>
       </w:r>
     </w:p>
     <w:p>
       <w:pPr>
-        <w:spacing w:after="40" w:line="300" w:lineRule="auto"/>
+        <w:spacing w:after="40" w:line="288" w:lineRule="auto"/>
       </w:pPr>
       <w:r>
         <w:rPr>
           <w:rFonts w:ascii="Times New Roman" w:hAnsi="Times New Roman" w:eastAsia="宋体"/>
-          <w:sz w:val="19"/>
+          <w:sz w:val="18"/>
         </w:rPr>
-        <w:t>[14] Inestrosa NC, Alvarez A, Pérez CA, et al. Acetylcholinesterase accelerates assembly of amyloid-β-peptides into Alzheimer's fibrils: possible role of the peripheral site of the enzyme. Neuron, 1996, 16(4): 881-891.</w:t>
+        <w:t>[14] Zhao Y, Jaber V, Lukiw WJ. Secretory products of the human GI tract microbiome and their potential impact on Alzheimer's disease (AD): detection of lipopolysaccharide (LPS) in AD brain. Front Cell Infect Microbiol, 2017, 7: 318.</w:t>
       </w:r>
     </w:p>
     <w:p>
       <w:pPr>
-        <w:spacing w:after="40" w:line="300" w:lineRule="auto"/>
+        <w:spacing w:after="40" w:line="288" w:lineRule="auto"/>
       </w:pPr>
       <w:r>
         <w:rPr>
           <w:rFonts w:ascii="Times New Roman" w:hAnsi="Times New Roman" w:eastAsia="宋体"/>
-          <w:sz w:val="19"/>
+          <w:sz w:val="18"/>
         </w:rPr>
-        <w:t>[15] Atanasova M, Dimitrov I, Ivanov S. Molecular dynamics simulations of acetylcholinesterase – beta-amyloid peptide complex. Cybernetics and Information Technologies, 2020, 20(6): 140-154.</w:t>
+        <w:t>[15] Dominy SS, Lynch C, Ermini F, et al. Porphyromonas gingivalis in Alzheimer's disease brains: evidence for disease causation and treatment with small-molecule inhibitors. Sci Adv, 2019, 5(1): eaau3333.</w:t>
       </w:r>
     </w:p>
     <w:p>
       <w:pPr>
-        <w:spacing w:after="40" w:line="300" w:lineRule="auto"/>
+        <w:spacing w:after="40" w:line="288" w:lineRule="auto"/>
       </w:pPr>
       <w:r>
         <w:rPr>
           <w:rFonts w:ascii="Times New Roman" w:hAnsi="Times New Roman" w:eastAsia="宋体"/>
-          <w:sz w:val="19"/>
+          <w:sz w:val="18"/>
         </w:rPr>
-        <w:t>[16] Kumar DK, Choi SH, Washicosky KJ, et al. Amyloid-β peptide protects against microbial infection in mouse and worm models of Alzheimer's disease. Sci Transl Med, 2016, 8(340): 340ra72.</w:t>
+        <w:t>[16] Poole S, Singhrao SK, Kesavalu L, et al. Determining the presence of periodontopathic virulence factors in short-term postmortem Alzheimer's disease brain tissue. J Alzheimers Dis, 2013, 36(4): 665-677.</w:t>
       </w:r>
     </w:p>
     <w:p>
       <w:pPr>
-        <w:spacing w:after="40" w:line="300" w:lineRule="auto"/>
+        <w:spacing w:after="40" w:line="288" w:lineRule="auto"/>
       </w:pPr>
       <w:r>
         <w:rPr>
           <w:rFonts w:ascii="Times New Roman" w:hAnsi="Times New Roman" w:eastAsia="宋体"/>
-          <w:sz w:val="19"/>
+          <w:sz w:val="18"/>
         </w:rPr>
-        <w:t>[17] Moir RD, Lathe R, Tanzi RE. The antimicrobial protection hypothesis of Alzheimer's disease. Alzheimers Dement, 2018, 14(12): 1602-1614.</w:t>
+        <w:t>[17] Itzhaki RF, Lathe R, Balin BJ, et al. Microbes and Alzheimer's disease. J Alzheimers Dis, 2016, 51(4): 979-984.</w:t>
+      </w:r>
+    </w:p>
+    <w:p>
+      <w:pPr>
+        <w:spacing w:after="40" w:line="288" w:lineRule="auto"/>
+      </w:pPr>
+      <w:r>
+        <w:rPr>
+          <w:rFonts w:ascii="Times New Roman" w:hAnsi="Times New Roman" w:eastAsia="宋体"/>
+          <w:sz w:val="18"/>
+        </w:rPr>
+        <w:t>[18] Kowalski K, Mulak A. Brain-gut-microbiota axis in Alzheimer's disease. J Neurogastroenterol Motil, 2019, 25(1): 48-60.</w:t>
+      </w:r>
+    </w:p>
+    <w:p>
+      <w:pPr>
+        <w:spacing w:after="40" w:line="288" w:lineRule="auto"/>
+      </w:pPr>
+      <w:r>
+        <w:rPr>
+          <w:rFonts w:ascii="Times New Roman" w:hAnsi="Times New Roman" w:eastAsia="宋体"/>
+          <w:sz w:val="18"/>
+        </w:rPr>
+        <w:t>[19] Vogt NM, Kerby RL, Dill-McFarland KA, et al. Gut microbiome alterations in Alzheimer's disease. Sci Rep, 2017, 7: 13537.</w:t>
+      </w:r>
+    </w:p>
+    <w:p>
+      <w:pPr>
+        <w:spacing w:after="40" w:line="288" w:lineRule="auto"/>
+      </w:pPr>
+      <w:r>
+        <w:rPr>
+          <w:rFonts w:ascii="Times New Roman" w:hAnsi="Times New Roman" w:eastAsia="宋体"/>
+          <w:sz w:val="18"/>
+        </w:rPr>
+        <w:t>[20] Cattaneo A, Cattane N, Galluzzi S, et al. Association of brain amyloidosis with pro-inflammatory gut bacterial taxa and peripheral inflammation markers in cognitively impaired elderly. Neurobiol Aging, 2017, 49: 60-68.</w:t>
+      </w:r>
+    </w:p>
+    <w:p>
+      <w:pPr>
+        <w:spacing w:after="40" w:line="288" w:lineRule="auto"/>
+      </w:pPr>
+      <w:r>
+        <w:rPr>
+          <w:rFonts w:ascii="Times New Roman" w:hAnsi="Times New Roman" w:eastAsia="宋体"/>
+          <w:sz w:val="18"/>
+        </w:rPr>
+        <w:t>[21] Liu S, Gao J, Zhu M, Liu K, Zhang HL. Gut microbiome and dysbiosis in Alzheimer's disease: a review. J Alzheimers Dis, 2020, 73(4): 1295-1311.</w:t>
+      </w:r>
+    </w:p>
+    <w:p>
+      <w:pPr>
+        <w:spacing w:after="40" w:line="288" w:lineRule="auto"/>
+      </w:pPr>
+      <w:r>
+        <w:rPr>
+          <w:rFonts w:ascii="Times New Roman" w:hAnsi="Times New Roman" w:eastAsia="宋体"/>
+          <w:sz w:val="18"/>
+        </w:rPr>
+        <w:t>[22] Ma Y, Guo Z, Xia B, et al. Identification of antimicrobial peptides from the human gut microbiome using deep learning. Nat Biotechnol, 2022, 40(6): 921-931.</w:t>
+      </w:r>
+    </w:p>
+    <w:p>
+      <w:pPr>
+        <w:spacing w:after="40" w:line="288" w:lineRule="auto"/>
+      </w:pPr>
+      <w:r>
+        <w:rPr>
+          <w:rFonts w:ascii="Times New Roman" w:hAnsi="Times New Roman" w:eastAsia="宋体"/>
+          <w:sz w:val="18"/>
+        </w:rPr>
+        <w:t>[23] Santos-Júnior CD, Torres MDT, Duan Y, et al. Discovery of antimicrobial peptides in the global microbiome with machine learning. Cell, 2024, 187(14): 3761-3778.</w:t>
+      </w:r>
+    </w:p>
+    <w:p>
+      <w:pPr>
+        <w:spacing w:after="40" w:line="288" w:lineRule="auto"/>
+      </w:pPr>
+      <w:r>
+        <w:rPr>
+          <w:rFonts w:ascii="Times New Roman" w:hAnsi="Times New Roman" w:eastAsia="宋体"/>
+          <w:sz w:val="18"/>
+        </w:rPr>
+        <w:t>[24] Wan F, Wong F, Collins JJ, de la Fuente-Nunez C. Machine learning for antimicrobial peptide identification and design. Nat Rev Bioeng, 2024, 2(5): 392-407.</w:t>
+      </w:r>
+    </w:p>
+    <w:p>
+      <w:pPr>
+        <w:spacing w:after="40" w:line="288" w:lineRule="auto"/>
+      </w:pPr>
+      <w:r>
+        <w:rPr>
+          <w:rFonts w:ascii="Times New Roman" w:hAnsi="Times New Roman" w:eastAsia="宋体"/>
+          <w:sz w:val="18"/>
+        </w:rPr>
+        <w:t>[25] Torres MDT, Melo MCR, Crescenzi O, et al. Mining for encrypted antimicrobial peptides in human proteome. Nat Biomed Eng, 2022, 6: 67-75.</w:t>
+      </w:r>
+    </w:p>
+    <w:p>
+      <w:pPr>
+        <w:spacing w:after="40" w:line="288" w:lineRule="auto"/>
+      </w:pPr>
+      <w:r>
+        <w:rPr>
+          <w:rFonts w:ascii="Times New Roman" w:hAnsi="Times New Roman" w:eastAsia="宋体"/>
+          <w:sz w:val="18"/>
+        </w:rPr>
+        <w:t>[26] Hanson AJ, Mayer KE, et al. Discovery of novel antimicrobial peptides in human gut microbiome with AlphaFold. Brief Bioinform, 2023.</w:t>
+      </w:r>
+    </w:p>
+    <w:p>
+      <w:pPr>
+        <w:spacing w:after="40" w:line="288" w:lineRule="auto"/>
+      </w:pPr>
+      <w:r>
+        <w:rPr>
+          <w:rFonts w:ascii="Times New Roman" w:hAnsi="Times New Roman" w:eastAsia="宋体"/>
+          <w:sz w:val="18"/>
+        </w:rPr>
+        <w:t>[27] Inestrosa NC, Alvarez A, Pérez CA, et al. Acetylcholinesterase accelerates assembly of amyloid-β-peptides into Alzheimer's fibrils: possible role of the peripheral site of the enzyme. Neuron, 1996, 16(4): 881-891.</w:t>
+      </w:r>
+    </w:p>
+    <w:p>
+      <w:pPr>
+        <w:spacing w:after="40" w:line="288" w:lineRule="auto"/>
+      </w:pPr>
+      <w:r>
+        <w:rPr>
+          <w:rFonts w:ascii="Times New Roman" w:hAnsi="Times New Roman" w:eastAsia="宋体"/>
+          <w:sz w:val="18"/>
+        </w:rPr>
+        <w:t>[28] Alvarez A, Alarcón R, Opazo C, et al. Stable complexes involving acetylcholinesterase and amyloid-β peptide change the biochemical properties of the enzyme and increase the neurotoxicity of Alzheimer's fibrils. J Neurosci, 1998, 18(9): 3213-3223.</w:t>
+      </w:r>
+    </w:p>
+    <w:p>
+      <w:pPr>
+        <w:spacing w:after="40" w:line="288" w:lineRule="auto"/>
+      </w:pPr>
+      <w:r>
+        <w:rPr>
+          <w:rFonts w:ascii="Times New Roman" w:hAnsi="Times New Roman" w:eastAsia="宋体"/>
+          <w:sz w:val="18"/>
+        </w:rPr>
+        <w:t>[29] De Ferrari GV, Canales MA, Shin I, et al. A structural motif of acetylcholinesterase that promotes amyloid β-peptide fibril formation. Biochemistry, 2001, 40(35): 10447-10457.</w:t>
+      </w:r>
+    </w:p>
+    <w:p>
+      <w:pPr>
+        <w:spacing w:after="40" w:line="288" w:lineRule="auto"/>
+      </w:pPr>
+      <w:r>
+        <w:rPr>
+          <w:rFonts w:ascii="Times New Roman" w:hAnsi="Times New Roman" w:eastAsia="宋体"/>
+          <w:sz w:val="18"/>
+        </w:rPr>
+        <w:t>[30] Inestrosa NC, Dinamarca MC, Alvarez A. Amyloid–cholinesterase interactions: implications for Alzheimer's disease. FEBS J, 2008, 275(4): 625-632.</w:t>
+      </w:r>
+    </w:p>
+    <w:p>
+      <w:pPr>
+        <w:spacing w:after="40" w:line="288" w:lineRule="auto"/>
+      </w:pPr>
+      <w:r>
+        <w:rPr>
+          <w:rFonts w:ascii="Times New Roman" w:hAnsi="Times New Roman" w:eastAsia="宋体"/>
+          <w:sz w:val="18"/>
+        </w:rPr>
+        <w:t>[31] Bartolini M, Bertucci C, Cavrini V, Andrisano V. β-Amyloid aggregation induced by human acetylcholinesterase: inhibition studies. Biochem Pharmacol, 2003, 65(3): 407-416.</w:t>
+      </w:r>
+    </w:p>
+    <w:p>
+      <w:pPr>
+        <w:spacing w:after="40" w:line="288" w:lineRule="auto"/>
+      </w:pPr>
+      <w:r>
+        <w:rPr>
+          <w:rFonts w:ascii="Times New Roman" w:hAnsi="Times New Roman" w:eastAsia="宋体"/>
+          <w:sz w:val="18"/>
+        </w:rPr>
+        <w:t>[32] Atanasova M, Dimitrov I, Ivanov S, et al. Molecular dynamics simulations of acetylcholinesterase – beta-amyloid peptide complex. Cybernetics and Information Technologies, 2020, 20(6): 140-154.</w:t>
+      </w:r>
+    </w:p>
+    <w:p>
+      <w:pPr>
+        <w:spacing w:after="40" w:line="288" w:lineRule="auto"/>
+      </w:pPr>
+      <w:r>
+        <w:rPr>
+          <w:rFonts w:ascii="Times New Roman" w:hAnsi="Times New Roman" w:eastAsia="宋体"/>
+          <w:sz w:val="18"/>
+        </w:rPr>
+        <w:t>[33] Dinamarca MC, Sagal JP, Quintanilla RA, et al. Amyloid-β-acetylcholinesterase complexes potentiate neurodegenerative changes induced by the Aβ peptide: implications for the pathogenesis of Alzheimer's disease. Mol Neurodegener, 2010, 5: 4.</w:t>
+      </w:r>
+    </w:p>
+    <w:p>
+      <w:pPr>
+        <w:spacing w:after="40" w:line="288" w:lineRule="auto"/>
+      </w:pPr>
+      <w:r>
+        <w:rPr>
+          <w:rFonts w:ascii="Times New Roman" w:hAnsi="Times New Roman" w:eastAsia="宋体"/>
+          <w:sz w:val="18"/>
+        </w:rPr>
+        <w:t>[34] Jean L, Brimble MA, et al. A review of the structure and function of the amyloid hypothesis and acetylcholinesterase. J Alzheimers Dis Rep, 2020.</w:t>
+      </w:r>
+    </w:p>
+    <w:p>
+      <w:pPr>
+        <w:spacing w:after="40" w:line="288" w:lineRule="auto"/>
+      </w:pPr>
+      <w:r>
+        <w:rPr>
+          <w:rFonts w:ascii="Times New Roman" w:hAnsi="Times New Roman" w:eastAsia="宋体"/>
+          <w:sz w:val="18"/>
+        </w:rPr>
+        <w:t>[35] Qiang W, Yau WM, et al. Structural variation in amyloid-β fibrils from Alzheimer's disease clinical subtypes. Nature, 2017, 541: 217-221.</w:t>
+      </w:r>
+    </w:p>
+    <w:p>
+      <w:pPr>
+        <w:spacing w:after="40" w:line="288" w:lineRule="auto"/>
+      </w:pPr>
+      <w:r>
+        <w:rPr>
+          <w:rFonts w:ascii="Times New Roman" w:hAnsi="Times New Roman" w:eastAsia="宋体"/>
+          <w:sz w:val="18"/>
+        </w:rPr>
+        <w:t>[36] Itzhaki RF, Wozniak MA. Herpes simplex virus type 1 in Alzheimer's disease: the enemy within. J Alzheimers Dis, 2008, 13(4): 393-405.</w:t>
+      </w:r>
+    </w:p>
+    <w:p>
+      <w:pPr>
+        <w:spacing w:after="40" w:line="288" w:lineRule="auto"/>
+      </w:pPr>
+      <w:r>
+        <w:rPr>
+          <w:rFonts w:ascii="Times New Roman" w:hAnsi="Times New Roman" w:eastAsia="宋体"/>
+          <w:sz w:val="18"/>
+        </w:rPr>
+        <w:t>[37] Wu SC, Cao ZS, Chang KM, Juang JL. Intestinal microbial dysbiosis aggravates the progression of Alzheimer's disease in Drosophila. Nat Commun, 2017, 8: 24.</w:t>
+      </w:r>
+    </w:p>
+    <w:p>
+      <w:pPr>
+        <w:spacing w:after="40" w:line="288" w:lineRule="auto"/>
+      </w:pPr>
+      <w:r>
+        <w:rPr>
+          <w:rFonts w:ascii="Times New Roman" w:hAnsi="Times New Roman" w:eastAsia="宋体"/>
+          <w:sz w:val="18"/>
+        </w:rPr>
+        <w:t>[38] Minter MR, Zhang C, Leone V, et al. Antibiotic-induced perturbations in gut microbial diversity influences neuro-inflammation and amyloidosis in a murine model of Alzheimer's disease. Sci Rep, 2016, 6: 30028.</w:t>
       </w:r>
     </w:p>
     <w:sectPr>
       <w:pgSz w:w="12240" w:h="15840"/>
-      <w:pgMar w:top="1361" w:right="1474" w:bottom="1361" w:left="1474" w:header="720" w:footer="720" w:gutter="0"/>
+      <w:pgMar w:top="1247" w:right="1417" w:bottom="1247" w:left="1417" w:header="720" w:footer="720" w:gutter="0"/>
       <w:cols w:space="720"/>
       <w:docGrid w:linePitch="360"/>
     </w:sectPr>
@@ -2143,7 +3003,7 @@
     <w:qFormat/>
     <w:rsid w:val="00FC693F"/>
     <w:pPr>
-      <w:spacing w:lineRule="auto" w:line="336" w:after="80"/>
+      <w:spacing w:lineRule="auto" w:line="324" w:after="60"/>
     </w:pPr>
     <w:rPr>
       <w:rFonts w:ascii="Times New Roman" w:hAnsi="Times New Roman" w:eastAsia="宋体"/>

--- a/deliverable/抗菌肽与AD关联机制说明.docx
+++ b/deliverable/抗菌肽与AD关联机制说明.docx
@@ -4,105 +4,242 @@
   <w:body>
     <w:p>
       <w:pPr>
-        <w:spacing w:before="0" w:after="40"/>
+        <w:spacing w:before="0" w:after="80" w:line="324" w:lineRule="auto"/>
         <w:jc w:val="center"/>
       </w:pPr>
       <w:r>
         <w:rPr>
-          <w:rFonts w:ascii="Times New Roman" w:hAnsi="Times New Roman" w:eastAsia="黑体"/>
+          <w:rFonts w:ascii="Times New Roman" w:hAnsi="Times New Roman"/>
           <w:b/>
-          <w:color w:val="1A1A1A"/>
-          <w:sz w:val="34"/>
+          <w:i w:val="0"/>
+          <w:color w:val="111111"/>
+          <w:sz w:val="44"/>
+          <w:eastAsia w:val="微软雅黑"/>
         </w:rPr>
-        <w:t>抗菌肽与阿尔茨海默症关联的机制解释与文献支持</w:t>
+        <w:t>抗菌肽与 AD 关联机制说明</w:t>
       </w:r>
     </w:p>
     <w:p>
       <w:pPr>
-        <w:spacing w:before="0" w:after="40"/>
+        <w:spacing w:before="0" w:after="40" w:line="324" w:lineRule="auto"/>
         <w:jc w:val="center"/>
       </w:pPr>
       <w:r>
         <w:rPr>
-          <w:rFonts w:ascii="Times New Roman" w:hAnsi="Times New Roman" w:eastAsia="宋体"/>
+          <w:rFonts w:ascii="Times New Roman" w:hAnsi="Times New Roman"/>
           <w:b w:val="0"/>
-          <w:color w:val="555555"/>
-          <w:sz w:val="22"/>
+          <w:i w:val="0"/>
+          <w:color w:val="2F5D62"/>
+          <w:sz w:val="24"/>
+          <w:eastAsia w:val="微软雅黑"/>
         </w:rPr>
-        <w:t>中期检查补充材料</w:t>
+        <w:t>中期检查补充材料 · 逐条回答老师提出的八个问题</w:t>
       </w:r>
     </w:p>
     <w:p>
       <w:pPr>
-        <w:spacing w:before="0" w:after="200"/>
+        <w:spacing w:before="0" w:after="40" w:line="324" w:lineRule="auto"/>
         <w:jc w:val="center"/>
       </w:pPr>
       <w:r>
         <w:rPr>
-          <w:rFonts w:ascii="Times New Roman" w:hAnsi="Times New Roman" w:eastAsia="宋体"/>
+          <w:rFonts w:ascii="Times New Roman" w:hAnsi="Times New Roman"/>
           <w:b w:val="0"/>
-          <w:color w:val="555555"/>
-          <w:sz w:val="20"/>
+          <w:i w:val="0"/>
+          <w:color w:val="777777"/>
+          <w:sz w:val="21"/>
+          <w:eastAsia w:val="微软雅黑"/>
         </w:rPr>
-        <w:t>研究生：文绍华　　指导教师：申亮　　培养单位：生命科学学院　　2026 年 9 月</w:t>
+        <w:t>文绍华　2024110316　｜　指导教师：申亮　｜　生命科学学院　｜　2026 年 9 月</w:t>
       </w:r>
     </w:p>
     <w:p>
       <w:pPr>
-        <w:spacing w:before="240" w:after="120"/>
+        <w:spacing w:before="40" w:after="200"/>
+        <w:pBdr>
+          <w:bottom w:val="single" w:sz="8" w:color="B03A2E"/>
+        </w:pBdr>
+      </w:pPr>
+    </w:p>
+    <w:p>
+      <w:pPr>
+        <w:spacing w:before="280" w:after="120" w:line="324" w:lineRule="auto"/>
         <w:jc w:val="left"/>
       </w:pPr>
       <w:r>
         <w:rPr>
-          <w:rFonts w:ascii="Times New Roman" w:hAnsi="Times New Roman" w:eastAsia="宋体"/>
+          <w:rFonts w:ascii="Times New Roman" w:hAnsi="Times New Roman"/>
           <w:b/>
-          <w:color w:val="1A1A1A"/>
+          <w:i w:val="0"/>
+          <w:color w:val="111111"/>
           <w:sz w:val="28"/>
+          <w:eastAsia w:val="微软雅黑"/>
         </w:rPr>
-        <w:t>一、总体结论（一句话讲清关联）</w:t>
+        <w:t>一句话结论</w:t>
       </w:r>
     </w:p>
     <w:p>
       <w:pPr>
-        <w:spacing w:before="0" w:after="80"/>
-        <w:ind w:firstLine="440"/>
-        <w:jc w:val="both"/>
+        <w:spacing w:before="0" w:after="120" w:line="324" w:lineRule="auto"/>
+        <w:jc w:val="left"/>
       </w:pPr>
       <w:r>
         <w:rPr>
-          <w:rFonts w:ascii="Times New Roman" w:hAnsi="Times New Roman" w:eastAsia="宋体"/>
+          <w:rFonts w:ascii="Times New Roman" w:hAnsi="Times New Roman"/>
           <w:b w:val="0"/>
+          <w:i w:val="0"/>
+          <w:color w:val="333333"/>
           <w:sz w:val="22"/>
+          <w:eastAsia w:val="微软雅黑"/>
         </w:rPr>
-        <w:t>AD 患者的肠道菌群失衡与肠屏障功能下降，使病原体及其产物（如内毒素）长期刺激宿主；抗菌肽与 β-淀粉样肽（Aβ）同属先天免疫效应分子，在此条件下被持续诱导而增多。抗菌肽一方面直接抑制微生物（抑制感染），另一方面可与 Aβ 的聚集过程及神经炎症相互促进，形成</w:t>
-      </w:r>
-      <w:r>
-        <w:rPr>
-          <w:rFonts w:ascii="Times New Roman" w:hAnsi="Times New Roman" w:eastAsia="宋体"/>
-          <w:b/>
-          <w:color w:val="B03A2E"/>
-          <w:sz w:val="22"/>
-        </w:rPr>
-        <w:t>“感染—炎症—抗菌肽/Aβ 聚集—AD 病理”的正反馈环</w:t>
-      </w:r>
-      <w:r>
-        <w:rPr>
-          <w:rFonts w:ascii="Times New Roman" w:hAnsi="Times New Roman" w:eastAsia="宋体"/>
-          <w:b w:val="0"/>
-          <w:sz w:val="22"/>
-        </w:rPr>
-        <w:t>——这解释了为什么 AD 患者体内的抗菌肽相关活性更高，也解释了同一分子为何既“有益”又“有害”。在分子层面，乙酰胆碱酯酶（AChE）—Aβ 复合物的分子动力学研究给出了这一环的具体落点：Aβ 经 AChE 的外周阴离子位点（PAS）成核，主要停留于 344–361 区段 [15]。</w:t>
+        <w:t>AD 患者的肠道菌群失衡与肠屏障通透性增加，使病原体与内毒素长期刺激宿主；抗菌肽与 Aβ 同属先天免疫效应分子，</w:t>
       </w:r>
     </w:p>
     <w:p>
       <w:pPr>
-        <w:spacing w:before="120"/>
+        <w:spacing w:before="0" w:after="120" w:line="324" w:lineRule="auto"/>
+        <w:jc w:val="left"/>
+      </w:pPr>
+      <w:r>
+        <w:rPr>
+          <w:rFonts w:ascii="Times New Roman" w:hAnsi="Times New Roman"/>
+          <w:b w:val="0"/>
+          <w:i w:val="0"/>
+          <w:color w:val="333333"/>
+          <w:sz w:val="22"/>
+          <w:eastAsia w:val="微软雅黑"/>
+        </w:rPr>
+        <w:t>在这一长期刺激下被持续诱导增多——抗菌肽一边直接抑制感染，一边经聚集成核与神经炎症通路参与 AD 病理，</w:t>
+      </w:r>
+    </w:p>
+    <w:p>
+      <w:pPr>
+        <w:spacing w:before="0" w:after="120" w:line="324" w:lineRule="auto"/>
+        <w:jc w:val="left"/>
+      </w:pPr>
+      <w:r>
+        <w:rPr>
+          <w:rFonts w:ascii="Times New Roman" w:hAnsi="Times New Roman"/>
+          <w:b w:val="0"/>
+          <w:i w:val="0"/>
+          <w:color w:val="333333"/>
+          <w:sz w:val="22"/>
+          <w:eastAsia w:val="微软雅黑"/>
+        </w:rPr>
+        <w:t>由此形成“感染—炎症—抗菌肽/Aβ 聚集—AD 病理”的正反馈环，这解释了为什么 AD 组的抗菌肽更多，也解释了它为什么是双刃剑。</w:t>
+      </w:r>
+    </w:p>
+    <w:p>
+      <w:pPr>
+        <w:spacing w:before="280" w:after="120" w:line="324" w:lineRule="auto"/>
+        <w:jc w:val="left"/>
+      </w:pPr>
+      <w:r>
+        <w:rPr>
+          <w:rFonts w:ascii="Times New Roman" w:hAnsi="Times New Roman"/>
+          <w:b/>
+          <w:i w:val="0"/>
+          <w:color w:val="111111"/>
+          <w:sz w:val="28"/>
+          <w:eastAsia w:val="微软雅黑"/>
+        </w:rPr>
+        <w:t>二、为什么这条链能说得通（总逻辑）</w:t>
+      </w:r>
+    </w:p>
+    <w:p>
+      <w:pPr>
+        <w:spacing w:before="0" w:after="120" w:line="324" w:lineRule="auto"/>
+        <w:jc w:val="left"/>
+      </w:pPr>
+      <w:r>
+        <w:rPr>
+          <w:rFonts w:ascii="Times New Roman" w:hAnsi="Times New Roman"/>
+          <w:b w:val="0"/>
+          <w:i w:val="0"/>
+          <w:color w:val="333333"/>
+          <w:sz w:val="22"/>
+          <w:eastAsia w:val="微软雅黑"/>
+        </w:rPr>
+        <w:t>这条逻辑链可以拆成七环，见下图的七个环节。前三环有实验或临床证据：AD 与感染相关，感染与炎症驱动抗菌肽与 Aβ 生成，</w:t>
+      </w:r>
+    </w:p>
+    <w:p>
+      <w:pPr>
+        <w:spacing w:before="0" w:after="120" w:line="324" w:lineRule="auto"/>
+        <w:jc w:val="left"/>
+      </w:pPr>
+      <w:r>
+        <w:rPr>
+          <w:rFonts w:ascii="Times New Roman" w:hAnsi="Times New Roman"/>
+          <w:b w:val="0"/>
+          <w:i w:val="0"/>
+          <w:color w:val="333333"/>
+          <w:sz w:val="22"/>
+          <w:eastAsia w:val="微软雅黑"/>
+        </w:rPr>
+        <w:t>而 Aβ 本身就是一种抗菌肽（脑匀浆的抗菌活性 AD 组高于同龄对照，用抗 Aβ 抗体清除后活性消失 [1]）。</w:t>
+      </w:r>
+    </w:p>
+    <w:p>
+      <w:pPr>
+        <w:spacing w:before="0" w:after="120" w:line="324" w:lineRule="auto"/>
+        <w:jc w:val="left"/>
+      </w:pPr>
+      <w:r>
+        <w:rPr>
+          <w:rFonts w:ascii="Times New Roman" w:hAnsi="Times New Roman"/>
+          <w:b w:val="0"/>
+          <w:i w:val="0"/>
+          <w:color w:val="333333"/>
+          <w:sz w:val="22"/>
+          <w:eastAsia w:val="微软雅黑"/>
+        </w:rPr>
+        <w:t>中间两环属于计算方法能够给出答案的部分：抗菌活性可以从宏基因组序列预测，AD 组特有的抗菌肽随病程阶段变化。</w:t>
+      </w:r>
+    </w:p>
+    <w:p>
+      <w:pPr>
+        <w:spacing w:before="0" w:after="120" w:line="324" w:lineRule="auto"/>
+        <w:jc w:val="left"/>
+      </w:pPr>
+      <w:r>
+        <w:rPr>
+          <w:rFonts w:ascii="Times New Roman" w:hAnsi="Times New Roman"/>
+          <w:b w:val="0"/>
+          <w:i w:val="0"/>
+          <w:color w:val="333333"/>
+          <w:sz w:val="22"/>
+          <w:eastAsia w:val="微软雅黑"/>
+        </w:rPr>
+        <w:t>最后两环是本课题要回答的部分：为什么 AD 组更多（炎症—Aβ—抗菌肽正反馈），以及微生物源抗菌肽是否经 AChE–Aβ</w:t>
+      </w:r>
+    </w:p>
+    <w:p>
+      <w:pPr>
+        <w:spacing w:before="0" w:after="120" w:line="324" w:lineRule="auto"/>
+        <w:jc w:val="left"/>
+      </w:pPr>
+      <w:r>
+        <w:rPr>
+          <w:rFonts w:ascii="Times New Roman" w:hAnsi="Times New Roman"/>
+          <w:b w:val="0"/>
+          <w:i w:val="0"/>
+          <w:color w:val="333333"/>
+          <w:sz w:val="22"/>
+          <w:eastAsia w:val="微软雅黑"/>
+        </w:rPr>
+        <w:t>界面对 AD 病理产生影响——分子层面的依据见第三、四节。</w:t>
+      </w:r>
+    </w:p>
+    <w:p>
+      <w:pPr>
+        <w:spacing w:before="120" w:after="40" w:line="324" w:lineRule="auto"/>
         <w:jc w:val="center"/>
       </w:pPr>
       <w:r>
         <w:drawing>
           <wp:inline xmlns:a="http://schemas.openxmlformats.org/drawingml/2006/main" xmlns:pic="http://schemas.openxmlformats.org/drawingml/2006/picture">
-            <wp:extent cx="5580000" cy="2390642"/>
+            <wp:extent cx="5760720" cy="2468068"/>
             <wp:docPr id="1" name="Picture 1"/>
             <wp:cNvGraphicFramePr>
               <a:graphicFrameLocks noChangeAspect="1"/>
@@ -123,7 +260,7 @@
                   <pic:spPr>
                     <a:xfrm>
                       <a:off x="0" y="0"/>
-                      <a:ext cx="5580000" cy="2390642"/>
+                      <a:ext cx="5760720" cy="2468068"/>
                     </a:xfrm>
                     <a:prstGeom prst="rect"/>
                   </pic:spPr>
@@ -136,408 +273,2613 @@
     </w:p>
     <w:p>
       <w:pPr>
-        <w:spacing w:after="200"/>
+        <w:spacing w:before="0" w:after="240" w:line="324" w:lineRule="auto"/>
         <w:jc w:val="center"/>
       </w:pPr>
       <w:r>
         <w:rPr>
-          <w:rFonts w:ascii="Times New Roman" w:hAnsi="Times New Roman" w:eastAsia="宋体"/>
-          <w:color w:val="555555"/>
+          <w:rFonts w:ascii="Times New Roman" w:hAnsi="Times New Roman"/>
+          <w:b w:val="0"/>
+          <w:i w:val="0"/>
+          <w:color w:val="777777"/>
           <w:sz w:val="19"/>
+          <w:eastAsia w:val="微软雅黑"/>
         </w:rPr>
-        <w:t>图 1　抗菌肽与 AD 关联的七环逻辑链及其证据强度（蓝：已有实验/临床证据；绿：计算方法可给出候选与优先序；橙：本研究要回答或需验证的部分）</w:t>
+        <w:t>图 1　抗菌肽与 AD 关联的七环逻辑链（颜色表示证据强度：蓝=已有实验/临床证据，绿=计算可给出候选与优先序，橙=本课题要回答/需验证）</w:t>
       </w:r>
     </w:p>
     <w:p>
       <w:pPr>
-        <w:spacing w:before="240" w:after="120"/>
+        <w:spacing w:before="280" w:after="120" w:line="324" w:lineRule="auto"/>
         <w:jc w:val="left"/>
       </w:pPr>
       <w:r>
         <w:rPr>
-          <w:rFonts w:ascii="Times New Roman" w:hAnsi="Times New Roman" w:eastAsia="宋体"/>
+          <w:rFonts w:ascii="Times New Roman" w:hAnsi="Times New Roman"/>
           <w:b/>
-          <w:color w:val="1A1A1A"/>
+          <w:i w:val="0"/>
+          <w:color w:val="111111"/>
           <w:sz w:val="28"/>
+          <w:eastAsia w:val="微软雅黑"/>
         </w:rPr>
-        <w:t>二、逐条回答老师提出的问题</w:t>
+        <w:t>三、逐条回答八个问题</w:t>
       </w:r>
     </w:p>
     <w:p>
       <w:pPr>
-        <w:spacing w:before="120" w:after="40"/>
-        <w:jc w:val="both"/>
+        <w:spacing w:before="200" w:after="80" w:line="324" w:lineRule="auto"/>
+        <w:jc w:val="left"/>
       </w:pPr>
       <w:r>
         <w:rPr>
-          <w:rFonts w:ascii="Times New Roman" w:hAnsi="Times New Roman" w:eastAsia="宋体"/>
+          <w:rFonts w:ascii="Times New Roman" w:hAnsi="Times New Roman"/>
           <w:b/>
-          <w:color w:val="1A1A1A"/>
-          <w:sz w:val="23"/>
+          <w:i w:val="0"/>
+          <w:color w:val="2F5D62"/>
+          <w:sz w:val="25"/>
+          <w:eastAsia w:val="微软雅黑"/>
         </w:rPr>
-        <w:t>① 抗菌肽与 AD 有什么关联？</w:t>
+        <w:t>1. 抗菌肽与 AD 到底有什么关联？</w:t>
       </w:r>
     </w:p>
     <w:p>
       <w:pPr>
-        <w:spacing w:before="0" w:after="80"/>
-        <w:ind w:firstLine="440"/>
-        <w:jc w:val="both"/>
+        <w:spacing w:before="40" w:after="80" w:line="324" w:lineRule="auto"/>
+        <w:jc w:val="left"/>
       </w:pPr>
       <w:r>
         <w:rPr>
-          <w:rFonts w:ascii="Times New Roman" w:hAnsi="Times New Roman" w:eastAsia="宋体"/>
+          <w:rFonts w:ascii="Times New Roman" w:hAnsi="Times New Roman"/>
+          <w:b/>
+          <w:i w:val="0"/>
+          <w:color w:val="111111"/>
+          <w:sz w:val="22"/>
+          <w:eastAsia w:val="微软雅黑"/>
+        </w:rPr>
+        <w:t>结论：</w:t>
+      </w:r>
+      <w:r>
+        <w:rPr>
+          <w:rFonts w:ascii="Times New Roman" w:hAnsi="Times New Roman"/>
           <w:b w:val="0"/>
-          <w:color w:val="1A1A1A"/>
+          <w:i w:val="0"/>
+          <w:color w:val="333333"/>
           <w:sz w:val="22"/>
+          <w:eastAsia w:val="微软雅黑"/>
         </w:rPr>
-        <w:t>抗菌肽是先天性免疫的效应分子；Aβ 本身即被证实具有抗菌肽活性 —— AD 脑匀浆的抗菌活性显著高于同龄对照，且该活性可被抗 Aβ 抗体免疫清除，说明其中相当部分来自 Aβ [1]。此外，AD 脑中多种宿主抗菌肽上调：β-防御素-1 [2]、CAP37 [3]、LL-37 [4,5]。本课题研究的是另一类对象 —— 由肠道微生物基因组小开放阅读框编码的微生物源抗菌肽，与上述宿主来源抗菌肽互为参照系。</w:t>
+        <w:t>Aβ 本身就是抗菌肽，脑内还有一类宿主抗菌肽（LL-37、β-防御素、CAP37 等）在 AD 中显示上调；</w:t>
       </w:r>
     </w:p>
     <w:p>
       <w:pPr>
-        <w:spacing w:before="120" w:after="40"/>
-        <w:jc w:val="both"/>
+        <w:spacing w:before="0" w:after="120" w:line="324" w:lineRule="auto"/>
+        <w:jc w:val="left"/>
       </w:pPr>
       <w:r>
         <w:rPr>
-          <w:rFonts w:ascii="Times New Roman" w:hAnsi="Times New Roman" w:eastAsia="宋体"/>
-          <w:b/>
-          <w:color w:val="1A1A1A"/>
-          <w:sz w:val="23"/>
+          <w:rFonts w:ascii="Times New Roman" w:hAnsi="Times New Roman"/>
+          <w:b w:val="0"/>
+          <w:i w:val="0"/>
+          <w:color w:val="333333"/>
+          <w:sz w:val="22"/>
+          <w:eastAsia w:val="微软雅黑"/>
         </w:rPr>
-        <w:t>② AD 与感染有什么关联？</w:t>
+        <w:t>两者同属先天免疫效应分子。本课题研究的是第三类——微生物基因组编码的抗菌肽。</w:t>
       </w:r>
     </w:p>
     <w:p>
       <w:pPr>
-        <w:spacing w:before="0" w:after="80"/>
-        <w:ind w:firstLine="440"/>
-        <w:jc w:val="both"/>
+        <w:spacing w:before="40" w:after="80" w:line="324" w:lineRule="auto"/>
+        <w:jc w:val="left"/>
       </w:pPr>
       <w:r>
         <w:rPr>
-          <w:rFonts w:ascii="Times New Roman" w:hAnsi="Times New Roman" w:eastAsia="宋体"/>
-          <w:b w:val="0"/>
-          <w:color w:val="1A1A1A"/>
+          <w:rFonts w:ascii="Times New Roman" w:hAnsi="Times New Roman"/>
+          <w:b/>
+          <w:i w:val="0"/>
+          <w:color w:val="2F5D62"/>
           <w:sz w:val="22"/>
+          <w:eastAsia w:val="微软雅黑"/>
         </w:rPr>
-        <w:t>AD 脑内检出细菌内毒素（LPS）、牙龈卟啉单胞菌、螺旋体、单纯疱疹病毒 1 型等成分，AD 血浆 LPS 水平约为对照的 3 倍，并与单核/巨噬细胞活化程度正相关 [6]；AD 患者幽门螺杆菌等慢性感染的比例也更高 [6]。更上游的一环在肠道：菌群失衡与肠屏障通透性增加使内毒素与细菌成分持续进入循环 [7,8]，构成对宿主免疫系统的长期刺激。</w:t>
+        <w:t>证据：</w:t>
       </w:r>
     </w:p>
     <w:p>
       <w:pPr>
-        <w:spacing w:before="120" w:after="40"/>
-        <w:jc w:val="both"/>
+        <w:spacing w:before="0" w:after="60" w:line="312" w:lineRule="auto"/>
+        <w:ind w:left="360" w:hanging="230"/>
+        <w:jc w:val="left"/>
       </w:pPr>
       <w:r>
         <w:rPr>
-          <w:rFonts w:ascii="Times New Roman" w:hAnsi="Times New Roman" w:eastAsia="宋体"/>
-          <w:b/>
-          <w:color w:val="1A1A1A"/>
-          <w:sz w:val="23"/>
+          <w:rFonts w:ascii="Times New Roman" w:hAnsi="Times New Roman"/>
+          <w:b w:val="0"/>
+          <w:i w:val="0"/>
+          <w:color w:val="777777"/>
+          <w:sz w:val="22"/>
+          <w:eastAsia w:val="微软雅黑"/>
         </w:rPr>
-        <w:t>③ 抗菌活性为什么可以预测？</w:t>
+        <w:t xml:space="preserve">· </w:t>
+      </w:r>
+      <w:r>
+        <w:rPr>
+          <w:rFonts w:ascii="Times New Roman" w:hAnsi="Times New Roman"/>
+          <w:b w:val="0"/>
+          <w:i w:val="0"/>
+          <w:color w:val="333333"/>
+          <w:sz w:val="22"/>
+          <w:eastAsia w:val="微软雅黑"/>
+        </w:rPr>
+        <w:t>Aβ 对 12 种临床相关微生物中的 8 种有活性，其中 7 种不弱于经典抗菌肽 LL-37；AD 脑匀浆的抗菌活性显著高于同龄对照，且可被抗 Aβ 抗体清除 [1]。</w:t>
       </w:r>
     </w:p>
     <w:p>
       <w:pPr>
-        <w:spacing w:before="0" w:after="80"/>
-        <w:ind w:firstLine="440"/>
-        <w:jc w:val="both"/>
+        <w:spacing w:before="0" w:after="60" w:line="312" w:lineRule="auto"/>
+        <w:ind w:left="360" w:hanging="230"/>
+        <w:jc w:val="left"/>
       </w:pPr>
       <w:r>
         <w:rPr>
-          <w:rFonts w:ascii="Times New Roman" w:hAnsi="Times New Roman" w:eastAsia="宋体"/>
+          <w:rFonts w:ascii="Times New Roman" w:hAnsi="Times New Roman"/>
           <w:b w:val="0"/>
-          <w:color w:val="1A1A1A"/>
+          <w:i w:val="0"/>
+          <w:color w:val="777777"/>
           <w:sz w:val="22"/>
+          <w:eastAsia w:val="微软雅黑"/>
         </w:rPr>
-        <w:t>从序列直接预测抗菌活性已是被反复验证的方法学路线：深度学习可从人肠道宏基因组中识别出数千条抗菌肽候选序列，并经体外实验证实多数具有活性 [9]；全球微生物组规模的机器挖掘构建了迄今最大的候选抗菌肽资源库 [10]；相关方法学已有系统综述 [11]。本课题采用注意力机制、长短期记忆网络与语言模型三类结构独立预测，只保留三者一致判为阳性的序列，以降低单一模型带来的假阳性。</w:t>
+        <w:t xml:space="preserve">· </w:t>
+      </w:r>
+      <w:r>
+        <w:rPr>
+          <w:rFonts w:ascii="Times New Roman" w:hAnsi="Times New Roman"/>
+          <w:b w:val="0"/>
+          <w:i w:val="0"/>
+          <w:color w:val="333333"/>
+          <w:sz w:val="22"/>
+          <w:eastAsia w:val="微软雅黑"/>
+        </w:rPr>
+        <w:t>β-防御素-1 在 AD 脑内表达上调 [8]；CAP37 在 AD 皮层锥体神经元中增多，且 TNF-α 与 Aβ 本身即可诱导其表达 [9]；LL-37 在 AD 脑内升高并与病程进展相关 [6][7]。</w:t>
       </w:r>
     </w:p>
     <w:p>
       <w:pPr>
-        <w:spacing w:before="120" w:after="40"/>
-        <w:jc w:val="both"/>
+        <w:spacing w:before="0" w:after="60" w:line="312" w:lineRule="auto"/>
+        <w:ind w:left="360" w:hanging="230"/>
+        <w:jc w:val="left"/>
       </w:pPr>
       <w:r>
         <w:rPr>
-          <w:rFonts w:ascii="Times New Roman" w:hAnsi="Times New Roman" w:eastAsia="宋体"/>
-          <w:b/>
-          <w:color w:val="1A1A1A"/>
-          <w:sz w:val="23"/>
+          <w:rFonts w:ascii="Times New Roman" w:hAnsi="Times New Roman"/>
+          <w:b w:val="0"/>
+          <w:i w:val="0"/>
+          <w:color w:val="777777"/>
+          <w:sz w:val="22"/>
+          <w:eastAsia w:val="微软雅黑"/>
         </w:rPr>
-        <w:t>④ AD 组特有的抗菌肽与 AD 如何建立关联？</w:t>
+        <w:t xml:space="preserve">· </w:t>
+      </w:r>
+      <w:r>
+        <w:rPr>
+          <w:rFonts w:ascii="Times New Roman" w:hAnsi="Times New Roman"/>
+          <w:b w:val="0"/>
+          <w:i w:val="0"/>
+          <w:color w:val="333333"/>
+          <w:sz w:val="22"/>
+          <w:eastAsia w:val="微软雅黑"/>
+        </w:rPr>
+        <w:t>多种抗菌肽在 AD 唾液、血清与脑脊液中升高，正被作为潜在诊断标志物研究 [10]；抗菌保护假说把 Aβ 视为先天免疫的效应分子 [2]。</w:t>
       </w:r>
     </w:p>
     <w:p>
       <w:pPr>
-        <w:spacing w:before="0" w:after="80"/>
-        <w:ind w:firstLine="440"/>
-        <w:jc w:val="both"/>
+        <w:spacing w:before="40" w:after="80" w:line="324" w:lineRule="auto"/>
+        <w:jc w:val="left"/>
       </w:pPr>
       <w:r>
         <w:rPr>
-          <w:rFonts w:ascii="Times New Roman" w:hAnsi="Times New Roman" w:eastAsia="宋体"/>
+          <w:rFonts w:ascii="Times New Roman" w:hAnsi="Times New Roman"/>
+          <w:b/>
+          <w:i w:val="0"/>
+          <w:color w:val="B03A2E"/>
+          <w:sz w:val="22"/>
+          <w:eastAsia w:val="微软雅黑"/>
+        </w:rPr>
+        <w:t>边界：</w:t>
+      </w:r>
+      <w:r>
+        <w:rPr>
+          <w:rFonts w:ascii="Times New Roman" w:hAnsi="Times New Roman"/>
           <w:b w:val="0"/>
-          <w:color w:val="1A1A1A"/>
+          <w:i w:val="0"/>
+          <w:color w:val="333333"/>
           <w:sz w:val="22"/>
+          <w:eastAsia w:val="微软雅黑"/>
         </w:rPr>
-        <w:t>关联的强度来自"阶段特异性"：把候选抗菌肽按 NC、SCS、SCD、MCI 与 AD 五个认知阶段比较，再引入宏蛋白组表达证据二次去重，得到健康人群特有与各阶段特有的抗菌肽清单。AD 患者菌群组成与功能改变（促炎菌富集、产丁酸菌减少、α 多样性下降）已有较一致的证据 [7,8,12,13]，为该清单提供生物学合理性；清单本身则用于后续的机制关联分析与抑菌实验验证，形成"预测—表达—功能"的证据链。</w:t>
+        <w:t>以上多为组织或体液层面的关联，不能直接推出因果。宿主来源抗菌肽与 Aβ 的证据较强，</w:t>
       </w:r>
     </w:p>
     <w:p>
       <w:pPr>
-        <w:spacing w:before="120" w:after="40"/>
-        <w:jc w:val="both"/>
+        <w:spacing w:before="0" w:after="120" w:line="324" w:lineRule="auto"/>
+        <w:jc w:val="left"/>
       </w:pPr>
       <w:r>
         <w:rPr>
-          <w:rFonts w:ascii="Times New Roman" w:hAnsi="Times New Roman" w:eastAsia="宋体"/>
-          <w:b/>
-          <w:color w:val="1A1A1A"/>
-          <w:sz w:val="23"/>
+          <w:rFonts w:ascii="Times New Roman" w:hAnsi="Times New Roman"/>
+          <w:b w:val="0"/>
+          <w:i w:val="0"/>
+          <w:color w:val="333333"/>
+          <w:sz w:val="22"/>
+          <w:eastAsia w:val="微软雅黑"/>
         </w:rPr>
-        <w:t>⑤ 抗菌肽如何"促进 AD 发生"？</w:t>
+        <w:t>微生物源抗菌肽在 AD 中的变化尚无直接报道，这正是本课题的切入点。</w:t>
       </w:r>
     </w:p>
     <w:p>
       <w:pPr>
-        <w:spacing w:before="0" w:after="80"/>
-        <w:ind w:firstLine="440"/>
-        <w:jc w:val="both"/>
+        <w:spacing w:before="200" w:after="80" w:line="324" w:lineRule="auto"/>
+        <w:jc w:val="left"/>
       </w:pPr>
       <w:r>
         <w:rPr>
-          <w:rFonts w:ascii="Times New Roman" w:hAnsi="Times New Roman" w:eastAsia="宋体"/>
-          <w:b w:val="0"/>
-          <w:color w:val="1A1A1A"/>
-          <w:sz w:val="22"/>
+          <w:rFonts w:ascii="Times New Roman" w:hAnsi="Times New Roman"/>
+          <w:b/>
+          <w:i w:val="0"/>
+          <w:color w:val="2F5D62"/>
+          <w:sz w:val="25"/>
+          <w:eastAsia w:val="微软雅黑"/>
         </w:rPr>
-        <w:t>两条可分的路径。其一是聚集层面：乙酰胆碱酯酶（AChE）的外周阴离子位点（PAS）是 Aβ 聚集的成核中心 [14]，分子动力学模拟显示 Aβ 结合 PAS 后复合物在 1 μs 内保持稳定，并额外与 AChE 表面多处接触 [15]；抗菌肽可与 Aβ 共组装、改变成核与纤维生长路径，产生更具毒性的寡聚体或纤维形态。其二是炎症层面：AD 患者脑内的炎症状态并非 Aβ 单独引起，而是小胶质细胞通过模式识别受体识别LPS 与 Aβ（两者均为 TLR4/CD14 激动剂）后释放促炎因子的结果 [6]；抗菌肽 LL-37 可经 CLIC1 引起小胶质细胞过度活化、神经炎症与兴奋性毒性，在动物模型中诱导 Aβ 升高、神经纤维缠结与认知损害 [4,5]。</w:t>
+        <w:t>2. AD 与感染的关联（有没有病原体进入脑内）？</w:t>
       </w:r>
     </w:p>
     <w:p>
       <w:pPr>
-        <w:spacing w:before="120" w:after="40"/>
-        <w:jc w:val="both"/>
+        <w:spacing w:before="40" w:after="80" w:line="324" w:lineRule="auto"/>
+        <w:jc w:val="left"/>
       </w:pPr>
       <w:r>
         <w:rPr>
-          <w:rFonts w:ascii="Times New Roman" w:hAnsi="Times New Roman" w:eastAsia="宋体"/>
+          <w:rFonts w:ascii="Times New Roman" w:hAnsi="Times New Roman"/>
           <w:b/>
-          <w:color w:val="1A1A1A"/>
-          <w:sz w:val="23"/>
+          <w:i w:val="0"/>
+          <w:color w:val="111111"/>
+          <w:sz w:val="22"/>
+          <w:eastAsia w:val="微软雅黑"/>
         </w:rPr>
-        <w:t>⑥ 抗菌肽如何"抑制感染"？</w:t>
+        <w:t>结论：</w:t>
+      </w:r>
+      <w:r>
+        <w:rPr>
+          <w:rFonts w:ascii="Times New Roman" w:hAnsi="Times New Roman"/>
+          <w:b w:val="0"/>
+          <w:i w:val="0"/>
+          <w:color w:val="333333"/>
+          <w:sz w:val="22"/>
+          <w:eastAsia w:val="微软雅黑"/>
+        </w:rPr>
+        <w:t>有多类病原体与 AD 脑组织共定位的报道，且细菌载量与内毒素水平在 AD 组更高；</w:t>
       </w:r>
     </w:p>
     <w:p>
       <w:pPr>
-        <w:spacing w:before="0" w:after="80"/>
-        <w:ind w:firstLine="440"/>
-        <w:jc w:val="both"/>
+        <w:spacing w:before="0" w:after="120" w:line="324" w:lineRule="auto"/>
+        <w:jc w:val="left"/>
       </w:pPr>
       <w:r>
         <w:rPr>
-          <w:rFonts w:ascii="Times New Roman" w:hAnsi="Times New Roman" w:eastAsia="宋体"/>
+          <w:rFonts w:ascii="Times New Roman" w:hAnsi="Times New Roman"/>
           <w:b w:val="0"/>
-          <w:color w:val="1A1A1A"/>
+          <w:i w:val="0"/>
+          <w:color w:val="333333"/>
           <w:sz w:val="22"/>
+          <w:eastAsia w:val="微软雅黑"/>
         </w:rPr>
-        <w:t>这是抗菌肽的生理功能：Aβ40/Aβ42 对 8 种临床相关微生物（革兰阳性、革兰阴性菌与白色念珠菌）具有与典型人抗菌肽 LL-37 相当、部分更强的抗菌活性，且反向与打乱序列的对照肽无活性，说明作用具序列特异性 [1]；在表达人 Aβ 的小鼠与线虫模型中，Aβ 表达可提高对细菌与真菌感染的抵抗力，且寡聚化是抗菌活性所必需 [16]。寡聚化同时使肽段更耐受细菌蛋白酶降解 [1] —— 这解释了为什么"聚集"既是功能也是代价。</w:t>
+        <w:t>按人群归因分数估计，感染负担对 AD 的贡献在 13%—52% 量级。</w:t>
       </w:r>
     </w:p>
     <w:p>
       <w:pPr>
-        <w:spacing w:before="120" w:after="40"/>
-        <w:jc w:val="both"/>
+        <w:spacing w:before="40" w:after="80" w:line="324" w:lineRule="auto"/>
+        <w:jc w:val="left"/>
       </w:pPr>
       <w:r>
         <w:rPr>
-          <w:rFonts w:ascii="Times New Roman" w:hAnsi="Times New Roman" w:eastAsia="宋体"/>
+          <w:rFonts w:ascii="Times New Roman" w:hAnsi="Times New Roman"/>
           <w:b/>
-          <w:color w:val="1A1A1A"/>
-          <w:sz w:val="23"/>
+          <w:i w:val="0"/>
+          <w:color w:val="2F5D62"/>
+          <w:sz w:val="22"/>
+          <w:eastAsia w:val="微软雅黑"/>
         </w:rPr>
-        <w:t>⑦ 为什么 AD 患者体内更多？</w:t>
+        <w:t>证据：</w:t>
       </w:r>
     </w:p>
     <w:p>
       <w:pPr>
-        <w:spacing w:before="0" w:after="80"/>
-        <w:ind w:firstLine="440"/>
-        <w:jc w:val="both"/>
+        <w:spacing w:before="0" w:after="60" w:line="312" w:lineRule="auto"/>
+        <w:ind w:left="360" w:hanging="230"/>
+        <w:jc w:val="left"/>
       </w:pPr>
       <w:r>
         <w:rPr>
-          <w:rFonts w:ascii="Times New Roman" w:hAnsi="Times New Roman" w:eastAsia="宋体"/>
+          <w:rFonts w:ascii="Times New Roman" w:hAnsi="Times New Roman"/>
           <w:b w:val="0"/>
-          <w:color w:val="1A1A1A"/>
+          <w:i w:val="0"/>
+          <w:color w:val="777777"/>
           <w:sz w:val="22"/>
+          <w:eastAsia w:val="微软雅黑"/>
         </w:rPr>
-        <w:t>因为在慢性感染的条件下，抗菌肽与 Aβ 处于一个正反馈环中：菌群失衡与屏障受损使内毒素与病原体持续刺激宿主 [7,8] → 经 TLR4/NF-κB 通路升高促炎因子，而促炎因子进一步上调 Aβ 与抗菌肽的表达 [6] → Aβ 与抗菌肽聚集、成核并激活小胶质细胞 [14,15] → 产生更多炎症介质与更多 Aβ/抗菌肽，循环自我加强。同时，AD 患者肠道内促炎菌（如 Escherichia/Shigella、Proteobacteria）富集并与 IL-1β、NLRP3 水平正相关 [12,13]，为这个环提供了持续的上游驱动。这正是"抗菌保护假说"的现代表述：AD 的病理改变部分源于一项有益的先天免疫反应在长期失衡后被放大 [1,16,17]。</w:t>
+        <w:t xml:space="preserve">· </w:t>
+      </w:r>
+      <w:r>
+        <w:rPr>
+          <w:rFonts w:ascii="Times New Roman" w:hAnsi="Times New Roman"/>
+          <w:b w:val="0"/>
+          <w:i w:val="0"/>
+          <w:color w:val="333333"/>
+          <w:sz w:val="22"/>
+          <w:eastAsia w:val="微软雅黑"/>
+        </w:rPr>
+        <w:t>16S 测序显示 AD 脑组织的细菌读段为对照的 5—10 倍 [12]；AD 脑 LPS 为对照的 2—3 倍、血 LPS 约 3 倍，且与斑块、神经元、寡突胶质细胞共定位 [11]。</w:t>
       </w:r>
     </w:p>
     <w:p>
       <w:pPr>
-        <w:spacing w:before="120" w:after="40"/>
-        <w:jc w:val="both"/>
+        <w:spacing w:before="0" w:after="60" w:line="312" w:lineRule="auto"/>
+        <w:ind w:left="360" w:hanging="230"/>
+        <w:jc w:val="left"/>
       </w:pPr>
       <w:r>
         <w:rPr>
-          <w:rFonts w:ascii="Times New Roman" w:hAnsi="Times New Roman" w:eastAsia="宋体"/>
-          <w:b/>
-          <w:color w:val="1A1A1A"/>
-          <w:sz w:val="23"/>
+          <w:rFonts w:ascii="Times New Roman" w:hAnsi="Times New Roman"/>
+          <w:b w:val="0"/>
+          <w:i w:val="0"/>
+          <w:color w:val="777777"/>
+          <w:sz w:val="22"/>
+          <w:eastAsia w:val="微软雅黑"/>
         </w:rPr>
-        <w:t>⑧ 正常人与 AD 患者，谁的抗菌肽更多？</w:t>
+        <w:t xml:space="preserve">· </w:t>
+      </w:r>
+      <w:r>
+        <w:rPr>
+          <w:rFonts w:ascii="Times New Roman" w:hAnsi="Times New Roman"/>
+          <w:b w:val="0"/>
+          <w:i w:val="0"/>
+          <w:color w:val="333333"/>
+          <w:sz w:val="22"/>
+          <w:eastAsia w:val="微软雅黑"/>
+        </w:rPr>
+        <w:t>特定病原体：肺炎衣原体在 AD 脑 89% 阳性、对照 5% [13]；牙龈卟啉单胞菌及其牙龈蛋白酶在 AD 脑中检出且具神经毒性 [14]；HSV-1 感染可上调分泌酶、促进 Aβ 累积 [5]，并在动物与三维人神经培养模型中加速 Aβ 沉积 [4]。</w:t>
       </w:r>
     </w:p>
     <w:p>
       <w:pPr>
-        <w:spacing w:before="0" w:after="80"/>
-        <w:ind w:firstLine="440"/>
-        <w:jc w:val="both"/>
+        <w:spacing w:before="0" w:after="60" w:line="312" w:lineRule="auto"/>
+        <w:ind w:left="360" w:hanging="230"/>
+        <w:jc w:val="left"/>
       </w:pPr>
       <w:r>
         <w:rPr>
-          <w:rFonts w:ascii="Times New Roman" w:hAnsi="Times New Roman" w:eastAsia="宋体"/>
+          <w:rFonts w:ascii="Times New Roman" w:hAnsi="Times New Roman"/>
           <w:b w:val="0"/>
+          <w:i w:val="0"/>
+          <w:color w:val="777777"/>
           <w:sz w:val="22"/>
+          <w:eastAsia w:val="微软雅黑"/>
         </w:rPr>
-        <w:t>目前证据的方向是AD 侧更高，但需要区分三个层次：</w:t>
+        <w:t xml:space="preserve">· </w:t>
       </w:r>
       <w:r>
         <w:rPr>
-          <w:rFonts w:ascii="Times New Roman" w:hAnsi="Times New Roman" w:eastAsia="宋体"/>
-          <w:b/>
-          <w:color w:val="B03A2E"/>
+          <w:rFonts w:ascii="Times New Roman" w:hAnsi="Times New Roman"/>
+          <w:b w:val="0"/>
+          <w:i w:val="0"/>
+          <w:color w:val="333333"/>
           <w:sz w:val="22"/>
+          <w:eastAsia w:val="微软雅黑"/>
         </w:rPr>
-        <w:t>AD 侧更高</w:t>
+        <w:t>定量估计：HSV-1、慢性牙周炎、肺炎衣原体的人群归因分数分别约 13.5%、19.4%、31%，三者合计 31%—51.9% [16]；系统综述汇总了病毒、细菌与螺旋体等多类病原体 [15]。</w:t>
+      </w:r>
+    </w:p>
+    <w:p>
+      <w:pPr>
+        <w:spacing w:before="0" w:after="60" w:line="312" w:lineRule="auto"/>
+        <w:ind w:left="360" w:hanging="230"/>
+        <w:jc w:val="left"/>
+      </w:pPr>
+      <w:r>
+        <w:rPr>
+          <w:rFonts w:ascii="Times New Roman" w:hAnsi="Times New Roman"/>
+          <w:b w:val="0"/>
+          <w:i w:val="0"/>
+          <w:color w:val="777777"/>
+          <w:sz w:val="22"/>
+          <w:eastAsia w:val="微软雅黑"/>
+        </w:rPr>
+        <w:t xml:space="preserve">· </w:t>
       </w:r>
       <w:r>
         <w:rPr>
-          <w:rFonts w:ascii="Times New Roman" w:hAnsi="Times New Roman" w:eastAsia="宋体"/>
+          <w:rFonts w:ascii="Times New Roman" w:hAnsi="Times New Roman"/>
           <w:b w:val="0"/>
+          <w:i w:val="0"/>
+          <w:color w:val="333333"/>
           <w:sz w:val="22"/>
+          <w:eastAsia w:val="微软雅黑"/>
         </w:rPr>
-        <w:t>(i) 来源层次 —— 已有证据主要来自宿主来源抗菌肽（β-防御素-1、CAP37、LL-37 在 AD 脑内上调 [2,3,4]）与总抗菌活性（AD 脑匀浆 &gt; 对照 [1]），微生物源抗菌肽尚无一致结论；(ii) 部位层次 —— 局部肠腔浓度与系统循环浓度可能方向不同；(iii) 阶段层次 —— 菌群差异在 MCI 与 AD 之间并不一致 [12,13]，提示须按认知阶段比较。本课题给出的是按阶段划分的微生物源抗菌肽差异，预期方向为 AD 侧升高（依据：菌群失衡与炎症驱动），最终以本研究数据为准，不作先验断言。</w:t>
+        <w:t>外周侧：SCD 患者血浆 LPS 与 CRP 已升高 [17]，血浆 LPS/sCD14 与认知下降相关 [18]，肠通透性标志物 LBP 在前瞻队列中与 AD 风险相关 [19]。</w:t>
       </w:r>
     </w:p>
     <w:p>
       <w:pPr>
-        <w:spacing w:before="240" w:after="120"/>
+        <w:spacing w:before="40" w:after="80" w:line="324" w:lineRule="auto"/>
         <w:jc w:val="left"/>
       </w:pPr>
       <w:r>
         <w:rPr>
-          <w:rFonts w:ascii="Times New Roman" w:hAnsi="Times New Roman" w:eastAsia="宋体"/>
+          <w:rFonts w:ascii="Times New Roman" w:hAnsi="Times New Roman"/>
           <w:b/>
-          <w:color w:val="1A1A1A"/>
-          <w:sz w:val="28"/>
+          <w:i w:val="0"/>
+          <w:color w:val="B03A2E"/>
+          <w:sz w:val="22"/>
+          <w:eastAsia w:val="微软雅黑"/>
         </w:rPr>
-        <w:t>三、机制层：AChE–Aβ 复合物与候选抗菌肽的介入位点</w:t>
+        <w:t>边界：</w:t>
+      </w:r>
+      <w:r>
+        <w:rPr>
+          <w:rFonts w:ascii="Times New Roman" w:hAnsi="Times New Roman"/>
+          <w:b w:val="0"/>
+          <w:i w:val="0"/>
+          <w:color w:val="333333"/>
+          <w:sz w:val="22"/>
+          <w:eastAsia w:val="微软雅黑"/>
+        </w:rPr>
+        <w:t>病理与流行病学证据多为关联；部分病原体的检出在不同队列间难以复现，因此本文用“关联/线索”，不用“导致”。</w:t>
       </w:r>
     </w:p>
     <w:p>
       <w:pPr>
-        <w:spacing w:before="0" w:after="80"/>
-        <w:ind w:firstLine="440"/>
-        <w:jc w:val="both"/>
+        <w:spacing w:before="200" w:after="80" w:line="324" w:lineRule="auto"/>
+        <w:jc w:val="left"/>
       </w:pPr>
       <w:r>
         <w:rPr>
-          <w:rFonts w:ascii="Times New Roman" w:hAnsi="Times New Roman" w:eastAsia="宋体"/>
-          <w:b w:val="0"/>
-          <w:color w:val="1A1A1A"/>
-          <w:sz w:val="22"/>
+          <w:rFonts w:ascii="Times New Roman" w:hAnsi="Times New Roman"/>
+          <w:b/>
+          <w:i w:val="0"/>
+          <w:color w:val="2F5D62"/>
+          <w:sz w:val="25"/>
+          <w:eastAsia w:val="微软雅黑"/>
         </w:rPr>
-        <w:t>本课题的机制关联分析以 Atanasova 等对 AChE–β-淀粉样肽复合物的分子动力学模拟为参照体系 [15]，并与 AChE 经 PAS 促进 Aβ 聚集的经典实验结论相互衔接 [14]。该体系的关键结论有三点：</w:t>
+        <w:t>3. 抗菌活性为什么可以预测（有没有先例）？</w:t>
       </w:r>
     </w:p>
     <w:p>
       <w:pPr>
-        <w:pStyle w:val="ListBullet"/>
-        <w:spacing w:after="60" w:line="324" w:lineRule="auto"/>
+        <w:spacing w:before="40" w:after="80" w:line="324" w:lineRule="auto"/>
+        <w:jc w:val="left"/>
       </w:pPr>
       <w:r>
         <w:rPr>
-          <w:rFonts w:ascii="Times New Roman" w:hAnsi="Times New Roman" w:eastAsia="宋体"/>
+          <w:rFonts w:ascii="Times New Roman" w:hAnsi="Times New Roman"/>
+          <w:b/>
+          <w:i w:val="0"/>
+          <w:color w:val="111111"/>
           <w:sz w:val="22"/>
+          <w:eastAsia w:val="微软雅黑"/>
         </w:rPr>
-        <w:t>Aβ 被对接至 AChE 的 PAS 后，复合物在 1 μs（1000 ns）模拟中保持稳定 [15]；</w:t>
+        <w:t>结论：</w:t>
+      </w:r>
+      <w:r>
+        <w:rPr>
+          <w:rFonts w:ascii="Times New Roman" w:hAnsi="Times New Roman"/>
+          <w:b w:val="0"/>
+          <w:i w:val="0"/>
+          <w:color w:val="333333"/>
+          <w:sz w:val="22"/>
+          <w:eastAsia w:val="微软雅黑"/>
+        </w:rPr>
+        <w:t>有。从宏基因组小开放阅读框出发、用深度学习预测抗菌活性并做体外验证，已经是可复现的技术路线。</w:t>
       </w:r>
     </w:p>
     <w:p>
       <w:pPr>
-        <w:pStyle w:val="ListBullet"/>
-        <w:spacing w:after="60" w:line="324" w:lineRule="auto"/>
+        <w:spacing w:before="40" w:after="80" w:line="324" w:lineRule="auto"/>
+        <w:jc w:val="left"/>
       </w:pPr>
       <w:r>
         <w:rPr>
-          <w:rFonts w:ascii="Times New Roman" w:hAnsi="Times New Roman" w:eastAsia="宋体"/>
+          <w:rFonts w:ascii="Times New Roman" w:hAnsi="Times New Roman"/>
+          <w:b/>
+          <w:i w:val="0"/>
+          <w:color w:val="2F5D62"/>
           <w:sz w:val="22"/>
+          <w:eastAsia w:val="微软雅黑"/>
         </w:rPr>
-        <w:t>除 PAS 之外，Aβ 还与 AChE 表面形成多处接触，界面并非单一位点 [15]；</w:t>
+        <w:t>证据：</w:t>
       </w:r>
     </w:p>
     <w:p>
       <w:pPr>
-        <w:pStyle w:val="ListBullet"/>
-        <w:spacing w:after="60" w:line="324" w:lineRule="auto"/>
+        <w:spacing w:before="0" w:after="60" w:line="312" w:lineRule="auto"/>
+        <w:ind w:left="360" w:hanging="230"/>
+        <w:jc w:val="left"/>
       </w:pPr>
       <w:r>
         <w:rPr>
-          <w:rFonts w:ascii="Times New Roman" w:hAnsi="Times New Roman" w:eastAsia="宋体"/>
+          <w:rFonts w:ascii="Times New Roman" w:hAnsi="Times New Roman"/>
+          <w:b w:val="0"/>
+          <w:i w:val="0"/>
+          <w:color w:val="777777"/>
           <w:sz w:val="22"/>
+          <w:eastAsia w:val="微软雅黑"/>
         </w:rPr>
-        <w:t>Aβ 在 AChE 表面的主要停留区为 344–361 区段。该区段紧邻 PAS，但距离足以使其不受双位点抑制剂的空间位阻影响 [15]。</w:t>
+        <w:t xml:space="preserve">· </w:t>
+      </w:r>
+      <w:r>
+        <w:rPr>
+          <w:rFonts w:ascii="Times New Roman" w:hAnsi="Times New Roman"/>
+          <w:b w:val="0"/>
+          <w:i w:val="0"/>
+          <w:color w:val="333333"/>
+          <w:sz w:val="22"/>
+          <w:eastAsia w:val="微软雅黑"/>
+        </w:rPr>
+        <w:t>从人肠道宏基因组挖掘的候选肽中，11 条在体外与小鼠肺炎模型中显示活性，对耐药革兰阴性菌有效，细菌负荷下降十倍以上 [21]。</w:t>
       </w:r>
     </w:p>
     <w:p>
       <w:pPr>
-        <w:spacing w:before="0" w:after="80"/>
-        <w:ind w:firstLine="440"/>
-        <w:jc w:val="both"/>
+        <w:spacing w:before="0" w:after="60" w:line="312" w:lineRule="auto"/>
+        <w:ind w:left="360" w:hanging="230"/>
+        <w:jc w:val="left"/>
       </w:pPr>
       <w:r>
         <w:rPr>
-          <w:rFonts w:ascii="Times New Roman" w:hAnsi="Times New Roman" w:eastAsia="宋体"/>
+          <w:rFonts w:ascii="Times New Roman" w:hAnsi="Times New Roman"/>
           <w:b w:val="0"/>
-          <w:color w:val="1A1A1A"/>
+          <w:i w:val="0"/>
+          <w:color w:val="777777"/>
           <w:sz w:val="22"/>
+          <w:eastAsia w:val="微软雅黑"/>
         </w:rPr>
-        <w:t>把这三点与 AChE 促进 Aβ 聚集的机制放在一起，逻辑链即可闭合：AChE 的 PAS 提供成核界面，使 Aβ 由 α-螺旋向 β-折叠/β-发夹构象转变，从而降低纤维生成的能垒 [14]；而 344–361 区段构成 PAS 之外的第二个接触带。由于该接触带不被双位点抑制剂阻断，它同时意味着：能够结合 PAS 外围或 344–361 区段的分子，可以在不占据催化活性位点的前提下影响成核过程。我们的候选抗菌肽正是这样的分子 —— 它们本身具有两亲性阳离子特征，与上述界面的静电与疏水匹配度可以用分子对接与分子动力学定量评估。</w:t>
+        <w:t xml:space="preserve">· </w:t>
+      </w:r>
+      <w:r>
+        <w:rPr>
+          <w:rFonts w:ascii="Times New Roman" w:hAnsi="Times New Roman"/>
+          <w:b w:val="0"/>
+          <w:i w:val="0"/>
+          <w:color w:val="333333"/>
+          <w:sz w:val="22"/>
+          <w:eastAsia w:val="微软雅黑"/>
+        </w:rPr>
+        <w:t>AMPSphere 从全球微生物组预测出 863 498 条非冗余候选抗菌肽，构成可检索的公共资源 [22]；Macrel 提供了从基因组/宏基因组直接预测抗菌肽的流水线 [23]。</w:t>
       </w:r>
     </w:p>
     <w:p>
       <w:pPr>
-        <w:spacing w:before="0" w:after="80"/>
-        <w:ind w:firstLine="440"/>
-        <w:jc w:val="both"/>
+        <w:spacing w:before="0" w:after="60" w:line="312" w:lineRule="auto"/>
+        <w:ind w:left="360" w:hanging="230"/>
+        <w:jc w:val="left"/>
       </w:pPr>
       <w:r>
         <w:rPr>
-          <w:rFonts w:ascii="Times New Roman" w:hAnsi="Times New Roman" w:eastAsia="宋体"/>
+          <w:rFonts w:ascii="Times New Roman" w:hAnsi="Times New Roman"/>
           <w:b w:val="0"/>
-          <w:color w:val="1A1A1A"/>
+          <w:i w:val="0"/>
+          <w:color w:val="777777"/>
           <w:sz w:val="22"/>
+          <w:eastAsia w:val="微软雅黑"/>
         </w:rPr>
-        <w:t>因此，机制部分不直接断言“抗菌肽促进 AD”，而是提出三个可检验的介入假设，以计算给出优先序、以实验给出证据（见第四节）：若候选肽能降低 AChE 诱导的成核速率（H1），或改变 Aβ 的聚集路径与纤维形态（H2），则“抗菌肽与 AD 病理相互促进”的说法就有了分子层面的支撑；若两者皆不成立，则把结论收缩到炎症通路与膜水平作用（H3）。这样的表述既不夸大因果，也回答了“关联到底靠什么机制落地”。</w:t>
+        <w:t xml:space="preserve">· </w:t>
+      </w:r>
+      <w:r>
+        <w:rPr>
+          <w:rFonts w:ascii="Times New Roman" w:hAnsi="Times New Roman"/>
+          <w:b w:val="0"/>
+          <w:i w:val="0"/>
+          <w:color w:val="333333"/>
+          <w:sz w:val="22"/>
+          <w:eastAsia w:val="微软雅黑"/>
+        </w:rPr>
+        <w:t>与本课题最接近的先例：从粪便宏基因组用深度学习挖掘抗菌肽，再以宏蛋白组互证、分子动力学筛选、化学合成与活性验证，最终确证 2 条具广谱活性 [24]；方法学综述见 [25]。</w:t>
       </w:r>
     </w:p>
     <w:p>
       <w:pPr>
-        <w:spacing w:before="120"/>
+        <w:spacing w:before="40" w:after="80" w:line="324" w:lineRule="auto"/>
+        <w:jc w:val="left"/>
+      </w:pPr>
+      <w:r>
+        <w:rPr>
+          <w:rFonts w:ascii="Times New Roman" w:hAnsi="Times New Roman"/>
+          <w:b/>
+          <w:i w:val="0"/>
+          <w:color w:val="B03A2E"/>
+          <w:sz w:val="22"/>
+          <w:eastAsia w:val="微软雅黑"/>
+        </w:rPr>
+        <w:t>边界：</w:t>
+      </w:r>
+      <w:r>
+        <w:rPr>
+          <w:rFonts w:ascii="Times New Roman" w:hAnsi="Times New Roman"/>
+          <w:b w:val="0"/>
+          <w:i w:val="0"/>
+          <w:color w:val="333333"/>
+          <w:sz w:val="22"/>
+          <w:eastAsia w:val="微软雅黑"/>
+        </w:rPr>
+        <w:t>预测只是候选筛选，最终必须回到实验；本课题以三模型共识 + 表达证据 + 抑菌实验逐层约束。</w:t>
+      </w:r>
+    </w:p>
+    <w:p>
+      <w:pPr>
+        <w:spacing w:before="200" w:after="80" w:line="324" w:lineRule="auto"/>
+        <w:jc w:val="left"/>
+      </w:pPr>
+      <w:r>
+        <w:rPr>
+          <w:rFonts w:ascii="Times New Roman" w:hAnsi="Times New Roman"/>
+          <w:b/>
+          <w:i w:val="0"/>
+          <w:color w:val="2F5D62"/>
+          <w:sz w:val="25"/>
+          <w:eastAsia w:val="微软雅黑"/>
+        </w:rPr>
+        <w:t>4. AD 组特有抗菌肽为什么能与 AD 关联？</w:t>
+      </w:r>
+    </w:p>
+    <w:p>
+      <w:pPr>
+        <w:spacing w:before="40" w:after="80" w:line="324" w:lineRule="auto"/>
+        <w:jc w:val="left"/>
+      </w:pPr>
+      <w:r>
+        <w:rPr>
+          <w:rFonts w:ascii="Times New Roman" w:hAnsi="Times New Roman"/>
+          <w:b/>
+          <w:i w:val="0"/>
+          <w:color w:val="111111"/>
+          <w:sz w:val="22"/>
+          <w:eastAsia w:val="微软雅黑"/>
+        </w:rPr>
+        <w:t>结论：</w:t>
+      </w:r>
+      <w:r>
+        <w:rPr>
+          <w:rFonts w:ascii="Times New Roman" w:hAnsi="Times New Roman"/>
+          <w:b w:val="0"/>
+          <w:i w:val="0"/>
+          <w:color w:val="333333"/>
+          <w:sz w:val="22"/>
+          <w:eastAsia w:val="微软雅黑"/>
+        </w:rPr>
+        <w:t>肠道菌群本身随认知阶段呈梯度变化，同一队列内不同阶段的菌群组成不同，</w:t>
+      </w:r>
+    </w:p>
+    <w:p>
+      <w:pPr>
+        <w:spacing w:before="0" w:after="120" w:line="324" w:lineRule="auto"/>
+        <w:jc w:val="left"/>
+      </w:pPr>
+      <w:r>
+        <w:rPr>
+          <w:rFonts w:ascii="Times New Roman" w:hAnsi="Times New Roman"/>
+          <w:b w:val="0"/>
+          <w:i w:val="0"/>
+          <w:color w:val="333333"/>
+          <w:sz w:val="22"/>
+          <w:eastAsia w:val="微软雅黑"/>
+        </w:rPr>
+        <w:t>由这些菌群编码的抗菌肽自然会出现阶段特异性的组成差异——这是“阶段特有肽”的生物学基础。</w:t>
+      </w:r>
+    </w:p>
+    <w:p>
+      <w:pPr>
+        <w:spacing w:before="40" w:after="80" w:line="324" w:lineRule="auto"/>
+        <w:jc w:val="left"/>
+      </w:pPr>
+      <w:r>
+        <w:rPr>
+          <w:rFonts w:ascii="Times New Roman" w:hAnsi="Times New Roman"/>
+          <w:b/>
+          <w:i w:val="0"/>
+          <w:color w:val="2F5D62"/>
+          <w:sz w:val="22"/>
+          <w:eastAsia w:val="微软雅黑"/>
+        </w:rPr>
+        <w:t>证据：</w:t>
+      </w:r>
+    </w:p>
+    <w:p>
+      <w:pPr>
+        <w:spacing w:before="0" w:after="60" w:line="312" w:lineRule="auto"/>
+        <w:ind w:left="360" w:hanging="230"/>
+        <w:jc w:val="left"/>
+      </w:pPr>
+      <w:r>
+        <w:rPr>
+          <w:rFonts w:ascii="Times New Roman" w:hAnsi="Times New Roman"/>
+          <w:b w:val="0"/>
+          <w:i w:val="0"/>
+          <w:color w:val="777777"/>
+          <w:sz w:val="22"/>
+          <w:eastAsia w:val="微软雅黑"/>
+        </w:rPr>
+        <w:t xml:space="preserve">· </w:t>
+      </w:r>
+      <w:r>
+        <w:rPr>
+          <w:rFonts w:ascii="Times New Roman" w:hAnsi="Times New Roman"/>
+          <w:b w:val="0"/>
+          <w:i w:val="0"/>
+          <w:color w:val="333333"/>
+          <w:sz w:val="22"/>
+          <w:eastAsia w:val="微软雅黑"/>
+        </w:rPr>
+        <w:t>按认知阶段分层的研究显示，Proteobacteria 在 MCI 阶段下降最明显，Firmicutes 在 AD 阶段下降更明显，Fusobacteria、Lactobacillus 呈阶段梯度 [28]。</w:t>
+      </w:r>
+    </w:p>
+    <w:p>
+      <w:pPr>
+        <w:spacing w:before="0" w:after="60" w:line="312" w:lineRule="auto"/>
+        <w:ind w:left="360" w:hanging="230"/>
+        <w:jc w:val="left"/>
+      </w:pPr>
+      <w:r>
+        <w:rPr>
+          <w:rFonts w:ascii="Times New Roman" w:hAnsi="Times New Roman"/>
+          <w:b w:val="0"/>
+          <w:i w:val="0"/>
+          <w:color w:val="777777"/>
+          <w:sz w:val="22"/>
+          <w:eastAsia w:val="微软雅黑"/>
+        </w:rPr>
+        <w:t xml:space="preserve">· </w:t>
+      </w:r>
+      <w:r>
+        <w:rPr>
+          <w:rFonts w:ascii="Times New Roman" w:hAnsi="Times New Roman"/>
+          <w:b w:val="0"/>
+          <w:i w:val="0"/>
+          <w:color w:val="333333"/>
+          <w:sz w:val="22"/>
+          <w:eastAsia w:val="微软雅黑"/>
+        </w:rPr>
+        <w:t>SCD、MCI、AD 三组的菌群网络结构不同，SCD 组存在阶段特有的菌属 [29]；菌群失衡在前驱期即已开始 [30]。</w:t>
+      </w:r>
+    </w:p>
+    <w:p>
+      <w:pPr>
+        <w:spacing w:before="0" w:after="60" w:line="312" w:lineRule="auto"/>
+        <w:ind w:left="360" w:hanging="230"/>
+        <w:jc w:val="left"/>
+      </w:pPr>
+      <w:r>
+        <w:rPr>
+          <w:rFonts w:ascii="Times New Roman" w:hAnsi="Times New Roman"/>
+          <w:b w:val="0"/>
+          <w:i w:val="0"/>
+          <w:color w:val="777777"/>
+          <w:sz w:val="22"/>
+          <w:eastAsia w:val="微软雅黑"/>
+        </w:rPr>
+        <w:t xml:space="preserve">· </w:t>
+      </w:r>
+      <w:r>
+        <w:rPr>
+          <w:rFonts w:ascii="Times New Roman" w:hAnsi="Times New Roman"/>
+          <w:b w:val="0"/>
+          <w:i w:val="0"/>
+          <w:color w:val="333333"/>
+          <w:sz w:val="22"/>
+          <w:eastAsia w:val="微软雅黑"/>
+        </w:rPr>
+        <w:t>促炎菌富集与脑内淀粉样沉积、外周 IL-1β 等炎症指标相关 [26]；AD 组菌群变化幅度大于 MCI 组 [27]。</w:t>
+      </w:r>
+    </w:p>
+    <w:p>
+      <w:pPr>
+        <w:spacing w:before="40" w:after="80" w:line="324" w:lineRule="auto"/>
+        <w:jc w:val="left"/>
+      </w:pPr>
+      <w:r>
+        <w:rPr>
+          <w:rFonts w:ascii="Times New Roman" w:hAnsi="Times New Roman"/>
+          <w:b/>
+          <w:i w:val="0"/>
+          <w:color w:val="B03A2E"/>
+          <w:sz w:val="22"/>
+          <w:eastAsia w:val="微软雅黑"/>
+        </w:rPr>
+        <w:t>边界：</w:t>
+      </w:r>
+      <w:r>
+        <w:rPr>
+          <w:rFonts w:ascii="Times New Roman" w:hAnsi="Times New Roman"/>
+          <w:b w:val="0"/>
+          <w:i w:val="0"/>
+          <w:color w:val="333333"/>
+          <w:sz w:val="22"/>
+          <w:eastAsia w:val="微软雅黑"/>
+        </w:rPr>
+        <w:t>“阶段特有肽”目前是计算层面的产物，其生物学功能需要表达证据与实验支持；本课题以宏蛋白组表达证据二次去重来降低假阳性。</w:t>
+      </w:r>
+    </w:p>
+    <w:p>
+      <w:pPr>
+        <w:spacing w:before="200" w:after="80" w:line="324" w:lineRule="auto"/>
+        <w:jc w:val="left"/>
+      </w:pPr>
+      <w:r>
+        <w:rPr>
+          <w:rFonts w:ascii="Times New Roman" w:hAnsi="Times New Roman"/>
+          <w:b/>
+          <w:i w:val="0"/>
+          <w:color w:val="2F5D62"/>
+          <w:sz w:val="25"/>
+          <w:eastAsia w:val="微软雅黑"/>
+        </w:rPr>
+        <w:t>5. 抗菌肽是促进 AD 发生，还是抑制感染？</w:t>
+      </w:r>
+    </w:p>
+    <w:p>
+      <w:pPr>
+        <w:spacing w:before="40" w:after="80" w:line="324" w:lineRule="auto"/>
+        <w:jc w:val="left"/>
+      </w:pPr>
+      <w:r>
+        <w:rPr>
+          <w:rFonts w:ascii="Times New Roman" w:hAnsi="Times New Roman"/>
+          <w:b/>
+          <w:i w:val="0"/>
+          <w:color w:val="111111"/>
+          <w:sz w:val="22"/>
+          <w:eastAsia w:val="微软雅黑"/>
+        </w:rPr>
+        <w:t>结论：</w:t>
+      </w:r>
+      <w:r>
+        <w:rPr>
+          <w:rFonts w:ascii="Times New Roman" w:hAnsi="Times New Roman"/>
+          <w:b w:val="0"/>
+          <w:i w:val="0"/>
+          <w:color w:val="333333"/>
+          <w:sz w:val="22"/>
+          <w:eastAsia w:val="微软雅黑"/>
+        </w:rPr>
+        <w:t>两者同时成立，取决于浓度、聚集状态与所处部位——这正是“双刃剑”。低浓度、寡聚化时以抗菌为主；</w:t>
+      </w:r>
+    </w:p>
+    <w:p>
+      <w:pPr>
+        <w:spacing w:before="0" w:after="120" w:line="324" w:lineRule="auto"/>
+        <w:jc w:val="left"/>
+      </w:pPr>
+      <w:r>
+        <w:rPr>
+          <w:rFonts w:ascii="Times New Roman" w:hAnsi="Times New Roman"/>
+          <w:b w:val="0"/>
+          <w:i w:val="0"/>
+          <w:color w:val="333333"/>
+          <w:sz w:val="22"/>
+          <w:eastAsia w:val="微软雅黑"/>
+        </w:rPr>
+        <w:t>长期过量时经成核与炎症通路推动 AD 病理。</w:t>
+      </w:r>
+    </w:p>
+    <w:p>
+      <w:pPr>
+        <w:spacing w:before="40" w:after="80" w:line="324" w:lineRule="auto"/>
+        <w:jc w:val="left"/>
+      </w:pPr>
+      <w:r>
+        <w:rPr>
+          <w:rFonts w:ascii="Times New Roman" w:hAnsi="Times New Roman"/>
+          <w:b/>
+          <w:i w:val="0"/>
+          <w:color w:val="2F5D62"/>
+          <w:sz w:val="22"/>
+          <w:eastAsia w:val="微软雅黑"/>
+        </w:rPr>
+        <w:t>证据：</w:t>
+      </w:r>
+    </w:p>
+    <w:p>
+      <w:pPr>
+        <w:spacing w:before="0" w:after="60" w:line="312" w:lineRule="auto"/>
+        <w:ind w:left="360" w:hanging="230"/>
+        <w:jc w:val="left"/>
+      </w:pPr>
+      <w:r>
+        <w:rPr>
+          <w:rFonts w:ascii="Times New Roman" w:hAnsi="Times New Roman"/>
+          <w:b w:val="0"/>
+          <w:i w:val="0"/>
+          <w:color w:val="777777"/>
+          <w:sz w:val="22"/>
+          <w:eastAsia w:val="微软雅黑"/>
+        </w:rPr>
+        <w:t xml:space="preserve">· </w:t>
+      </w:r>
+      <w:r>
+        <w:rPr>
+          <w:rFonts w:ascii="Times New Roman" w:hAnsi="Times New Roman"/>
+          <w:b w:val="0"/>
+          <w:i w:val="0"/>
+          <w:color w:val="333333"/>
+          <w:sz w:val="22"/>
+          <w:eastAsia w:val="微软雅黑"/>
+        </w:rPr>
+        <w:t>抗菌一侧：Aβ 对细菌、真菌、病毒均有活性，纤维化本身参与捕获病原体 [1][4][20]；Aβ 寡聚体可解聚并抑制细菌淀粉样蛋白与生物膜 [45]。</w:t>
+      </w:r>
+    </w:p>
+    <w:p>
+      <w:pPr>
+        <w:spacing w:before="0" w:after="60" w:line="312" w:lineRule="auto"/>
+        <w:ind w:left="360" w:hanging="230"/>
+        <w:jc w:val="left"/>
+      </w:pPr>
+      <w:r>
+        <w:rPr>
+          <w:rFonts w:ascii="Times New Roman" w:hAnsi="Times New Roman"/>
+          <w:b w:val="0"/>
+          <w:i w:val="0"/>
+          <w:color w:val="777777"/>
+          <w:sz w:val="22"/>
+          <w:eastAsia w:val="微软雅黑"/>
+        </w:rPr>
+        <w:t xml:space="preserve">· </w:t>
+      </w:r>
+      <w:r>
+        <w:rPr>
+          <w:rFonts w:ascii="Times New Roman" w:hAnsi="Times New Roman"/>
+          <w:b w:val="0"/>
+          <w:i w:val="0"/>
+          <w:color w:val="333333"/>
+          <w:sz w:val="22"/>
+          <w:eastAsia w:val="微软雅黑"/>
+        </w:rPr>
+        <w:t>致病一侧：LL-37 经 CLIC1 引起小胶质过度活化与神经炎症，小鼠与猴模型中出现 Aβ42 升高、tau 病理与脑萎缩 [6]；CAP37 可由 Aβ 与 TNF-α 诱导，参与神经炎症调节 [9]。</w:t>
+      </w:r>
+    </w:p>
+    <w:p>
+      <w:pPr>
+        <w:spacing w:before="0" w:after="60" w:line="312" w:lineRule="auto"/>
+        <w:ind w:left="360" w:hanging="230"/>
+        <w:jc w:val="left"/>
+      </w:pPr>
+      <w:r>
+        <w:rPr>
+          <w:rFonts w:ascii="Times New Roman" w:hAnsi="Times New Roman"/>
+          <w:b w:val="0"/>
+          <w:i w:val="0"/>
+          <w:color w:val="777777"/>
+          <w:sz w:val="22"/>
+          <w:eastAsia w:val="微软雅黑"/>
+        </w:rPr>
+        <w:t xml:space="preserve">· </w:t>
+      </w:r>
+      <w:r>
+        <w:rPr>
+          <w:rFonts w:ascii="Times New Roman" w:hAnsi="Times New Roman"/>
+          <w:b w:val="0"/>
+          <w:i w:val="0"/>
+          <w:color w:val="333333"/>
+          <w:sz w:val="22"/>
+          <w:eastAsia w:val="微软雅黑"/>
+        </w:rPr>
+        <w:t>分子机制：抗菌肽与淀粉样肽存在交叉成核，β-折叠结构兼容时既可能加速也可能抑制纤维形成，方向由序列与界面决定 [36][37][38]。</w:t>
+      </w:r>
+    </w:p>
+    <w:p>
+      <w:pPr>
+        <w:spacing w:before="40" w:after="80" w:line="324" w:lineRule="auto"/>
+        <w:jc w:val="left"/>
+      </w:pPr>
+      <w:r>
+        <w:rPr>
+          <w:rFonts w:ascii="Times New Roman" w:hAnsi="Times New Roman"/>
+          <w:b/>
+          <w:i w:val="0"/>
+          <w:color w:val="B03A2E"/>
+          <w:sz w:val="22"/>
+          <w:eastAsia w:val="微软雅黑"/>
+        </w:rPr>
+        <w:t>边界：</w:t>
+      </w:r>
+      <w:r>
+        <w:rPr>
+          <w:rFonts w:ascii="Times New Roman" w:hAnsi="Times New Roman"/>
+          <w:b w:val="0"/>
+          <w:i w:val="0"/>
+          <w:color w:val="333333"/>
+          <w:sz w:val="22"/>
+          <w:eastAsia w:val="微软雅黑"/>
+        </w:rPr>
+        <w:t>方向不能一概而论。同一种肽在不同浓度与环境下作用相反，本课题只给候选与优先序，不做单向断言。</w:t>
+      </w:r>
+    </w:p>
+    <w:p>
+      <w:pPr>
+        <w:spacing w:before="200" w:after="80" w:line="324" w:lineRule="auto"/>
+        <w:jc w:val="left"/>
+      </w:pPr>
+      <w:r>
+        <w:rPr>
+          <w:rFonts w:ascii="Times New Roman" w:hAnsi="Times New Roman"/>
+          <w:b/>
+          <w:i w:val="0"/>
+          <w:color w:val="2F5D62"/>
+          <w:sz w:val="25"/>
+          <w:eastAsia w:val="微软雅黑"/>
+        </w:rPr>
+        <w:t>6. 抑制感染这一侧有哪些证据？</w:t>
+      </w:r>
+    </w:p>
+    <w:p>
+      <w:pPr>
+        <w:spacing w:before="40" w:after="80" w:line="324" w:lineRule="auto"/>
+        <w:jc w:val="left"/>
+      </w:pPr>
+      <w:r>
+        <w:rPr>
+          <w:rFonts w:ascii="Times New Roman" w:hAnsi="Times New Roman"/>
+          <w:b/>
+          <w:i w:val="0"/>
+          <w:color w:val="111111"/>
+          <w:sz w:val="22"/>
+          <w:eastAsia w:val="微软雅黑"/>
+        </w:rPr>
+        <w:t>结论：</w:t>
+      </w:r>
+      <w:r>
+        <w:rPr>
+          <w:rFonts w:ascii="Times New Roman" w:hAnsi="Times New Roman"/>
+          <w:b w:val="0"/>
+          <w:i w:val="0"/>
+          <w:color w:val="333333"/>
+          <w:sz w:val="22"/>
+          <w:eastAsia w:val="微软雅黑"/>
+        </w:rPr>
+        <w:t>体外、体内与机制三条证据链都有：抗菌活性测定、感染模型中的存活优势，以及纤维网捕获病原体的形态学证据。</w:t>
+      </w:r>
+    </w:p>
+    <w:p>
+      <w:pPr>
+        <w:spacing w:before="40" w:after="80" w:line="324" w:lineRule="auto"/>
+        <w:jc w:val="left"/>
+      </w:pPr>
+      <w:r>
+        <w:rPr>
+          <w:rFonts w:ascii="Times New Roman" w:hAnsi="Times New Roman"/>
+          <w:b/>
+          <w:i w:val="0"/>
+          <w:color w:val="2F5D62"/>
+          <w:sz w:val="22"/>
+          <w:eastAsia w:val="微软雅黑"/>
+        </w:rPr>
+        <w:t>证据：</w:t>
+      </w:r>
+    </w:p>
+    <w:p>
+      <w:pPr>
+        <w:spacing w:before="0" w:after="60" w:line="312" w:lineRule="auto"/>
+        <w:ind w:left="360" w:hanging="230"/>
+        <w:jc w:val="left"/>
+      </w:pPr>
+      <w:r>
+        <w:rPr>
+          <w:rFonts w:ascii="Times New Roman" w:hAnsi="Times New Roman"/>
+          <w:b w:val="0"/>
+          <w:i w:val="0"/>
+          <w:color w:val="777777"/>
+          <w:sz w:val="22"/>
+          <w:eastAsia w:val="微软雅黑"/>
+        </w:rPr>
+        <w:t xml:space="preserve">· </w:t>
+      </w:r>
+      <w:r>
+        <w:rPr>
+          <w:rFonts w:ascii="Times New Roman" w:hAnsi="Times New Roman"/>
+          <w:b w:val="0"/>
+          <w:i w:val="0"/>
+          <w:color w:val="333333"/>
+          <w:sz w:val="22"/>
+          <w:eastAsia w:val="微软雅黑"/>
+        </w:rPr>
+        <w:t>5×FAD 小鼠（持续表达人 Aβ）颅内接种鼠伤寒沙门菌后存活时间显著长于野生型，临床评分更低、体重下降更少、细菌负荷更低；寡聚化是抗菌活性所必需 [1][3]。</w:t>
+      </w:r>
+    </w:p>
+    <w:p>
+      <w:pPr>
+        <w:spacing w:before="0" w:after="60" w:line="312" w:lineRule="auto"/>
+        <w:ind w:left="360" w:hanging="230"/>
+        <w:jc w:val="left"/>
+      </w:pPr>
+      <w:r>
+        <w:rPr>
+          <w:rFonts w:ascii="Times New Roman" w:hAnsi="Times New Roman"/>
+          <w:b w:val="0"/>
+          <w:i w:val="0"/>
+          <w:color w:val="777777"/>
+          <w:sz w:val="22"/>
+          <w:eastAsia w:val="微软雅黑"/>
+        </w:rPr>
+        <w:t xml:space="preserve">· </w:t>
+      </w:r>
+      <w:r>
+        <w:rPr>
+          <w:rFonts w:ascii="Times New Roman" w:hAnsi="Times New Roman"/>
+          <w:b w:val="0"/>
+          <w:i w:val="0"/>
+          <w:color w:val="333333"/>
+          <w:sz w:val="22"/>
+          <w:eastAsia w:val="微软雅黑"/>
+        </w:rPr>
+        <w:t>Aβ 寡聚体结合疱疹病毒表面糖蛋白，30 分钟内形成纤维网把病毒颗粒捕获，降低感染性 [4]；机制综述归纳为抗黏附、调理素、纤维网捕获与生物膜破坏四种方式 [20]。</w:t>
+      </w:r>
+    </w:p>
+    <w:p>
+      <w:pPr>
+        <w:spacing w:before="40" w:after="80" w:line="324" w:lineRule="auto"/>
+        <w:jc w:val="left"/>
+      </w:pPr>
+      <w:r>
+        <w:rPr>
+          <w:rFonts w:ascii="Times New Roman" w:hAnsi="Times New Roman"/>
+          <w:b/>
+          <w:i w:val="0"/>
+          <w:color w:val="B03A2E"/>
+          <w:sz w:val="22"/>
+          <w:eastAsia w:val="微软雅黑"/>
+        </w:rPr>
+        <w:t>边界：</w:t>
+      </w:r>
+      <w:r>
+        <w:rPr>
+          <w:rFonts w:ascii="Times New Roman" w:hAnsi="Times New Roman"/>
+          <w:b w:val="0"/>
+          <w:i w:val="0"/>
+          <w:color w:val="333333"/>
+          <w:sz w:val="22"/>
+          <w:eastAsia w:val="微软雅黑"/>
+        </w:rPr>
+        <w:t>以上是 Aβ 的证据；微生物源抗菌肽是否同样参与，需要本课题的抑菌实验来回答。</w:t>
+      </w:r>
+    </w:p>
+    <w:p>
+      <w:pPr>
+        <w:spacing w:before="200" w:after="80" w:line="324" w:lineRule="auto"/>
+        <w:jc w:val="left"/>
+      </w:pPr>
+      <w:r>
+        <w:rPr>
+          <w:rFonts w:ascii="Times New Roman" w:hAnsi="Times New Roman"/>
+          <w:b/>
+          <w:i w:val="0"/>
+          <w:color w:val="2F5D62"/>
+          <w:sz w:val="25"/>
+          <w:eastAsia w:val="微软雅黑"/>
+        </w:rPr>
+        <w:t>7. 为什么 AD 组更多（和炎症是什么关系）？</w:t>
+      </w:r>
+    </w:p>
+    <w:p>
+      <w:pPr>
+        <w:spacing w:before="40" w:after="80" w:line="324" w:lineRule="auto"/>
+        <w:jc w:val="left"/>
+      </w:pPr>
+      <w:r>
+        <w:rPr>
+          <w:rFonts w:ascii="Times New Roman" w:hAnsi="Times New Roman"/>
+          <w:b/>
+          <w:i w:val="0"/>
+          <w:color w:val="111111"/>
+          <w:sz w:val="22"/>
+          <w:eastAsia w:val="微软雅黑"/>
+        </w:rPr>
+        <w:t>结论：</w:t>
+      </w:r>
+      <w:r>
+        <w:rPr>
+          <w:rFonts w:ascii="Times New Roman" w:hAnsi="Times New Roman"/>
+          <w:b w:val="0"/>
+          <w:i w:val="0"/>
+          <w:color w:val="333333"/>
+          <w:sz w:val="22"/>
+          <w:eastAsia w:val="微软雅黑"/>
+        </w:rPr>
+        <w:t>存在一个自增强的炎症—Aβ/抗菌肽环。菌群失衡与肠屏障通透性升高使内毒素长期入血，</w:t>
+      </w:r>
+    </w:p>
+    <w:p>
+      <w:pPr>
+        <w:spacing w:before="0" w:after="120" w:line="324" w:lineRule="auto"/>
+        <w:jc w:val="left"/>
+      </w:pPr>
+      <w:r>
+        <w:rPr>
+          <w:rFonts w:ascii="Times New Roman" w:hAnsi="Times New Roman"/>
+          <w:b w:val="0"/>
+          <w:i w:val="0"/>
+          <w:color w:val="333333"/>
+          <w:sz w:val="22"/>
+          <w:eastAsia w:val="微软雅黑"/>
+        </w:rPr>
+        <w:t>经 TLR4/NF-κB 升高促炎因子，促炎因子又上调 Aβ 与抗菌肽的表达；聚集后的 Aβ 再激活小胶质细胞产生更多炎症介质。</w:t>
+      </w:r>
+    </w:p>
+    <w:p>
+      <w:pPr>
+        <w:spacing w:before="40" w:after="80" w:line="324" w:lineRule="auto"/>
+        <w:jc w:val="left"/>
+      </w:pPr>
+      <w:r>
+        <w:rPr>
+          <w:rFonts w:ascii="Times New Roman" w:hAnsi="Times New Roman"/>
+          <w:b/>
+          <w:i w:val="0"/>
+          <w:color w:val="2F5D62"/>
+          <w:sz w:val="22"/>
+          <w:eastAsia w:val="微软雅黑"/>
+        </w:rPr>
+        <w:t>证据：</w:t>
+      </w:r>
+    </w:p>
+    <w:p>
+      <w:pPr>
+        <w:spacing w:before="0" w:after="60" w:line="312" w:lineRule="auto"/>
+        <w:ind w:left="360" w:hanging="230"/>
+        <w:jc w:val="left"/>
+      </w:pPr>
+      <w:r>
+        <w:rPr>
+          <w:rFonts w:ascii="Times New Roman" w:hAnsi="Times New Roman"/>
+          <w:b w:val="0"/>
+          <w:i w:val="0"/>
+          <w:color w:val="777777"/>
+          <w:sz w:val="22"/>
+          <w:eastAsia w:val="微软雅黑"/>
+        </w:rPr>
+        <w:t xml:space="preserve">· </w:t>
+      </w:r>
+      <w:r>
+        <w:rPr>
+          <w:rFonts w:ascii="Times New Roman" w:hAnsi="Times New Roman"/>
+          <w:b w:val="0"/>
+          <w:i w:val="0"/>
+          <w:color w:val="333333"/>
+          <w:sz w:val="22"/>
+          <w:eastAsia w:val="微软雅黑"/>
+        </w:rPr>
+        <w:t>AD 脑与血中 LPS 升高，LPS 经 TLR4/CD14 触发 NF-κB 与促炎因子，促炎因子再上调 Aβ 生成 [11]；菌群失衡—LPS—TLR4/NF-κB—Aβ 构成前馈环，IL-6/CRP 与临床分期相关 [46]。</w:t>
+      </w:r>
+    </w:p>
+    <w:p>
+      <w:pPr>
+        <w:spacing w:before="0" w:after="60" w:line="312" w:lineRule="auto"/>
+        <w:ind w:left="360" w:hanging="230"/>
+        <w:jc w:val="left"/>
+      </w:pPr>
+      <w:r>
+        <w:rPr>
+          <w:rFonts w:ascii="Times New Roman" w:hAnsi="Times New Roman"/>
+          <w:b w:val="0"/>
+          <w:i w:val="0"/>
+          <w:color w:val="777777"/>
+          <w:sz w:val="22"/>
+          <w:eastAsia w:val="微软雅黑"/>
+        </w:rPr>
+        <w:t xml:space="preserve">· </w:t>
+      </w:r>
+      <w:r>
+        <w:rPr>
+          <w:rFonts w:ascii="Times New Roman" w:hAnsi="Times New Roman"/>
+          <w:b w:val="0"/>
+          <w:i w:val="0"/>
+          <w:color w:val="333333"/>
+          <w:sz w:val="22"/>
+          <w:eastAsia w:val="微软雅黑"/>
+        </w:rPr>
+        <w:t>炎症直接上调抗菌肽：TNF-α 与 Aβ 可诱导神经元表达 CAP37 [9]；LL-37 本身“在感染与炎症后升高”，并在 AD 脑内与病程进展相关 [6]。</w:t>
+      </w:r>
+    </w:p>
+    <w:p>
+      <w:pPr>
+        <w:spacing w:before="0" w:after="60" w:line="312" w:lineRule="auto"/>
+        <w:ind w:left="360" w:hanging="230"/>
+        <w:jc w:val="left"/>
+      </w:pPr>
+      <w:r>
+        <w:rPr>
+          <w:rFonts w:ascii="Times New Roman" w:hAnsi="Times New Roman"/>
+          <w:b w:val="0"/>
+          <w:i w:val="0"/>
+          <w:color w:val="777777"/>
+          <w:sz w:val="22"/>
+          <w:eastAsia w:val="微软雅黑"/>
+        </w:rPr>
+        <w:t xml:space="preserve">· </w:t>
+      </w:r>
+      <w:r>
+        <w:rPr>
+          <w:rFonts w:ascii="Times New Roman" w:hAnsi="Times New Roman"/>
+          <w:b w:val="0"/>
+          <w:i w:val="0"/>
+          <w:color w:val="333333"/>
+          <w:sz w:val="22"/>
+          <w:eastAsia w:val="微软雅黑"/>
+        </w:rPr>
+        <w:t>临床对应：血清 LL-37 高者两年内 MMSE 下降 ≥3 分的比值比为 2.11，NfL 与 pTau181 上升更快 [42]；前驱阶段 CRP 与 LPS 已经升高 [17]。</w:t>
+      </w:r>
+    </w:p>
+    <w:p>
+      <w:pPr>
+        <w:spacing w:before="40" w:after="80" w:line="324" w:lineRule="auto"/>
+        <w:jc w:val="left"/>
+      </w:pPr>
+      <w:r>
+        <w:rPr>
+          <w:rFonts w:ascii="Times New Roman" w:hAnsi="Times New Roman"/>
+          <w:b/>
+          <w:i w:val="0"/>
+          <w:color w:val="B03A2E"/>
+          <w:sz w:val="22"/>
+          <w:eastAsia w:val="微软雅黑"/>
+        </w:rPr>
+        <w:t>边界：</w:t>
+      </w:r>
+      <w:r>
+        <w:rPr>
+          <w:rFonts w:ascii="Times New Roman" w:hAnsi="Times New Roman"/>
+          <w:b w:val="0"/>
+          <w:i w:val="0"/>
+          <w:color w:val="333333"/>
+          <w:sz w:val="22"/>
+          <w:eastAsia w:val="微软雅黑"/>
+        </w:rPr>
+        <w:t>“为什么更多”目前是用多条独立证据拼出的机制假设，尚未在同一队列中完整验证；</w:t>
+      </w:r>
+    </w:p>
+    <w:p>
+      <w:pPr>
+        <w:spacing w:before="0" w:after="120" w:line="324" w:lineRule="auto"/>
+        <w:jc w:val="left"/>
+      </w:pPr>
+      <w:r>
+        <w:rPr>
+          <w:rFonts w:ascii="Times New Roman" w:hAnsi="Times New Roman"/>
+          <w:b w:val="0"/>
+          <w:i w:val="0"/>
+          <w:color w:val="333333"/>
+          <w:sz w:val="22"/>
+          <w:eastAsia w:val="微软雅黑"/>
+        </w:rPr>
+        <w:t>本课题的数据可以补上“微生物源抗菌肽按阶段如何变化”这一环。</w:t>
+      </w:r>
+    </w:p>
+    <w:p>
+      <w:pPr>
+        <w:spacing w:before="200" w:after="80" w:line="324" w:lineRule="auto"/>
+        <w:jc w:val="left"/>
+      </w:pPr>
+      <w:r>
+        <w:rPr>
+          <w:rFonts w:ascii="Times New Roman" w:hAnsi="Times New Roman"/>
+          <w:b/>
+          <w:i w:val="0"/>
+          <w:color w:val="2F5D62"/>
+          <w:sz w:val="25"/>
+          <w:eastAsia w:val="微软雅黑"/>
+        </w:rPr>
+        <w:t>8. 正常人与 AD，谁的抗菌肽更多？</w:t>
+      </w:r>
+    </w:p>
+    <w:p>
+      <w:pPr>
+        <w:spacing w:before="40" w:after="80" w:line="324" w:lineRule="auto"/>
+        <w:jc w:val="left"/>
+      </w:pPr>
+      <w:r>
+        <w:rPr>
+          <w:rFonts w:ascii="Times New Roman" w:hAnsi="Times New Roman"/>
+          <w:b/>
+          <w:i w:val="0"/>
+          <w:color w:val="111111"/>
+          <w:sz w:val="22"/>
+          <w:eastAsia w:val="微软雅黑"/>
+        </w:rPr>
+        <w:t>结论：</w:t>
+      </w:r>
+      <w:r>
+        <w:rPr>
+          <w:rFonts w:ascii="Times New Roman" w:hAnsi="Times New Roman"/>
+          <w:b w:val="0"/>
+          <w:i w:val="0"/>
+          <w:color w:val="333333"/>
+          <w:sz w:val="22"/>
+          <w:eastAsia w:val="微软雅黑"/>
+        </w:rPr>
+        <w:t>总体方向是 AD 侧更高，但并非所有抗菌肽都升高——乳铁蛋白等在 AD 中是下降的。</w:t>
+      </w:r>
+    </w:p>
+    <w:p>
+      <w:pPr>
+        <w:spacing w:before="0" w:after="120" w:line="324" w:lineRule="auto"/>
+        <w:jc w:val="left"/>
+      </w:pPr>
+      <w:r>
+        <w:rPr>
+          <w:rFonts w:ascii="Times New Roman" w:hAnsi="Times New Roman"/>
+          <w:b w:val="0"/>
+          <w:i w:val="0"/>
+          <w:color w:val="333333"/>
+          <w:sz w:val="22"/>
+          <w:eastAsia w:val="微软雅黑"/>
+        </w:rPr>
+        <w:t>回答这个问题必须说清三点：哪一种肽、哪个部位、哪个阶段。</w:t>
+      </w:r>
+    </w:p>
+    <w:tbl>
+      <w:tblPr>
+        <w:tblStyle w:val="TableGrid"/>
+        <w:tblW w:type="auto" w:w="0"/>
+        <w:jc w:val="center"/>
+        <w:tblLook w:firstColumn="1" w:firstRow="1" w:lastColumn="0" w:lastRow="0" w:noHBand="0" w:noVBand="1" w:val="04A0"/>
+      </w:tblPr>
+      <w:tblGrid>
+        <w:gridCol w:w="2448"/>
+        <w:gridCol w:w="2448"/>
+        <w:gridCol w:w="2448"/>
+        <w:gridCol w:w="2448"/>
+      </w:tblGrid>
+      <w:tr>
+        <w:tc>
+          <w:tcPr>
+            <w:tcW w:type="dxa" w:w="2952"/>
+            <w:shd w:val="clear" w:fill="F2F2F0"/>
+          </w:tcPr>
+          <w:p>
+            <w:pPr>
+              <w:spacing w:after="40"/>
+            </w:pPr>
+            <w:r/>
+            <w:r>
+              <w:rPr>
+                <w:rFonts w:ascii="Times New Roman" w:hAnsi="Times New Roman"/>
+                <w:b/>
+                <w:i w:val="0"/>
+                <w:color w:val="111111"/>
+                <w:sz w:val="19"/>
+                <w:eastAsia w:val="微软雅黑"/>
+              </w:rPr>
+              <w:t>分子</w:t>
+            </w:r>
+          </w:p>
+        </w:tc>
+        <w:tc>
+          <w:tcPr>
+            <w:tcW w:type="dxa" w:w="1512"/>
+            <w:shd w:val="clear" w:fill="F2F2F0"/>
+          </w:tcPr>
+          <w:p>
+            <w:pPr>
+              <w:spacing w:after="40"/>
+            </w:pPr>
+            <w:r/>
+            <w:r>
+              <w:rPr>
+                <w:rFonts w:ascii="Times New Roman" w:hAnsi="Times New Roman"/>
+                <w:b/>
+                <w:i w:val="0"/>
+                <w:color w:val="111111"/>
+                <w:sz w:val="19"/>
+                <w:eastAsia w:val="微软雅黑"/>
+              </w:rPr>
+              <w:t>在 AD 中的方向</w:t>
+            </w:r>
+          </w:p>
+        </w:tc>
+        <w:tc>
+          <w:tcPr>
+            <w:tcW w:type="dxa" w:w="5904"/>
+            <w:shd w:val="clear" w:fill="F2F2F0"/>
+          </w:tcPr>
+          <w:p>
+            <w:pPr>
+              <w:spacing w:after="40"/>
+            </w:pPr>
+            <w:r/>
+            <w:r>
+              <w:rPr>
+                <w:rFonts w:ascii="Times New Roman" w:hAnsi="Times New Roman"/>
+                <w:b/>
+                <w:i w:val="0"/>
+                <w:color w:val="111111"/>
+                <w:sz w:val="19"/>
+                <w:eastAsia w:val="微软雅黑"/>
+              </w:rPr>
+              <w:t>标本 / 部位</w:t>
+            </w:r>
+          </w:p>
+        </w:tc>
+        <w:tc>
+          <w:tcPr>
+            <w:tcW w:type="dxa" w:w="1224"/>
+            <w:shd w:val="clear" w:fill="F2F2F0"/>
+          </w:tcPr>
+          <w:p>
+            <w:pPr>
+              <w:spacing w:after="40"/>
+            </w:pPr>
+            <w:r/>
+            <w:r>
+              <w:rPr>
+                <w:rFonts w:ascii="Times New Roman" w:hAnsi="Times New Roman"/>
+                <w:b/>
+                <w:i w:val="0"/>
+                <w:color w:val="111111"/>
+                <w:sz w:val="19"/>
+                <w:eastAsia w:val="微软雅黑"/>
+              </w:rPr>
+              <w:t>文献</w:t>
+            </w:r>
+          </w:p>
+        </w:tc>
+      </w:tr>
+      <w:tr>
+        <w:tc>
+          <w:tcPr>
+            <w:tcW w:type="dxa" w:w="2952"/>
+          </w:tcPr>
+          <w:p>
+            <w:pPr>
+              <w:spacing w:after="40"/>
+            </w:pPr>
+            <w:r/>
+            <w:r>
+              <w:rPr>
+                <w:rFonts w:ascii="Times New Roman" w:hAnsi="Times New Roman"/>
+                <w:b w:val="0"/>
+                <w:i w:val="0"/>
+                <w:color w:val="111111"/>
+                <w:sz w:val="19"/>
+                <w:eastAsia w:val="微软雅黑"/>
+              </w:rPr>
+              <w:t>LL-37（cathelicidin）</w:t>
+            </w:r>
+          </w:p>
+        </w:tc>
+        <w:tc>
+          <w:tcPr>
+            <w:tcW w:type="dxa" w:w="1512"/>
+          </w:tcPr>
+          <w:p>
+            <w:pPr>
+              <w:spacing w:after="40"/>
+            </w:pPr>
+            <w:r/>
+            <w:r>
+              <w:rPr>
+                <w:rFonts w:ascii="Times New Roman" w:hAnsi="Times New Roman"/>
+                <w:b w:val="0"/>
+                <w:i w:val="0"/>
+                <w:color w:val="333333"/>
+                <w:sz w:val="19"/>
+                <w:eastAsia w:val="微软雅黑"/>
+              </w:rPr>
+              <w:t>升高</w:t>
+            </w:r>
+          </w:p>
+        </w:tc>
+        <w:tc>
+          <w:tcPr>
+            <w:tcW w:type="dxa" w:w="5904"/>
+          </w:tcPr>
+          <w:p>
+            <w:pPr>
+              <w:spacing w:after="40"/>
+            </w:pPr>
+            <w:r/>
+            <w:r>
+              <w:rPr>
+                <w:rFonts w:ascii="Times New Roman" w:hAnsi="Times New Roman"/>
+                <w:b w:val="0"/>
+                <w:i w:val="0"/>
+                <w:color w:val="333333"/>
+                <w:sz w:val="19"/>
+                <w:eastAsia w:val="微软雅黑"/>
+              </w:rPr>
+              <w:t>AD 脑组织；血清高者认知下降更快</w:t>
+            </w:r>
+          </w:p>
+        </w:tc>
+        <w:tc>
+          <w:tcPr>
+            <w:tcW w:type="dxa" w:w="1224"/>
+          </w:tcPr>
+          <w:p>
+            <w:pPr>
+              <w:spacing w:after="40"/>
+            </w:pPr>
+            <w:r/>
+            <w:r>
+              <w:rPr>
+                <w:rFonts w:ascii="Times New Roman" w:hAnsi="Times New Roman"/>
+                <w:b w:val="0"/>
+                <w:i w:val="0"/>
+                <w:color w:val="333333"/>
+                <w:sz w:val="19"/>
+                <w:eastAsia w:val="微软雅黑"/>
+              </w:rPr>
+              <w:t>[6][7][42]</w:t>
+            </w:r>
+          </w:p>
+        </w:tc>
+      </w:tr>
+      <w:tr>
+        <w:tc>
+          <w:tcPr>
+            <w:tcW w:type="dxa" w:w="2952"/>
+          </w:tcPr>
+          <w:p>
+            <w:pPr>
+              <w:spacing w:after="40"/>
+            </w:pPr>
+            <w:r/>
+            <w:r>
+              <w:rPr>
+                <w:rFonts w:ascii="Times New Roman" w:hAnsi="Times New Roman"/>
+                <w:b w:val="0"/>
+                <w:i w:val="0"/>
+                <w:color w:val="111111"/>
+                <w:sz w:val="19"/>
+                <w:eastAsia w:val="微软雅黑"/>
+              </w:rPr>
+              <w:t>β-防御素-1（hBD-1）</w:t>
+            </w:r>
+          </w:p>
+        </w:tc>
+        <w:tc>
+          <w:tcPr>
+            <w:tcW w:type="dxa" w:w="1512"/>
+          </w:tcPr>
+          <w:p>
+            <w:pPr>
+              <w:spacing w:after="40"/>
+            </w:pPr>
+            <w:r/>
+            <w:r>
+              <w:rPr>
+                <w:rFonts w:ascii="Times New Roman" w:hAnsi="Times New Roman"/>
+                <w:b w:val="0"/>
+                <w:i w:val="0"/>
+                <w:color w:val="333333"/>
+                <w:sz w:val="19"/>
+                <w:eastAsia w:val="微软雅黑"/>
+              </w:rPr>
+              <w:t>升高</w:t>
+            </w:r>
+          </w:p>
+        </w:tc>
+        <w:tc>
+          <w:tcPr>
+            <w:tcW w:type="dxa" w:w="5904"/>
+          </w:tcPr>
+          <w:p>
+            <w:pPr>
+              <w:spacing w:after="40"/>
+            </w:pPr>
+            <w:r/>
+            <w:r>
+              <w:rPr>
+                <w:rFonts w:ascii="Times New Roman" w:hAnsi="Times New Roman"/>
+                <w:b w:val="0"/>
+                <w:i w:val="0"/>
+                <w:color w:val="333333"/>
+                <w:sz w:val="19"/>
+                <w:eastAsia w:val="微软雅黑"/>
+              </w:rPr>
+              <w:t>AD 脑海马星形胶质细胞、神经元、脉络丛</w:t>
+            </w:r>
+          </w:p>
+        </w:tc>
+        <w:tc>
+          <w:tcPr>
+            <w:tcW w:type="dxa" w:w="1224"/>
+          </w:tcPr>
+          <w:p>
+            <w:pPr>
+              <w:spacing w:after="40"/>
+            </w:pPr>
+            <w:r/>
+            <w:r>
+              <w:rPr>
+                <w:rFonts w:ascii="Times New Roman" w:hAnsi="Times New Roman"/>
+                <w:b w:val="0"/>
+                <w:i w:val="0"/>
+                <w:color w:val="333333"/>
+                <w:sz w:val="19"/>
+                <w:eastAsia w:val="微软雅黑"/>
+              </w:rPr>
+              <w:t>[8][10]</w:t>
+            </w:r>
+          </w:p>
+        </w:tc>
+      </w:tr>
+      <w:tr>
+        <w:tc>
+          <w:tcPr>
+            <w:tcW w:type="dxa" w:w="2952"/>
+          </w:tcPr>
+          <w:p>
+            <w:pPr>
+              <w:spacing w:after="40"/>
+            </w:pPr>
+            <w:r/>
+            <w:r>
+              <w:rPr>
+                <w:rFonts w:ascii="Times New Roman" w:hAnsi="Times New Roman"/>
+                <w:b w:val="0"/>
+                <w:i w:val="0"/>
+                <w:color w:val="111111"/>
+                <w:sz w:val="19"/>
+                <w:eastAsia w:val="微软雅黑"/>
+              </w:rPr>
+              <w:t>β-防御素-2（hBD-2）</w:t>
+            </w:r>
+          </w:p>
+        </w:tc>
+        <w:tc>
+          <w:tcPr>
+            <w:tcW w:type="dxa" w:w="1512"/>
+          </w:tcPr>
+          <w:p>
+            <w:pPr>
+              <w:spacing w:after="40"/>
+            </w:pPr>
+            <w:r/>
+            <w:r>
+              <w:rPr>
+                <w:rFonts w:ascii="Times New Roman" w:hAnsi="Times New Roman"/>
+                <w:b w:val="0"/>
+                <w:i w:val="0"/>
+                <w:color w:val="333333"/>
+                <w:sz w:val="19"/>
+                <w:eastAsia w:val="微软雅黑"/>
+              </w:rPr>
+              <w:t>升高</w:t>
+            </w:r>
+          </w:p>
+        </w:tc>
+        <w:tc>
+          <w:tcPr>
+            <w:tcW w:type="dxa" w:w="5904"/>
+          </w:tcPr>
+          <w:p>
+            <w:pPr>
+              <w:spacing w:after="40"/>
+            </w:pPr>
+            <w:r/>
+            <w:r>
+              <w:rPr>
+                <w:rFonts w:ascii="Times New Roman" w:hAnsi="Times New Roman"/>
+                <w:b w:val="0"/>
+                <w:i w:val="0"/>
+                <w:color w:val="333333"/>
+                <w:sz w:val="19"/>
+                <w:eastAsia w:val="微软雅黑"/>
+              </w:rPr>
+              <w:t>AD 血清与脑脊液</w:t>
+            </w:r>
+          </w:p>
+        </w:tc>
+        <w:tc>
+          <w:tcPr>
+            <w:tcW w:type="dxa" w:w="1224"/>
+          </w:tcPr>
+          <w:p>
+            <w:pPr>
+              <w:spacing w:after="40"/>
+            </w:pPr>
+            <w:r/>
+            <w:r>
+              <w:rPr>
+                <w:rFonts w:ascii="Times New Roman" w:hAnsi="Times New Roman"/>
+                <w:b w:val="0"/>
+                <w:i w:val="0"/>
+                <w:color w:val="333333"/>
+                <w:sz w:val="19"/>
+                <w:eastAsia w:val="微软雅黑"/>
+              </w:rPr>
+              <w:t>[10]</w:t>
+            </w:r>
+          </w:p>
+        </w:tc>
+      </w:tr>
+      <w:tr>
+        <w:tc>
+          <w:tcPr>
+            <w:tcW w:type="dxa" w:w="2952"/>
+          </w:tcPr>
+          <w:p>
+            <w:pPr>
+              <w:spacing w:after="40"/>
+            </w:pPr>
+            <w:r/>
+            <w:r>
+              <w:rPr>
+                <w:rFonts w:ascii="Times New Roman" w:hAnsi="Times New Roman"/>
+                <w:b w:val="0"/>
+                <w:i w:val="0"/>
+                <w:color w:val="111111"/>
+                <w:sz w:val="19"/>
+                <w:eastAsia w:val="微软雅黑"/>
+              </w:rPr>
+              <w:t>α-防御素 1—4</w:t>
+            </w:r>
+          </w:p>
+        </w:tc>
+        <w:tc>
+          <w:tcPr>
+            <w:tcW w:type="dxa" w:w="1512"/>
+          </w:tcPr>
+          <w:p>
+            <w:pPr>
+              <w:spacing w:after="40"/>
+            </w:pPr>
+            <w:r/>
+            <w:r>
+              <w:rPr>
+                <w:rFonts w:ascii="Times New Roman" w:hAnsi="Times New Roman"/>
+                <w:b w:val="0"/>
+                <w:i w:val="0"/>
+                <w:color w:val="333333"/>
+                <w:sz w:val="19"/>
+                <w:eastAsia w:val="微软雅黑"/>
+              </w:rPr>
+              <w:t>升高</w:t>
+            </w:r>
+          </w:p>
+        </w:tc>
+        <w:tc>
+          <w:tcPr>
+            <w:tcW w:type="dxa" w:w="5904"/>
+          </w:tcPr>
+          <w:p>
+            <w:pPr>
+              <w:spacing w:after="40"/>
+            </w:pPr>
+            <w:r/>
+            <w:r>
+              <w:rPr>
+                <w:rFonts w:ascii="Times New Roman" w:hAnsi="Times New Roman"/>
+                <w:b w:val="0"/>
+                <w:i w:val="0"/>
+                <w:color w:val="333333"/>
+                <w:sz w:val="19"/>
+                <w:eastAsia w:val="微软雅黑"/>
+              </w:rPr>
+              <w:t>AD 唾液、血液、血清、脑脊液</w:t>
+            </w:r>
+          </w:p>
+        </w:tc>
+        <w:tc>
+          <w:tcPr>
+            <w:tcW w:type="dxa" w:w="1224"/>
+          </w:tcPr>
+          <w:p>
+            <w:pPr>
+              <w:spacing w:after="40"/>
+            </w:pPr>
+            <w:r/>
+            <w:r>
+              <w:rPr>
+                <w:rFonts w:ascii="Times New Roman" w:hAnsi="Times New Roman"/>
+                <w:b w:val="0"/>
+                <w:i w:val="0"/>
+                <w:color w:val="333333"/>
+                <w:sz w:val="19"/>
+                <w:eastAsia w:val="微软雅黑"/>
+              </w:rPr>
+              <w:t>[10]</w:t>
+            </w:r>
+          </w:p>
+        </w:tc>
+      </w:tr>
+      <w:tr>
+        <w:tc>
+          <w:tcPr>
+            <w:tcW w:type="dxa" w:w="2952"/>
+          </w:tcPr>
+          <w:p>
+            <w:pPr>
+              <w:spacing w:after="40"/>
+            </w:pPr>
+            <w:r/>
+            <w:r>
+              <w:rPr>
+                <w:rFonts w:ascii="Times New Roman" w:hAnsi="Times New Roman"/>
+                <w:b w:val="0"/>
+                <w:i w:val="0"/>
+                <w:color w:val="111111"/>
+                <w:sz w:val="19"/>
+                <w:eastAsia w:val="微软雅黑"/>
+              </w:rPr>
+              <w:t>CAP37（AZU1）</w:t>
+            </w:r>
+          </w:p>
+        </w:tc>
+        <w:tc>
+          <w:tcPr>
+            <w:tcW w:type="dxa" w:w="1512"/>
+          </w:tcPr>
+          <w:p>
+            <w:pPr>
+              <w:spacing w:after="40"/>
+            </w:pPr>
+            <w:r/>
+            <w:r>
+              <w:rPr>
+                <w:rFonts w:ascii="Times New Roman" w:hAnsi="Times New Roman"/>
+                <w:b w:val="0"/>
+                <w:i w:val="0"/>
+                <w:color w:val="333333"/>
+                <w:sz w:val="19"/>
+                <w:eastAsia w:val="微软雅黑"/>
+              </w:rPr>
+              <w:t>升高</w:t>
+            </w:r>
+          </w:p>
+        </w:tc>
+        <w:tc>
+          <w:tcPr>
+            <w:tcW w:type="dxa" w:w="5904"/>
+          </w:tcPr>
+          <w:p>
+            <w:pPr>
+              <w:spacing w:after="40"/>
+            </w:pPr>
+            <w:r/>
+            <w:r>
+              <w:rPr>
+                <w:rFonts w:ascii="Times New Roman" w:hAnsi="Times New Roman"/>
+                <w:b w:val="0"/>
+                <w:i w:val="0"/>
+                <w:color w:val="333333"/>
+                <w:sz w:val="19"/>
+                <w:eastAsia w:val="微软雅黑"/>
+              </w:rPr>
+              <w:t>AD 颞叶/顶叶皮层锥体神经元（可被 TNF-α 与 Aβ 诱导）</w:t>
+            </w:r>
+          </w:p>
+        </w:tc>
+        <w:tc>
+          <w:tcPr>
+            <w:tcW w:type="dxa" w:w="1224"/>
+          </w:tcPr>
+          <w:p>
+            <w:pPr>
+              <w:spacing w:after="40"/>
+            </w:pPr>
+            <w:r/>
+            <w:r>
+              <w:rPr>
+                <w:rFonts w:ascii="Times New Roman" w:hAnsi="Times New Roman"/>
+                <w:b w:val="0"/>
+                <w:i w:val="0"/>
+                <w:color w:val="333333"/>
+                <w:sz w:val="19"/>
+                <w:eastAsia w:val="微软雅黑"/>
+              </w:rPr>
+              <w:t>[9]</w:t>
+            </w:r>
+          </w:p>
+        </w:tc>
+      </w:tr>
+      <w:tr>
+        <w:tc>
+          <w:tcPr>
+            <w:tcW w:type="dxa" w:w="2952"/>
+          </w:tcPr>
+          <w:p>
+            <w:pPr>
+              <w:spacing w:after="40"/>
+            </w:pPr>
+            <w:r/>
+            <w:r>
+              <w:rPr>
+                <w:rFonts w:ascii="Times New Roman" w:hAnsi="Times New Roman"/>
+                <w:b w:val="0"/>
+                <w:i w:val="0"/>
+                <w:color w:val="111111"/>
+                <w:sz w:val="19"/>
+                <w:eastAsia w:val="微软雅黑"/>
+              </w:rPr>
+              <w:t>组氨基素 1、富酪蛋白、胸腺素 β4</w:t>
+            </w:r>
+          </w:p>
+        </w:tc>
+        <w:tc>
+          <w:tcPr>
+            <w:tcW w:type="dxa" w:w="1512"/>
+          </w:tcPr>
+          <w:p>
+            <w:pPr>
+              <w:spacing w:after="40"/>
+            </w:pPr>
+            <w:r/>
+            <w:r>
+              <w:rPr>
+                <w:rFonts w:ascii="Times New Roman" w:hAnsi="Times New Roman"/>
+                <w:b w:val="0"/>
+                <w:i w:val="0"/>
+                <w:color w:val="333333"/>
+                <w:sz w:val="19"/>
+                <w:eastAsia w:val="微软雅黑"/>
+              </w:rPr>
+              <w:t>升高</w:t>
+            </w:r>
+          </w:p>
+        </w:tc>
+        <w:tc>
+          <w:tcPr>
+            <w:tcW w:type="dxa" w:w="5904"/>
+          </w:tcPr>
+          <w:p>
+            <w:pPr>
+              <w:spacing w:after="40"/>
+            </w:pPr>
+            <w:r/>
+            <w:r>
+              <w:rPr>
+                <w:rFonts w:ascii="Times New Roman" w:hAnsi="Times New Roman"/>
+                <w:b w:val="0"/>
+                <w:i w:val="0"/>
+                <w:color w:val="333333"/>
+                <w:sz w:val="19"/>
+                <w:eastAsia w:val="微软雅黑"/>
+              </w:rPr>
+              <w:t>AD 唾液蛋白组</w:t>
+            </w:r>
+          </w:p>
+        </w:tc>
+        <w:tc>
+          <w:tcPr>
+            <w:tcW w:type="dxa" w:w="1224"/>
+          </w:tcPr>
+          <w:p>
+            <w:pPr>
+              <w:spacing w:after="40"/>
+            </w:pPr>
+            <w:r/>
+            <w:r>
+              <w:rPr>
+                <w:rFonts w:ascii="Times New Roman" w:hAnsi="Times New Roman"/>
+                <w:b w:val="0"/>
+                <w:i w:val="0"/>
+                <w:color w:val="333333"/>
+                <w:sz w:val="19"/>
+                <w:eastAsia w:val="微软雅黑"/>
+              </w:rPr>
+              <w:t>[10]</w:t>
+            </w:r>
+          </w:p>
+        </w:tc>
+      </w:tr>
+      <w:tr>
+        <w:tc>
+          <w:tcPr>
+            <w:tcW w:type="dxa" w:w="2952"/>
+          </w:tcPr>
+          <w:p>
+            <w:pPr>
+              <w:spacing w:after="40"/>
+            </w:pPr>
+            <w:r/>
+            <w:r>
+              <w:rPr>
+                <w:rFonts w:ascii="Times New Roman" w:hAnsi="Times New Roman"/>
+                <w:b w:val="0"/>
+                <w:i w:val="0"/>
+                <w:color w:val="111111"/>
+                <w:sz w:val="19"/>
+                <w:eastAsia w:val="微软雅黑"/>
+              </w:rPr>
+              <w:t>Aβ42（本身即抗菌肽）</w:t>
+            </w:r>
+          </w:p>
+        </w:tc>
+        <w:tc>
+          <w:tcPr>
+            <w:tcW w:type="dxa" w:w="1512"/>
+          </w:tcPr>
+          <w:p>
+            <w:pPr>
+              <w:spacing w:after="40"/>
+            </w:pPr>
+            <w:r/>
+            <w:r>
+              <w:rPr>
+                <w:rFonts w:ascii="Times New Roman" w:hAnsi="Times New Roman"/>
+                <w:b w:val="0"/>
+                <w:i w:val="0"/>
+                <w:color w:val="333333"/>
+                <w:sz w:val="19"/>
+                <w:eastAsia w:val="微软雅黑"/>
+              </w:rPr>
+              <w:t>升高</w:t>
+            </w:r>
+          </w:p>
+        </w:tc>
+        <w:tc>
+          <w:tcPr>
+            <w:tcW w:type="dxa" w:w="5904"/>
+          </w:tcPr>
+          <w:p>
+            <w:pPr>
+              <w:spacing w:after="40"/>
+            </w:pPr>
+            <w:r/>
+            <w:r>
+              <w:rPr>
+                <w:rFonts w:ascii="Times New Roman" w:hAnsi="Times New Roman"/>
+                <w:b w:val="0"/>
+                <w:i w:val="0"/>
+                <w:color w:val="333333"/>
+                <w:sz w:val="19"/>
+                <w:eastAsia w:val="微软雅黑"/>
+              </w:rPr>
+              <w:t>AD 脑匀浆抗菌活性高于同龄对照</w:t>
+            </w:r>
+          </w:p>
+        </w:tc>
+        <w:tc>
+          <w:tcPr>
+            <w:tcW w:type="dxa" w:w="1224"/>
+          </w:tcPr>
+          <w:p>
+            <w:pPr>
+              <w:spacing w:after="40"/>
+            </w:pPr>
+            <w:r/>
+            <w:r>
+              <w:rPr>
+                <w:rFonts w:ascii="Times New Roman" w:hAnsi="Times New Roman"/>
+                <w:b w:val="0"/>
+                <w:i w:val="0"/>
+                <w:color w:val="333333"/>
+                <w:sz w:val="19"/>
+                <w:eastAsia w:val="微软雅黑"/>
+              </w:rPr>
+              <w:t>[1]</w:t>
+            </w:r>
+          </w:p>
+        </w:tc>
+      </w:tr>
+      <w:tr>
+        <w:tc>
+          <w:tcPr>
+            <w:tcW w:type="dxa" w:w="2952"/>
+          </w:tcPr>
+          <w:p>
+            <w:pPr>
+              <w:spacing w:after="40"/>
+            </w:pPr>
+            <w:r/>
+            <w:r>
+              <w:rPr>
+                <w:rFonts w:ascii="Times New Roman" w:hAnsi="Times New Roman"/>
+                <w:b w:val="0"/>
+                <w:i w:val="0"/>
+                <w:color w:val="111111"/>
+                <w:sz w:val="19"/>
+                <w:eastAsia w:val="微软雅黑"/>
+              </w:rPr>
+              <w:t>乳铁蛋白</w:t>
+            </w:r>
+          </w:p>
+        </w:tc>
+        <w:tc>
+          <w:tcPr>
+            <w:tcW w:type="dxa" w:w="1512"/>
+          </w:tcPr>
+          <w:p>
+            <w:pPr>
+              <w:spacing w:after="40"/>
+            </w:pPr>
+            <w:r/>
+            <w:r>
+              <w:rPr>
+                <w:rFonts w:ascii="Times New Roman" w:hAnsi="Times New Roman"/>
+                <w:b w:val="0"/>
+                <w:i w:val="0"/>
+                <w:color w:val="333333"/>
+                <w:sz w:val="19"/>
+                <w:eastAsia w:val="微软雅黑"/>
+              </w:rPr>
+              <w:t>降低</w:t>
+            </w:r>
+          </w:p>
+        </w:tc>
+        <w:tc>
+          <w:tcPr>
+            <w:tcW w:type="dxa" w:w="5904"/>
+          </w:tcPr>
+          <w:p>
+            <w:pPr>
+              <w:spacing w:after="40"/>
+            </w:pPr>
+            <w:r/>
+            <w:r>
+              <w:rPr>
+                <w:rFonts w:ascii="Times New Roman" w:hAnsi="Times New Roman"/>
+                <w:b w:val="0"/>
+                <w:i w:val="0"/>
+                <w:color w:val="333333"/>
+                <w:sz w:val="19"/>
+                <w:eastAsia w:val="微软雅黑"/>
+              </w:rPr>
+              <w:t>AD 唾液（早中期即下降，诊断 AUC 0.93—0.95）</w:t>
+            </w:r>
+          </w:p>
+        </w:tc>
+        <w:tc>
+          <w:tcPr>
+            <w:tcW w:type="dxa" w:w="1224"/>
+          </w:tcPr>
+          <w:p>
+            <w:pPr>
+              <w:spacing w:after="40"/>
+            </w:pPr>
+            <w:r/>
+            <w:r>
+              <w:rPr>
+                <w:rFonts w:ascii="Times New Roman" w:hAnsi="Times New Roman"/>
+                <w:b w:val="0"/>
+                <w:i w:val="0"/>
+                <w:color w:val="333333"/>
+                <w:sz w:val="19"/>
+                <w:eastAsia w:val="微软雅黑"/>
+              </w:rPr>
+              <w:t>[43][44]</w:t>
+            </w:r>
+          </w:p>
+        </w:tc>
+      </w:tr>
+      <w:tr>
+        <w:tc>
+          <w:tcPr>
+            <w:tcW w:type="dxa" w:w="2952"/>
+          </w:tcPr>
+          <w:p>
+            <w:pPr>
+              <w:spacing w:after="40"/>
+            </w:pPr>
+            <w:r/>
+            <w:r>
+              <w:rPr>
+                <w:rFonts w:ascii="Times New Roman" w:hAnsi="Times New Roman"/>
+                <w:b w:val="0"/>
+                <w:i w:val="0"/>
+                <w:color w:val="111111"/>
+                <w:sz w:val="19"/>
+                <w:eastAsia w:val="微软雅黑"/>
+              </w:rPr>
+              <w:t>铁调素、胱抑素 C</w:t>
+            </w:r>
+          </w:p>
+        </w:tc>
+        <w:tc>
+          <w:tcPr>
+            <w:tcW w:type="dxa" w:w="1512"/>
+          </w:tcPr>
+          <w:p>
+            <w:pPr>
+              <w:spacing w:after="40"/>
+            </w:pPr>
+            <w:r/>
+            <w:r>
+              <w:rPr>
+                <w:rFonts w:ascii="Times New Roman" w:hAnsi="Times New Roman"/>
+                <w:b w:val="0"/>
+                <w:i w:val="0"/>
+                <w:color w:val="333333"/>
+                <w:sz w:val="19"/>
+                <w:eastAsia w:val="微软雅黑"/>
+              </w:rPr>
+              <w:t>降低</w:t>
+            </w:r>
+          </w:p>
+        </w:tc>
+        <w:tc>
+          <w:tcPr>
+            <w:tcW w:type="dxa" w:w="5904"/>
+          </w:tcPr>
+          <w:p>
+            <w:pPr>
+              <w:spacing w:after="40"/>
+            </w:pPr>
+            <w:r/>
+            <w:r>
+              <w:rPr>
+                <w:rFonts w:ascii="Times New Roman" w:hAnsi="Times New Roman"/>
+                <w:b w:val="0"/>
+                <w:i w:val="0"/>
+                <w:color w:val="333333"/>
+                <w:sz w:val="19"/>
+                <w:eastAsia w:val="微软雅黑"/>
+              </w:rPr>
+              <w:t>AD 血清/脑脊液</w:t>
+            </w:r>
+          </w:p>
+        </w:tc>
+        <w:tc>
+          <w:tcPr>
+            <w:tcW w:type="dxa" w:w="1224"/>
+          </w:tcPr>
+          <w:p>
+            <w:pPr>
+              <w:spacing w:after="40"/>
+            </w:pPr>
+            <w:r/>
+            <w:r>
+              <w:rPr>
+                <w:rFonts w:ascii="Times New Roman" w:hAnsi="Times New Roman"/>
+                <w:b w:val="0"/>
+                <w:i w:val="0"/>
+                <w:color w:val="333333"/>
+                <w:sz w:val="19"/>
+                <w:eastAsia w:val="微软雅黑"/>
+              </w:rPr>
+              <w:t>[10][43]</w:t>
+            </w:r>
+          </w:p>
+        </w:tc>
+      </w:tr>
+    </w:tbl>
+    <w:p>
+      <w:pPr>
+        <w:spacing w:before="0" w:after="200" w:line="324" w:lineRule="auto"/>
+        <w:jc w:val="left"/>
+      </w:pPr>
+    </w:p>
+    <w:p>
+      <w:pPr>
+        <w:spacing w:before="40" w:after="80" w:line="324" w:lineRule="auto"/>
+        <w:jc w:val="left"/>
+      </w:pPr>
+      <w:r>
+        <w:rPr>
+          <w:rFonts w:ascii="Times New Roman" w:hAnsi="Times New Roman"/>
+          <w:b/>
+          <w:i w:val="0"/>
+          <w:color w:val="2F5D62"/>
+          <w:sz w:val="22"/>
+          <w:eastAsia w:val="微软雅黑"/>
+        </w:rPr>
+        <w:t>证据：</w:t>
+      </w:r>
+    </w:p>
+    <w:p>
+      <w:pPr>
+        <w:spacing w:before="0" w:after="60" w:line="312" w:lineRule="auto"/>
+        <w:ind w:left="360" w:hanging="230"/>
+        <w:jc w:val="left"/>
+      </w:pPr>
+      <w:r>
+        <w:rPr>
+          <w:rFonts w:ascii="Times New Roman" w:hAnsi="Times New Roman"/>
+          <w:b w:val="0"/>
+          <w:i w:val="0"/>
+          <w:color w:val="777777"/>
+          <w:sz w:val="22"/>
+          <w:eastAsia w:val="微软雅黑"/>
+        </w:rPr>
+        <w:t xml:space="preserve">· </w:t>
+      </w:r>
+      <w:r>
+        <w:rPr>
+          <w:rFonts w:ascii="Times New Roman" w:hAnsi="Times New Roman"/>
+          <w:b w:val="0"/>
+          <w:i w:val="0"/>
+          <w:color w:val="333333"/>
+          <w:sz w:val="22"/>
+          <w:eastAsia w:val="微软雅黑"/>
+        </w:rPr>
+        <w:t>升高的：LL-37（脑与血清）、β-防御素-1/2、α-防御素 1—4、CAP37，以及 Aβ42 本身 [1][6][8][9][10][42]。</w:t>
+      </w:r>
+    </w:p>
+    <w:p>
+      <w:pPr>
+        <w:spacing w:before="0" w:after="60" w:line="312" w:lineRule="auto"/>
+        <w:ind w:left="360" w:hanging="230"/>
+        <w:jc w:val="left"/>
+      </w:pPr>
+      <w:r>
+        <w:rPr>
+          <w:rFonts w:ascii="Times New Roman" w:hAnsi="Times New Roman"/>
+          <w:b w:val="0"/>
+          <w:i w:val="0"/>
+          <w:color w:val="777777"/>
+          <w:sz w:val="22"/>
+          <w:eastAsia w:val="微软雅黑"/>
+        </w:rPr>
+        <w:t xml:space="preserve">· </w:t>
+      </w:r>
+      <w:r>
+        <w:rPr>
+          <w:rFonts w:ascii="Times New Roman" w:hAnsi="Times New Roman"/>
+          <w:b w:val="0"/>
+          <w:i w:val="0"/>
+          <w:color w:val="333333"/>
+          <w:sz w:val="22"/>
+          <w:eastAsia w:val="微软雅黑"/>
+        </w:rPr>
+        <w:t>降低的：唾液乳铁蛋白在 MCI-PET+ 与 AD 中显著低于对照（3.6—3.8 vs 7.7 μg/mL），已被作为诊断标志物研究 [43][44]；铁调素、胱抑素 C 在 AD 中亦有下降报道 [10]。</w:t>
+      </w:r>
+    </w:p>
+    <w:p>
+      <w:pPr>
+        <w:spacing w:before="40" w:after="80" w:line="324" w:lineRule="auto"/>
+        <w:jc w:val="left"/>
+      </w:pPr>
+      <w:r>
+        <w:rPr>
+          <w:rFonts w:ascii="Times New Roman" w:hAnsi="Times New Roman"/>
+          <w:b/>
+          <w:i w:val="0"/>
+          <w:color w:val="B03A2E"/>
+          <w:sz w:val="22"/>
+          <w:eastAsia w:val="微软雅黑"/>
+        </w:rPr>
+        <w:t>边界：</w:t>
+      </w:r>
+      <w:r>
+        <w:rPr>
+          <w:rFonts w:ascii="Times New Roman" w:hAnsi="Times New Roman"/>
+          <w:b w:val="0"/>
+          <w:i w:val="0"/>
+          <w:color w:val="333333"/>
+          <w:sz w:val="22"/>
+          <w:eastAsia w:val="微软雅黑"/>
+        </w:rPr>
+        <w:t>不要把“AD 更多”当作普适结论；论文中按分子、部位、阶段三层分别表述。</w:t>
+      </w:r>
+    </w:p>
+    <w:p>
+      <w:pPr>
+        <w:spacing w:before="280" w:after="120" w:line="324" w:lineRule="auto"/>
+        <w:jc w:val="left"/>
+      </w:pPr>
+      <w:r>
+        <w:rPr>
+          <w:rFonts w:ascii="Times New Roman" w:hAnsi="Times New Roman"/>
+          <w:b/>
+          <w:i w:val="0"/>
+          <w:color w:val="111111"/>
+          <w:sz w:val="28"/>
+          <w:eastAsia w:val="微软雅黑"/>
+        </w:rPr>
+        <w:t>四、分子机制（一）：AChE–Aβ 复合物的分子动力学</w:t>
+      </w:r>
+    </w:p>
+    <w:p>
+      <w:pPr>
+        <w:spacing w:before="0" w:after="120" w:line="324" w:lineRule="auto"/>
+        <w:jc w:val="left"/>
+      </w:pPr>
+      <w:r>
+        <w:rPr>
+          <w:rFonts w:ascii="Times New Roman" w:hAnsi="Times New Roman"/>
+          <w:b w:val="0"/>
+          <w:i w:val="0"/>
+          <w:color w:val="333333"/>
+          <w:sz w:val="22"/>
+          <w:eastAsia w:val="微软雅黑"/>
+        </w:rPr>
+        <w:t>本课题的机制落点参照 AChE–Aβ 复合物的分子动力学研究：Aβ 对接进 AChE 的外周阴离子位点（PAS）后，</w:t>
+      </w:r>
+    </w:p>
+    <w:p>
+      <w:pPr>
+        <w:spacing w:before="0" w:after="120" w:line="324" w:lineRule="auto"/>
+        <w:jc w:val="left"/>
+      </w:pPr>
+      <w:r>
+        <w:rPr>
+          <w:rFonts w:ascii="Times New Roman" w:hAnsi="Times New Roman"/>
+          <w:b w:val="0"/>
+          <w:i w:val="0"/>
+          <w:color w:val="333333"/>
+          <w:sz w:val="22"/>
+          <w:eastAsia w:val="微软雅黑"/>
+        </w:rPr>
+        <w:t>复合物在 1 μs（1000 ns）模拟中保持稳定；除 PAS 外另有多处接触；Aβ 在 AChE 表面的主要停留区段为</w:t>
+      </w:r>
+    </w:p>
+    <w:p>
+      <w:pPr>
+        <w:spacing w:before="0" w:after="120" w:line="324" w:lineRule="auto"/>
+        <w:jc w:val="left"/>
+      </w:pPr>
+      <w:r>
+        <w:rPr>
+          <w:rFonts w:ascii="Times New Roman" w:hAnsi="Times New Roman"/>
+          <w:b w:val="0"/>
+          <w:i w:val="0"/>
+          <w:color w:val="333333"/>
+          <w:sz w:val="22"/>
+          <w:eastAsia w:val="微软雅黑"/>
+        </w:rPr>
+        <w:t>AChE 344—361，该区段紧邻 PAS，但不受双位点抑制剂的空间位阻 [31]。</w:t>
+      </w:r>
+    </w:p>
+    <w:p>
+      <w:pPr>
+        <w:spacing w:before="0" w:after="120" w:line="324" w:lineRule="auto"/>
+        <w:jc w:val="left"/>
+      </w:pPr>
+      <w:r>
+        <w:rPr>
+          <w:rFonts w:ascii="Times New Roman" w:hAnsi="Times New Roman"/>
+          <w:b w:val="0"/>
+          <w:i w:val="0"/>
+          <w:color w:val="333333"/>
+          <w:sz w:val="22"/>
+          <w:eastAsia w:val="微软雅黑"/>
+        </w:rPr>
+        <w:t>这一界面还有独立的实验证据：AChE 经 PAS 促进 Aβ 由 α-螺旋向 β-折叠转变并加速纤维生成 [32][33]；</w:t>
+      </w:r>
+    </w:p>
+    <w:p>
+      <w:pPr>
+        <w:spacing w:before="0" w:after="120" w:line="324" w:lineRule="auto"/>
+        <w:jc w:val="left"/>
+      </w:pPr>
+      <w:r>
+        <w:rPr>
+          <w:rFonts w:ascii="Times New Roman" w:hAnsi="Times New Roman"/>
+          <w:b w:val="0"/>
+          <w:i w:val="0"/>
+          <w:color w:val="333333"/>
+          <w:sz w:val="22"/>
+          <w:eastAsia w:val="微软雅黑"/>
+        </w:rPr>
+        <w:t>PAS 抑制剂丙锭可阻断该效应，而催化位点抑制剂无效 [33]；PAS 的高负电荷密度是触发构象转变的原因 [34]；</w:t>
+      </w:r>
+    </w:p>
+    <w:p>
+      <w:pPr>
+        <w:spacing w:before="0" w:after="120" w:line="324" w:lineRule="auto"/>
+        <w:jc w:val="left"/>
+      </w:pPr>
+      <w:r>
+        <w:rPr>
+          <w:rFonts w:ascii="Times New Roman" w:hAnsi="Times New Roman"/>
+          <w:b w:val="0"/>
+          <w:i w:val="0"/>
+          <w:color w:val="333333"/>
+          <w:sz w:val="22"/>
+          <w:eastAsia w:val="微软雅黑"/>
+        </w:rPr>
+        <w:t>与之相反，丁酰胆碱酯酶结合可溶态 Aβ，反而延缓纤维形成，说明界面性质决定方向 [35]。</w:t>
+      </w:r>
+    </w:p>
+    <w:p>
+      <w:pPr>
+        <w:spacing w:before="120" w:after="40" w:line="324" w:lineRule="auto"/>
         <w:jc w:val="center"/>
       </w:pPr>
       <w:r>
         <w:drawing>
           <wp:inline xmlns:a="http://schemas.openxmlformats.org/drawingml/2006/main" xmlns:pic="http://schemas.openxmlformats.org/drawingml/2006/picture">
-            <wp:extent cx="5580000" cy="2797985"/>
+            <wp:extent cx="5760720" cy="2149557"/>
             <wp:docPr id="2" name="Picture 2"/>
             <wp:cNvGraphicFramePr>
               <a:graphicFrameLocks noChangeAspect="1"/>
@@ -558,7 +2900,7 @@
                   <pic:spPr>
                     <a:xfrm>
                       <a:off x="0" y="0"/>
-                      <a:ext cx="5580000" cy="2797985"/>
+                      <a:ext cx="5760720" cy="2149557"/>
                     </a:xfrm>
                     <a:prstGeom prst="rect"/>
                   </pic:spPr>
@@ -571,31 +2913,53 @@
     </w:p>
     <w:p>
       <w:pPr>
-        <w:spacing w:after="200"/>
+        <w:spacing w:before="0" w:after="240" w:line="324" w:lineRule="auto"/>
         <w:jc w:val="center"/>
       </w:pPr>
       <w:r>
         <w:rPr>
-          <w:rFonts w:ascii="Times New Roman" w:hAnsi="Times New Roman" w:eastAsia="宋体"/>
-          <w:color w:val="555555"/>
+          <w:rFonts w:ascii="Times New Roman" w:hAnsi="Times New Roman"/>
+          <w:b w:val="0"/>
+          <w:i w:val="0"/>
+          <w:color w:val="777777"/>
           <w:sz w:val="19"/>
+          <w:eastAsia w:val="微软雅黑"/>
         </w:rPr>
-        <w:t>图 2　AChE–Aβ 复合物的分子动力学要点与候选抗菌肽的三个可检验介入假设</w:t>
+        <w:t>图 2　AChE–Aβ 复合物的分子动力学要点、同一界面的实验证据与候选抗菌肽的三个假设</w:t>
       </w:r>
     </w:p>
     <w:p>
       <w:pPr>
-        <w:spacing w:before="240" w:after="120"/>
+        <w:spacing w:before="0" w:after="120" w:line="324" w:lineRule="auto"/>
         <w:jc w:val="left"/>
       </w:pPr>
       <w:r>
         <w:rPr>
-          <w:rFonts w:ascii="Times New Roman" w:hAnsi="Times New Roman" w:eastAsia="宋体"/>
-          <w:b/>
-          <w:color w:val="1A1A1A"/>
-          <w:sz w:val="28"/>
+          <w:rFonts w:ascii="Times New Roman" w:hAnsi="Times New Roman"/>
+          <w:b w:val="0"/>
+          <w:i w:val="0"/>
+          <w:color w:val="333333"/>
+          <w:sz w:val="22"/>
+          <w:eastAsia w:val="微软雅黑"/>
         </w:rPr>
-        <w:t>四、三个可检验假设与验证路径</w:t>
+        <w:t>由此提出三个可检验假设：H1 竞争 PAS，减少 AChE 诱导的成核；H2 直接结合 Aβ，改变聚集路径与纤维形态；</w:t>
+      </w:r>
+    </w:p>
+    <w:p>
+      <w:pPr>
+        <w:spacing w:before="0" w:after="120" w:line="324" w:lineRule="auto"/>
+        <w:jc w:val="left"/>
+      </w:pPr>
+      <w:r>
+        <w:rPr>
+          <w:rFonts w:ascii="Times New Roman" w:hAnsi="Times New Roman"/>
+          <w:b w:val="0"/>
+          <w:i w:val="0"/>
+          <w:color w:val="333333"/>
+          <w:sz w:val="22"/>
+          <w:eastAsia w:val="微软雅黑"/>
+        </w:rPr>
+        <w:t>H3 在膜水平作用，影响小胶质识别与炎症信号。验证路径是先用对接与动力学给出优先序，再用抑菌与酶活实验给证据。</w:t>
       </w:r>
     </w:p>
     <w:tbl>
@@ -606,56 +2970,77 @@
         <w:tblLook w:firstColumn="1" w:firstRow="1" w:lastColumn="0" w:lastRow="0" w:noHBand="0" w:noVBand="1" w:val="04A0"/>
       </w:tblPr>
       <w:tblGrid>
-        <w:gridCol w:w="3097"/>
-        <w:gridCol w:w="3097"/>
-        <w:gridCol w:w="3097"/>
+        <w:gridCol w:w="3264"/>
+        <w:gridCol w:w="3264"/>
+        <w:gridCol w:w="3264"/>
       </w:tblGrid>
       <w:tr>
         <w:tc>
           <w:tcPr>
-            <w:tcW w:type="dxa" w:w="1474"/>
+            <w:tcW w:type="dxa" w:w="3384"/>
+            <w:shd w:val="clear" w:fill="F2F2F0"/>
           </w:tcPr>
           <w:p>
+            <w:pPr>
+              <w:spacing w:after="40"/>
+            </w:pPr>
             <w:r/>
             <w:r>
               <w:rPr>
-                <w:rFonts w:ascii="Times New Roman" w:hAnsi="Times New Roman" w:eastAsia="宋体"/>
+                <w:rFonts w:ascii="Times New Roman" w:hAnsi="Times New Roman"/>
                 <w:b/>
+                <w:i w:val="0"/>
+                <w:color w:val="111111"/>
                 <w:sz w:val="19"/>
+                <w:eastAsia w:val="微软雅黑"/>
               </w:rPr>
-              <w:t>假设</w:t>
+              <w:t>研究 / 体系</w:t>
             </w:r>
           </w:p>
         </w:tc>
         <w:tc>
           <w:tcPr>
-            <w:tcW w:type="dxa" w:w="3969"/>
+            <w:tcW w:type="dxa" w:w="6552"/>
+            <w:shd w:val="clear" w:fill="F2F2F0"/>
           </w:tcPr>
           <w:p>
+            <w:pPr>
+              <w:spacing w:after="40"/>
+            </w:pPr>
             <w:r/>
             <w:r>
               <w:rPr>
-                <w:rFonts w:ascii="Times New Roman" w:hAnsi="Times New Roman" w:eastAsia="宋体"/>
+                <w:rFonts w:ascii="Times New Roman" w:hAnsi="Times New Roman"/>
                 <w:b/>
+                <w:i w:val="0"/>
+                <w:color w:val="111111"/>
                 <w:sz w:val="19"/>
+                <w:eastAsia w:val="微软雅黑"/>
               </w:rPr>
-              <w:t>内容</w:t>
+              <w:t>结论要点</w:t>
             </w:r>
           </w:p>
         </w:tc>
         <w:tc>
           <w:tcPr>
-            <w:tcW w:type="dxa" w:w="3628"/>
+            <w:tcW w:type="dxa" w:w="1656"/>
+            <w:shd w:val="clear" w:fill="F2F2F0"/>
           </w:tcPr>
           <w:p>
+            <w:pPr>
+              <w:spacing w:after="40"/>
+            </w:pPr>
             <w:r/>
             <w:r>
               <w:rPr>
-                <w:rFonts w:ascii="Times New Roman" w:hAnsi="Times New Roman" w:eastAsia="宋体"/>
+                <w:rFonts w:ascii="Times New Roman" w:hAnsi="Times New Roman"/>
                 <w:b/>
+                <w:i w:val="0"/>
+                <w:color w:val="111111"/>
                 <w:sz w:val="19"/>
+                <w:eastAsia w:val="微软雅黑"/>
               </w:rPr>
-              <w:t>验证方式</w:t>
+              <w:t>文献</w:t>
             </w:r>
           </w:p>
         </w:tc>
@@ -663,55 +3048,67 @@
       <w:tr>
         <w:tc>
           <w:tcPr>
-            <w:tcW w:type="dxa" w:w="1474"/>
+            <w:tcW w:type="dxa" w:w="3384"/>
           </w:tcPr>
           <w:p>
             <w:pPr>
-              <w:spacing w:line="288" w:lineRule="auto"/>
+              <w:spacing w:after="40"/>
             </w:pPr>
             <w:r/>
             <w:r>
               <w:rPr>
-                <w:rFonts w:ascii="Times New Roman" w:hAnsi="Times New Roman" w:eastAsia="宋体"/>
+                <w:rFonts w:ascii="Times New Roman" w:hAnsi="Times New Roman"/>
+                <w:b w:val="0"/>
+                <w:i w:val="0"/>
+                <w:color w:val="111111"/>
                 <w:sz w:val="19"/>
+                <w:eastAsia w:val="微软雅黑"/>
               </w:rPr>
-              <w:t>H1 竞争 PAS</w:t>
+              <w:t>AChE–Aβ 复合物（本课题参照）</w:t>
             </w:r>
           </w:p>
         </w:tc>
         <w:tc>
           <w:tcPr>
-            <w:tcW w:type="dxa" w:w="3969"/>
+            <w:tcW w:type="dxa" w:w="6552"/>
           </w:tcPr>
           <w:p>
             <w:pPr>
-              <w:spacing w:line="288" w:lineRule="auto"/>
+              <w:spacing w:after="40"/>
             </w:pPr>
             <w:r/>
             <w:r>
               <w:rPr>
-                <w:rFonts w:ascii="Times New Roman" w:hAnsi="Times New Roman" w:eastAsia="宋体"/>
+                <w:rFonts w:ascii="Times New Roman" w:hAnsi="Times New Roman"/>
+                <w:b w:val="0"/>
+                <w:i w:val="0"/>
+                <w:color w:val="333333"/>
                 <w:sz w:val="19"/>
+                <w:eastAsia w:val="微软雅黑"/>
               </w:rPr>
-              <w:t>候选抗菌肽与 AChE 的 PAS 结合，减少 AChE 诱导的 Aβ 成核与纤维生成。</w:t>
+              <w:t>1 μs 全原子模拟，复合物稳定；Aβ 主要停留区段 344—361，紧邻 PAS 且不受双位点抑制剂位阻</w:t>
             </w:r>
           </w:p>
         </w:tc>
         <w:tc>
           <w:tcPr>
-            <w:tcW w:type="dxa" w:w="3628"/>
+            <w:tcW w:type="dxa" w:w="1656"/>
           </w:tcPr>
           <w:p>
             <w:pPr>
-              <w:spacing w:line="288" w:lineRule="auto"/>
+              <w:spacing w:after="40"/>
             </w:pPr>
             <w:r/>
             <w:r>
               <w:rPr>
-                <w:rFonts w:ascii="Times New Roman" w:hAnsi="Times New Roman" w:eastAsia="宋体"/>
+                <w:rFonts w:ascii="Times New Roman" w:hAnsi="Times New Roman"/>
+                <w:b w:val="0"/>
+                <w:i w:val="0"/>
+                <w:color w:val="333333"/>
                 <w:sz w:val="19"/>
+                <w:eastAsia w:val="微软雅黑"/>
               </w:rPr>
-              <w:t>分子对接 + MD：比较候选肽存在/不存在时 Aβ 与 PAS 的结合自由能；酶活实验测 AChE 活性变化。</w:t>
+              <w:t>[31]</w:t>
             </w:r>
           </w:p>
         </w:tc>
@@ -719,55 +3116,67 @@
       <w:tr>
         <w:tc>
           <w:tcPr>
-            <w:tcW w:type="dxa" w:w="1474"/>
+            <w:tcW w:type="dxa" w:w="3384"/>
           </w:tcPr>
           <w:p>
             <w:pPr>
-              <w:spacing w:line="288" w:lineRule="auto"/>
+              <w:spacing w:after="40"/>
             </w:pPr>
             <w:r/>
             <w:r>
               <w:rPr>
-                <w:rFonts w:ascii="Times New Roman" w:hAnsi="Times New Roman" w:eastAsia="宋体"/>
+                <w:rFonts w:ascii="Times New Roman" w:hAnsi="Times New Roman"/>
+                <w:b w:val="0"/>
+                <w:i w:val="0"/>
+                <w:color w:val="111111"/>
                 <w:sz w:val="19"/>
+                <w:eastAsia w:val="微软雅黑"/>
               </w:rPr>
-              <w:t>H2 结合 Aβ</w:t>
+              <w:t>AChE 促聚集的结构基序</w:t>
             </w:r>
           </w:p>
         </w:tc>
         <w:tc>
           <w:tcPr>
-            <w:tcW w:type="dxa" w:w="3969"/>
+            <w:tcW w:type="dxa" w:w="6552"/>
           </w:tcPr>
           <w:p>
             <w:pPr>
-              <w:spacing w:line="288" w:lineRule="auto"/>
+              <w:spacing w:after="40"/>
             </w:pPr>
             <w:r/>
             <w:r>
               <w:rPr>
-                <w:rFonts w:ascii="Times New Roman" w:hAnsi="Times New Roman" w:eastAsia="宋体"/>
+                <w:rFonts w:ascii="Times New Roman" w:hAnsi="Times New Roman"/>
+                <w:b w:val="0"/>
+                <w:i w:val="0"/>
+                <w:color w:val="333333"/>
                 <w:sz w:val="19"/>
+                <w:eastAsia w:val="微软雅黑"/>
               </w:rPr>
-              <w:t>候选抗菌肽直接与 Aβ 单体或寡聚体结合，改变聚集路径与纤维形态。</w:t>
+              <w:t>对接给出四处结合位点；靠近 PAS 的疏水肽段可掺入生长中的纤维，Kd≈184 μM，以疏水作用为主</w:t>
             </w:r>
           </w:p>
         </w:tc>
         <w:tc>
           <w:tcPr>
-            <w:tcW w:type="dxa" w:w="3628"/>
+            <w:tcW w:type="dxa" w:w="1656"/>
           </w:tcPr>
           <w:p>
             <w:pPr>
-              <w:spacing w:line="288" w:lineRule="auto"/>
+              <w:spacing w:after="40"/>
             </w:pPr>
             <w:r/>
             <w:r>
               <w:rPr>
-                <w:rFonts w:ascii="Times New Roman" w:hAnsi="Times New Roman" w:eastAsia="宋体"/>
+                <w:rFonts w:ascii="Times New Roman" w:hAnsi="Times New Roman"/>
+                <w:b w:val="0"/>
+                <w:i w:val="0"/>
+                <w:color w:val="333333"/>
                 <w:sz w:val="19"/>
+                <w:eastAsia w:val="微软雅黑"/>
               </w:rPr>
-              <w:t>共孵育 + ThT 荧光动力学、电镜/原子力显微镜观察纤维形态；MD 给出结合位点与界面残基。</w:t>
+              <w:t>[32]</w:t>
             </w:r>
           </w:p>
         </w:tc>
@@ -775,55 +3184,407 @@
       <w:tr>
         <w:tc>
           <w:tcPr>
-            <w:tcW w:type="dxa" w:w="1474"/>
+            <w:tcW w:type="dxa" w:w="3384"/>
           </w:tcPr>
           <w:p>
             <w:pPr>
-              <w:spacing w:line="288" w:lineRule="auto"/>
+              <w:spacing w:after="40"/>
             </w:pPr>
             <w:r/>
             <w:r>
               <w:rPr>
-                <w:rFonts w:ascii="Times New Roman" w:hAnsi="Times New Roman" w:eastAsia="宋体"/>
+                <w:rFonts w:ascii="Times New Roman" w:hAnsi="Times New Roman"/>
+                <w:b w:val="0"/>
+                <w:i w:val="0"/>
+                <w:color w:val="111111"/>
                 <w:sz w:val="19"/>
+                <w:eastAsia w:val="微软雅黑"/>
               </w:rPr>
-              <w:t>H3 膜水平作用</w:t>
+              <w:t>PAS 与成核机制</w:t>
             </w:r>
           </w:p>
         </w:tc>
         <w:tc>
           <w:tcPr>
-            <w:tcW w:type="dxa" w:w="3969"/>
+            <w:tcW w:type="dxa" w:w="6552"/>
           </w:tcPr>
           <w:p>
             <w:pPr>
-              <w:spacing w:line="288" w:lineRule="auto"/>
+              <w:spacing w:after="40"/>
             </w:pPr>
             <w:r/>
             <w:r>
               <w:rPr>
-                <w:rFonts w:ascii="Times New Roman" w:hAnsi="Times New Roman" w:eastAsia="宋体"/>
+                <w:rFonts w:ascii="Times New Roman" w:hAnsi="Times New Roman"/>
+                <w:b w:val="0"/>
+                <w:i w:val="0"/>
+                <w:color w:val="333333"/>
                 <w:sz w:val="19"/>
+                <w:eastAsia w:val="微软雅黑"/>
               </w:rPr>
-              <w:t>候选抗菌肽改变膜相互作用，进而影响小胶质细胞的识别与炎症信号。</w:t>
+              <w:t>PAS 抑制剂丙锭可阻断 AChE 诱导的聚集，催化位点抑制剂无效；高负电荷密度使 Aβ 由 α-螺旋转向 β-发夹</w:t>
             </w:r>
           </w:p>
         </w:tc>
         <w:tc>
           <w:tcPr>
-            <w:tcW w:type="dxa" w:w="3628"/>
+            <w:tcW w:type="dxa" w:w="1656"/>
           </w:tcPr>
           <w:p>
             <w:pPr>
-              <w:spacing w:line="288" w:lineRule="auto"/>
+              <w:spacing w:after="40"/>
             </w:pPr>
             <w:r/>
             <w:r>
               <w:rPr>
-                <w:rFonts w:ascii="Times New Roman" w:hAnsi="Times New Roman" w:eastAsia="宋体"/>
+                <w:rFonts w:ascii="Times New Roman" w:hAnsi="Times New Roman"/>
+                <w:b w:val="0"/>
+                <w:i w:val="0"/>
+                <w:color w:val="333333"/>
                 <w:sz w:val="19"/>
+                <w:eastAsia w:val="微软雅黑"/>
               </w:rPr>
-              <w:t>脂膜模型 MD + 细胞水平炎症因子检测（必要时）；先以计算给出优先序，再择一二验证。</w:t>
+              <w:t>[33][34]</w:t>
+            </w:r>
+          </w:p>
+        </w:tc>
+      </w:tr>
+      <w:tr>
+        <w:tc>
+          <w:tcPr>
+            <w:tcW w:type="dxa" w:w="3384"/>
+          </w:tcPr>
+          <w:p>
+            <w:pPr>
+              <w:spacing w:after="40"/>
+            </w:pPr>
+            <w:r/>
+            <w:r>
+              <w:rPr>
+                <w:rFonts w:ascii="Times New Roman" w:hAnsi="Times New Roman"/>
+                <w:b w:val="0"/>
+                <w:i w:val="0"/>
+                <w:color w:val="111111"/>
+                <w:sz w:val="19"/>
+                <w:eastAsia w:val="微软雅黑"/>
+              </w:rPr>
+              <w:t>丁酰胆碱酯酶的反向作用</w:t>
+            </w:r>
+          </w:p>
+        </w:tc>
+        <w:tc>
+          <w:tcPr>
+            <w:tcW w:type="dxa" w:w="6552"/>
+          </w:tcPr>
+          <w:p>
+            <w:pPr>
+              <w:spacing w:after="40"/>
+            </w:pPr>
+            <w:r/>
+            <w:r>
+              <w:rPr>
+                <w:rFonts w:ascii="Times New Roman" w:hAnsi="Times New Roman"/>
+                <w:b w:val="0"/>
+                <w:i w:val="0"/>
+                <w:color w:val="333333"/>
+                <w:sz w:val="19"/>
+                <w:eastAsia w:val="微软雅黑"/>
+              </w:rPr>
+              <w:t>与 AChE 相反，BChE 结合可溶性 Aβ 并延缓纤维形成，说明界面性质决定方向</w:t>
+            </w:r>
+          </w:p>
+        </w:tc>
+        <w:tc>
+          <w:tcPr>
+            <w:tcW w:type="dxa" w:w="1656"/>
+          </w:tcPr>
+          <w:p>
+            <w:pPr>
+              <w:spacing w:after="40"/>
+            </w:pPr>
+            <w:r/>
+            <w:r>
+              <w:rPr>
+                <w:rFonts w:ascii="Times New Roman" w:hAnsi="Times New Roman"/>
+                <w:b w:val="0"/>
+                <w:i w:val="0"/>
+                <w:color w:val="333333"/>
+                <w:sz w:val="19"/>
+                <w:eastAsia w:val="微软雅黑"/>
+              </w:rPr>
+              <w:t>[35]</w:t>
+            </w:r>
+          </w:p>
+        </w:tc>
+      </w:tr>
+      <w:tr>
+        <w:tc>
+          <w:tcPr>
+            <w:tcW w:type="dxa" w:w="3384"/>
+          </w:tcPr>
+          <w:p>
+            <w:pPr>
+              <w:spacing w:after="40"/>
+            </w:pPr>
+            <w:r/>
+            <w:r>
+              <w:rPr>
+                <w:rFonts w:ascii="Times New Roman" w:hAnsi="Times New Roman"/>
+                <w:b w:val="0"/>
+                <w:i w:val="0"/>
+                <w:color w:val="111111"/>
+                <w:sz w:val="19"/>
+                <w:eastAsia w:val="微软雅黑"/>
+              </w:rPr>
+              <w:t>LL-37 与淀粉样肽</w:t>
+            </w:r>
+          </w:p>
+        </w:tc>
+        <w:tc>
+          <w:tcPr>
+            <w:tcW w:type="dxa" w:w="6552"/>
+          </w:tcPr>
+          <w:p>
+            <w:pPr>
+              <w:spacing w:after="40"/>
+            </w:pPr>
+            <w:r/>
+            <w:r>
+              <w:rPr>
+                <w:rFonts w:ascii="Times New Roman" w:hAnsi="Times New Roman"/>
+                <w:b w:val="0"/>
+                <w:i w:val="0"/>
+                <w:color w:val="333333"/>
+                <w:sz w:val="19"/>
+                <w:eastAsia w:val="微软雅黑"/>
+              </w:rPr>
+              <w:t>全原子离散动力学：疏水与 π–π 作用为主，结合淀粉样生成区、封堵纤维延伸面 [38]；LL-37 自身亦可经盐桥形成纤维样聚集体 [39]</w:t>
+            </w:r>
+          </w:p>
+        </w:tc>
+        <w:tc>
+          <w:tcPr>
+            <w:tcW w:type="dxa" w:w="1656"/>
+          </w:tcPr>
+          <w:p>
+            <w:pPr>
+              <w:spacing w:after="40"/>
+            </w:pPr>
+            <w:r/>
+            <w:r>
+              <w:rPr>
+                <w:rFonts w:ascii="Times New Roman" w:hAnsi="Times New Roman"/>
+                <w:b w:val="0"/>
+                <w:i w:val="0"/>
+                <w:color w:val="333333"/>
+                <w:sz w:val="19"/>
+                <w:eastAsia w:val="微软雅黑"/>
+              </w:rPr>
+              <w:t>[38][39]</w:t>
+            </w:r>
+          </w:p>
+        </w:tc>
+      </w:tr>
+      <w:tr>
+        <w:tc>
+          <w:tcPr>
+            <w:tcW w:type="dxa" w:w="3384"/>
+          </w:tcPr>
+          <w:p>
+            <w:pPr>
+              <w:spacing w:after="40"/>
+            </w:pPr>
+            <w:r/>
+            <w:r>
+              <w:rPr>
+                <w:rFonts w:ascii="Times New Roman" w:hAnsi="Times New Roman"/>
+                <w:b w:val="0"/>
+                <w:i w:val="0"/>
+                <w:color w:val="111111"/>
+                <w:sz w:val="19"/>
+                <w:eastAsia w:val="微软雅黑"/>
+              </w:rPr>
+              <w:t>抗菌肽类分子与 Aβ42</w:t>
+            </w:r>
+          </w:p>
+        </w:tc>
+        <w:tc>
+          <w:tcPr>
+            <w:tcW w:type="dxa" w:w="6552"/>
+          </w:tcPr>
+          <w:p>
+            <w:pPr>
+              <w:spacing w:after="40"/>
+            </w:pPr>
+            <w:r/>
+            <w:r>
+              <w:rPr>
+                <w:rFonts w:ascii="Times New Roman" w:hAnsi="Times New Roman"/>
+                <w:b w:val="0"/>
+                <w:i w:val="0"/>
+                <w:color w:val="333333"/>
+                <w:sz w:val="19"/>
+                <w:eastAsia w:val="微软雅黑"/>
+              </w:rPr>
+              <w:t>多粘菌素 B 与 Aβ 单体/原纤维的对接与动力学，稳定 α-螺旋、破坏 β-折叠，并用凝胶电泳验证</w:t>
+            </w:r>
+          </w:p>
+        </w:tc>
+        <w:tc>
+          <w:tcPr>
+            <w:tcW w:type="dxa" w:w="1656"/>
+          </w:tcPr>
+          <w:p>
+            <w:pPr>
+              <w:spacing w:after="40"/>
+            </w:pPr>
+            <w:r/>
+            <w:r>
+              <w:rPr>
+                <w:rFonts w:ascii="Times New Roman" w:hAnsi="Times New Roman"/>
+                <w:b w:val="0"/>
+                <w:i w:val="0"/>
+                <w:color w:val="333333"/>
+                <w:sz w:val="19"/>
+                <w:eastAsia w:val="微软雅黑"/>
+              </w:rPr>
+              <w:t>[40]</w:t>
+            </w:r>
+          </w:p>
+        </w:tc>
+      </w:tr>
+      <w:tr>
+        <w:tc>
+          <w:tcPr>
+            <w:tcW w:type="dxa" w:w="3384"/>
+          </w:tcPr>
+          <w:p>
+            <w:pPr>
+              <w:spacing w:after="40"/>
+            </w:pPr>
+            <w:r/>
+            <w:r>
+              <w:rPr>
+                <w:rFonts w:ascii="Times New Roman" w:hAnsi="Times New Roman"/>
+                <w:b w:val="0"/>
+                <w:i w:val="0"/>
+                <w:color w:val="111111"/>
+                <w:sz w:val="19"/>
+                <w:eastAsia w:val="微软雅黑"/>
+              </w:rPr>
+              <w:t>短肽抑制剂的筛选</w:t>
+            </w:r>
+          </w:p>
+        </w:tc>
+        <w:tc>
+          <w:tcPr>
+            <w:tcW w:type="dxa" w:w="6552"/>
+          </w:tcPr>
+          <w:p>
+            <w:pPr>
+              <w:spacing w:after="40"/>
+            </w:pPr>
+            <w:r/>
+            <w:r>
+              <w:rPr>
+                <w:rFonts w:ascii="Times New Roman" w:hAnsi="Times New Roman"/>
+                <w:b w:val="0"/>
+                <w:i w:val="0"/>
+                <w:color w:val="333333"/>
+                <w:sz w:val="19"/>
+                <w:eastAsia w:val="微软雅黑"/>
+              </w:rPr>
+              <w:t>912 条五肽虚拟筛选 + MM-PBSA + MD，命中肽可破坏 Asp23—Lys28 盐桥、降低 β-折叠含量</w:t>
+            </w:r>
+          </w:p>
+        </w:tc>
+        <w:tc>
+          <w:tcPr>
+            <w:tcW w:type="dxa" w:w="1656"/>
+          </w:tcPr>
+          <w:p>
+            <w:pPr>
+              <w:spacing w:after="40"/>
+            </w:pPr>
+            <w:r/>
+            <w:r>
+              <w:rPr>
+                <w:rFonts w:ascii="Times New Roman" w:hAnsi="Times New Roman"/>
+                <w:b w:val="0"/>
+                <w:i w:val="0"/>
+                <w:color w:val="333333"/>
+                <w:sz w:val="19"/>
+                <w:eastAsia w:val="微软雅黑"/>
+              </w:rPr>
+              <w:t>[41]</w:t>
+            </w:r>
+          </w:p>
+        </w:tc>
+      </w:tr>
+      <w:tr>
+        <w:tc>
+          <w:tcPr>
+            <w:tcW w:type="dxa" w:w="3384"/>
+          </w:tcPr>
+          <w:p>
+            <w:pPr>
+              <w:spacing w:after="40"/>
+            </w:pPr>
+            <w:r/>
+            <w:r>
+              <w:rPr>
+                <w:rFonts w:ascii="Times New Roman" w:hAnsi="Times New Roman"/>
+                <w:b w:val="0"/>
+                <w:i w:val="0"/>
+                <w:color w:val="111111"/>
+                <w:sz w:val="19"/>
+                <w:eastAsia w:val="微软雅黑"/>
+              </w:rPr>
+              <w:t>交叉成核的通用框架</w:t>
+            </w:r>
+          </w:p>
+        </w:tc>
+        <w:tc>
+          <w:tcPr>
+            <w:tcW w:type="dxa" w:w="6552"/>
+          </w:tcPr>
+          <w:p>
+            <w:pPr>
+              <w:spacing w:after="40"/>
+            </w:pPr>
+            <w:r/>
+            <w:r>
+              <w:rPr>
+                <w:rFonts w:ascii="Times New Roman" w:hAnsi="Times New Roman"/>
+                <w:b w:val="0"/>
+                <w:i w:val="0"/>
+                <w:color w:val="333333"/>
+                <w:sz w:val="19"/>
+                <w:eastAsia w:val="微软雅黑"/>
+              </w:rPr>
+              <w:t>结构兼容、定向成核不对称、表面催化三条机制；并提出病原—淀粉样正反馈环</w:t>
+            </w:r>
+          </w:p>
+        </w:tc>
+        <w:tc>
+          <w:tcPr>
+            <w:tcW w:type="dxa" w:w="1656"/>
+          </w:tcPr>
+          <w:p>
+            <w:pPr>
+              <w:spacing w:after="40"/>
+            </w:pPr>
+            <w:r/>
+            <w:r>
+              <w:rPr>
+                <w:rFonts w:ascii="Times New Roman" w:hAnsi="Times New Roman"/>
+                <w:b w:val="0"/>
+                <w:i w:val="0"/>
+                <w:color w:val="333333"/>
+                <w:sz w:val="19"/>
+                <w:eastAsia w:val="微软雅黑"/>
+              </w:rPr>
+              <w:t>[36][37]</w:t>
             </w:r>
           </w:p>
         </w:tc>
@@ -831,33 +3592,320 @@
     </w:tbl>
     <w:p>
       <w:pPr>
-        <w:spacing w:before="240" w:after="120"/>
+        <w:spacing w:before="0" w:after="200" w:line="324" w:lineRule="auto"/>
+        <w:jc w:val="left"/>
+      </w:pPr>
+    </w:p>
+    <w:p>
+      <w:pPr>
+        <w:spacing w:before="280" w:after="120" w:line="324" w:lineRule="auto"/>
         <w:jc w:val="left"/>
       </w:pPr>
       <w:r>
         <w:rPr>
-          <w:rFonts w:ascii="Times New Roman" w:hAnsi="Times New Roman" w:eastAsia="宋体"/>
+          <w:rFonts w:ascii="Times New Roman" w:hAnsi="Times New Roman"/>
           <w:b/>
-          <w:color w:val="1A1A1A"/>
+          <w:i w:val="0"/>
+          <w:color w:val="111111"/>
           <w:sz w:val="28"/>
+          <w:eastAsia w:val="微软雅黑"/>
         </w:rPr>
-        <w:t>五、证据强度分级（避免过度表述）</w:t>
+        <w:t>五、分子机制（二）：抗菌肽与 Aβ 的交叉成核</w:t>
       </w:r>
     </w:p>
     <w:p>
       <w:pPr>
-        <w:spacing w:before="0" w:after="80"/>
-        <w:ind w:firstLine="440"/>
-        <w:jc w:val="both"/>
+        <w:spacing w:before="0" w:after="120" w:line="324" w:lineRule="auto"/>
+        <w:jc w:val="left"/>
       </w:pPr>
       <w:r>
         <w:rPr>
-          <w:rFonts w:ascii="Times New Roman" w:hAnsi="Times New Roman" w:eastAsia="宋体"/>
+          <w:rFonts w:ascii="Times New Roman" w:hAnsi="Times New Roman"/>
           <w:b w:val="0"/>
-          <w:color w:val="1A1A1A"/>
+          <w:i w:val="0"/>
+          <w:color w:val="333333"/>
           <w:sz w:val="22"/>
+          <w:eastAsia w:val="微软雅黑"/>
         </w:rPr>
-        <w:t>为使汇报口径经得起追问，下表把每一环的证据按强度分级；“待验证”一栏与本课题的研究内容直接对应。</w:t>
+        <w:t>抗菌肽与淀粉样肽结构兼容（都倾向形成 β-折叠），可以发生交叉成核，方向由界面与浓度决定：</w:t>
+      </w:r>
+    </w:p>
+    <w:p>
+      <w:pPr>
+        <w:spacing w:before="0" w:after="120" w:line="324" w:lineRule="auto"/>
+        <w:jc w:val="left"/>
+      </w:pPr>
+      <w:r>
+        <w:rPr>
+          <w:rFonts w:ascii="Times New Roman" w:hAnsi="Times New Roman"/>
+          <w:b w:val="0"/>
+          <w:i w:val="0"/>
+          <w:color w:val="333333"/>
+          <w:sz w:val="22"/>
+          <w:eastAsia w:val="微软雅黑"/>
+        </w:rPr>
+        <w:t>既有“加速”的例子，也有“抑制、改变纤维形态”的例子 [36][37]。三条机制——结构兼容、定向成核不对称、</w:t>
+      </w:r>
+    </w:p>
+    <w:p>
+      <w:pPr>
+        <w:spacing w:before="0" w:after="120" w:line="324" w:lineRule="auto"/>
+        <w:jc w:val="left"/>
+      </w:pPr>
+      <w:r>
+        <w:rPr>
+          <w:rFonts w:ascii="Times New Roman" w:hAnsi="Times New Roman"/>
+          <w:b w:val="0"/>
+          <w:i w:val="0"/>
+          <w:color w:val="333333"/>
+          <w:sz w:val="22"/>
+          <w:eastAsia w:val="微软雅黑"/>
+        </w:rPr>
+        <w:t>表面催化——解释了文献中相互矛盾的结果 [36]。分子模拟层面的证据已经落到具体残基与能量：</w:t>
+      </w:r>
+    </w:p>
+    <w:p>
+      <w:pPr>
+        <w:spacing w:before="0" w:after="120" w:line="324" w:lineRule="auto"/>
+        <w:jc w:val="left"/>
+      </w:pPr>
+      <w:r>
+        <w:rPr>
+          <w:rFonts w:ascii="Times New Roman" w:hAnsi="Times New Roman"/>
+          <w:b w:val="0"/>
+          <w:i w:val="0"/>
+          <w:color w:val="333333"/>
+          <w:sz w:val="22"/>
+          <w:eastAsia w:val="微软雅黑"/>
+        </w:rPr>
+        <w:t>AChE–Aβ 复合物 1 μs 稳定、Aβ 停留 344—361 [31]；AChE 疏水基序可掺入生长中的纤维 [32]；</w:t>
+      </w:r>
+    </w:p>
+    <w:p>
+      <w:pPr>
+        <w:spacing w:before="0" w:after="120" w:line="324" w:lineRule="auto"/>
+        <w:jc w:val="left"/>
+      </w:pPr>
+      <w:r>
+        <w:rPr>
+          <w:rFonts w:ascii="Times New Roman" w:hAnsi="Times New Roman"/>
+          <w:b w:val="0"/>
+          <w:i w:val="0"/>
+          <w:color w:val="333333"/>
+          <w:sz w:val="22"/>
+          <w:eastAsia w:val="微软雅黑"/>
+        </w:rPr>
+        <w:t>LL-37 与淀粉样肽以疏水与 π–π 作用结合、封堵纤维延伸面 [38]，LL-37 自身也可形成纤维样聚集体 [39]；</w:t>
+      </w:r>
+    </w:p>
+    <w:p>
+      <w:pPr>
+        <w:spacing w:before="0" w:after="120" w:line="324" w:lineRule="auto"/>
+        <w:jc w:val="left"/>
+      </w:pPr>
+      <w:r>
+        <w:rPr>
+          <w:rFonts w:ascii="Times New Roman" w:hAnsi="Times New Roman"/>
+          <w:b w:val="0"/>
+          <w:i w:val="0"/>
+          <w:color w:val="333333"/>
+          <w:sz w:val="22"/>
+          <w:eastAsia w:val="微软雅黑"/>
+        </w:rPr>
+        <w:t>抗菌肽类分子与 Aβ 的对接加 100 ns 动力学结果已用凝胶电泳验证 [40]；五肽库虚拟筛选 + MM-PBSA</w:t>
+      </w:r>
+    </w:p>
+    <w:p>
+      <w:pPr>
+        <w:spacing w:before="0" w:after="120" w:line="324" w:lineRule="auto"/>
+        <w:jc w:val="left"/>
+      </w:pPr>
+      <w:r>
+        <w:rPr>
+          <w:rFonts w:ascii="Times New Roman" w:hAnsi="Times New Roman"/>
+          <w:b w:val="0"/>
+          <w:i w:val="0"/>
+          <w:color w:val="333333"/>
+          <w:sz w:val="22"/>
+          <w:eastAsia w:val="微软雅黑"/>
+        </w:rPr>
+        <w:t>命中可破坏 Asp23—Lys28 盐桥的序列 [41]。</w:t>
+      </w:r>
+    </w:p>
+    <w:p>
+      <w:pPr>
+        <w:spacing w:before="120" w:after="40" w:line="324" w:lineRule="auto"/>
+        <w:jc w:val="center"/>
+      </w:pPr>
+      <w:r>
+        <w:drawing>
+          <wp:inline xmlns:a="http://schemas.openxmlformats.org/drawingml/2006/main" xmlns:pic="http://schemas.openxmlformats.org/drawingml/2006/picture">
+            <wp:extent cx="5760720" cy="2149557"/>
+            <wp:docPr id="3" name="Picture 3"/>
+            <wp:cNvGraphicFramePr>
+              <a:graphicFrameLocks noChangeAspect="1"/>
+            </wp:cNvGraphicFramePr>
+            <a:graphic>
+              <a:graphicData uri="http://schemas.openxmlformats.org/drawingml/2006/picture">
+                <pic:pic>
+                  <pic:nvPicPr>
+                    <pic:cNvPr id="0" name="figM3_交叉成核机制.png"/>
+                    <pic:cNvPicPr/>
+                  </pic:nvPicPr>
+                  <pic:blipFill>
+                    <a:blip r:embed="rId11"/>
+                    <a:stretch>
+                      <a:fillRect/>
+                    </a:stretch>
+                  </pic:blipFill>
+                  <pic:spPr>
+                    <a:xfrm>
+                      <a:off x="0" y="0"/>
+                      <a:ext cx="5760720" cy="2149557"/>
+                    </a:xfrm>
+                    <a:prstGeom prst="rect"/>
+                  </pic:spPr>
+                </pic:pic>
+              </a:graphicData>
+            </a:graphic>
+          </wp:inline>
+        </w:drawing>
+      </w:r>
+    </w:p>
+    <w:p>
+      <w:pPr>
+        <w:spacing w:before="0" w:after="240" w:line="324" w:lineRule="auto"/>
+        <w:jc w:val="center"/>
+      </w:pPr>
+      <w:r>
+        <w:rPr>
+          <w:rFonts w:ascii="Times New Roman" w:hAnsi="Times New Roman"/>
+          <w:b w:val="0"/>
+          <w:i w:val="0"/>
+          <w:color w:val="777777"/>
+          <w:sz w:val="19"/>
+          <w:eastAsia w:val="微软雅黑"/>
+        </w:rPr>
+        <w:t>图 3　抗菌肽与 Aβ 交叉成核的三条机制，以及对应的模拟与实验证据</w:t>
+      </w:r>
+    </w:p>
+    <w:p>
+      <w:pPr>
+        <w:spacing w:before="0" w:after="120" w:line="324" w:lineRule="auto"/>
+        <w:jc w:val="left"/>
+      </w:pPr>
+      <w:r>
+        <w:rPr>
+          <w:rFonts w:ascii="Times New Roman" w:hAnsi="Times New Roman"/>
+          <w:b w:val="0"/>
+          <w:i w:val="0"/>
+          <w:color w:val="333333"/>
+          <w:sz w:val="22"/>
+          <w:eastAsia w:val="微软雅黑"/>
+        </w:rPr>
+        <w:t>对本课题的意义：候选抗菌肽可能落在这三个位置——AChE 的 PAS 界面、Aβ 的淀粉样生成区、膜表面；</w:t>
+      </w:r>
+    </w:p>
+    <w:p>
+      <w:pPr>
+        <w:spacing w:before="0" w:after="120" w:line="324" w:lineRule="auto"/>
+        <w:jc w:val="left"/>
+      </w:pPr>
+      <w:r>
+        <w:rPr>
+          <w:rFonts w:ascii="Times New Roman" w:hAnsi="Times New Roman"/>
+          <w:b w:val="0"/>
+          <w:i w:val="0"/>
+          <w:color w:val="333333"/>
+          <w:sz w:val="22"/>
+          <w:eastAsia w:val="微软雅黑"/>
+        </w:rPr>
+        <w:t>用对接与动力学可以给出优先序，再用抑菌实验与酶活实验验证。理论上，同一条肽也可能同时具有抗菌活性与</w:t>
+      </w:r>
+    </w:p>
+    <w:p>
+      <w:pPr>
+        <w:spacing w:before="0" w:after="120" w:line="324" w:lineRule="auto"/>
+        <w:jc w:val="left"/>
+      </w:pPr>
+      <w:r>
+        <w:rPr>
+          <w:rFonts w:ascii="Times New Roman" w:hAnsi="Times New Roman"/>
+          <w:b w:val="0"/>
+          <w:i w:val="0"/>
+          <w:color w:val="333333"/>
+          <w:sz w:val="22"/>
+          <w:eastAsia w:val="微软雅黑"/>
+        </w:rPr>
+        <w:t>调节聚集的能力，这正是“双功能肽”思路的来源 [36]。</w:t>
+      </w:r>
+    </w:p>
+    <w:p>
+      <w:pPr>
+        <w:spacing w:before="280" w:after="120" w:line="324" w:lineRule="auto"/>
+        <w:jc w:val="left"/>
+      </w:pPr>
+      <w:r>
+        <w:rPr>
+          <w:rFonts w:ascii="Times New Roman" w:hAnsi="Times New Roman"/>
+          <w:b/>
+          <w:i w:val="0"/>
+          <w:color w:val="111111"/>
+          <w:sz w:val="28"/>
+          <w:eastAsia w:val="微软雅黑"/>
+        </w:rPr>
+        <w:t>六、分阶段组的划分与阶段证据</w:t>
+      </w:r>
+    </w:p>
+    <w:p>
+      <w:pPr>
+        <w:spacing w:before="0" w:after="120" w:line="324" w:lineRule="auto"/>
+        <w:jc w:val="left"/>
+      </w:pPr>
+      <w:r>
+        <w:rPr>
+          <w:rFonts w:ascii="Times New Roman" w:hAnsi="Times New Roman"/>
+          <w:b w:val="0"/>
+          <w:i w:val="0"/>
+          <w:color w:val="333333"/>
+          <w:sz w:val="22"/>
+          <w:eastAsia w:val="微软雅黑"/>
+        </w:rPr>
+        <w:t>队列按认知功能分五个阶段（NC、SCS、SCD、MCI、AD），每个阶段内再按性别与三个年龄段（60—69、70—79、≥80 岁）</w:t>
+      </w:r>
+    </w:p>
+    <w:p>
+      <w:pPr>
+        <w:spacing w:before="0" w:after="120" w:line="324" w:lineRule="auto"/>
+        <w:jc w:val="left"/>
+      </w:pPr>
+      <w:r>
+        <w:rPr>
+          <w:rFonts w:ascii="Times New Roman" w:hAnsi="Times New Roman"/>
+          <w:b w:val="0"/>
+          <w:i w:val="0"/>
+          <w:color w:val="333333"/>
+          <w:sz w:val="22"/>
+          <w:eastAsia w:val="微软雅黑"/>
+        </w:rPr>
+        <w:t>分层，共 30 个分层单元；每个单元内按年龄与性别匹配，得到结构一致的比较亚队列。选择这种设计的原因是：</w:t>
+      </w:r>
+    </w:p>
+    <w:p>
+      <w:pPr>
+        <w:spacing w:before="0" w:after="120" w:line="324" w:lineRule="auto"/>
+        <w:jc w:val="left"/>
+      </w:pPr>
+      <w:r>
+        <w:rPr>
+          <w:rFonts w:ascii="Times New Roman" w:hAnsi="Times New Roman"/>
+          <w:b w:val="0"/>
+          <w:i w:val="0"/>
+          <w:color w:val="333333"/>
+          <w:sz w:val="22"/>
+          <w:eastAsia w:val="微软雅黑"/>
+        </w:rPr>
+        <w:t>菌群与炎症指标本身随年龄与性别变化，只有先把这两层匹配掉，阶段之间的差异才归因于认知状态。</w:t>
       </w:r>
     </w:p>
     <w:tbl>
@@ -868,56 +3916,77 @@
         <w:tblLook w:firstColumn="1" w:firstRow="1" w:lastColumn="0" w:lastRow="0" w:noHBand="0" w:noVBand="1" w:val="04A0"/>
       </w:tblPr>
       <w:tblGrid>
-        <w:gridCol w:w="3097"/>
-        <w:gridCol w:w="3097"/>
-        <w:gridCol w:w="3097"/>
+        <w:gridCol w:w="3264"/>
+        <w:gridCol w:w="3264"/>
+        <w:gridCol w:w="3264"/>
       </w:tblGrid>
       <w:tr>
         <w:tc>
           <w:tcPr>
-            <w:tcW w:type="dxa" w:w="4309"/>
+            <w:tcW w:type="dxa" w:w="1224"/>
+            <w:shd w:val="clear" w:fill="F2F2F0"/>
           </w:tcPr>
           <w:p>
+            <w:pPr>
+              <w:spacing w:after="40"/>
+            </w:pPr>
             <w:r/>
             <w:r>
               <w:rPr>
-                <w:rFonts w:ascii="Times New Roman" w:hAnsi="Times New Roman" w:eastAsia="宋体"/>
+                <w:rFonts w:ascii="Times New Roman" w:hAnsi="Times New Roman"/>
                 <w:b/>
+                <w:i w:val="0"/>
+                <w:color w:val="111111"/>
                 <w:sz w:val="19"/>
+                <w:eastAsia w:val="微软雅黑"/>
               </w:rPr>
-              <w:t>结论要点</w:t>
+              <w:t>阶段</w:t>
             </w:r>
           </w:p>
         </w:tc>
         <w:tc>
           <w:tcPr>
-            <w:tcW w:type="dxa" w:w="3402"/>
+            <w:tcW w:type="dxa" w:w="3024"/>
+            <w:shd w:val="clear" w:fill="F2F2F0"/>
           </w:tcPr>
           <w:p>
+            <w:pPr>
+              <w:spacing w:after="40"/>
+            </w:pPr>
             <w:r/>
             <w:r>
               <w:rPr>
-                <w:rFonts w:ascii="Times New Roman" w:hAnsi="Times New Roman" w:eastAsia="宋体"/>
+                <w:rFonts w:ascii="Times New Roman" w:hAnsi="Times New Roman"/>
                 <w:b/>
+                <w:i w:val="0"/>
+                <w:color w:val="111111"/>
                 <w:sz w:val="19"/>
+                <w:eastAsia w:val="微软雅黑"/>
               </w:rPr>
-              <w:t>证据强度</w:t>
+              <w:t>分组含义</w:t>
             </w:r>
           </w:p>
         </w:tc>
         <w:tc>
           <w:tcPr>
-            <w:tcW w:type="dxa" w:w="1361"/>
+            <w:tcW w:type="dxa" w:w="7344"/>
+            <w:shd w:val="clear" w:fill="F2F2F0"/>
           </w:tcPr>
           <w:p>
+            <w:pPr>
+              <w:spacing w:after="40"/>
+            </w:pPr>
             <w:r/>
             <w:r>
               <w:rPr>
-                <w:rFonts w:ascii="Times New Roman" w:hAnsi="Times New Roman" w:eastAsia="宋体"/>
+                <w:rFonts w:ascii="Times New Roman" w:hAnsi="Times New Roman"/>
                 <w:b/>
+                <w:i w:val="0"/>
+                <w:color w:val="111111"/>
                 <w:sz w:val="19"/>
+                <w:eastAsia w:val="微软雅黑"/>
               </w:rPr>
-              <w:t>来源</w:t>
+              <w:t>该阶段的菌群与炎症证据</w:t>
             </w:r>
           </w:p>
         </w:tc>
@@ -925,55 +3994,67 @@
       <w:tr>
         <w:tc>
           <w:tcPr>
-            <w:tcW w:type="dxa" w:w="4309"/>
+            <w:tcW w:type="dxa" w:w="1224"/>
           </w:tcPr>
           <w:p>
             <w:pPr>
-              <w:spacing w:line="288" w:lineRule="auto"/>
+              <w:spacing w:after="40"/>
             </w:pPr>
             <w:r/>
             <w:r>
               <w:rPr>
-                <w:rFonts w:ascii="Times New Roman" w:hAnsi="Times New Roman" w:eastAsia="宋体"/>
+                <w:rFonts w:ascii="Times New Roman" w:hAnsi="Times New Roman"/>
+                <w:b w:val="0"/>
+                <w:i w:val="0"/>
+                <w:color w:val="111111"/>
                 <w:sz w:val="19"/>
+                <w:eastAsia w:val="微软雅黑"/>
               </w:rPr>
-              <w:t>Aβ 具有抗菌肽活性，AD 脑匀浆抗菌活性高于对照</w:t>
+              <w:t>NC</w:t>
             </w:r>
           </w:p>
         </w:tc>
         <w:tc>
           <w:tcPr>
-            <w:tcW w:type="dxa" w:w="3402"/>
+            <w:tcW w:type="dxa" w:w="3024"/>
           </w:tcPr>
           <w:p>
             <w:pPr>
-              <w:spacing w:line="288" w:lineRule="auto"/>
+              <w:spacing w:after="40"/>
             </w:pPr>
             <w:r/>
             <w:r>
               <w:rPr>
-                <w:rFonts w:ascii="Times New Roman" w:hAnsi="Times New Roman" w:eastAsia="宋体"/>
+                <w:rFonts w:ascii="Times New Roman" w:hAnsi="Times New Roman"/>
+                <w:b w:val="0"/>
+                <w:i w:val="0"/>
+                <w:color w:val="333333"/>
                 <w:sz w:val="19"/>
+                <w:eastAsia w:val="微软雅黑"/>
               </w:rPr>
-              <w:t>强（体外 + 人脑组织 + 抗体清除对照）</w:t>
+              <w:t>认知正常</w:t>
             </w:r>
           </w:p>
         </w:tc>
         <w:tc>
           <w:tcPr>
-            <w:tcW w:type="dxa" w:w="1361"/>
+            <w:tcW w:type="dxa" w:w="7344"/>
           </w:tcPr>
           <w:p>
             <w:pPr>
-              <w:spacing w:line="288" w:lineRule="auto"/>
+              <w:spacing w:after="40"/>
             </w:pPr>
             <w:r/>
             <w:r>
               <w:rPr>
-                <w:rFonts w:ascii="Times New Roman" w:hAnsi="Times New Roman" w:eastAsia="宋体"/>
+                <w:rFonts w:ascii="Times New Roman" w:hAnsi="Times New Roman"/>
+                <w:b w:val="0"/>
+                <w:i w:val="0"/>
+                <w:color w:val="333333"/>
                 <w:sz w:val="19"/>
+                <w:eastAsia w:val="微软雅黑"/>
               </w:rPr>
-              <w:t>[1]</w:t>
+              <w:t>菌群多样性与短链脂肪酸生成能力最高，作为比较基线 [27][30]</w:t>
             </w:r>
           </w:p>
         </w:tc>
@@ -981,55 +4062,67 @@
       <w:tr>
         <w:tc>
           <w:tcPr>
-            <w:tcW w:type="dxa" w:w="4309"/>
+            <w:tcW w:type="dxa" w:w="1224"/>
           </w:tcPr>
           <w:p>
             <w:pPr>
-              <w:spacing w:line="288" w:lineRule="auto"/>
+              <w:spacing w:after="40"/>
             </w:pPr>
             <w:r/>
             <w:r>
               <w:rPr>
-                <w:rFonts w:ascii="Times New Roman" w:hAnsi="Times New Roman" w:eastAsia="宋体"/>
+                <w:rFonts w:ascii="Times New Roman" w:hAnsi="Times New Roman"/>
+                <w:b w:val="0"/>
+                <w:i w:val="0"/>
+                <w:color w:val="111111"/>
                 <w:sz w:val="19"/>
+                <w:eastAsia w:val="微软雅黑"/>
               </w:rPr>
-              <w:t>Aβ 表达提高对感染的抵抗力；寡聚化为活性所需</w:t>
+              <w:t>SCS</w:t>
             </w:r>
           </w:p>
         </w:tc>
         <w:tc>
           <w:tcPr>
-            <w:tcW w:type="dxa" w:w="3402"/>
+            <w:tcW w:type="dxa" w:w="3024"/>
           </w:tcPr>
           <w:p>
             <w:pPr>
-              <w:spacing w:line="288" w:lineRule="auto"/>
+              <w:spacing w:after="40"/>
             </w:pPr>
             <w:r/>
             <w:r>
               <w:rPr>
-                <w:rFonts w:ascii="Times New Roman" w:hAnsi="Times New Roman" w:eastAsia="宋体"/>
+                <w:rFonts w:ascii="Times New Roman" w:hAnsi="Times New Roman"/>
+                <w:b w:val="0"/>
+                <w:i w:val="0"/>
+                <w:color w:val="333333"/>
                 <w:sz w:val="19"/>
+                <w:eastAsia w:val="微软雅黑"/>
               </w:rPr>
-              <w:t>强（小鼠、线虫、细胞模型）</w:t>
+              <w:t>主观认知下降</w:t>
             </w:r>
           </w:p>
         </w:tc>
         <w:tc>
           <w:tcPr>
-            <w:tcW w:type="dxa" w:w="1361"/>
+            <w:tcW w:type="dxa" w:w="7344"/>
           </w:tcPr>
           <w:p>
             <w:pPr>
-              <w:spacing w:line="288" w:lineRule="auto"/>
+              <w:spacing w:after="40"/>
             </w:pPr>
             <w:r/>
             <w:r>
               <w:rPr>
-                <w:rFonts w:ascii="Times New Roman" w:hAnsi="Times New Roman" w:eastAsia="宋体"/>
+                <w:rFonts w:ascii="Times New Roman" w:hAnsi="Times New Roman"/>
+                <w:b w:val="0"/>
+                <w:i w:val="0"/>
+                <w:color w:val="333333"/>
                 <w:sz w:val="19"/>
+                <w:eastAsia w:val="微软雅黑"/>
               </w:rPr>
-              <w:t>[16]</w:t>
+              <w:t>组成已有偏移，SCD 组出现阶段特有的 Anaerosacchariphilus、Anaerobutyricum 等 [29]</w:t>
             </w:r>
           </w:p>
         </w:tc>
@@ -1037,55 +4130,67 @@
       <w:tr>
         <w:tc>
           <w:tcPr>
-            <w:tcW w:type="dxa" w:w="4309"/>
+            <w:tcW w:type="dxa" w:w="1224"/>
           </w:tcPr>
           <w:p>
             <w:pPr>
-              <w:spacing w:line="288" w:lineRule="auto"/>
+              <w:spacing w:after="40"/>
             </w:pPr>
             <w:r/>
             <w:r>
               <w:rPr>
-                <w:rFonts w:ascii="Times New Roman" w:hAnsi="Times New Roman" w:eastAsia="宋体"/>
+                <w:rFonts w:ascii="Times New Roman" w:hAnsi="Times New Roman"/>
+                <w:b w:val="0"/>
+                <w:i w:val="0"/>
+                <w:color w:val="111111"/>
                 <w:sz w:val="19"/>
+                <w:eastAsia w:val="微软雅黑"/>
               </w:rPr>
-              <w:t>AD 脑内 β-防御素-1 / CAP37 / LL-37 上调</w:t>
+              <w:t>SCD</w:t>
             </w:r>
           </w:p>
         </w:tc>
         <w:tc>
           <w:tcPr>
-            <w:tcW w:type="dxa" w:w="3402"/>
+            <w:tcW w:type="dxa" w:w="3024"/>
           </w:tcPr>
           <w:p>
             <w:pPr>
-              <w:spacing w:line="288" w:lineRule="auto"/>
+              <w:spacing w:after="40"/>
             </w:pPr>
             <w:r/>
             <w:r>
               <w:rPr>
-                <w:rFonts w:ascii="Times New Roman" w:hAnsi="Times New Roman" w:eastAsia="宋体"/>
+                <w:rFonts w:ascii="Times New Roman" w:hAnsi="Times New Roman"/>
+                <w:b w:val="0"/>
+                <w:i w:val="0"/>
+                <w:color w:val="333333"/>
                 <w:sz w:val="19"/>
+                <w:eastAsia w:val="微软雅黑"/>
               </w:rPr>
-              <w:t>中等—强（尸检脑组织，样本量有限）</w:t>
+              <w:t>可疑认知障碍</w:t>
             </w:r>
           </w:p>
         </w:tc>
         <w:tc>
           <w:tcPr>
-            <w:tcW w:type="dxa" w:w="1361"/>
+            <w:tcW w:type="dxa" w:w="7344"/>
           </w:tcPr>
           <w:p>
             <w:pPr>
-              <w:spacing w:line="288" w:lineRule="auto"/>
+              <w:spacing w:after="40"/>
             </w:pPr>
             <w:r/>
             <w:r>
               <w:rPr>
-                <w:rFonts w:ascii="Times New Roman" w:hAnsi="Times New Roman" w:eastAsia="宋体"/>
+                <w:rFonts w:ascii="Times New Roman" w:hAnsi="Times New Roman"/>
+                <w:b w:val="0"/>
+                <w:i w:val="0"/>
+                <w:color w:val="333333"/>
                 <w:sz w:val="19"/>
+                <w:eastAsia w:val="微软雅黑"/>
               </w:rPr>
-              <w:t>[2,3,4]</w:t>
+              <w:t>血浆 LPS 与 CRP 已升高，提示肠屏障改变早于痴呆 [17]</w:t>
             </w:r>
           </w:p>
         </w:tc>
@@ -1093,55 +4198,67 @@
       <w:tr>
         <w:tc>
           <w:tcPr>
-            <w:tcW w:type="dxa" w:w="4309"/>
+            <w:tcW w:type="dxa" w:w="1224"/>
           </w:tcPr>
           <w:p>
             <w:pPr>
-              <w:spacing w:line="288" w:lineRule="auto"/>
+              <w:spacing w:after="40"/>
             </w:pPr>
             <w:r/>
             <w:r>
               <w:rPr>
-                <w:rFonts w:ascii="Times New Roman" w:hAnsi="Times New Roman" w:eastAsia="宋体"/>
+                <w:rFonts w:ascii="Times New Roman" w:hAnsi="Times New Roman"/>
+                <w:b w:val="0"/>
+                <w:i w:val="0"/>
+                <w:color w:val="111111"/>
                 <w:sz w:val="19"/>
+                <w:eastAsia w:val="微软雅黑"/>
               </w:rPr>
-              <w:t>AD 脑与循环中存在细菌成分与内毒素，且与炎症相关</w:t>
+              <w:t>MCI</w:t>
             </w:r>
           </w:p>
         </w:tc>
         <w:tc>
           <w:tcPr>
-            <w:tcW w:type="dxa" w:w="3402"/>
+            <w:tcW w:type="dxa" w:w="3024"/>
           </w:tcPr>
           <w:p>
             <w:pPr>
-              <w:spacing w:line="288" w:lineRule="auto"/>
+              <w:spacing w:after="40"/>
             </w:pPr>
             <w:r/>
             <w:r>
               <w:rPr>
-                <w:rFonts w:ascii="Times New Roman" w:hAnsi="Times New Roman" w:eastAsia="宋体"/>
+                <w:rFonts w:ascii="Times New Roman" w:hAnsi="Times New Roman"/>
+                <w:b w:val="0"/>
+                <w:i w:val="0"/>
+                <w:color w:val="333333"/>
                 <w:sz w:val="19"/>
+                <w:eastAsia w:val="微软雅黑"/>
               </w:rPr>
-              <w:t>中等—强（多实验室重复，横断面为主）</w:t>
+              <w:t>轻度认知障碍</w:t>
             </w:r>
           </w:p>
         </w:tc>
         <w:tc>
           <w:tcPr>
-            <w:tcW w:type="dxa" w:w="1361"/>
+            <w:tcW w:type="dxa" w:w="7344"/>
           </w:tcPr>
           <w:p>
             <w:pPr>
-              <w:spacing w:line="288" w:lineRule="auto"/>
+              <w:spacing w:after="40"/>
             </w:pPr>
             <w:r/>
             <w:r>
               <w:rPr>
-                <w:rFonts w:ascii="Times New Roman" w:hAnsi="Times New Roman" w:eastAsia="宋体"/>
+                <w:rFonts w:ascii="Times New Roman" w:hAnsi="Times New Roman"/>
+                <w:b w:val="0"/>
+                <w:i w:val="0"/>
+                <w:color w:val="333333"/>
                 <w:sz w:val="19"/>
+                <w:eastAsia w:val="微软雅黑"/>
               </w:rPr>
-              <w:t>[6]</w:t>
+              <w:t>Proteobacteria 下降最明显，菌群失衡与 IL-1β、NLRP3 相关 [26][28]</w:t>
             </w:r>
           </w:p>
         </w:tc>
@@ -1149,335 +4266,67 @@
       <w:tr>
         <w:tc>
           <w:tcPr>
-            <w:tcW w:type="dxa" w:w="4309"/>
+            <w:tcW w:type="dxa" w:w="1224"/>
           </w:tcPr>
           <w:p>
             <w:pPr>
-              <w:spacing w:line="288" w:lineRule="auto"/>
+              <w:spacing w:after="40"/>
             </w:pPr>
             <w:r/>
             <w:r>
               <w:rPr>
-                <w:rFonts w:ascii="Times New Roman" w:hAnsi="Times New Roman" w:eastAsia="宋体"/>
+                <w:rFonts w:ascii="Times New Roman" w:hAnsi="Times New Roman"/>
+                <w:b w:val="0"/>
+                <w:i w:val="0"/>
+                <w:color w:val="111111"/>
                 <w:sz w:val="19"/>
+                <w:eastAsia w:val="微软雅黑"/>
               </w:rPr>
-              <w:t>AChE 经 PAS 促进 Aβ 聚集；PAS 为成核中心</w:t>
+              <w:t>AD</w:t>
             </w:r>
           </w:p>
         </w:tc>
         <w:tc>
           <w:tcPr>
-            <w:tcW w:type="dxa" w:w="3402"/>
+            <w:tcW w:type="dxa" w:w="3024"/>
           </w:tcPr>
           <w:p>
             <w:pPr>
-              <w:spacing w:line="288" w:lineRule="auto"/>
+              <w:spacing w:after="40"/>
             </w:pPr>
             <w:r/>
             <w:r>
               <w:rPr>
-                <w:rFonts w:ascii="Times New Roman" w:hAnsi="Times New Roman" w:eastAsia="宋体"/>
+                <w:rFonts w:ascii="Times New Roman" w:hAnsi="Times New Roman"/>
+                <w:b w:val="0"/>
+                <w:i w:val="0"/>
+                <w:color w:val="333333"/>
                 <w:sz w:val="19"/>
+                <w:eastAsia w:val="微软雅黑"/>
               </w:rPr>
-              <w:t>强（体外动力学 + 位点阻断实验）</w:t>
+              <w:t>阿尔茨海默症</w:t>
             </w:r>
           </w:p>
         </w:tc>
         <w:tc>
           <w:tcPr>
-            <w:tcW w:type="dxa" w:w="1361"/>
+            <w:tcW w:type="dxa" w:w="7344"/>
           </w:tcPr>
           <w:p>
             <w:pPr>
-              <w:spacing w:line="288" w:lineRule="auto"/>
+              <w:spacing w:after="40"/>
             </w:pPr>
             <w:r/>
             <w:r>
               <w:rPr>
-                <w:rFonts w:ascii="Times New Roman" w:hAnsi="Times New Roman" w:eastAsia="宋体"/>
+                <w:rFonts w:ascii="Times New Roman" w:hAnsi="Times New Roman"/>
+                <w:b w:val="0"/>
+                <w:i w:val="0"/>
+                <w:color w:val="333333"/>
                 <w:sz w:val="19"/>
+                <w:eastAsia w:val="微软雅黑"/>
               </w:rPr>
-              <w:t>[14]</w:t>
-            </w:r>
-          </w:p>
-        </w:tc>
-      </w:tr>
-      <w:tr>
-        <w:tc>
-          <w:tcPr>
-            <w:tcW w:type="dxa" w:w="4309"/>
-          </w:tcPr>
-          <w:p>
-            <w:pPr>
-              <w:spacing w:line="288" w:lineRule="auto"/>
-            </w:pPr>
-            <w:r/>
-            <w:r>
-              <w:rPr>
-                <w:rFonts w:ascii="Times New Roman" w:hAnsi="Times New Roman" w:eastAsia="宋体"/>
-                <w:sz w:val="19"/>
-              </w:rPr>
-              <w:t>Aβ—AChE 复合物在 1 μs MD 中稳定，停留区段 344–361</w:t>
-            </w:r>
-          </w:p>
-        </w:tc>
-        <w:tc>
-          <w:tcPr>
-            <w:tcW w:type="dxa" w:w="3402"/>
-          </w:tcPr>
-          <w:p>
-            <w:pPr>
-              <w:spacing w:line="288" w:lineRule="auto"/>
-            </w:pPr>
-            <w:r/>
-            <w:r>
-              <w:rPr>
-                <w:rFonts w:ascii="Times New Roman" w:hAnsi="Times New Roman" w:eastAsia="宋体"/>
-                <w:sz w:val="19"/>
-              </w:rPr>
-              <w:t>中等（单一模拟体系，需独立重复）</w:t>
-            </w:r>
-          </w:p>
-        </w:tc>
-        <w:tc>
-          <w:tcPr>
-            <w:tcW w:type="dxa" w:w="1361"/>
-          </w:tcPr>
-          <w:p>
-            <w:pPr>
-              <w:spacing w:line="288" w:lineRule="auto"/>
-            </w:pPr>
-            <w:r/>
-            <w:r>
-              <w:rPr>
-                <w:rFonts w:ascii="Times New Roman" w:hAnsi="Times New Roman" w:eastAsia="宋体"/>
-                <w:sz w:val="19"/>
-              </w:rPr>
-              <w:t>[15]</w:t>
-            </w:r>
-          </w:p>
-        </w:tc>
-      </w:tr>
-      <w:tr>
-        <w:tc>
-          <w:tcPr>
-            <w:tcW w:type="dxa" w:w="4309"/>
-          </w:tcPr>
-          <w:p>
-            <w:pPr>
-              <w:spacing w:line="288" w:lineRule="auto"/>
-            </w:pPr>
-            <w:r/>
-            <w:r>
-              <w:rPr>
-                <w:rFonts w:ascii="Times New Roman" w:hAnsi="Times New Roman" w:eastAsia="宋体"/>
-                <w:sz w:val="19"/>
-              </w:rPr>
-              <w:t>LL-37 经 CLIC1 促进小胶质活化与 AD 样病理</w:t>
-            </w:r>
-          </w:p>
-        </w:tc>
-        <w:tc>
-          <w:tcPr>
-            <w:tcW w:type="dxa" w:w="3402"/>
-          </w:tcPr>
-          <w:p>
-            <w:pPr>
-              <w:spacing w:line="288" w:lineRule="auto"/>
-            </w:pPr>
-            <w:r/>
-            <w:r>
-              <w:rPr>
-                <w:rFonts w:ascii="Times New Roman" w:hAnsi="Times New Roman" w:eastAsia="宋体"/>
-                <w:sz w:val="19"/>
-              </w:rPr>
-              <w:t>中等—强（小鼠与猴模型）</w:t>
-            </w:r>
-          </w:p>
-        </w:tc>
-        <w:tc>
-          <w:tcPr>
-            <w:tcW w:type="dxa" w:w="1361"/>
-          </w:tcPr>
-          <w:p>
-            <w:pPr>
-              <w:spacing w:line="288" w:lineRule="auto"/>
-            </w:pPr>
-            <w:r/>
-            <w:r>
-              <w:rPr>
-                <w:rFonts w:ascii="Times New Roman" w:hAnsi="Times New Roman" w:eastAsia="宋体"/>
-                <w:sz w:val="19"/>
-              </w:rPr>
-              <w:t>[4,5]</w:t>
-            </w:r>
-          </w:p>
-        </w:tc>
-      </w:tr>
-      <w:tr>
-        <w:tc>
-          <w:tcPr>
-            <w:tcW w:type="dxa" w:w="4309"/>
-          </w:tcPr>
-          <w:p>
-            <w:pPr>
-              <w:spacing w:line="288" w:lineRule="auto"/>
-            </w:pPr>
-            <w:r/>
-            <w:r>
-              <w:rPr>
-                <w:rFonts w:ascii="Times New Roman" w:hAnsi="Times New Roman" w:eastAsia="宋体"/>
-                <w:sz w:val="19"/>
-              </w:rPr>
-              <w:t>AD 患者菌群失衡（促炎菌↑、产丁酸菌↓、多样性↓）</w:t>
-            </w:r>
-          </w:p>
-        </w:tc>
-        <w:tc>
-          <w:tcPr>
-            <w:tcW w:type="dxa" w:w="3402"/>
-          </w:tcPr>
-          <w:p>
-            <w:pPr>
-              <w:spacing w:line="288" w:lineRule="auto"/>
-            </w:pPr>
-            <w:r/>
-            <w:r>
-              <w:rPr>
-                <w:rFonts w:ascii="Times New Roman" w:hAnsi="Times New Roman" w:eastAsia="宋体"/>
-                <w:sz w:val="19"/>
-              </w:rPr>
-              <w:t>中等（研究间异质性大，受地域与药物影响）</w:t>
-            </w:r>
-          </w:p>
-        </w:tc>
-        <w:tc>
-          <w:tcPr>
-            <w:tcW w:type="dxa" w:w="1361"/>
-          </w:tcPr>
-          <w:p>
-            <w:pPr>
-              <w:spacing w:line="288" w:lineRule="auto"/>
-            </w:pPr>
-            <w:r/>
-            <w:r>
-              <w:rPr>
-                <w:rFonts w:ascii="Times New Roman" w:hAnsi="Times New Roman" w:eastAsia="宋体"/>
-                <w:sz w:val="19"/>
-              </w:rPr>
-              <w:t>[7,8,12,13]</w:t>
-            </w:r>
-          </w:p>
-        </w:tc>
-      </w:tr>
-      <w:tr>
-        <w:tc>
-          <w:tcPr>
-            <w:tcW w:type="dxa" w:w="4309"/>
-          </w:tcPr>
-          <w:p>
-            <w:pPr>
-              <w:spacing w:line="288" w:lineRule="auto"/>
-            </w:pPr>
-            <w:r/>
-            <w:r>
-              <w:rPr>
-                <w:rFonts w:ascii="Times New Roman" w:hAnsi="Times New Roman" w:eastAsia="宋体"/>
-                <w:sz w:val="19"/>
-              </w:rPr>
-              <w:t>微生物源抗菌肽在 AD 患者中增多</w:t>
-            </w:r>
-          </w:p>
-        </w:tc>
-        <w:tc>
-          <w:tcPr>
-            <w:tcW w:type="dxa" w:w="3402"/>
-          </w:tcPr>
-          <w:p>
-            <w:pPr>
-              <w:spacing w:line="288" w:lineRule="auto"/>
-            </w:pPr>
-            <w:r/>
-            <w:r>
-              <w:rPr>
-                <w:rFonts w:ascii="Times New Roman" w:hAnsi="Times New Roman" w:eastAsia="宋体"/>
-                <w:sz w:val="19"/>
-              </w:rPr>
-              <w:t>待验证（本课题要回答的问题）</w:t>
-            </w:r>
-          </w:p>
-        </w:tc>
-        <w:tc>
-          <w:tcPr>
-            <w:tcW w:type="dxa" w:w="1361"/>
-          </w:tcPr>
-          <w:p>
-            <w:pPr>
-              <w:spacing w:line="288" w:lineRule="auto"/>
-            </w:pPr>
-            <w:r/>
-            <w:r>
-              <w:rPr>
-                <w:rFonts w:ascii="Times New Roman" w:hAnsi="Times New Roman" w:eastAsia="宋体"/>
-                <w:sz w:val="19"/>
-              </w:rPr>
-              <w:t>本研究</w:t>
-            </w:r>
-          </w:p>
-        </w:tc>
-      </w:tr>
-      <w:tr>
-        <w:tc>
-          <w:tcPr>
-            <w:tcW w:type="dxa" w:w="4309"/>
-          </w:tcPr>
-          <w:p>
-            <w:pPr>
-              <w:spacing w:line="288" w:lineRule="auto"/>
-            </w:pPr>
-            <w:r/>
-            <w:r>
-              <w:rPr>
-                <w:rFonts w:ascii="Times New Roman" w:hAnsi="Times New Roman" w:eastAsia="宋体"/>
-                <w:sz w:val="19"/>
-              </w:rPr>
-              <w:t>候选抗菌肽经 AChE–Aβ 界面对成核的影响</w:t>
-            </w:r>
-          </w:p>
-        </w:tc>
-        <w:tc>
-          <w:tcPr>
-            <w:tcW w:type="dxa" w:w="3402"/>
-          </w:tcPr>
-          <w:p>
-            <w:pPr>
-              <w:spacing w:line="288" w:lineRule="auto"/>
-            </w:pPr>
-            <w:r/>
-            <w:r>
-              <w:rPr>
-                <w:rFonts w:ascii="Times New Roman" w:hAnsi="Times New Roman" w:eastAsia="宋体"/>
-                <w:sz w:val="19"/>
-              </w:rPr>
-              <w:t>待验证（H1—H3）</w:t>
-            </w:r>
-          </w:p>
-        </w:tc>
-        <w:tc>
-          <w:tcPr>
-            <w:tcW w:type="dxa" w:w="1361"/>
-          </w:tcPr>
-          <w:p>
-            <w:pPr>
-              <w:spacing w:line="288" w:lineRule="auto"/>
-            </w:pPr>
-            <w:r/>
-            <w:r>
-              <w:rPr>
-                <w:rFonts w:ascii="Times New Roman" w:hAnsi="Times New Roman" w:eastAsia="宋体"/>
-                <w:sz w:val="19"/>
-              </w:rPr>
-              <w:t>本研究</w:t>
+              <w:t>Firmicutes 下降、Bacteroides/Megamonas 升高，菌群变化幅度大于前驱期 [27][28]</w:t>
             </w:r>
           </w:p>
         </w:tc>
@@ -1485,293 +4334,1710 @@
     </w:tbl>
     <w:p>
       <w:pPr>
-        <w:spacing w:before="240" w:after="120"/>
+        <w:spacing w:before="0" w:after="200" w:line="324" w:lineRule="auto"/>
+        <w:jc w:val="left"/>
+      </w:pPr>
+    </w:p>
+    <w:p>
+      <w:pPr>
+        <w:spacing w:before="0" w:after="120" w:line="324" w:lineRule="auto"/>
         <w:jc w:val="left"/>
       </w:pPr>
       <w:r>
         <w:rPr>
-          <w:rFonts w:ascii="Times New Roman" w:hAnsi="Times New Roman" w:eastAsia="宋体"/>
-          <w:b/>
-          <w:color w:val="1A1A1A"/>
-          <w:sz w:val="28"/>
+          <w:rFonts w:ascii="Times New Roman" w:hAnsi="Times New Roman"/>
+          <w:b w:val="0"/>
+          <w:i w:val="0"/>
+          <w:color w:val="333333"/>
+          <w:sz w:val="22"/>
+          <w:eastAsia w:val="微软雅黑"/>
         </w:rPr>
-        <w:t>六、汇报口径建议</w:t>
+        <w:t>从表中可以看到：肠屏障与炎症标志物的改变出现在 SCD 阶段，MCI 阶段菌群失衡最明显，</w:t>
       </w:r>
     </w:p>
     <w:p>
       <w:pPr>
-        <w:pStyle w:val="ListBullet"/>
-        <w:spacing w:after="60" w:line="324" w:lineRule="auto"/>
+        <w:spacing w:before="0" w:after="120" w:line="324" w:lineRule="auto"/>
+        <w:jc w:val="left"/>
       </w:pPr>
       <w:r>
         <w:rPr>
-          <w:rFonts w:ascii="Times New Roman" w:hAnsi="Times New Roman" w:eastAsia="宋体"/>
+          <w:rFonts w:ascii="Times New Roman" w:hAnsi="Times New Roman"/>
+          <w:b w:val="0"/>
+          <w:i w:val="0"/>
+          <w:color w:val="333333"/>
           <w:sz w:val="22"/>
+          <w:eastAsia w:val="微软雅黑"/>
         </w:rPr>
-        <w:t>讲关联时先说“同属先天免疫效应分子”，再讲“双刃剑”，最后落到 AChE–PAS 成核这一具体机制；不要一上来就下“抗菌肽导致 AD”的因果结论。</w:t>
+        <w:t>到 AD 阶段菌群变化幅度最大——这与“抗菌肽随阶段变化”的设计前提一致。</w:t>
       </w:r>
     </w:p>
     <w:p>
       <w:pPr>
-        <w:pStyle w:val="ListBullet"/>
-        <w:spacing w:after="60" w:line="324" w:lineRule="auto"/>
+        <w:spacing w:before="280" w:after="120" w:line="324" w:lineRule="auto"/>
+        <w:jc w:val="left"/>
       </w:pPr>
       <w:r>
         <w:rPr>
-          <w:rFonts w:ascii="Times New Roman" w:hAnsi="Times New Roman" w:eastAsia="宋体"/>
-          <w:sz w:val="22"/>
+          <w:rFonts w:ascii="Times New Roman" w:hAnsi="Times New Roman"/>
+          <w:b/>
+          <w:i w:val="0"/>
+          <w:color w:val="111111"/>
+          <w:sz w:val="28"/>
+          <w:eastAsia w:val="微软雅黑"/>
         </w:rPr>
-        <w:t>涉及数量差异时区分三个层次：宿主来源 vs 微生物来源、局部（肠腔）vs 系统（循环）、总体活性 vs 具体肽；本课题回答的是“微生物来源、按认知阶段划分”的差异。</w:t>
+        <w:t>七、汇报口径与可能被追问的问题</w:t>
       </w:r>
     </w:p>
     <w:p>
       <w:pPr>
-        <w:pStyle w:val="ListBullet"/>
-        <w:spacing w:after="60" w:line="324" w:lineRule="auto"/>
+        <w:spacing w:before="0" w:after="120" w:line="324" w:lineRule="auto"/>
+        <w:jc w:val="left"/>
       </w:pPr>
       <w:r>
         <w:rPr>
-          <w:rFonts w:ascii="Times New Roman" w:hAnsi="Times New Roman" w:eastAsia="宋体"/>
+          <w:rFonts w:ascii="Times New Roman" w:hAnsi="Times New Roman"/>
+          <w:b w:val="0"/>
+          <w:i w:val="0"/>
+          <w:color w:val="333333"/>
           <w:sz w:val="22"/>
+          <w:eastAsia w:val="微软雅黑"/>
         </w:rPr>
-        <w:t>把“AD 组更多”表述为有文献支持的预期方向（宿主抗菌肽与总活性已见升高 [1-4]），微生物源抗菌肽的结论以本项目数据为准。</w:t>
+        <w:t>口径纪律：</w:t>
       </w:r>
     </w:p>
     <w:p>
       <w:pPr>
-        <w:pStyle w:val="ListBullet"/>
-        <w:spacing w:after="60" w:line="324" w:lineRule="auto"/>
+        <w:spacing w:before="0" w:after="60" w:line="312" w:lineRule="auto"/>
+        <w:ind w:left="360" w:hanging="230"/>
+        <w:jc w:val="left"/>
       </w:pPr>
       <w:r>
         <w:rPr>
-          <w:rFonts w:ascii="Times New Roman" w:hAnsi="Times New Roman" w:eastAsia="宋体"/>
+          <w:rFonts w:ascii="Times New Roman" w:hAnsi="Times New Roman"/>
+          <w:b w:val="0"/>
+          <w:i w:val="0"/>
+          <w:color w:val="777777"/>
           <w:sz w:val="22"/>
+          <w:eastAsia w:val="微软雅黑"/>
         </w:rPr>
-        <w:t>机制部分统一表述为“线索发现”与“假设提出”，用 H1—H3 加验证路径说明下一步做什么。</w:t>
+        <w:t xml:space="preserve">· </w:t>
+      </w:r>
+      <w:r>
+        <w:rPr>
+          <w:rFonts w:ascii="Times New Roman" w:hAnsi="Times New Roman"/>
+          <w:b w:val="0"/>
+          <w:i w:val="0"/>
+          <w:color w:val="333333"/>
+          <w:sz w:val="22"/>
+          <w:eastAsia w:val="微软雅黑"/>
+        </w:rPr>
+        <w:t>用“线索发现 / 假设提出 / 计算预测”，不用“证明 / 导致 / 因果”。</w:t>
       </w:r>
     </w:p>
     <w:p>
       <w:pPr>
-        <w:spacing w:before="240" w:after="120"/>
+        <w:spacing w:before="0" w:after="60" w:line="312" w:lineRule="auto"/>
+        <w:ind w:left="360" w:hanging="230"/>
         <w:jc w:val="left"/>
       </w:pPr>
       <w:r>
         <w:rPr>
-          <w:rFonts w:ascii="Times New Roman" w:hAnsi="Times New Roman" w:eastAsia="宋体"/>
+          <w:rFonts w:ascii="Times New Roman" w:hAnsi="Times New Roman"/>
+          <w:b w:val="0"/>
+          <w:i w:val="0"/>
+          <w:color w:val="777777"/>
+          <w:sz w:val="22"/>
+          <w:eastAsia w:val="微软雅黑"/>
+        </w:rPr>
+        <w:t xml:space="preserve">· </w:t>
+      </w:r>
+      <w:r>
+        <w:rPr>
+          <w:rFonts w:ascii="Times New Roman" w:hAnsi="Times New Roman"/>
+          <w:b w:val="0"/>
+          <w:i w:val="0"/>
+          <w:color w:val="333333"/>
+          <w:sz w:val="22"/>
+          <w:eastAsia w:val="微软雅黑"/>
+        </w:rPr>
+        <w:t>数量差异一定说清是哪一层：宿主来源 vs 微生物来源、局部 vs 系统、总体活性 vs 具体肽、哪个阶段。</w:t>
+      </w:r>
+    </w:p>
+    <w:p>
+      <w:pPr>
+        <w:spacing w:before="0" w:after="60" w:line="312" w:lineRule="auto"/>
+        <w:ind w:left="360" w:hanging="230"/>
+        <w:jc w:val="left"/>
+      </w:pPr>
+      <w:r>
+        <w:rPr>
+          <w:rFonts w:ascii="Times New Roman" w:hAnsi="Times New Roman"/>
+          <w:b w:val="0"/>
+          <w:i w:val="0"/>
+          <w:color w:val="777777"/>
+          <w:sz w:val="22"/>
+          <w:eastAsia w:val="微软雅黑"/>
+        </w:rPr>
+        <w:t xml:space="preserve">· </w:t>
+      </w:r>
+      <w:r>
+        <w:rPr>
+          <w:rFonts w:ascii="Times New Roman" w:hAnsi="Times New Roman"/>
+          <w:b w:val="0"/>
+          <w:i w:val="0"/>
+          <w:color w:val="333333"/>
+          <w:sz w:val="22"/>
+          <w:eastAsia w:val="微软雅黑"/>
+        </w:rPr>
+        <w:t>“AD 侧更多”是文献支持的预期方向；微生物源抗菌肽的结论以本课题数据为准。</w:t>
+      </w:r>
+    </w:p>
+    <w:p>
+      <w:pPr>
+        <w:spacing w:before="0" w:after="120" w:line="324" w:lineRule="auto"/>
+        <w:jc w:val="left"/>
+      </w:pPr>
+      <w:r>
+        <w:rPr>
+          <w:rFonts w:ascii="Times New Roman" w:hAnsi="Times New Roman"/>
+          <w:b w:val="0"/>
+          <w:i w:val="0"/>
+          <w:color w:val="333333"/>
+          <w:sz w:val="22"/>
+          <w:eastAsia w:val="微软雅黑"/>
+        </w:rPr>
+        <w:t>预判问答：</w:t>
+      </w:r>
+    </w:p>
+    <w:p>
+      <w:pPr>
+        <w:spacing w:before="0" w:after="60" w:line="312" w:lineRule="auto"/>
+        <w:ind w:left="360" w:hanging="230"/>
+        <w:jc w:val="left"/>
+      </w:pPr>
+      <w:r>
+        <w:rPr>
+          <w:rFonts w:ascii="Times New Roman" w:hAnsi="Times New Roman"/>
+          <w:b w:val="0"/>
+          <w:i w:val="0"/>
+          <w:color w:val="777777"/>
+          <w:sz w:val="22"/>
+          <w:eastAsia w:val="微软雅黑"/>
+        </w:rPr>
+        <w:t xml:space="preserve">· </w:t>
+      </w:r>
+      <w:r>
+        <w:rPr>
+          <w:rFonts w:ascii="Times New Roman" w:hAnsi="Times New Roman"/>
+          <w:b w:val="0"/>
+          <w:i w:val="0"/>
+          <w:color w:val="333333"/>
+          <w:sz w:val="22"/>
+          <w:eastAsia w:val="微软雅黑"/>
+        </w:rPr>
+        <w:t>问：抗菌肽既然能抗菌，为什么反而对 AD 不好？答：抗菌与致病并不矛盾，取决于浓度、聚集状态与部位；长期过量时经成核与炎症通路转向病理一侧 [6][36]。</w:t>
+      </w:r>
+    </w:p>
+    <w:p>
+      <w:pPr>
+        <w:spacing w:before="0" w:after="60" w:line="312" w:lineRule="auto"/>
+        <w:ind w:left="360" w:hanging="230"/>
+        <w:jc w:val="left"/>
+      </w:pPr>
+      <w:r>
+        <w:rPr>
+          <w:rFonts w:ascii="Times New Roman" w:hAnsi="Times New Roman"/>
+          <w:b w:val="0"/>
+          <w:i w:val="0"/>
+          <w:color w:val="777777"/>
+          <w:sz w:val="22"/>
+          <w:eastAsia w:val="微软雅黑"/>
+        </w:rPr>
+        <w:t xml:space="preserve">· </w:t>
+      </w:r>
+      <w:r>
+        <w:rPr>
+          <w:rFonts w:ascii="Times New Roman" w:hAnsi="Times New Roman"/>
+          <w:b w:val="0"/>
+          <w:i w:val="0"/>
+          <w:color w:val="333333"/>
+          <w:sz w:val="22"/>
+          <w:eastAsia w:val="微软雅黑"/>
+        </w:rPr>
+        <w:t>问：为什么不直接做实验验证全部候选肽？答：候选数量多、合成成本高，先用计算给出优先序，再用代表性候选肽做抑菌与酶活实验。</w:t>
+      </w:r>
+    </w:p>
+    <w:p>
+      <w:pPr>
+        <w:spacing w:before="0" w:after="60" w:line="312" w:lineRule="auto"/>
+        <w:ind w:left="360" w:hanging="230"/>
+        <w:jc w:val="left"/>
+      </w:pPr>
+      <w:r>
+        <w:rPr>
+          <w:rFonts w:ascii="Times New Roman" w:hAnsi="Times New Roman"/>
+          <w:b w:val="0"/>
+          <w:i w:val="0"/>
+          <w:color w:val="777777"/>
+          <w:sz w:val="22"/>
+          <w:eastAsia w:val="微软雅黑"/>
+        </w:rPr>
+        <w:t xml:space="preserve">· </w:t>
+      </w:r>
+      <w:r>
+        <w:rPr>
+          <w:rFonts w:ascii="Times New Roman" w:hAnsi="Times New Roman"/>
+          <w:b w:val="0"/>
+          <w:i w:val="0"/>
+          <w:color w:val="333333"/>
+          <w:sz w:val="22"/>
+          <w:eastAsia w:val="微软雅黑"/>
+        </w:rPr>
+        <w:t>问：为什么用你导师给的这一篇 MD 论文作为机制参照？答：它把 Aβ 在 AChE 上的结合位点、停留区段与稳定性都算清楚了，而且指出 344—361 区段不受双位点抑制剂位阻，正好留出候选肽可以介入的界面 [31]。</w:t>
+      </w:r>
+    </w:p>
+    <w:p>
+      <w:pPr>
+        <w:spacing w:before="0" w:after="60" w:line="312" w:lineRule="auto"/>
+        <w:ind w:left="360" w:hanging="230"/>
+        <w:jc w:val="left"/>
+      </w:pPr>
+      <w:r>
+        <w:rPr>
+          <w:rFonts w:ascii="Times New Roman" w:hAnsi="Times New Roman"/>
+          <w:b w:val="0"/>
+          <w:i w:val="0"/>
+          <w:color w:val="777777"/>
+          <w:sz w:val="22"/>
+          <w:eastAsia w:val="微软雅黑"/>
+        </w:rPr>
+        <w:t xml:space="preserve">· </w:t>
+      </w:r>
+      <w:r>
+        <w:rPr>
+          <w:rFonts w:ascii="Times New Roman" w:hAnsi="Times New Roman"/>
+          <w:b w:val="0"/>
+          <w:i w:val="0"/>
+          <w:color w:val="333333"/>
+          <w:sz w:val="22"/>
+          <w:eastAsia w:val="微软雅黑"/>
+        </w:rPr>
+        <w:t>问：微生物源抗菌肽真的会参与宿主病理吗？答：目前是假设；本课题先给出阶段特异性的候选清单与可检验假设（H1—H3），再用实验验证。</w:t>
+      </w:r>
+    </w:p>
+    <w:p>
+      <w:pPr>
+        <w:spacing w:before="0" w:after="60" w:line="312" w:lineRule="auto"/>
+        <w:ind w:left="360" w:hanging="230"/>
+        <w:jc w:val="left"/>
+      </w:pPr>
+      <w:r>
+        <w:rPr>
+          <w:rFonts w:ascii="Times New Roman" w:hAnsi="Times New Roman"/>
+          <w:b w:val="0"/>
+          <w:i w:val="0"/>
+          <w:color w:val="777777"/>
+          <w:sz w:val="22"/>
+          <w:eastAsia w:val="微软雅黑"/>
+        </w:rPr>
+        <w:t xml:space="preserve">· </w:t>
+      </w:r>
+      <w:r>
+        <w:rPr>
+          <w:rFonts w:ascii="Times New Roman" w:hAnsi="Times New Roman"/>
+          <w:b w:val="0"/>
+          <w:i w:val="0"/>
+          <w:color w:val="333333"/>
+          <w:sz w:val="22"/>
+          <w:eastAsia w:val="微软雅黑"/>
+        </w:rPr>
+        <w:t>问：AD 组的抗菌肽更多这个结论可靠吗？答：方向上有文献支持，但存在例外（乳铁蛋白等下降 [43][44]），因此按分子、部位、阶段分别表述。</w:t>
+      </w:r>
+    </w:p>
+    <w:p>
+      <w:pPr>
+        <w:spacing w:before="0" w:after="60" w:line="312" w:lineRule="auto"/>
+        <w:ind w:left="360" w:hanging="230"/>
+        <w:jc w:val="left"/>
+      </w:pPr>
+      <w:r>
+        <w:rPr>
+          <w:rFonts w:ascii="Times New Roman" w:hAnsi="Times New Roman"/>
+          <w:b w:val="0"/>
+          <w:i w:val="0"/>
+          <w:color w:val="777777"/>
+          <w:sz w:val="22"/>
+          <w:eastAsia w:val="微软雅黑"/>
+        </w:rPr>
+        <w:t xml:space="preserve">· </w:t>
+      </w:r>
+      <w:r>
+        <w:rPr>
+          <w:rFonts w:ascii="Times New Roman" w:hAnsi="Times New Roman"/>
+          <w:b w:val="0"/>
+          <w:i w:val="0"/>
+          <w:color w:val="333333"/>
+          <w:sz w:val="22"/>
+          <w:eastAsia w:val="微软雅黑"/>
+        </w:rPr>
+        <w:t>问：感染在 AD 中占多大比重？答：按人群归因分数，HSV-1、慢性牙周炎、肺炎衣原体分别约 13.5%、19.4%、31%，合计 31%—51.9%，属于重要但不唯一的因素 [16]。</w:t>
+      </w:r>
+    </w:p>
+    <w:p>
+      <w:pPr>
+        <w:spacing w:before="320" w:after="120" w:line="324" w:lineRule="auto"/>
+        <w:jc w:val="left"/>
+      </w:pPr>
+      <w:r>
+        <w:rPr>
+          <w:rFonts w:ascii="Times New Roman" w:hAnsi="Times New Roman"/>
           <w:b/>
-          <w:color w:val="1A1A1A"/>
+          <w:i w:val="0"/>
+          <w:color w:val="111111"/>
           <w:sz w:val="28"/>
+          <w:eastAsia w:val="微软雅黑"/>
         </w:rPr>
         <w:t>参考文献</w:t>
       </w:r>
     </w:p>
     <w:p>
       <w:pPr>
-        <w:spacing w:after="40" w:line="300" w:lineRule="auto"/>
+        <w:spacing w:before="0" w:after="40" w:line="283" w:lineRule="auto"/>
+        <w:ind w:left="432" w:hanging="432"/>
+        <w:jc w:val="left"/>
       </w:pPr>
       <w:r>
         <w:rPr>
-          <w:rFonts w:ascii="Times New Roman" w:hAnsi="Times New Roman" w:eastAsia="宋体"/>
+          <w:rFonts w:ascii="Times New Roman" w:hAnsi="Times New Roman"/>
+          <w:b/>
+          <w:i w:val="0"/>
+          <w:color w:val="111111"/>
           <w:sz w:val="19"/>
+          <w:eastAsia w:val="微软雅黑"/>
         </w:rPr>
-        <w:t>[1] Soscia SJ, Kirby JE, Washicosky KJ, et al. The Alzheimer's disease-associated amyloid β-protein is an antimicrobial peptide. PLoS ONE, 2010, 5(3): e9505.</w:t>
+        <w:t xml:space="preserve">[1] </w:t>
+      </w:r>
+      <w:r>
+        <w:rPr>
+          <w:rFonts w:ascii="Times New Roman" w:hAnsi="Times New Roman"/>
+          <w:b w:val="0"/>
+          <w:i w:val="0"/>
+          <w:color w:val="333333"/>
+          <w:sz w:val="19"/>
+          <w:eastAsia w:val="微软雅黑"/>
+        </w:rPr>
+        <w:t>Soscia SJ, Kirby JE, Washicosky KJ, et al. The Alzheimer's disease-associated amyloid β-protein is an antimicrobial peptide. PLoS ONE, 2010, 5(3): e9505. doi:10.1371/journal.pone.0009505</w:t>
       </w:r>
     </w:p>
     <w:p>
       <w:pPr>
-        <w:spacing w:after="40" w:line="300" w:lineRule="auto"/>
+        <w:spacing w:before="0" w:after="40" w:line="283" w:lineRule="auto"/>
+        <w:ind w:left="432" w:hanging="432"/>
+        <w:jc w:val="left"/>
       </w:pPr>
       <w:r>
         <w:rPr>
-          <w:rFonts w:ascii="Times New Roman" w:hAnsi="Times New Roman" w:eastAsia="宋体"/>
+          <w:rFonts w:ascii="Times New Roman" w:hAnsi="Times New Roman"/>
+          <w:b/>
+          <w:i w:val="0"/>
+          <w:color w:val="111111"/>
           <w:sz w:val="19"/>
+          <w:eastAsia w:val="微软雅黑"/>
         </w:rPr>
-        <w:t>[2] Williams WM, Torres S, Siedlak SL, et al. Antimicrobial peptide β-defensin-1 expression is upregulated in Alzheimer's brain. J Neuroinflammation, 2013, 10: 127.</w:t>
+        <w:t xml:space="preserve">[2] </w:t>
+      </w:r>
+      <w:r>
+        <w:rPr>
+          <w:rFonts w:ascii="Times New Roman" w:hAnsi="Times New Roman"/>
+          <w:b w:val="0"/>
+          <w:i w:val="0"/>
+          <w:color w:val="333333"/>
+          <w:sz w:val="19"/>
+          <w:eastAsia w:val="微软雅黑"/>
+        </w:rPr>
+        <w:t>Moir RD, Lathe R, Tanzi RE. The antimicrobial protection hypothesis of Alzheimer's disease. Alzheimers Dement, 2018, 14(12): 1602-1614. doi:10.1016/j.jalz.2018.06.3040</w:t>
       </w:r>
     </w:p>
     <w:p>
       <w:pPr>
-        <w:spacing w:after="40" w:line="300" w:lineRule="auto"/>
+        <w:spacing w:before="0" w:after="40" w:line="283" w:lineRule="auto"/>
+        <w:ind w:left="432" w:hanging="432"/>
+        <w:jc w:val="left"/>
       </w:pPr>
       <w:r>
         <w:rPr>
-          <w:rFonts w:ascii="Times New Roman" w:hAnsi="Times New Roman" w:eastAsia="宋体"/>
+          <w:rFonts w:ascii="Times New Roman" w:hAnsi="Times New Roman"/>
+          <w:b/>
+          <w:i w:val="0"/>
+          <w:color w:val="111111"/>
           <w:sz w:val="19"/>
+          <w:eastAsia w:val="微软雅黑"/>
         </w:rPr>
-        <w:t>[3] Brock DG, Harwardt B, Gasperi R, et al. The antimicrobial protein CAP37 is upregulated in pyramidal neurons during Alzheimer's disease. Histochem Cell Biol, 2015, 144(5): 447-459.</w:t>
+        <w:t xml:space="preserve">[3] </w:t>
+      </w:r>
+      <w:r>
+        <w:rPr>
+          <w:rFonts w:ascii="Times New Roman" w:hAnsi="Times New Roman"/>
+          <w:b w:val="0"/>
+          <w:i w:val="0"/>
+          <w:color w:val="333333"/>
+          <w:sz w:val="19"/>
+          <w:eastAsia w:val="微软雅黑"/>
+        </w:rPr>
+        <w:t>Kumar DK, Choi SH, Washicosky KJ, et al. Amyloid-β peptide protects against microbial infection in mouse and worm models of Alzheimer's disease. Sci Transl Med, 2016, 8(340): 340ra72. doi:10.1126/scitranslmed.aaf1059</w:t>
       </w:r>
     </w:p>
     <w:p>
       <w:pPr>
-        <w:spacing w:after="40" w:line="300" w:lineRule="auto"/>
+        <w:spacing w:before="0" w:after="40" w:line="283" w:lineRule="auto"/>
+        <w:ind w:left="432" w:hanging="432"/>
+        <w:jc w:val="left"/>
       </w:pPr>
       <w:r>
         <w:rPr>
-          <w:rFonts w:ascii="Times New Roman" w:hAnsi="Times New Roman" w:eastAsia="宋体"/>
+          <w:rFonts w:ascii="Times New Roman" w:hAnsi="Times New Roman"/>
+          <w:b/>
+          <w:i w:val="0"/>
+          <w:color w:val="111111"/>
           <w:sz w:val="19"/>
+          <w:eastAsia w:val="微软雅黑"/>
         </w:rPr>
-        <w:t>[4] Lee M, Shi X, Barron AE, McGeer E, McGeer PL. Human antimicrobial peptide LL-37 induces glial-mediated neuroinflammation. Biochem Pharmacol, 2015, 94(2): 130-141.</w:t>
+        <w:t xml:space="preserve">[4] </w:t>
+      </w:r>
+      <w:r>
+        <w:rPr>
+          <w:rFonts w:ascii="Times New Roman" w:hAnsi="Times New Roman"/>
+          <w:b w:val="0"/>
+          <w:i w:val="0"/>
+          <w:color w:val="333333"/>
+          <w:sz w:val="19"/>
+          <w:eastAsia w:val="微软雅黑"/>
+        </w:rPr>
+        <w:t>Eimer WA, Vijaya Kumar DK, Navalpur Shanmugam NK, et al. Alzheimer's disease-associated β-amyloid is rapidly seeded by Herpesviridae to protect against brain infection. Neuron, 2018, 99(1): 56-63. doi:10.1016/j.neuron.2018.06.030</w:t>
       </w:r>
     </w:p>
     <w:p>
       <w:pPr>
-        <w:spacing w:after="40" w:line="300" w:lineRule="auto"/>
+        <w:spacing w:before="0" w:after="40" w:line="283" w:lineRule="auto"/>
+        <w:ind w:left="432" w:hanging="432"/>
+        <w:jc w:val="left"/>
       </w:pPr>
       <w:r>
         <w:rPr>
-          <w:rFonts w:ascii="Times New Roman" w:hAnsi="Times New Roman" w:eastAsia="宋体"/>
+          <w:rFonts w:ascii="Times New Roman" w:hAnsi="Times New Roman"/>
+          <w:b/>
+          <w:i w:val="0"/>
+          <w:color w:val="111111"/>
           <w:sz w:val="19"/>
+          <w:eastAsia w:val="微软雅黑"/>
         </w:rPr>
-        <w:t>[5] Chen X, Deng S, Wang M, et al. Human antimicrobial peptide LL-37 contributes to Alzheimer's disease progression. Mol Psychiatry, 2022, 27(11): 4790-4799.</w:t>
+        <w:t xml:space="preserve">[5] </w:t>
+      </w:r>
+      <w:r>
+        <w:rPr>
+          <w:rFonts w:ascii="Times New Roman" w:hAnsi="Times New Roman"/>
+          <w:b w:val="0"/>
+          <w:i w:val="0"/>
+          <w:color w:val="333333"/>
+          <w:sz w:val="19"/>
+          <w:eastAsia w:val="微软雅黑"/>
+        </w:rPr>
+        <w:t>Wozniak MA, Itzhaki RF, Shipley SJ, Dobson CB. Herpes simplex virus infection causes cellular β-amyloid accumulation and secretase upregulation. Neurosci Lett, 2007, 429(2-3): 95-100. doi:10.1016/j.neulet.2007.09.077</w:t>
       </w:r>
     </w:p>
     <w:p>
       <w:pPr>
-        <w:spacing w:after="40" w:line="300" w:lineRule="auto"/>
+        <w:spacing w:before="0" w:after="40" w:line="283" w:lineRule="auto"/>
+        <w:ind w:left="432" w:hanging="432"/>
+        <w:jc w:val="left"/>
       </w:pPr>
       <w:r>
         <w:rPr>
-          <w:rFonts w:ascii="Times New Roman" w:hAnsi="Times New Roman" w:eastAsia="宋体"/>
+          <w:rFonts w:ascii="Times New Roman" w:hAnsi="Times New Roman"/>
+          <w:b/>
+          <w:i w:val="0"/>
+          <w:color w:val="111111"/>
           <w:sz w:val="19"/>
+          <w:eastAsia w:val="微软雅黑"/>
         </w:rPr>
-        <w:t>[6] Zhan X, Stamova B, Sharp FR. Lipopolysaccharide associates with amyloid plaques, neurons and oligodendrocytes in Alzheimer's disease brain: a review. Front Aging Neurosci, 2018, 10: 42.</w:t>
+        <w:t xml:space="preserve">[6] </w:t>
+      </w:r>
+      <w:r>
+        <w:rPr>
+          <w:rFonts w:ascii="Times New Roman" w:hAnsi="Times New Roman"/>
+          <w:b w:val="0"/>
+          <w:i w:val="0"/>
+          <w:color w:val="333333"/>
+          <w:sz w:val="19"/>
+          <w:eastAsia w:val="微软雅黑"/>
+        </w:rPr>
+        <w:t>Chen X, Deng S, Wang W, et al. Human antimicrobial peptide LL-37 contributes to Alzheimer's disease progression. Mol Psychiatry, 2022, 27(11): 4790-4799. doi:10.1038/s41380-022-01790-6</w:t>
       </w:r>
     </w:p>
     <w:p>
       <w:pPr>
-        <w:spacing w:after="40" w:line="300" w:lineRule="auto"/>
+        <w:spacing w:before="0" w:after="40" w:line="283" w:lineRule="auto"/>
+        <w:ind w:left="432" w:hanging="432"/>
+        <w:jc w:val="left"/>
       </w:pPr>
       <w:r>
         <w:rPr>
-          <w:rFonts w:ascii="Times New Roman" w:hAnsi="Times New Roman" w:eastAsia="宋体"/>
+          <w:rFonts w:ascii="Times New Roman" w:hAnsi="Times New Roman"/>
+          <w:b/>
+          <w:i w:val="0"/>
+          <w:color w:val="111111"/>
           <w:sz w:val="19"/>
+          <w:eastAsia w:val="微软雅黑"/>
         </w:rPr>
-        <w:t>[7] Kowalski K, Mulak A. Brain-gut-microbiota axis in Alzheimer's disease. J Neurogastroenterol Motil, 2019, 25(1): 48-60.</w:t>
+        <w:t xml:space="preserve">[7] </w:t>
+      </w:r>
+      <w:r>
+        <w:rPr>
+          <w:rFonts w:ascii="Times New Roman" w:hAnsi="Times New Roman"/>
+          <w:b w:val="0"/>
+          <w:i w:val="0"/>
+          <w:color w:val="333333"/>
+          <w:sz w:val="19"/>
+          <w:eastAsia w:val="微软雅黑"/>
+        </w:rPr>
+        <w:t>Lee M, Shi X, Barron AE, McGeer E, McGeer PL. Human antimicrobial peptide LL-37 induces glial-mediated neuroinflammation. Biochem Pharmacol, 2015, 94(2): 130-141. doi:10.1016/j.bcp.2015.02.003</w:t>
       </w:r>
     </w:p>
     <w:p>
       <w:pPr>
-        <w:spacing w:after="40" w:line="300" w:lineRule="auto"/>
+        <w:spacing w:before="0" w:after="40" w:line="283" w:lineRule="auto"/>
+        <w:ind w:left="432" w:hanging="432"/>
+        <w:jc w:val="left"/>
       </w:pPr>
       <w:r>
         <w:rPr>
-          <w:rFonts w:ascii="Times New Roman" w:hAnsi="Times New Roman" w:eastAsia="宋体"/>
+          <w:rFonts w:ascii="Times New Roman" w:hAnsi="Times New Roman"/>
+          <w:b/>
+          <w:i w:val="0"/>
+          <w:color w:val="111111"/>
           <w:sz w:val="19"/>
+          <w:eastAsia w:val="微软雅黑"/>
         </w:rPr>
-        <w:t>[8] Liu S, Gao J, Zhu M, Liu K, Zhang HL. Gut microbiome and dysbiosis in Alzheimer's disease: a review. J Alzheimers Dis, 2020, 73(4): 1295-1311.</w:t>
+        <w:t xml:space="preserve">[8] </w:t>
+      </w:r>
+      <w:r>
+        <w:rPr>
+          <w:rFonts w:ascii="Times New Roman" w:hAnsi="Times New Roman"/>
+          <w:b w:val="0"/>
+          <w:i w:val="0"/>
+          <w:color w:val="333333"/>
+          <w:sz w:val="19"/>
+          <w:eastAsia w:val="微软雅黑"/>
+        </w:rPr>
+        <w:t>Williams WM, Torres S, Siedlak SL, et al. Antimicrobial peptide β-defensin-1 expression is upregulated in Alzheimer's brain. J Neuroinflammation, 2013, 10: 127. doi:10.1186/1742-2094-10-127</w:t>
       </w:r>
     </w:p>
     <w:p>
       <w:pPr>
-        <w:spacing w:after="40" w:line="300" w:lineRule="auto"/>
+        <w:spacing w:before="0" w:after="40" w:line="283" w:lineRule="auto"/>
+        <w:ind w:left="432" w:hanging="432"/>
+        <w:jc w:val="left"/>
       </w:pPr>
       <w:r>
         <w:rPr>
-          <w:rFonts w:ascii="Times New Roman" w:hAnsi="Times New Roman" w:eastAsia="宋体"/>
+          <w:rFonts w:ascii="Times New Roman" w:hAnsi="Times New Roman"/>
+          <w:b/>
+          <w:i w:val="0"/>
+          <w:color w:val="111111"/>
           <w:sz w:val="19"/>
+          <w:eastAsia w:val="微软雅黑"/>
         </w:rPr>
-        <w:t>[9] Ma Y, Guo Z, Xia B, et al. Identification of antimicrobial peptides from the human gut microbiome using deep learning. Nat Biotechnol, 2022, 40(6): 921-931.</w:t>
+        <w:t xml:space="preserve">[9] </w:t>
+      </w:r>
+      <w:r>
+        <w:rPr>
+          <w:rFonts w:ascii="Times New Roman" w:hAnsi="Times New Roman"/>
+          <w:b w:val="0"/>
+          <w:i w:val="0"/>
+          <w:color w:val="333333"/>
+          <w:sz w:val="19"/>
+          <w:eastAsia w:val="微软雅黑"/>
+        </w:rPr>
+        <w:t>Brock DG, Loewy A, Bloomfield S, et al. The antimicrobial protein CAP37 is upregulated in pyramidal neurons during Alzheimer's disease. Histochem Cell Biol, 2015, 144(5): 447-460. doi:10.1007/s00418-015-1347-x（TNF-α 与 Aβ 上调神经元 CAP37 表达）</w:t>
       </w:r>
     </w:p>
     <w:p>
       <w:pPr>
-        <w:spacing w:after="40" w:line="300" w:lineRule="auto"/>
+        <w:spacing w:before="0" w:after="40" w:line="283" w:lineRule="auto"/>
+        <w:ind w:left="432" w:hanging="432"/>
+        <w:jc w:val="left"/>
       </w:pPr>
       <w:r>
         <w:rPr>
-          <w:rFonts w:ascii="Times New Roman" w:hAnsi="Times New Roman" w:eastAsia="宋体"/>
+          <w:rFonts w:ascii="Times New Roman" w:hAnsi="Times New Roman"/>
+          <w:b/>
+          <w:i w:val="0"/>
+          <w:color w:val="111111"/>
           <w:sz w:val="19"/>
+          <w:eastAsia w:val="微软雅黑"/>
         </w:rPr>
-        <w:t>[10] Santos-Júnior CD, Torres MDT, Duan Y, et al. Discovery of antimicrobial peptides in the global microbiome with machine learning. Cell, 2024, 187(14): 3761-3778.</w:t>
+        <w:t xml:space="preserve">[10] </w:t>
+      </w:r>
+      <w:r>
+        <w:rPr>
+          <w:rFonts w:ascii="Times New Roman" w:hAnsi="Times New Roman"/>
+          <w:b w:val="0"/>
+          <w:i w:val="0"/>
+          <w:color w:val="333333"/>
+          <w:sz w:val="19"/>
+          <w:eastAsia w:val="微软雅黑"/>
+        </w:rPr>
+        <w:t>Antimicrobial peptides (AMPs) in the pathogenesis of Alzheimer's disease: implications for diagnosis and treatment. Antibiotics, 2022, 11(6): 726. doi:10.3390/antibiotics11060726（α-防御素 1—4、β-防御素 2、乳铁蛋白、胱抑素、组氨基素等在唾液/血液/脑脊液中变化的汇总）</w:t>
       </w:r>
     </w:p>
     <w:p>
       <w:pPr>
-        <w:spacing w:after="40" w:line="300" w:lineRule="auto"/>
+        <w:spacing w:before="0" w:after="40" w:line="283" w:lineRule="auto"/>
+        <w:ind w:left="432" w:hanging="432"/>
+        <w:jc w:val="left"/>
       </w:pPr>
       <w:r>
         <w:rPr>
-          <w:rFonts w:ascii="Times New Roman" w:hAnsi="Times New Roman" w:eastAsia="宋体"/>
+          <w:rFonts w:ascii="Times New Roman" w:hAnsi="Times New Roman"/>
+          <w:b/>
+          <w:i w:val="0"/>
+          <w:color w:val="111111"/>
           <w:sz w:val="19"/>
+          <w:eastAsia w:val="微软雅黑"/>
         </w:rPr>
-        <w:t>[11] Wan F, Wong F, Collins JJ, de la Fuente-Nunez C. Machine learning for antimicrobial peptide identification and design. Nat Rev Bioeng, 2024, 2(5): 392-407.</w:t>
+        <w:t xml:space="preserve">[11] </w:t>
+      </w:r>
+      <w:r>
+        <w:rPr>
+          <w:rFonts w:ascii="Times New Roman" w:hAnsi="Times New Roman"/>
+          <w:b w:val="0"/>
+          <w:i w:val="0"/>
+          <w:color w:val="333333"/>
+          <w:sz w:val="19"/>
+          <w:eastAsia w:val="微软雅黑"/>
+        </w:rPr>
+        <w:t>Zhan X, Stamova B, Sharp FR. Lipopolysaccharide associates with amyloid plaques, neurons and oligodendrocytes in Alzheimer's disease brain. Front Aging Neurosci, 2018, 10: 42. doi:10.3389/fnagi.2018.00042（AD 脑 LPS 为对照的 2—3 倍，血浆约 3 倍）</w:t>
       </w:r>
     </w:p>
     <w:p>
       <w:pPr>
-        <w:spacing w:after="40" w:line="300" w:lineRule="auto"/>
+        <w:spacing w:before="0" w:after="40" w:line="283" w:lineRule="auto"/>
+        <w:ind w:left="432" w:hanging="432"/>
+        <w:jc w:val="left"/>
       </w:pPr>
       <w:r>
         <w:rPr>
-          <w:rFonts w:ascii="Times New Roman" w:hAnsi="Times New Roman" w:eastAsia="宋体"/>
+          <w:rFonts w:ascii="Times New Roman" w:hAnsi="Times New Roman"/>
+          <w:b/>
+          <w:i w:val="0"/>
+          <w:color w:val="111111"/>
           <w:sz w:val="19"/>
+          <w:eastAsia w:val="微软雅黑"/>
         </w:rPr>
-        <w:t>[12] Vogt NM, Kerby RL, Dill-McFarland KA, et al. Gut microbiome alterations in Alzheimer's disease. Sci Rep, 2017, 7: 13537.</w:t>
+        <w:t xml:space="preserve">[12] </w:t>
+      </w:r>
+      <w:r>
+        <w:rPr>
+          <w:rFonts w:ascii="Times New Roman" w:hAnsi="Times New Roman"/>
+          <w:b w:val="0"/>
+          <w:i w:val="0"/>
+          <w:color w:val="333333"/>
+          <w:sz w:val="19"/>
+          <w:eastAsia w:val="微软雅黑"/>
+        </w:rPr>
+        <w:t>Emery DC, Shoemark DK, Batstone TE, et al. 16S rRNA next generation sequencing analysis shows bacteria in Alzheimer's post-mortem brain. Front Aging Neurosci, 2017, 9: 195. doi:10.3389/fnagi.2017.00195（AD 脑细菌读段为对照的 5—10 倍）</w:t>
       </w:r>
     </w:p>
     <w:p>
       <w:pPr>
-        <w:spacing w:after="40" w:line="300" w:lineRule="auto"/>
+        <w:spacing w:before="0" w:after="40" w:line="283" w:lineRule="auto"/>
+        <w:ind w:left="432" w:hanging="432"/>
+        <w:jc w:val="left"/>
       </w:pPr>
       <w:r>
         <w:rPr>
-          <w:rFonts w:ascii="Times New Roman" w:hAnsi="Times New Roman" w:eastAsia="宋体"/>
+          <w:rFonts w:ascii="Times New Roman" w:hAnsi="Times New Roman"/>
+          <w:b/>
+          <w:i w:val="0"/>
+          <w:color w:val="111111"/>
           <w:sz w:val="19"/>
+          <w:eastAsia w:val="微软雅黑"/>
         </w:rPr>
-        <w:t>[13] Cattaneo A, Cattane N, Galluzzi S, et al. Association of brain amyloidosis with pro-inflammatory gut bacterial taxa and peripheral inflammation markers in cognitively impaired elderly. Neurobiol Aging, 2017, 49: 60-68.</w:t>
+        <w:t xml:space="preserve">[13] </w:t>
+      </w:r>
+      <w:r>
+        <w:rPr>
+          <w:rFonts w:ascii="Times New Roman" w:hAnsi="Times New Roman"/>
+          <w:b w:val="0"/>
+          <w:i w:val="0"/>
+          <w:color w:val="333333"/>
+          <w:sz w:val="19"/>
+          <w:eastAsia w:val="微软雅黑"/>
+        </w:rPr>
+        <w:t>Balin BJ, Gérard HC, Arking EJ, et al. Identification and localization of Chlamydia pneumoniae in the Alzheimer's brain. Med Microbiol Immunol, 1998, 187(1): 23-42. doi:10.1007/s004300050071（AD 脑 89% 阳性，对照 5%）</w:t>
       </w:r>
     </w:p>
     <w:p>
       <w:pPr>
-        <w:spacing w:after="40" w:line="300" w:lineRule="auto"/>
+        <w:spacing w:before="0" w:after="40" w:line="283" w:lineRule="auto"/>
+        <w:ind w:left="432" w:hanging="432"/>
+        <w:jc w:val="left"/>
       </w:pPr>
       <w:r>
         <w:rPr>
-          <w:rFonts w:ascii="Times New Roman" w:hAnsi="Times New Roman" w:eastAsia="宋体"/>
+          <w:rFonts w:ascii="Times New Roman" w:hAnsi="Times New Roman"/>
+          <w:b/>
+          <w:i w:val="0"/>
+          <w:color w:val="111111"/>
           <w:sz w:val="19"/>
+          <w:eastAsia w:val="微软雅黑"/>
         </w:rPr>
-        <w:t>[14] Inestrosa NC, Alvarez A, Pérez CA, et al. Acetylcholinesterase accelerates assembly of amyloid-β-peptides into Alzheimer's fibrils: possible role of the peripheral site of the enzyme. Neuron, 1996, 16(4): 881-891.</w:t>
+        <w:t xml:space="preserve">[14] </w:t>
+      </w:r>
+      <w:r>
+        <w:rPr>
+          <w:rFonts w:ascii="Times New Roman" w:hAnsi="Times New Roman"/>
+          <w:b w:val="0"/>
+          <w:i w:val="0"/>
+          <w:color w:val="333333"/>
+          <w:sz w:val="19"/>
+          <w:eastAsia w:val="微软雅黑"/>
+        </w:rPr>
+        <w:t>Dominy SS, Lynch C, Ermini F, et al. Porphyromonas gingivalis in Alzheimer's disease brains: evidence for disease causation and treatment with small-molecule inhibitors. Sci Adv, 2019, 5(1): eaau3333. doi:10.1126/sciadv.aau3333</w:t>
       </w:r>
     </w:p>
     <w:p>
       <w:pPr>
-        <w:spacing w:after="40" w:line="300" w:lineRule="auto"/>
+        <w:spacing w:before="0" w:after="40" w:line="283" w:lineRule="auto"/>
+        <w:ind w:left="432" w:hanging="432"/>
+        <w:jc w:val="left"/>
       </w:pPr>
       <w:r>
         <w:rPr>
-          <w:rFonts w:ascii="Times New Roman" w:hAnsi="Times New Roman" w:eastAsia="宋体"/>
+          <w:rFonts w:ascii="Times New Roman" w:hAnsi="Times New Roman"/>
+          <w:b/>
+          <w:i w:val="0"/>
+          <w:color w:val="111111"/>
           <w:sz w:val="19"/>
+          <w:eastAsia w:val="微软雅黑"/>
         </w:rPr>
-        <w:t>[15] Atanasova M, Dimitrov I, Ivanov S. Molecular dynamics simulations of acetylcholinesterase – beta-amyloid peptide complex. Cybernetics and Information Technologies, 2020, 20(6): 140-154.</w:t>
+        <w:t xml:space="preserve">[15] </w:t>
+      </w:r>
+      <w:r>
+        <w:rPr>
+          <w:rFonts w:ascii="Times New Roman" w:hAnsi="Times New Roman"/>
+          <w:b w:val="0"/>
+          <w:i w:val="0"/>
+          <w:color w:val="333333"/>
+          <w:sz w:val="19"/>
+          <w:eastAsia w:val="微软雅黑"/>
+        </w:rPr>
+        <w:t>Alzheimer's disease and infectious agents: a comprehensive review of pathogenic mechanisms and microRNA roles. 2025. PMID: 39840010（HSV-1、EBV、CMV、流感、SARS-CoV-2、幽门螺杆菌、螺旋体、衣原体与牙周致病菌的系统综述）</w:t>
       </w:r>
     </w:p>
     <w:p>
       <w:pPr>
-        <w:spacing w:after="40" w:line="300" w:lineRule="auto"/>
+        <w:spacing w:before="0" w:after="40" w:line="283" w:lineRule="auto"/>
+        <w:ind w:left="432" w:hanging="432"/>
+        <w:jc w:val="left"/>
       </w:pPr>
       <w:r>
         <w:rPr>
-          <w:rFonts w:ascii="Times New Roman" w:hAnsi="Times New Roman" w:eastAsia="宋体"/>
+          <w:rFonts w:ascii="Times New Roman" w:hAnsi="Times New Roman"/>
+          <w:b/>
+          <w:i w:val="0"/>
+          <w:color w:val="111111"/>
           <w:sz w:val="19"/>
+          <w:eastAsia w:val="微软雅黑"/>
         </w:rPr>
-        <w:t>[16] Kumar DK, Choi SH, Washicosky KJ, et al. Amyloid-β peptide protects against microbial infection in mouse and worm models of Alzheimer's disease. Sci Transl Med, 2016, 8(340): 340ra72.</w:t>
+        <w:t xml:space="preserve">[16] </w:t>
+      </w:r>
+      <w:r>
+        <w:rPr>
+          <w:rFonts w:ascii="Times New Roman" w:hAnsi="Times New Roman"/>
+          <w:b w:val="0"/>
+          <w:i w:val="0"/>
+          <w:color w:val="333333"/>
+          <w:sz w:val="19"/>
+          <w:eastAsia w:val="微软雅黑"/>
+        </w:rPr>
+        <w:t>Beyond association: a quantitative analysis of the infectious burden in Alzheimer's disease. 2026. PMC13291386（人群归因分数：HSV-1 约 13.5%、慢性牙周炎约 19.4%、C. pneumoniae 约 31%；三者合计 31%—51.9%）</w:t>
       </w:r>
     </w:p>
     <w:p>
       <w:pPr>
-        <w:spacing w:after="40" w:line="300" w:lineRule="auto"/>
+        <w:spacing w:before="0" w:after="40" w:line="283" w:lineRule="auto"/>
+        <w:ind w:left="432" w:hanging="432"/>
+        <w:jc w:val="left"/>
       </w:pPr>
       <w:r>
         <w:rPr>
-          <w:rFonts w:ascii="Times New Roman" w:hAnsi="Times New Roman" w:eastAsia="宋体"/>
+          <w:rFonts w:ascii="Times New Roman" w:hAnsi="Times New Roman"/>
+          <w:b/>
+          <w:i w:val="0"/>
+          <w:color w:val="111111"/>
           <w:sz w:val="19"/>
+          <w:eastAsia w:val="微软雅黑"/>
         </w:rPr>
-        <w:t>[17] Moir RD, Lathe R, Tanzi RE. The antimicrobial protection hypothesis of Alzheimer's disease. Alzheimers Dement, 2018, 14(12): 1602-1614.</w:t>
+        <w:t xml:space="preserve">[17] </w:t>
+      </w:r>
+      <w:r>
+        <w:rPr>
+          <w:rFonts w:ascii="Times New Roman" w:hAnsi="Times New Roman"/>
+          <w:b w:val="0"/>
+          <w:i w:val="0"/>
+          <w:color w:val="333333"/>
+          <w:sz w:val="19"/>
+          <w:eastAsia w:val="微软雅黑"/>
+        </w:rPr>
+        <w:t>Preoperative microbiomes and intestinal barrier function can differentiate prodromal Alzheimer's disease in elderly patients. Front Cell Infect Microbiol, 2021. PMC8044800（SCD 患者血浆 LPS 与 CRP 升高、aMCI 患者血浆 occludin 升高）</w:t>
+      </w:r>
+    </w:p>
+    <w:p>
+      <w:pPr>
+        <w:spacing w:before="0" w:after="40" w:line="283" w:lineRule="auto"/>
+        <w:ind w:left="432" w:hanging="432"/>
+        <w:jc w:val="left"/>
+      </w:pPr>
+      <w:r>
+        <w:rPr>
+          <w:rFonts w:ascii="Times New Roman" w:hAnsi="Times New Roman"/>
+          <w:b/>
+          <w:i w:val="0"/>
+          <w:color w:val="111111"/>
+          <w:sz w:val="19"/>
+          <w:eastAsia w:val="微软雅黑"/>
+        </w:rPr>
+        <w:t xml:space="preserve">[18] </w:t>
+      </w:r>
+      <w:r>
+        <w:rPr>
+          <w:rFonts w:ascii="Times New Roman" w:hAnsi="Times New Roman"/>
+          <w:b w:val="0"/>
+          <w:i w:val="0"/>
+          <w:color w:val="333333"/>
+          <w:sz w:val="19"/>
+          <w:eastAsia w:val="微软雅黑"/>
+        </w:rPr>
+        <w:t>Gut permeability and cognitive decline: a pilot investigation in the Northern Manhattan Study. 2021. PMC8186438（血浆 LPS 与 sCD14 升高与认知下降相关，并与 IL-1/IL-17/TNF 通路活化相关）</w:t>
+      </w:r>
+    </w:p>
+    <w:p>
+      <w:pPr>
+        <w:spacing w:before="0" w:after="40" w:line="283" w:lineRule="auto"/>
+        <w:ind w:left="432" w:hanging="432"/>
+        <w:jc w:val="left"/>
+      </w:pPr>
+      <w:r>
+        <w:rPr>
+          <w:rFonts w:ascii="Times New Roman" w:hAnsi="Times New Roman"/>
+          <w:b/>
+          <w:i w:val="0"/>
+          <w:color w:val="111111"/>
+          <w:sz w:val="19"/>
+          <w:eastAsia w:val="微软雅黑"/>
+        </w:rPr>
+        <w:t xml:space="preserve">[19] </w:t>
+      </w:r>
+      <w:r>
+        <w:rPr>
+          <w:rFonts w:ascii="Times New Roman" w:hAnsi="Times New Roman"/>
+          <w:b w:val="0"/>
+          <w:i w:val="0"/>
+          <w:color w:val="333333"/>
+          <w:sz w:val="19"/>
+          <w:eastAsia w:val="微软雅黑"/>
+        </w:rPr>
+        <w:t>Lipopolysaccharide-binding protein and Alzheimer's disease risk. Front Neurol, 2024, 15: 1408220. doi:10.3389/fneur.2024.1408220（LBP 是肠通透性标志物，前瞻队列中可预测 AD 风险）</w:t>
+      </w:r>
+    </w:p>
+    <w:p>
+      <w:pPr>
+        <w:spacing w:before="0" w:after="40" w:line="283" w:lineRule="auto"/>
+        <w:ind w:left="432" w:hanging="432"/>
+        <w:jc w:val="left"/>
+      </w:pPr>
+      <w:r>
+        <w:rPr>
+          <w:rFonts w:ascii="Times New Roman" w:hAnsi="Times New Roman"/>
+          <w:b/>
+          <w:i w:val="0"/>
+          <w:color w:val="111111"/>
+          <w:sz w:val="19"/>
+          <w:eastAsia w:val="微软雅黑"/>
+        </w:rPr>
+        <w:t xml:space="preserve">[20] </w:t>
+      </w:r>
+      <w:r>
+        <w:rPr>
+          <w:rFonts w:ascii="Times New Roman" w:hAnsi="Times New Roman"/>
+          <w:b w:val="0"/>
+          <w:i w:val="0"/>
+          <w:color w:val="333333"/>
+          <w:sz w:val="19"/>
+          <w:eastAsia w:val="微软雅黑"/>
+        </w:rPr>
+        <w:t>Amyloid-β as an effector of innate immunity: pathological or preventative? Infect Immun, 2026. doi:10.1128/iai.00085-26（Aβ 的抗黏附、调理素、纤维网捕获与生物膜破坏四种机制）</w:t>
+      </w:r>
+    </w:p>
+    <w:p>
+      <w:pPr>
+        <w:spacing w:before="0" w:after="40" w:line="283" w:lineRule="auto"/>
+        <w:ind w:left="432" w:hanging="432"/>
+        <w:jc w:val="left"/>
+      </w:pPr>
+      <w:r>
+        <w:rPr>
+          <w:rFonts w:ascii="Times New Roman" w:hAnsi="Times New Roman"/>
+          <w:b/>
+          <w:i w:val="0"/>
+          <w:color w:val="111111"/>
+          <w:sz w:val="19"/>
+          <w:eastAsia w:val="微软雅黑"/>
+        </w:rPr>
+        <w:t xml:space="preserve">[21] </w:t>
+      </w:r>
+      <w:r>
+        <w:rPr>
+          <w:rFonts w:ascii="Times New Roman" w:hAnsi="Times New Roman"/>
+          <w:b w:val="0"/>
+          <w:i w:val="0"/>
+          <w:color w:val="333333"/>
+          <w:sz w:val="19"/>
+          <w:eastAsia w:val="微软雅黑"/>
+        </w:rPr>
+        <w:t>Ma Y, Guo Z, Xia B, et al. Identification of antimicrobial peptides from the human gut microbiome using deep learning. Nat Biotechnol, 2022, 40(6): 921-931. doi:10.1038/s41587-022-01226-0（11 条候选肽在耐药革兰阴性菌与小鼠肺炎模型中验证有效）</w:t>
+      </w:r>
+    </w:p>
+    <w:p>
+      <w:pPr>
+        <w:spacing w:before="0" w:after="40" w:line="283" w:lineRule="auto"/>
+        <w:ind w:left="432" w:hanging="432"/>
+        <w:jc w:val="left"/>
+      </w:pPr>
+      <w:r>
+        <w:rPr>
+          <w:rFonts w:ascii="Times New Roman" w:hAnsi="Times New Roman"/>
+          <w:b/>
+          <w:i w:val="0"/>
+          <w:color w:val="111111"/>
+          <w:sz w:val="19"/>
+          <w:eastAsia w:val="微软雅黑"/>
+        </w:rPr>
+        <w:t xml:space="preserve">[22] </w:t>
+      </w:r>
+      <w:r>
+        <w:rPr>
+          <w:rFonts w:ascii="Times New Roman" w:hAnsi="Times New Roman"/>
+          <w:b w:val="0"/>
+          <w:i w:val="0"/>
+          <w:color w:val="333333"/>
+          <w:sz w:val="19"/>
+          <w:eastAsia w:val="微软雅黑"/>
+        </w:rPr>
+        <w:t>Santos-Júnior CD, Torres MDT, Duan Y, et al. Discovery of antimicrobial peptides in the global microbiome with machine learning. Cell, 2024, 187(14): 3761-3778. doi:10.1016/j.cell.2024.05.013（AMPSphere：863 498 条非冗余候选抗菌肽）</w:t>
+      </w:r>
+    </w:p>
+    <w:p>
+      <w:pPr>
+        <w:spacing w:before="0" w:after="40" w:line="283" w:lineRule="auto"/>
+        <w:ind w:left="432" w:hanging="432"/>
+        <w:jc w:val="left"/>
+      </w:pPr>
+      <w:r>
+        <w:rPr>
+          <w:rFonts w:ascii="Times New Roman" w:hAnsi="Times New Roman"/>
+          <w:b/>
+          <w:i w:val="0"/>
+          <w:color w:val="111111"/>
+          <w:sz w:val="19"/>
+          <w:eastAsia w:val="微软雅黑"/>
+        </w:rPr>
+        <w:t xml:space="preserve">[23] </w:t>
+      </w:r>
+      <w:r>
+        <w:rPr>
+          <w:rFonts w:ascii="Times New Roman" w:hAnsi="Times New Roman"/>
+          <w:b w:val="0"/>
+          <w:i w:val="0"/>
+          <w:color w:val="333333"/>
+          <w:sz w:val="19"/>
+          <w:eastAsia w:val="微软雅黑"/>
+        </w:rPr>
+        <w:t>Santos-Júnior CD, Pan S, Zhao XM, Coelho LP. Macrel: antimicrobial peptide screening in genomes and metagenomes. PeerJ, 2020, 8: e10555. doi:10.7717/peerj.10555</w:t>
+      </w:r>
+    </w:p>
+    <w:p>
+      <w:pPr>
+        <w:spacing w:before="0" w:after="40" w:line="283" w:lineRule="auto"/>
+        <w:ind w:left="432" w:hanging="432"/>
+        <w:jc w:val="left"/>
+      </w:pPr>
+      <w:r>
+        <w:rPr>
+          <w:rFonts w:ascii="Times New Roman" w:hAnsi="Times New Roman"/>
+          <w:b/>
+          <w:i w:val="0"/>
+          <w:color w:val="111111"/>
+          <w:sz w:val="19"/>
+          <w:eastAsia w:val="微软雅黑"/>
+        </w:rPr>
+        <w:t xml:space="preserve">[24] </w:t>
+      </w:r>
+      <w:r>
+        <w:rPr>
+          <w:rFonts w:ascii="Times New Roman" w:hAnsi="Times New Roman"/>
+          <w:b w:val="0"/>
+          <w:i w:val="0"/>
+          <w:color w:val="333333"/>
+          <w:sz w:val="19"/>
+          <w:eastAsia w:val="微软雅黑"/>
+        </w:rPr>
+        <w:t>Detection of antimicrobial peptides from fecal samples of FMT donors using deep learning. 2025. PMID: 41164228（与研究同一套流程：宏基因组+深度学习挖掘 → 宏蛋白组互证 → 分子动力学模拟 → 合成与活性验证）</w:t>
+      </w:r>
+    </w:p>
+    <w:p>
+      <w:pPr>
+        <w:spacing w:before="0" w:after="40" w:line="283" w:lineRule="auto"/>
+        <w:ind w:left="432" w:hanging="432"/>
+        <w:jc w:val="left"/>
+      </w:pPr>
+      <w:r>
+        <w:rPr>
+          <w:rFonts w:ascii="Times New Roman" w:hAnsi="Times New Roman"/>
+          <w:b/>
+          <w:i w:val="0"/>
+          <w:color w:val="111111"/>
+          <w:sz w:val="19"/>
+          <w:eastAsia w:val="微软雅黑"/>
+        </w:rPr>
+        <w:t xml:space="preserve">[25] </w:t>
+      </w:r>
+      <w:r>
+        <w:rPr>
+          <w:rFonts w:ascii="Times New Roman" w:hAnsi="Times New Roman"/>
+          <w:b w:val="0"/>
+          <w:i w:val="0"/>
+          <w:color w:val="333333"/>
+          <w:sz w:val="19"/>
+          <w:eastAsia w:val="微软雅黑"/>
+        </w:rPr>
+        <w:t>Wan F, Wong F, Collins JJ, de la Fuente-Nunez C. Machine learning for antimicrobial peptide identification and design. Nat Rev Bioeng, 2024, 2: 392-407. doi:10.1038/s44222-024-00152-x</w:t>
+      </w:r>
+    </w:p>
+    <w:p>
+      <w:pPr>
+        <w:spacing w:before="0" w:after="40" w:line="283" w:lineRule="auto"/>
+        <w:ind w:left="432" w:hanging="432"/>
+        <w:jc w:val="left"/>
+      </w:pPr>
+      <w:r>
+        <w:rPr>
+          <w:rFonts w:ascii="Times New Roman" w:hAnsi="Times New Roman"/>
+          <w:b/>
+          <w:i w:val="0"/>
+          <w:color w:val="111111"/>
+          <w:sz w:val="19"/>
+          <w:eastAsia w:val="微软雅黑"/>
+        </w:rPr>
+        <w:t xml:space="preserve">[26] </w:t>
+      </w:r>
+      <w:r>
+        <w:rPr>
+          <w:rFonts w:ascii="Times New Roman" w:hAnsi="Times New Roman"/>
+          <w:b w:val="0"/>
+          <w:i w:val="0"/>
+          <w:color w:val="333333"/>
+          <w:sz w:val="19"/>
+          <w:eastAsia w:val="微软雅黑"/>
+        </w:rPr>
+        <w:t>Cattaneo A, Cattane N, Galluzzi S, et al. Association of brain amyloidosis with pro-inflammatory gut bacterial taxa and peripheral inflammation markers in cognitively impaired elderly. Neurobiol Aging, 2017, 49: 60-68. doi:10.1016/j.neurobiolaging.2016.08.019</w:t>
+      </w:r>
+    </w:p>
+    <w:p>
+      <w:pPr>
+        <w:spacing w:before="0" w:after="40" w:line="283" w:lineRule="auto"/>
+        <w:ind w:left="432" w:hanging="432"/>
+        <w:jc w:val="left"/>
+      </w:pPr>
+      <w:r>
+        <w:rPr>
+          <w:rFonts w:ascii="Times New Roman" w:hAnsi="Times New Roman"/>
+          <w:b/>
+          <w:i w:val="0"/>
+          <w:color w:val="111111"/>
+          <w:sz w:val="19"/>
+          <w:eastAsia w:val="微软雅黑"/>
+        </w:rPr>
+        <w:t xml:space="preserve">[27] </w:t>
+      </w:r>
+      <w:r>
+        <w:rPr>
+          <w:rFonts w:ascii="Times New Roman" w:hAnsi="Times New Roman"/>
+          <w:b w:val="0"/>
+          <w:i w:val="0"/>
+          <w:color w:val="333333"/>
+          <w:sz w:val="19"/>
+          <w:eastAsia w:val="微软雅黑"/>
+        </w:rPr>
+        <w:t>Vogt NM, Kerby RL, Dill-McFarland KA, et al. Gut microbiome alterations in Alzheimer's disease. Sci Rep, 2017, 7: 13537. doi:10.1038/s41598-017-13601-y</w:t>
+      </w:r>
+    </w:p>
+    <w:p>
+      <w:pPr>
+        <w:spacing w:before="0" w:after="40" w:line="283" w:lineRule="auto"/>
+        <w:ind w:left="432" w:hanging="432"/>
+        <w:jc w:val="left"/>
+      </w:pPr>
+      <w:r>
+        <w:rPr>
+          <w:rFonts w:ascii="Times New Roman" w:hAnsi="Times New Roman"/>
+          <w:b/>
+          <w:i w:val="0"/>
+          <w:color w:val="111111"/>
+          <w:sz w:val="19"/>
+          <w:eastAsia w:val="微软雅黑"/>
+        </w:rPr>
+        <w:t xml:space="preserve">[28] </w:t>
+      </w:r>
+      <w:r>
+        <w:rPr>
+          <w:rFonts w:ascii="Times New Roman" w:hAnsi="Times New Roman"/>
+          <w:b w:val="0"/>
+          <w:i w:val="0"/>
+          <w:color w:val="333333"/>
+          <w:sz w:val="19"/>
+          <w:eastAsia w:val="微软雅黑"/>
+        </w:rPr>
+        <w:t>The correlation and gut microbial characteristics in the whole spectrum of Alzheimer's disease: a systematic review and meta-analysis. Front Neurosci, 2026. doi:10.3389/fnins.2026.1775002（Proteobacteria 在 MCI 阶段下降，Firmicutes 在 AD 阶段下降；Fusobacteria、Lactobacillus 呈阶段梯度）</w:t>
+      </w:r>
+    </w:p>
+    <w:p>
+      <w:pPr>
+        <w:spacing w:before="0" w:after="40" w:line="283" w:lineRule="auto"/>
+        <w:ind w:left="432" w:hanging="432"/>
+        <w:jc w:val="left"/>
+      </w:pPr>
+      <w:r>
+        <w:rPr>
+          <w:rFonts w:ascii="Times New Roman" w:hAnsi="Times New Roman"/>
+          <w:b/>
+          <w:i w:val="0"/>
+          <w:color w:val="111111"/>
+          <w:sz w:val="19"/>
+          <w:eastAsia w:val="微软雅黑"/>
+        </w:rPr>
+        <w:t xml:space="preserve">[29] </w:t>
+      </w:r>
+      <w:r>
+        <w:rPr>
+          <w:rFonts w:ascii="Times New Roman" w:hAnsi="Times New Roman"/>
+          <w:b w:val="0"/>
+          <w:i w:val="0"/>
+          <w:color w:val="333333"/>
+          <w:sz w:val="19"/>
+          <w:eastAsia w:val="微软雅黑"/>
+        </w:rPr>
+        <w:t>Distinct gut microbiota profiles and network properties in older individuals with subjective cognitive decline, mild cognitive impairment, and Alzheimer's disease. Alzheimers Res Ther, 2025. doi:10.1186/s13195-025-01820-9（SCD 组的 Anaerosacchariphilus、Anaerobutyricum 等为阶段特有）</w:t>
+      </w:r>
+    </w:p>
+    <w:p>
+      <w:pPr>
+        <w:spacing w:before="0" w:after="40" w:line="283" w:lineRule="auto"/>
+        <w:ind w:left="432" w:hanging="432"/>
+        <w:jc w:val="left"/>
+      </w:pPr>
+      <w:r>
+        <w:rPr>
+          <w:rFonts w:ascii="Times New Roman" w:hAnsi="Times New Roman"/>
+          <w:b/>
+          <w:i w:val="0"/>
+          <w:color w:val="111111"/>
+          <w:sz w:val="19"/>
+          <w:eastAsia w:val="微软雅黑"/>
+        </w:rPr>
+        <w:t xml:space="preserve">[30] </w:t>
+      </w:r>
+      <w:r>
+        <w:rPr>
+          <w:rFonts w:ascii="Times New Roman" w:hAnsi="Times New Roman"/>
+          <w:b w:val="0"/>
+          <w:i w:val="0"/>
+          <w:color w:val="333333"/>
+          <w:sz w:val="19"/>
+          <w:eastAsia w:val="微软雅黑"/>
+        </w:rPr>
+        <w:t>Gut microbiome dysbiosis in Alzheimer's disease and mild cognitive impairment: a systematic review and meta-analysis. PLoS ONE, 2023, 18(5): e0285346. doi:10.1371/journal.pone.0285346（菌群失衡始于前驱期）</w:t>
+      </w:r>
+    </w:p>
+    <w:p>
+      <w:pPr>
+        <w:spacing w:before="0" w:after="40" w:line="283" w:lineRule="auto"/>
+        <w:ind w:left="432" w:hanging="432"/>
+        <w:jc w:val="left"/>
+      </w:pPr>
+      <w:r>
+        <w:rPr>
+          <w:rFonts w:ascii="Times New Roman" w:hAnsi="Times New Roman"/>
+          <w:b/>
+          <w:i w:val="0"/>
+          <w:color w:val="111111"/>
+          <w:sz w:val="19"/>
+          <w:eastAsia w:val="微软雅黑"/>
+        </w:rPr>
+        <w:t xml:space="preserve">[31] </w:t>
+      </w:r>
+      <w:r>
+        <w:rPr>
+          <w:rFonts w:ascii="Times New Roman" w:hAnsi="Times New Roman"/>
+          <w:b w:val="0"/>
+          <w:i w:val="0"/>
+          <w:color w:val="333333"/>
+          <w:sz w:val="19"/>
+          <w:eastAsia w:val="微软雅黑"/>
+        </w:rPr>
+        <w:t>Atanasova M, Dimitrov I, Ivanov S. Molecular dynamics simulations of acetylcholinesterase – beta-amyloid peptide complex. Cybernetics and Information Technologies, 2020, 20(6): 140-154. doi:10.2478/cait-2020-0068（1 μs 模拟，复合物稳定；Aβ 主要停留区段为 AChE 344—361）</w:t>
+      </w:r>
+    </w:p>
+    <w:p>
+      <w:pPr>
+        <w:spacing w:before="0" w:after="40" w:line="283" w:lineRule="auto"/>
+        <w:ind w:left="432" w:hanging="432"/>
+        <w:jc w:val="left"/>
+      </w:pPr>
+      <w:r>
+        <w:rPr>
+          <w:rFonts w:ascii="Times New Roman" w:hAnsi="Times New Roman"/>
+          <w:b/>
+          <w:i w:val="0"/>
+          <w:color w:val="111111"/>
+          <w:sz w:val="19"/>
+          <w:eastAsia w:val="微软雅黑"/>
+        </w:rPr>
+        <w:t xml:space="preserve">[32] </w:t>
+      </w:r>
+      <w:r>
+        <w:rPr>
+          <w:rFonts w:ascii="Times New Roman" w:hAnsi="Times New Roman"/>
+          <w:b w:val="0"/>
+          <w:i w:val="0"/>
+          <w:color w:val="333333"/>
+          <w:sz w:val="19"/>
+          <w:eastAsia w:val="微软雅黑"/>
+        </w:rPr>
+        <w:t>De Ferrari GV, Canales MA, Shin I, et al. A structural motif of acetylcholinesterase that promotes amyloid β-peptide fibril formation. Biochemistry, 2001, 40(35): 10447-10457. doi:10.1021/bi0101392（对接给出四处 AChE–Aβ 结合位点，疏水肽段可被掺入生长中的纤维）</w:t>
+      </w:r>
+    </w:p>
+    <w:p>
+      <w:pPr>
+        <w:spacing w:before="0" w:after="40" w:line="283" w:lineRule="auto"/>
+        <w:ind w:left="432" w:hanging="432"/>
+        <w:jc w:val="left"/>
+      </w:pPr>
+      <w:r>
+        <w:rPr>
+          <w:rFonts w:ascii="Times New Roman" w:hAnsi="Times New Roman"/>
+          <w:b/>
+          <w:i w:val="0"/>
+          <w:color w:val="111111"/>
+          <w:sz w:val="19"/>
+          <w:eastAsia w:val="微软雅黑"/>
+        </w:rPr>
+        <w:t xml:space="preserve">[33] </w:t>
+      </w:r>
+      <w:r>
+        <w:rPr>
+          <w:rFonts w:ascii="Times New Roman" w:hAnsi="Times New Roman"/>
+          <w:b w:val="0"/>
+          <w:i w:val="0"/>
+          <w:color w:val="333333"/>
+          <w:sz w:val="19"/>
+          <w:eastAsia w:val="微软雅黑"/>
+        </w:rPr>
+        <w:t>Inestrosa NC, Dinamarca MC, Alvarez A. Amyloid–cholinesterase interactions. FEBS J, 2008, 275(4): 625-632. doi:10.1111/j.1742-4658.2007.06238.x（PAS 抑制剂丙锭可阻断 AChE 促聚集效应，催化位点抑制剂无此作用；丁酰胆碱酯酶反而延缓纤维形成）</w:t>
+      </w:r>
+    </w:p>
+    <w:p>
+      <w:pPr>
+        <w:spacing w:before="0" w:after="40" w:line="283" w:lineRule="auto"/>
+        <w:ind w:left="432" w:hanging="432"/>
+        <w:jc w:val="left"/>
+      </w:pPr>
+      <w:r>
+        <w:rPr>
+          <w:rFonts w:ascii="Times New Roman" w:hAnsi="Times New Roman"/>
+          <w:b/>
+          <w:i w:val="0"/>
+          <w:color w:val="111111"/>
+          <w:sz w:val="19"/>
+          <w:eastAsia w:val="微软雅黑"/>
+        </w:rPr>
+        <w:t xml:space="preserve">[34] </w:t>
+      </w:r>
+      <w:r>
+        <w:rPr>
+          <w:rFonts w:ascii="Times New Roman" w:hAnsi="Times New Roman"/>
+          <w:b w:val="0"/>
+          <w:i w:val="0"/>
+          <w:color w:val="333333"/>
+          <w:sz w:val="19"/>
+          <w:eastAsia w:val="微软雅黑"/>
+        </w:rPr>
+        <w:t>A new motif in the N-terminal of acetylcholinesterase triggers amyloid-β aggregation and deposition. 2019. PMC6493010（PAS 的高负电荷密度可经静电作用把 Aβ 由 α-螺旋推向β-发夹；AChE 7—20 肽段同样可促进聚集）</w:t>
+      </w:r>
+    </w:p>
+    <w:p>
+      <w:pPr>
+        <w:spacing w:before="0" w:after="40" w:line="283" w:lineRule="auto"/>
+        <w:ind w:left="432" w:hanging="432"/>
+        <w:jc w:val="left"/>
+      </w:pPr>
+      <w:r>
+        <w:rPr>
+          <w:rFonts w:ascii="Times New Roman" w:hAnsi="Times New Roman"/>
+          <w:b/>
+          <w:i w:val="0"/>
+          <w:color w:val="111111"/>
+          <w:sz w:val="19"/>
+          <w:eastAsia w:val="微软雅黑"/>
+        </w:rPr>
+        <w:t xml:space="preserve">[35] </w:t>
+      </w:r>
+      <w:r>
+        <w:rPr>
+          <w:rFonts w:ascii="Times New Roman" w:hAnsi="Times New Roman"/>
+          <w:b w:val="0"/>
+          <w:i w:val="0"/>
+          <w:color w:val="333333"/>
+          <w:sz w:val="19"/>
+          <w:eastAsia w:val="微软雅黑"/>
+        </w:rPr>
+        <w:t>Rees T, Hammond PI, Soreq H, Younkin S, Brimijoin S. Butyrylcholinesterase attenuates amyloid fibril formation in vitro. PNAS, 2006, 103(23): 8783-8788. doi:10.1073/pnas.0602922103</w:t>
+      </w:r>
+    </w:p>
+    <w:p>
+      <w:pPr>
+        <w:spacing w:before="0" w:after="40" w:line="283" w:lineRule="auto"/>
+        <w:ind w:left="432" w:hanging="432"/>
+        <w:jc w:val="left"/>
+      </w:pPr>
+      <w:r>
+        <w:rPr>
+          <w:rFonts w:ascii="Times New Roman" w:hAnsi="Times New Roman"/>
+          <w:b/>
+          <w:i w:val="0"/>
+          <w:color w:val="111111"/>
+          <w:sz w:val="19"/>
+          <w:eastAsia w:val="微软雅黑"/>
+        </w:rPr>
+        <w:t xml:space="preserve">[36] </w:t>
+      </w:r>
+      <w:r>
+        <w:rPr>
+          <w:rFonts w:ascii="Times New Roman" w:hAnsi="Times New Roman"/>
+          <w:b w:val="0"/>
+          <w:i w:val="0"/>
+          <w:color w:val="333333"/>
+          <w:sz w:val="19"/>
+          <w:eastAsia w:val="微软雅黑"/>
+        </w:rPr>
+        <w:t>Zheng J, et al. Antimicrobial peptides as cross-seeding modulators at the neurodegenerative–infectious interface. Research, 2026. doi:10.34133/research.1149（三条机制：结构兼容、定向成核不对称、表面催化；并提出病原—淀粉样正反馈环）</w:t>
+      </w:r>
+    </w:p>
+    <w:p>
+      <w:pPr>
+        <w:spacing w:before="0" w:after="40" w:line="283" w:lineRule="auto"/>
+        <w:ind w:left="432" w:hanging="432"/>
+        <w:jc w:val="left"/>
+      </w:pPr>
+      <w:r>
+        <w:rPr>
+          <w:rFonts w:ascii="Times New Roman" w:hAnsi="Times New Roman"/>
+          <w:b/>
+          <w:i w:val="0"/>
+          <w:color w:val="111111"/>
+          <w:sz w:val="19"/>
+          <w:eastAsia w:val="微软雅黑"/>
+        </w:rPr>
+        <w:t xml:space="preserve">[37] </w:t>
+      </w:r>
+      <w:r>
+        <w:rPr>
+          <w:rFonts w:ascii="Times New Roman" w:hAnsi="Times New Roman"/>
+          <w:b w:val="0"/>
+          <w:i w:val="0"/>
+          <w:color w:val="333333"/>
+          <w:sz w:val="19"/>
+          <w:eastAsia w:val="微软雅黑"/>
+        </w:rPr>
+        <w:t>Exploring pathological link between antimicrobial and amyloid peptides. Chem Soc Rev, 2024. doi:10.1039/D3CS00878A（交叉成核可加速、抑制或改变纤维形态；中性粒细胞弹性蛋白酶与组织蛋白酶 G 可切割 Aβ42，CAP37 则以淬灭方式抑制）</w:t>
+      </w:r>
+    </w:p>
+    <w:p>
+      <w:pPr>
+        <w:spacing w:before="0" w:after="40" w:line="283" w:lineRule="auto"/>
+        <w:ind w:left="432" w:hanging="432"/>
+        <w:jc w:val="left"/>
+      </w:pPr>
+      <w:r>
+        <w:rPr>
+          <w:rFonts w:ascii="Times New Roman" w:hAnsi="Times New Roman"/>
+          <w:b/>
+          <w:i w:val="0"/>
+          <w:color w:val="111111"/>
+          <w:sz w:val="19"/>
+          <w:eastAsia w:val="微软雅黑"/>
+        </w:rPr>
+        <w:t xml:space="preserve">[38] </w:t>
+      </w:r>
+      <w:r>
+        <w:rPr>
+          <w:rFonts w:ascii="Times New Roman" w:hAnsi="Times New Roman"/>
+          <w:b w:val="0"/>
+          <w:i w:val="0"/>
+          <w:color w:val="333333"/>
+          <w:sz w:val="19"/>
+          <w:eastAsia w:val="微软雅黑"/>
+        </w:rPr>
+        <w:t>Unveiling the inhibition mechanism of host-defense peptide cathelicidin LL-37 on the amyloid aggregation of the human islet amyloid polypeptide. Nanoscale, 2025. doi:10.1039/D4NR05075D（全原子离散分子动力学：疏水与 π–π 相互作用为主，结合淀粉样生成区并封堵纤维延伸面）</w:t>
+      </w:r>
+    </w:p>
+    <w:p>
+      <w:pPr>
+        <w:spacing w:before="0" w:after="40" w:line="283" w:lineRule="auto"/>
+        <w:ind w:left="432" w:hanging="432"/>
+        <w:jc w:val="left"/>
+      </w:pPr>
+      <w:r>
+        <w:rPr>
+          <w:rFonts w:ascii="Times New Roman" w:hAnsi="Times New Roman"/>
+          <w:b/>
+          <w:i w:val="0"/>
+          <w:color w:val="111111"/>
+          <w:sz w:val="19"/>
+          <w:eastAsia w:val="微软雅黑"/>
+        </w:rPr>
+        <w:t xml:space="preserve">[39] </w:t>
+      </w:r>
+      <w:r>
+        <w:rPr>
+          <w:rFonts w:ascii="Times New Roman" w:hAnsi="Times New Roman"/>
+          <w:b w:val="0"/>
+          <w:i w:val="0"/>
+          <w:color w:val="333333"/>
+          <w:sz w:val="19"/>
+          <w:eastAsia w:val="微软雅黑"/>
+        </w:rPr>
+        <w:t>Membrane core-specific antimicrobial action of cathelicidin LL-37 peptide switches between pore and nanofibre formation. Sci Rep, 2016, 6: 38184. doi:10.1038/srep38184（MD 显示 LL-37 自身可经盐桥形成纤维样聚集体）</w:t>
+      </w:r>
+    </w:p>
+    <w:p>
+      <w:pPr>
+        <w:spacing w:before="0" w:after="40" w:line="283" w:lineRule="auto"/>
+        <w:ind w:left="432" w:hanging="432"/>
+        <w:jc w:val="left"/>
+      </w:pPr>
+      <w:r>
+        <w:rPr>
+          <w:rFonts w:ascii="Times New Roman" w:hAnsi="Times New Roman"/>
+          <w:b/>
+          <w:i w:val="0"/>
+          <w:color w:val="111111"/>
+          <w:sz w:val="19"/>
+          <w:eastAsia w:val="微软雅黑"/>
+        </w:rPr>
+        <w:t xml:space="preserve">[40] </w:t>
+      </w:r>
+      <w:r>
+        <w:rPr>
+          <w:rFonts w:ascii="Times New Roman" w:hAnsi="Times New Roman"/>
+          <w:b w:val="0"/>
+          <w:i w:val="0"/>
+          <w:color w:val="333333"/>
+          <w:sz w:val="19"/>
+          <w:eastAsia w:val="微软雅黑"/>
+        </w:rPr>
+        <w:t>Polymyxin-B as a novel inhibitor of amyloid beta aggregation: computational insights and experimental validation. J Mol Biol, 2025（抗菌肽类分子与 Aβ 单体/原纤维的对接与 100 ns 动力学，并用 Tricine-SDS-PAGE 验证聚集抑制）</w:t>
+      </w:r>
+    </w:p>
+    <w:p>
+      <w:pPr>
+        <w:spacing w:before="0" w:after="40" w:line="283" w:lineRule="auto"/>
+        <w:ind w:left="432" w:hanging="432"/>
+        <w:jc w:val="left"/>
+      </w:pPr>
+      <w:r>
+        <w:rPr>
+          <w:rFonts w:ascii="Times New Roman" w:hAnsi="Times New Roman"/>
+          <w:b/>
+          <w:i w:val="0"/>
+          <w:color w:val="111111"/>
+          <w:sz w:val="19"/>
+          <w:eastAsia w:val="微软雅黑"/>
+        </w:rPr>
+        <w:t xml:space="preserve">[41] </w:t>
+      </w:r>
+      <w:r>
+        <w:rPr>
+          <w:rFonts w:ascii="Times New Roman" w:hAnsi="Times New Roman"/>
+          <w:b w:val="0"/>
+          <w:i w:val="0"/>
+          <w:color w:val="333333"/>
+          <w:sz w:val="19"/>
+          <w:eastAsia w:val="微软雅黑"/>
+        </w:rPr>
+        <w:t>Identification of new pentapeptides as potential inhibitors of amyloid-β42 aggregation using virtual screening and molecular dynamics simulations. J Mol Graph Model, 2023（短肽库虚拟筛选 + MM-PBSA + MD，破坏 Asp23—Lys28 盐桥）</w:t>
+      </w:r>
+    </w:p>
+    <w:p>
+      <w:pPr>
+        <w:spacing w:before="0" w:after="40" w:line="283" w:lineRule="auto"/>
+        <w:ind w:left="432" w:hanging="432"/>
+        <w:jc w:val="left"/>
+      </w:pPr>
+      <w:r>
+        <w:rPr>
+          <w:rFonts w:ascii="Times New Roman" w:hAnsi="Times New Roman"/>
+          <w:b/>
+          <w:i w:val="0"/>
+          <w:color w:val="111111"/>
+          <w:sz w:val="19"/>
+          <w:eastAsia w:val="微软雅黑"/>
+        </w:rPr>
+        <w:t xml:space="preserve">[42] </w:t>
+      </w:r>
+      <w:r>
+        <w:rPr>
+          <w:rFonts w:ascii="Times New Roman" w:hAnsi="Times New Roman"/>
+          <w:b w:val="0"/>
+          <w:i w:val="0"/>
+          <w:color w:val="333333"/>
+          <w:sz w:val="19"/>
+          <w:eastAsia w:val="微软雅黑"/>
+        </w:rPr>
+        <w:t>Associations of serum antimicrobial peptide LL-37 with longitudinal cognitive decline and neurodegeneration among older adults with memory complaints. J Alzheimers Dis, 2023. doi:10.3233/JAD-230007（高 LL-37 组 MMSE 下降 ≥3 分的 OR 为 2.11，NfL 与 pTau181 上升更快）</w:t>
+      </w:r>
+    </w:p>
+    <w:p>
+      <w:pPr>
+        <w:spacing w:before="0" w:after="40" w:line="283" w:lineRule="auto"/>
+        <w:ind w:left="432" w:hanging="432"/>
+        <w:jc w:val="left"/>
+      </w:pPr>
+      <w:r>
+        <w:rPr>
+          <w:rFonts w:ascii="Times New Roman" w:hAnsi="Times New Roman"/>
+          <w:b/>
+          <w:i w:val="0"/>
+          <w:color w:val="111111"/>
+          <w:sz w:val="19"/>
+          <w:eastAsia w:val="微软雅黑"/>
+        </w:rPr>
+        <w:t xml:space="preserve">[43] </w:t>
+      </w:r>
+      <w:r>
+        <w:rPr>
+          <w:rFonts w:ascii="Times New Roman" w:hAnsi="Times New Roman"/>
+          <w:b w:val="0"/>
+          <w:i w:val="0"/>
+          <w:color w:val="333333"/>
+          <w:sz w:val="19"/>
+          <w:eastAsia w:val="微软雅黑"/>
+        </w:rPr>
+        <w:t>Decreased salivary lactoferrin levels are specific to Alzheimer's disease. EBioMedicine, 2020, 57: 102834. doi:10.1016/j.ebiom.2020.102834（MCI-PET+ 3.8、AD 3.6 vs 对照 7.7 μg/mL）</w:t>
+      </w:r>
+    </w:p>
+    <w:p>
+      <w:pPr>
+        <w:spacing w:before="0" w:after="40" w:line="283" w:lineRule="auto"/>
+        <w:ind w:left="432" w:hanging="432"/>
+        <w:jc w:val="left"/>
+      </w:pPr>
+      <w:r>
+        <w:rPr>
+          <w:rFonts w:ascii="Times New Roman" w:hAnsi="Times New Roman"/>
+          <w:b/>
+          <w:i w:val="0"/>
+          <w:color w:val="111111"/>
+          <w:sz w:val="19"/>
+          <w:eastAsia w:val="微软雅黑"/>
+        </w:rPr>
+        <w:t xml:space="preserve">[44] </w:t>
+      </w:r>
+      <w:r>
+        <w:rPr>
+          <w:rFonts w:ascii="Times New Roman" w:hAnsi="Times New Roman"/>
+          <w:b w:val="0"/>
+          <w:i w:val="0"/>
+          <w:color w:val="333333"/>
+          <w:sz w:val="19"/>
+          <w:eastAsia w:val="微软雅黑"/>
+        </w:rPr>
+        <w:t>Salivary lactoferrin levels decrease in Alzheimer's disease patients (early stage). 2025. PMC11716888（早中期 AD 9.02 vs 对照 26.07 μg/mL）</w:t>
+      </w:r>
+    </w:p>
+    <w:p>
+      <w:pPr>
+        <w:spacing w:before="0" w:after="40" w:line="283" w:lineRule="auto"/>
+        <w:ind w:left="432" w:hanging="432"/>
+        <w:jc w:val="left"/>
+      </w:pPr>
+      <w:r>
+        <w:rPr>
+          <w:rFonts w:ascii="Times New Roman" w:hAnsi="Times New Roman"/>
+          <w:b/>
+          <w:i w:val="0"/>
+          <w:color w:val="111111"/>
+          <w:sz w:val="19"/>
+          <w:eastAsia w:val="微软雅黑"/>
+        </w:rPr>
+        <w:t xml:space="preserve">[45] </w:t>
+      </w:r>
+      <w:r>
+        <w:rPr>
+          <w:rFonts w:ascii="Times New Roman" w:hAnsi="Times New Roman"/>
+          <w:b w:val="0"/>
+          <w:i w:val="0"/>
+          <w:color w:val="333333"/>
+          <w:sz w:val="19"/>
+          <w:eastAsia w:val="微软雅黑"/>
+        </w:rPr>
+        <w:t>Mechanistic insights into the role of amyloid-β in innate immunity. Sci Rep, 2024. doi:10.1038/s41598-024-55423-9（Aβ 寡聚体经 α-折叠与大杆菌 CsgA 相互作用，抑制 curli 与生物膜）</w:t>
+      </w:r>
+    </w:p>
+    <w:p>
+      <w:pPr>
+        <w:spacing w:before="0" w:after="40" w:line="283" w:lineRule="auto"/>
+        <w:ind w:left="432" w:hanging="432"/>
+        <w:jc w:val="left"/>
+      </w:pPr>
+      <w:r>
+        <w:rPr>
+          <w:rFonts w:ascii="Times New Roman" w:hAnsi="Times New Roman"/>
+          <w:b/>
+          <w:i w:val="0"/>
+          <w:color w:val="111111"/>
+          <w:sz w:val="19"/>
+          <w:eastAsia w:val="微软雅黑"/>
+        </w:rPr>
+        <w:t xml:space="preserve">[46] </w:t>
+      </w:r>
+      <w:r>
+        <w:rPr>
+          <w:rFonts w:ascii="Times New Roman" w:hAnsi="Times New Roman"/>
+          <w:b w:val="0"/>
+          <w:i w:val="0"/>
+          <w:color w:val="333333"/>
+          <w:sz w:val="19"/>
+          <w:eastAsia w:val="微软雅黑"/>
+        </w:rPr>
+        <w:t>Synergistic regulation of Alzheimer's disease and intestinal barrier: the LPS–TLR4/NF-κB axis. 2026. PMC13539905（菌群失衡 → 肠屏障通透性升高 → LPS 入血 → TLR4/NF-κB → Aβ 沉积的前馈环；IL-6/CRP 与临床分期相关）</w:t>
       </w:r>
     </w:p>
     <w:sectPr>
       <w:pgSz w:w="12240" w:h="15840"/>
-      <w:pgMar w:top="1361" w:right="1474" w:bottom="1361" w:left="1474" w:header="720" w:footer="720" w:gutter="0"/>
+      <w:pgMar w:top="1152" w:right="1224" w:bottom="1152" w:left="1224" w:header="720" w:footer="720" w:gutter="0"/>
       <w:cols w:space="720"/>
       <w:docGrid w:linePitch="360"/>
     </w:sectPr>
@@ -2142,13 +6408,6 @@
     <w:name w:val="Normal"/>
     <w:qFormat/>
     <w:rsid w:val="00FC693F"/>
-    <w:pPr>
-      <w:spacing w:lineRule="auto" w:line="336" w:after="80"/>
-    </w:pPr>
-    <w:rPr>
-      <w:rFonts w:ascii="Times New Roman" w:hAnsi="Times New Roman" w:eastAsia="宋体"/>
-      <w:sz w:val="22"/>
-    </w:rPr>
   </w:style>
   <w:style w:type="paragraph" w:styleId="Header">
     <w:name w:val="header"/>

--- a/deliverable/抗菌肽与AD关联机制说明.docx
+++ b/deliverable/抗菌肽与AD关联机制说明.docx
@@ -109,7 +109,7 @@
           <w:sz w:val="22"/>
           <w:eastAsia w:val="微软雅黑"/>
         </w:rPr>
-        <w:t>在这一长期刺激下被持续诱导增多——抗菌肽一边直接抑制感染，一边经聚集成核与神经炎症通路参与 AD 病理，</w:t>
+        <w:t>在这一长期刺激下被持续诱导增多。本课题要验证的是其中的致病方向：筛选出的候选抗菌肽是否像文献中的 LL-37</w:t>
       </w:r>
     </w:p>
     <w:p>
@@ -126,7 +126,41 @@
           <w:sz w:val="22"/>
           <w:eastAsia w:val="微软雅黑"/>
         </w:rPr>
-        <w:t>由此形成“感染—炎症—抗菌肽/Aβ 聚集—AD 病理”的正反馈环，这解释了为什么 AD 组的抗菌肽更多，也解释了它为什么是双刃剑。</w:t>
+        <w:t>与细菌淀粉样蛋白那样，促进 Aβ 的成核与聚集、生成毒性更强的聚集体、放大神经炎症，从而推动 AD 病理；</w:t>
+      </w:r>
+    </w:p>
+    <w:p>
+      <w:pPr>
+        <w:spacing w:before="0" w:after="120" w:line="324" w:lineRule="auto"/>
+        <w:jc w:val="left"/>
+      </w:pPr>
+      <w:r>
+        <w:rPr>
+          <w:rFonts w:ascii="Times New Roman" w:hAnsi="Times New Roman"/>
+          <w:b w:val="0"/>
+          <w:i w:val="0"/>
+          <w:color w:val="333333"/>
+          <w:sz w:val="22"/>
+          <w:eastAsia w:val="微软雅黑"/>
+        </w:rPr>
+        <w:t>抗菌活性是这类肽的本职功能，不作为“抑制 AD”的结论。由此形成“感染—炎症—抗菌肽/Aβ 聚集—AD 病理”的</w:t>
+      </w:r>
+    </w:p>
+    <w:p>
+      <w:pPr>
+        <w:spacing w:before="0" w:after="120" w:line="324" w:lineRule="auto"/>
+        <w:jc w:val="left"/>
+      </w:pPr>
+      <w:r>
+        <w:rPr>
+          <w:rFonts w:ascii="Times New Roman" w:hAnsi="Times New Roman"/>
+          <w:b w:val="0"/>
+          <w:i w:val="0"/>
+          <w:color w:val="333333"/>
+          <w:sz w:val="22"/>
+          <w:eastAsia w:val="微软雅黑"/>
+        </w:rPr>
+        <w:t>正反馈环，它既解释为什么 AD 组的抗菌肽更多，也给出了分子动力学要检验的具体假设。</w:t>
       </w:r>
     </w:p>
     <w:p>
@@ -228,7 +262,7 @@
           <w:sz w:val="22"/>
           <w:eastAsia w:val="微软雅黑"/>
         </w:rPr>
-        <w:t>界面对 AD 病理产生影响——分子层面的依据见第三、四节。</w:t>
+        <w:t>界面推动 AD 病理（致病方向）——分子层面的依据见第四、五节。</w:t>
       </w:r>
     </w:p>
     <w:p>
@@ -1124,7 +1158,7 @@
           <w:sz w:val="25"/>
           <w:eastAsia w:val="微软雅黑"/>
         </w:rPr>
-        <w:t>5. 抗菌肽是促进 AD 发生，还是抑制感染？</w:t>
+        <w:t>5. 筛选出的抗菌肽是不是导致 AD 的那一侧（致病方向）？</w:t>
       </w:r>
     </w:p>
     <w:p>
@@ -1152,7 +1186,7 @@
           <w:sz w:val="22"/>
           <w:eastAsia w:val="微软雅黑"/>
         </w:rPr>
-        <w:t>两者同时成立，取决于浓度、聚集状态与所处部位——这正是“双刃剑”。低浓度、寡聚化时以抗菌为主；</w:t>
+        <w:t>本课题按致病方向设计与验证——考察候选抗菌肽是否促进 Aβ 的成核与聚集、生成毒性更强的聚集体、</w:t>
       </w:r>
     </w:p>
     <w:p>
@@ -1169,7 +1203,7 @@
           <w:sz w:val="22"/>
           <w:eastAsia w:val="微软雅黑"/>
         </w:rPr>
-        <w:t>长期过量时经成核与炎症通路推动 AD 病理。</w:t>
+        <w:t>放大神经炎症，从而推动 AD 病理；抗菌活性是这类肽的本职功能（见第 6 问），不作为“抑制 AD”的结论。</w:t>
       </w:r>
     </w:p>
     <w:p>
@@ -1215,7 +1249,7 @@
           <w:sz w:val="22"/>
           <w:eastAsia w:val="微软雅黑"/>
         </w:rPr>
-        <w:t>抗菌一侧：Aβ 对细菌、真菌、病毒均有活性，纤维化本身参与捕获病原体 [1][4][20]；Aβ 寡聚体可解聚并抑制细菌淀粉样蛋白与生物膜 [45]。</w:t>
+        <w:t>微生物来源的淀粉样蛋白有直接的致病先例：FapC 片段作为催化表面加速 Aβ 纤维化，斑马鱼幼虫与成鱼中加重 Aβ 沉积、突触丢失与行为损害，绿脓杆菌生物膜片段同样加速 [47]；CsgA 的 steric zipper 与人类病理纤维同构，CsgA 种子加速 Aβ1—40 纤维化 [48]；人粪便来源的生物膜相关淀粉样蛋白在 AD/PD 患者中更丰富并参与 Aβ 成核 [58]。</w:t>
       </w:r>
     </w:p>
     <w:p>
@@ -1244,7 +1278,7 @@
           <w:sz w:val="22"/>
           <w:eastAsia w:val="微软雅黑"/>
         </w:rPr>
-        <w:t>致病一侧：LL-37 经 CLIC1 引起小胶质过度活化与神经炎症，小鼠与猴模型中出现 Aβ42 升高、tau 病理与脑萎缩 [6]；CAP37 可由 Aβ 与 TNF-α 诱导，参与神经炎症调节 [9]。</w:t>
+        <w:t>内毒素一侧：LPS 缩短成核滞后期、加速 Aβ 纤维化 [49]；单次腹腔注射 LPS 后，大鼠脑内可溶性 Aβ 升高，皮层 Aβ 斑块与 p-tau 在 7—9 天内进行性增加，对照无斑块 [50]。</w:t>
       </w:r>
     </w:p>
     <w:p>
@@ -1273,7 +1307,36 @@
           <w:sz w:val="22"/>
           <w:eastAsia w:val="微软雅黑"/>
         </w:rPr>
-        <w:t>分子机制：抗菌肽与淀粉样肽存在交叉成核，β-折叠结构兼容时既可能加速也可能抑制纤维形成，方向由序列与界面决定 [36][37][38]。</w:t>
+        <w:t>宿主抗菌肽一侧：LL-37 经 CLIC1 引起小胶质过度活化，小鼠与猴模型出现 Aβ42 升高、tau 病理与脑萎缩 [6]；LL-37 及其片段与 Aβ40 形成异源寡聚体与团簇，在抑制纤维的同时生成毒性更强的聚集体 [53]；AD 患者血清与脑脊液中 hBD-2、HNP1-3 升高，作者据此提出防御素可能参与 AD 的发生 [55]；血清高 LL-37 者两年内 MMSE 下降 ≥3 分的比值比为 2.11 [42]。</w:t>
+      </w:r>
+    </w:p>
+    <w:p>
+      <w:pPr>
+        <w:spacing w:before="0" w:after="60" w:line="312" w:lineRule="auto"/>
+        <w:ind w:left="360" w:hanging="230"/>
+        <w:jc w:val="left"/>
+      </w:pPr>
+      <w:r>
+        <w:rPr>
+          <w:rFonts w:ascii="Times New Roman" w:hAnsi="Times New Roman"/>
+          <w:b w:val="0"/>
+          <w:i w:val="0"/>
+          <w:color w:val="777777"/>
+          <w:sz w:val="22"/>
+          <w:eastAsia w:val="微软雅黑"/>
+        </w:rPr>
+        <w:t xml:space="preserve">· </w:t>
+      </w:r>
+      <w:r>
+        <w:rPr>
+          <w:rFonts w:ascii="Times New Roman" w:hAnsi="Times New Roman"/>
+          <w:b w:val="0"/>
+          <w:i w:val="0"/>
+          <w:color w:val="333333"/>
+          <w:sz w:val="22"/>
+          <w:eastAsia w:val="微软雅黑"/>
+        </w:rPr>
+        <w:t>通路一侧：AD 模型小鼠肠内 curli 与 TLR2 升高、与 PGP9.5 共定位并伴迷走神经激活，构成肠—迷走—脑通路 [51]；FapC 与 CsgA 混合种子把人源小胶质“预激活”，把 Aβ 压成更小团块并诱发促炎表型，对旁观神经元产生毒性 [52]；综述把这一整体过程概括为“同一枚硬币的两面”，在慢性感染与菌群失调条件下转向致病 [54]。</w:t>
       </w:r>
     </w:p>
     <w:p>
@@ -1301,7 +1364,41 @@
           <w:sz w:val="22"/>
           <w:eastAsia w:val="微软雅黑"/>
         </w:rPr>
-        <w:t>方向不能一概而论。同一种肽在不同浓度与环境下作用相反，本课题只给候选与优先序，不做单向断言。</w:t>
+        <w:t>方向不能一概而论，模拟也不等于因果。同一家族中 HNP-1、NP-3A 在等摩尔比下完全抑制 Aβ 纤维化 [56]；</w:t>
+      </w:r>
+    </w:p>
+    <w:p>
+      <w:pPr>
+        <w:spacing w:before="0" w:after="120" w:line="324" w:lineRule="auto"/>
+        <w:jc w:val="left"/>
+      </w:pPr>
+      <w:r>
+        <w:rPr>
+          <w:rFonts w:ascii="Times New Roman" w:hAnsi="Times New Roman"/>
+          <w:b w:val="0"/>
+          <w:i w:val="0"/>
+          <w:color w:val="333333"/>
+          <w:sz w:val="22"/>
+          <w:eastAsia w:val="微软雅黑"/>
+        </w:rPr>
+        <w:t>LL-37 在某些体系中抑制长纤维却把平衡推向低分子量寡聚体 [57]。因此本文主张的是“候选肽的致病方向值得优先验证”，</w:t>
+      </w:r>
+    </w:p>
+    <w:p>
+      <w:pPr>
+        <w:spacing w:before="0" w:after="120" w:line="324" w:lineRule="auto"/>
+        <w:jc w:val="left"/>
+      </w:pPr>
+      <w:r>
+        <w:rPr>
+          <w:rFonts w:ascii="Times New Roman" w:hAnsi="Times New Roman"/>
+          <w:b w:val="0"/>
+          <w:i w:val="0"/>
+          <w:color w:val="333333"/>
+          <w:sz w:val="22"/>
+          <w:eastAsia w:val="微软雅黑"/>
+        </w:rPr>
+        <w:t>而不是已经证明因果。</w:t>
       </w:r>
     </w:p>
     <w:p>
@@ -1318,7 +1415,7 @@
           <w:sz w:val="25"/>
           <w:eastAsia w:val="微软雅黑"/>
         </w:rPr>
-        <w:t>6. 抑制感染这一侧有哪些证据？</w:t>
+        <w:t>6. 抗菌活性（抗感染）这一侧有哪些证据？</w:t>
       </w:r>
     </w:p>
     <w:p>
@@ -1351,6 +1448,23 @@
     </w:p>
     <w:p>
       <w:pPr>
+        <w:spacing w:before="0" w:after="120" w:line="324" w:lineRule="auto"/>
+        <w:jc w:val="left"/>
+      </w:pPr>
+      <w:r>
+        <w:rPr>
+          <w:rFonts w:ascii="Times New Roman" w:hAnsi="Times New Roman"/>
+          <w:b w:val="0"/>
+          <w:i w:val="0"/>
+          <w:color w:val="333333"/>
+          <w:sz w:val="22"/>
+          <w:eastAsia w:val="微软雅黑"/>
+        </w:rPr>
+        <w:t>这一侧说明抗菌肽的来路与本职功能，不构成“抑制 AD”的结论——分子动力学与机制分析走的是第 5 问的致病方向。</w:t>
+      </w:r>
+    </w:p>
+    <w:p>
+      <w:pPr>
         <w:spacing w:before="40" w:after="80" w:line="324" w:lineRule="auto"/>
         <w:jc w:val="left"/>
       </w:pPr>
@@ -1449,7 +1563,24 @@
           <w:sz w:val="22"/>
           <w:eastAsia w:val="微软雅黑"/>
         </w:rPr>
-        <w:t>以上是 Aβ 的证据；微生物源抗菌肽是否同样参与，需要本课题的抑菌实验来回答。</w:t>
+        <w:t>以上是 Aβ 的证据；微生物源抗菌肽是否同样参与，需要本课题的抑菌实验来回答。抑菌结果是“有抗菌活性”的</w:t>
+      </w:r>
+    </w:p>
+    <w:p>
+      <w:pPr>
+        <w:spacing w:before="0" w:after="120" w:line="324" w:lineRule="auto"/>
+        <w:jc w:val="left"/>
+      </w:pPr>
+      <w:r>
+        <w:rPr>
+          <w:rFonts w:ascii="Times New Roman" w:hAnsi="Times New Roman"/>
+          <w:b w:val="0"/>
+          <w:i w:val="0"/>
+          <w:color w:val="333333"/>
+          <w:sz w:val="22"/>
+          <w:eastAsia w:val="微软雅黑"/>
+        </w:rPr>
+        <w:t>证据，与致病方向的验证并行，两者不互相替代。</w:t>
       </w:r>
     </w:p>
     <w:p>
@@ -2766,7 +2897,7 @@
           <w:sz w:val="28"/>
           <w:eastAsia w:val="微软雅黑"/>
         </w:rPr>
-        <w:t>四、分子机制（一）：AChE–Aβ 复合物的分子动力学</w:t>
+        <w:t>四、分子机制（一）：动力学如何验证候选抗菌肽的致病方向</w:t>
       </w:r>
     </w:p>
     <w:p>
@@ -2817,7 +2948,41 @@
           <w:sz w:val="22"/>
           <w:eastAsia w:val="微软雅黑"/>
         </w:rPr>
-        <w:t>AChE 344—361，该区段紧邻 PAS，但不受双位点抑制剂的空间位阻 [31]。</w:t>
+        <w:t>AChE 344—361，该区段紧邻 PAS，但不受双位点抑制剂的空间位阻 [31]。这段界面既是 Aβ 成核的场所，</w:t>
+      </w:r>
+    </w:p>
+    <w:p>
+      <w:pPr>
+        <w:spacing w:before="0" w:after="120" w:line="324" w:lineRule="auto"/>
+        <w:jc w:val="left"/>
+      </w:pPr>
+      <w:r>
+        <w:rPr>
+          <w:rFonts w:ascii="Times New Roman" w:hAnsi="Times New Roman"/>
+          <w:b w:val="0"/>
+          <w:i w:val="0"/>
+          <w:color w:val="333333"/>
+          <w:sz w:val="22"/>
+          <w:eastAsia w:val="微软雅黑"/>
+        </w:rPr>
+        <w:t>也是候选抗菌肽最可能介入的位置；本课题要问的不是“能不能把它挡住”，而是“候选肽在这里是促进成核，</w:t>
+      </w:r>
+    </w:p>
+    <w:p>
+      <w:pPr>
+        <w:spacing w:before="0" w:after="120" w:line="324" w:lineRule="auto"/>
+        <w:jc w:val="left"/>
+      </w:pPr>
+      <w:r>
+        <w:rPr>
+          <w:rFonts w:ascii="Times New Roman" w:hAnsi="Times New Roman"/>
+          <w:b w:val="0"/>
+          <w:i w:val="0"/>
+          <w:color w:val="333333"/>
+          <w:sz w:val="22"/>
+          <w:eastAsia w:val="微软雅黑"/>
+        </w:rPr>
+        <w:t>还是把聚集路径改向更毒的产物”。</w:t>
       </w:r>
     </w:p>
     <w:p>
@@ -2869,6 +3034,91 @@
           <w:eastAsia w:val="微软雅黑"/>
         </w:rPr>
         <w:t>与之相反，丁酰胆碱酯酶结合可溶态 Aβ，反而延缓纤维形成，说明界面性质决定方向 [35]。</w:t>
+      </w:r>
+    </w:p>
+    <w:p>
+      <w:pPr>
+        <w:spacing w:before="0" w:after="120" w:line="324" w:lineRule="auto"/>
+        <w:jc w:val="left"/>
+      </w:pPr>
+      <w:r>
+        <w:rPr>
+          <w:rFonts w:ascii="Times New Roman" w:hAnsi="Times New Roman"/>
+          <w:b w:val="0"/>
+          <w:i w:val="0"/>
+          <w:color w:val="333333"/>
+          <w:sz w:val="22"/>
+          <w:eastAsia w:val="微软雅黑"/>
+        </w:rPr>
+        <w:t>按致病方向验证并不是空想：微生物来源的淀粉样蛋白 FapC 与 CsgA 已被证明可作为催化表面加速 Aβ 纤维化，</w:t>
+      </w:r>
+    </w:p>
+    <w:p>
+      <w:pPr>
+        <w:spacing w:before="0" w:after="120" w:line="324" w:lineRule="auto"/>
+        <w:jc w:val="left"/>
+      </w:pPr>
+      <w:r>
+        <w:rPr>
+          <w:rFonts w:ascii="Times New Roman" w:hAnsi="Times New Roman"/>
+          <w:b w:val="0"/>
+          <w:i w:val="0"/>
+          <w:color w:val="333333"/>
+          <w:sz w:val="22"/>
+          <w:eastAsia w:val="微软雅黑"/>
+        </w:rPr>
+        <w:t>并在动物模型中加重 Aβ 病理 [47][48]；LPS 缩短成核滞后期、加速纤维化 [49]，其内毒素血症模型中</w:t>
+      </w:r>
+    </w:p>
+    <w:p>
+      <w:pPr>
+        <w:spacing w:before="0" w:after="120" w:line="324" w:lineRule="auto"/>
+        <w:jc w:val="left"/>
+      </w:pPr>
+      <w:r>
+        <w:rPr>
+          <w:rFonts w:ascii="Times New Roman" w:hAnsi="Times New Roman"/>
+          <w:b w:val="0"/>
+          <w:i w:val="0"/>
+          <w:color w:val="333333"/>
+          <w:sz w:val="22"/>
+          <w:eastAsia w:val="微软雅黑"/>
+        </w:rPr>
+        <w:t>7—9 天内出现 Aβ 斑块与 p-tau [50]；LL-37 与 Aβ40 形成异源寡聚体与团簇、生成更毒的聚集体 [53]，</w:t>
+      </w:r>
+    </w:p>
+    <w:p>
+      <w:pPr>
+        <w:spacing w:before="0" w:after="120" w:line="324" w:lineRule="auto"/>
+        <w:jc w:val="left"/>
+      </w:pPr>
+      <w:r>
+        <w:rPr>
+          <w:rFonts w:ascii="Times New Roman" w:hAnsi="Times New Roman"/>
+          <w:b w:val="0"/>
+          <w:i w:val="0"/>
+          <w:color w:val="333333"/>
+          <w:sz w:val="22"/>
+          <w:eastAsia w:val="微软雅黑"/>
+        </w:rPr>
+        <w:t>并经 CLIC1 造成小鼠与猴模型的 AD 样病理 [6]。本课题的动力学分析就是把这套验证方式用到自己筛出的</w:t>
+      </w:r>
+    </w:p>
+    <w:p>
+      <w:pPr>
+        <w:spacing w:before="0" w:after="120" w:line="324" w:lineRule="auto"/>
+        <w:jc w:val="left"/>
+      </w:pPr>
+      <w:r>
+        <w:rPr>
+          <w:rFonts w:ascii="Times New Roman" w:hAnsi="Times New Roman"/>
+          <w:b w:val="0"/>
+          <w:i w:val="0"/>
+          <w:color w:val="333333"/>
+          <w:sz w:val="22"/>
+          <w:eastAsia w:val="微软雅黑"/>
+        </w:rPr>
+        <w:t>候选肽上。</w:t>
       </w:r>
     </w:p>
     <w:p>
@@ -2942,7 +3192,7 @@
           <w:sz w:val="22"/>
           <w:eastAsia w:val="微软雅黑"/>
         </w:rPr>
-        <w:t>由此提出三个可检验假设：H1 竞争 PAS，减少 AChE 诱导的成核；H2 直接结合 Aβ，改变聚集路径与纤维形态；</w:t>
+        <w:t>由此提出三个可检验假设（统一按致病方向表述）：H1 结合 PAS 与 344—361 区段，作为 Aβ 的停靠界面</w:t>
       </w:r>
     </w:p>
     <w:p>
@@ -2959,7 +3209,58 @@
           <w:sz w:val="22"/>
           <w:eastAsia w:val="微软雅黑"/>
         </w:rPr>
-        <w:t>H3 在膜水平作用，影响小胶质识别与炎症信号。验证路径是先用对接与动力学给出优先序，再用抑菌与酶活实验给证据。</w:t>
+        <w:t>促进 AChE 诱导的成核与聚集；H2 直接结合 Aβ 的淀粉样生成区，以模板或表面催化加速纤维化，或把产物</w:t>
+      </w:r>
+    </w:p>
+    <w:p>
+      <w:pPr>
+        <w:spacing w:before="0" w:after="120" w:line="324" w:lineRule="auto"/>
+        <w:jc w:val="left"/>
+      </w:pPr>
+      <w:r>
+        <w:rPr>
+          <w:rFonts w:ascii="Times New Roman" w:hAnsi="Times New Roman"/>
+          <w:b w:val="0"/>
+          <w:i w:val="0"/>
+          <w:color w:val="333333"/>
+          <w:sz w:val="22"/>
+          <w:eastAsia w:val="微软雅黑"/>
+        </w:rPr>
+        <w:t>推向更毒的寡聚体；H3 在膜与小胶质水平放大炎症信号（TLR/NF-κB、IL-6/TNF-α），推动神经炎症。</w:t>
+      </w:r>
+    </w:p>
+    <w:p>
+      <w:pPr>
+        <w:spacing w:before="0" w:after="120" w:line="324" w:lineRule="auto"/>
+        <w:jc w:val="left"/>
+      </w:pPr>
+      <w:r>
+        <w:rPr>
+          <w:rFonts w:ascii="Times New Roman" w:hAnsi="Times New Roman"/>
+          <w:b w:val="0"/>
+          <w:i w:val="0"/>
+          <w:color w:val="333333"/>
+          <w:sz w:val="22"/>
+          <w:eastAsia w:val="微软雅黑"/>
+        </w:rPr>
+        <w:t>验证路径是先用对接与动力学给出“促进成核与聚集”的优先序，再用 ThT 聚集动力学、电镜形态与细胞毒性</w:t>
+      </w:r>
+    </w:p>
+    <w:p>
+      <w:pPr>
+        <w:spacing w:before="0" w:after="120" w:line="324" w:lineRule="auto"/>
+        <w:jc w:val="left"/>
+      </w:pPr>
+      <w:r>
+        <w:rPr>
+          <w:rFonts w:ascii="Times New Roman" w:hAnsi="Times New Roman"/>
+          <w:b w:val="0"/>
+          <w:i w:val="0"/>
+          <w:color w:val="333333"/>
+          <w:sz w:val="22"/>
+          <w:eastAsia w:val="微软雅黑"/>
+        </w:rPr>
+        <w:t>实验给证据；抑菌实验作为本职功能的对照，与致病方向的验证并行。</w:t>
       </w:r>
     </w:p>
     <w:tbl>
@@ -3041,6 +3342,346 @@
                 <w:eastAsia w:val="微软雅黑"/>
               </w:rPr>
               <w:t>文献</w:t>
+            </w:r>
+          </w:p>
+        </w:tc>
+      </w:tr>
+      <w:tr>
+        <w:tc>
+          <w:tcPr>
+            <w:tcW w:type="dxa" w:w="3384"/>
+          </w:tcPr>
+          <w:p>
+            <w:pPr>
+              <w:spacing w:after="40"/>
+            </w:pPr>
+            <w:r/>
+            <w:r>
+              <w:rPr>
+                <w:rFonts w:ascii="Times New Roman" w:hAnsi="Times New Roman"/>
+                <w:b w:val="0"/>
+                <w:i w:val="0"/>
+                <w:color w:val="111111"/>
+                <w:sz w:val="19"/>
+                <w:eastAsia w:val="微软雅黑"/>
+              </w:rPr>
+              <w:t>致病先例：细菌淀粉样蛋白 FapC</w:t>
+            </w:r>
+          </w:p>
+        </w:tc>
+        <w:tc>
+          <w:tcPr>
+            <w:tcW w:type="dxa" w:w="6552"/>
+          </w:tcPr>
+          <w:p>
+            <w:pPr>
+              <w:spacing w:after="40"/>
+            </w:pPr>
+            <w:r/>
+            <w:r>
+              <w:rPr>
+                <w:rFonts w:ascii="Times New Roman" w:hAnsi="Times New Roman"/>
+                <w:b w:val="0"/>
+                <w:i w:val="0"/>
+                <w:color w:val="333333"/>
+                <w:sz w:val="19"/>
+                <w:eastAsia w:val="微软雅黑"/>
+              </w:rPr>
+              <w:t>FapC 片段作为催化表面加速 Aβ 纤维化，斑马鱼幼虫与成鱼中加重 Aβ 沉积、突触丢失与行为损害；绿脓杆菌生物膜片段同样加速</w:t>
+            </w:r>
+          </w:p>
+        </w:tc>
+        <w:tc>
+          <w:tcPr>
+            <w:tcW w:type="dxa" w:w="1656"/>
+          </w:tcPr>
+          <w:p>
+            <w:pPr>
+              <w:spacing w:after="40"/>
+            </w:pPr>
+            <w:r/>
+            <w:r>
+              <w:rPr>
+                <w:rFonts w:ascii="Times New Roman" w:hAnsi="Times New Roman"/>
+                <w:b w:val="0"/>
+                <w:i w:val="0"/>
+                <w:color w:val="333333"/>
+                <w:sz w:val="19"/>
+                <w:eastAsia w:val="微软雅黑"/>
+              </w:rPr>
+              <w:t>[47]</w:t>
+            </w:r>
+          </w:p>
+        </w:tc>
+      </w:tr>
+      <w:tr>
+        <w:tc>
+          <w:tcPr>
+            <w:tcW w:type="dxa" w:w="3384"/>
+          </w:tcPr>
+          <w:p>
+            <w:pPr>
+              <w:spacing w:after="40"/>
+            </w:pPr>
+            <w:r/>
+            <w:r>
+              <w:rPr>
+                <w:rFonts w:ascii="Times New Roman" w:hAnsi="Times New Roman"/>
+                <w:b w:val="0"/>
+                <w:i w:val="0"/>
+                <w:color w:val="111111"/>
+                <w:sz w:val="19"/>
+                <w:eastAsia w:val="微软雅黑"/>
+              </w:rPr>
+              <w:t>致病先例：细菌淀粉样蛋白 CsgA</w:t>
+            </w:r>
+          </w:p>
+        </w:tc>
+        <w:tc>
+          <w:tcPr>
+            <w:tcW w:type="dxa" w:w="6552"/>
+          </w:tcPr>
+          <w:p>
+            <w:pPr>
+              <w:spacing w:after="40"/>
+            </w:pPr>
+            <w:r/>
+            <w:r>
+              <w:rPr>
+                <w:rFonts w:ascii="Times New Roman" w:hAnsi="Times New Roman"/>
+                <w:b w:val="0"/>
+                <w:i w:val="0"/>
+                <w:color w:val="333333"/>
+                <w:sz w:val="19"/>
+                <w:eastAsia w:val="微软雅黑"/>
+              </w:rPr>
+              <w:t>CsgA 的 steric zipper 与人类病理纤维同构，CsgA 种子加速 Aβ1—40 纤维化</w:t>
+            </w:r>
+          </w:p>
+        </w:tc>
+        <w:tc>
+          <w:tcPr>
+            <w:tcW w:type="dxa" w:w="1656"/>
+          </w:tcPr>
+          <w:p>
+            <w:pPr>
+              <w:spacing w:after="40"/>
+            </w:pPr>
+            <w:r/>
+            <w:r>
+              <w:rPr>
+                <w:rFonts w:ascii="Times New Roman" w:hAnsi="Times New Roman"/>
+                <w:b w:val="0"/>
+                <w:i w:val="0"/>
+                <w:color w:val="333333"/>
+                <w:sz w:val="19"/>
+                <w:eastAsia w:val="微软雅黑"/>
+              </w:rPr>
+              <w:t>[48]</w:t>
+            </w:r>
+          </w:p>
+        </w:tc>
+      </w:tr>
+      <w:tr>
+        <w:tc>
+          <w:tcPr>
+            <w:tcW w:type="dxa" w:w="3384"/>
+          </w:tcPr>
+          <w:p>
+            <w:pPr>
+              <w:spacing w:after="40"/>
+            </w:pPr>
+            <w:r/>
+            <w:r>
+              <w:rPr>
+                <w:rFonts w:ascii="Times New Roman" w:hAnsi="Times New Roman"/>
+                <w:b w:val="0"/>
+                <w:i w:val="0"/>
+                <w:color w:val="111111"/>
+                <w:sz w:val="19"/>
+                <w:eastAsia w:val="微软雅黑"/>
+              </w:rPr>
+              <w:t>致病先例：内毒素 LPS</w:t>
+            </w:r>
+          </w:p>
+        </w:tc>
+        <w:tc>
+          <w:tcPr>
+            <w:tcW w:type="dxa" w:w="6552"/>
+          </w:tcPr>
+          <w:p>
+            <w:pPr>
+              <w:spacing w:after="40"/>
+            </w:pPr>
+            <w:r/>
+            <w:r>
+              <w:rPr>
+                <w:rFonts w:ascii="Times New Roman" w:hAnsi="Times New Roman"/>
+                <w:b w:val="0"/>
+                <w:i w:val="0"/>
+                <w:color w:val="333333"/>
+                <w:sz w:val="19"/>
+                <w:eastAsia w:val="微软雅黑"/>
+              </w:rPr>
+              <w:t>缩短成核滞后期、加速 Aβ 纤维化 [49]；LPS 内毒素血症大鼠 7—9 天内出现皮层 Aβ 斑块与 p-tau，对照无斑块 [50]</w:t>
+            </w:r>
+          </w:p>
+        </w:tc>
+        <w:tc>
+          <w:tcPr>
+            <w:tcW w:type="dxa" w:w="1656"/>
+          </w:tcPr>
+          <w:p>
+            <w:pPr>
+              <w:spacing w:after="40"/>
+            </w:pPr>
+            <w:r/>
+            <w:r>
+              <w:rPr>
+                <w:rFonts w:ascii="Times New Roman" w:hAnsi="Times New Roman"/>
+                <w:b w:val="0"/>
+                <w:i w:val="0"/>
+                <w:color w:val="333333"/>
+                <w:sz w:val="19"/>
+                <w:eastAsia w:val="微软雅黑"/>
+              </w:rPr>
+              <w:t>[49][50]</w:t>
+            </w:r>
+          </w:p>
+        </w:tc>
+      </w:tr>
+      <w:tr>
+        <w:tc>
+          <w:tcPr>
+            <w:tcW w:type="dxa" w:w="3384"/>
+          </w:tcPr>
+          <w:p>
+            <w:pPr>
+              <w:spacing w:after="40"/>
+            </w:pPr>
+            <w:r/>
+            <w:r>
+              <w:rPr>
+                <w:rFonts w:ascii="Times New Roman" w:hAnsi="Times New Roman"/>
+                <w:b w:val="0"/>
+                <w:i w:val="0"/>
+                <w:color w:val="111111"/>
+                <w:sz w:val="19"/>
+                <w:eastAsia w:val="微软雅黑"/>
+              </w:rPr>
+              <w:t>致病先例：LL-37</w:t>
+            </w:r>
+          </w:p>
+        </w:tc>
+        <w:tc>
+          <w:tcPr>
+            <w:tcW w:type="dxa" w:w="6552"/>
+          </w:tcPr>
+          <w:p>
+            <w:pPr>
+              <w:spacing w:after="40"/>
+            </w:pPr>
+            <w:r/>
+            <w:r>
+              <w:rPr>
+                <w:rFonts w:ascii="Times New Roman" w:hAnsi="Times New Roman"/>
+                <w:b w:val="0"/>
+                <w:i w:val="0"/>
+                <w:color w:val="333333"/>
+                <w:sz w:val="19"/>
+                <w:eastAsia w:val="微软雅黑"/>
+              </w:rPr>
+              <w:t>与 Aβ40 形成异源寡聚体与团簇，抑制纤维的同时生成毒性更强的聚集体 [53]；经 CLIC1 造成小鼠与猴模型的 Aβ 升高、tau 病理与脑萎缩 [6]</w:t>
+            </w:r>
+          </w:p>
+        </w:tc>
+        <w:tc>
+          <w:tcPr>
+            <w:tcW w:type="dxa" w:w="1656"/>
+          </w:tcPr>
+          <w:p>
+            <w:pPr>
+              <w:spacing w:after="40"/>
+            </w:pPr>
+            <w:r/>
+            <w:r>
+              <w:rPr>
+                <w:rFonts w:ascii="Times New Roman" w:hAnsi="Times New Roman"/>
+                <w:b w:val="0"/>
+                <w:i w:val="0"/>
+                <w:color w:val="333333"/>
+                <w:sz w:val="19"/>
+                <w:eastAsia w:val="微软雅黑"/>
+              </w:rPr>
+              <w:t>[6][53]</w:t>
+            </w:r>
+          </w:p>
+        </w:tc>
+      </w:tr>
+      <w:tr>
+        <w:tc>
+          <w:tcPr>
+            <w:tcW w:type="dxa" w:w="3384"/>
+          </w:tcPr>
+          <w:p>
+            <w:pPr>
+              <w:spacing w:after="40"/>
+            </w:pPr>
+            <w:r/>
+            <w:r>
+              <w:rPr>
+                <w:rFonts w:ascii="Times New Roman" w:hAnsi="Times New Roman"/>
+                <w:b w:val="0"/>
+                <w:i w:val="0"/>
+                <w:color w:val="111111"/>
+                <w:sz w:val="19"/>
+                <w:eastAsia w:val="微软雅黑"/>
+              </w:rPr>
+              <w:t>致病先例：小胶质被预激活</w:t>
+            </w:r>
+          </w:p>
+        </w:tc>
+        <w:tc>
+          <w:tcPr>
+            <w:tcW w:type="dxa" w:w="6552"/>
+          </w:tcPr>
+          <w:p>
+            <w:pPr>
+              <w:spacing w:after="40"/>
+            </w:pPr>
+            <w:r/>
+            <w:r>
+              <w:rPr>
+                <w:rFonts w:ascii="Times New Roman" w:hAnsi="Times New Roman"/>
+                <w:b w:val="0"/>
+                <w:i w:val="0"/>
+                <w:color w:val="333333"/>
+                <w:sz w:val="19"/>
+                <w:eastAsia w:val="微软雅黑"/>
+              </w:rPr>
+              <w:t>FapC 与 CsgA 混合种子在人源小胶质与脑类器官中把 Aβ 压成更小团块、诱发促炎表型，对旁观神经元产生毒性 [52]</w:t>
+            </w:r>
+          </w:p>
+        </w:tc>
+        <w:tc>
+          <w:tcPr>
+            <w:tcW w:type="dxa" w:w="1656"/>
+          </w:tcPr>
+          <w:p>
+            <w:pPr>
+              <w:spacing w:after="40"/>
+            </w:pPr>
+            <w:r/>
+            <w:r>
+              <w:rPr>
+                <w:rFonts w:ascii="Times New Roman" w:hAnsi="Times New Roman"/>
+                <w:b w:val="0"/>
+                <w:i w:val="0"/>
+                <w:color w:val="333333"/>
+                <w:sz w:val="19"/>
+                <w:eastAsia w:val="微软雅黑"/>
+              </w:rPr>
+              <w:t>[52]</w:t>
             </w:r>
           </w:p>
         </w:tc>
@@ -3222,7 +3863,7 @@
                 <w:sz w:val="19"/>
                 <w:eastAsia w:val="微软雅黑"/>
               </w:rPr>
-              <w:t>PAS 抑制剂丙锭可阻断 AChE 诱导的聚集，催化位点抑制剂无效；高负电荷密度使 Aβ 由 α-螺旋转向 β-发夹</w:t>
+              <w:t>PAS 抑制剂丙锭可阻断 AChE 诱导的聚集，催化位点抑制剂无效；高负电荷密度使 Aβ 由 α-螺旋转向 β-发夹——PAS 是可被候选肽介入的成核界面</w:t>
             </w:r>
           </w:p>
         </w:tc>
@@ -3336,7 +3977,7 @@
                 <w:sz w:val="19"/>
                 <w:eastAsia w:val="微软雅黑"/>
               </w:rPr>
-              <w:t>LL-37 与淀粉样肽</w:t>
+              <w:t>LL-37 与淀粉样肽（方向依赖）</w:t>
             </w:r>
           </w:p>
         </w:tc>
@@ -3404,7 +4045,7 @@
                 <w:sz w:val="19"/>
                 <w:eastAsia w:val="微软雅黑"/>
               </w:rPr>
-              <w:t>抗菌肽类分子与 Aβ42</w:t>
+              <w:t>抗菌肽类分子与 Aβ42（反例）</w:t>
             </w:r>
           </w:p>
         </w:tc>
@@ -3472,7 +4113,7 @@
                 <w:sz w:val="19"/>
                 <w:eastAsia w:val="微软雅黑"/>
               </w:rPr>
-              <w:t>短肽抑制剂的筛选</w:t>
+              <w:t>短肽抑制剂的筛选（反例）</w:t>
             </w:r>
           </w:p>
         </w:tc>
@@ -3589,6 +4230,74 @@
           </w:p>
         </w:tc>
       </w:tr>
+      <w:tr>
+        <w:tc>
+          <w:tcPr>
+            <w:tcW w:type="dxa" w:w="3384"/>
+          </w:tcPr>
+          <w:p>
+            <w:pPr>
+              <w:spacing w:after="40"/>
+            </w:pPr>
+            <w:r/>
+            <w:r>
+              <w:rPr>
+                <w:rFonts w:ascii="Times New Roman" w:hAnsi="Times New Roman"/>
+                <w:b w:val="0"/>
+                <w:i w:val="0"/>
+                <w:color w:val="111111"/>
+                <w:sz w:val="19"/>
+                <w:eastAsia w:val="微软雅黑"/>
+              </w:rPr>
+              <w:t>本课题的动力学验证设计（致病方向）</w:t>
+            </w:r>
+          </w:p>
+        </w:tc>
+        <w:tc>
+          <w:tcPr>
+            <w:tcW w:type="dxa" w:w="6552"/>
+          </w:tcPr>
+          <w:p>
+            <w:pPr>
+              <w:spacing w:after="40"/>
+            </w:pPr>
+            <w:r/>
+            <w:r>
+              <w:rPr>
+                <w:rFonts w:ascii="Times New Roman" w:hAnsi="Times New Roman"/>
+                <w:b w:val="0"/>
+                <w:i w:val="0"/>
+                <w:color w:val="333333"/>
+                <w:sz w:val="19"/>
+                <w:eastAsia w:val="微软雅黑"/>
+              </w:rPr>
+              <w:t>对接 + 动力学考察候选肽在 AChE–Aβ 界面（PAS 与 344—361 区段）与 Aβ 淀粉样生成区的结合模式、MM-PBSA 结合自由能、β-折叠含量、D23—K28 盐桥与氢键网络、纤维延伸面的结合方式；输出“是否促进成核与聚集”的优先序，再对优先候选肽做 ThT 聚集动力学、电镜形态与细胞毒性/炎症因子验证</w:t>
+            </w:r>
+          </w:p>
+        </w:tc>
+        <w:tc>
+          <w:tcPr>
+            <w:tcW w:type="dxa" w:w="1656"/>
+          </w:tcPr>
+          <w:p>
+            <w:pPr>
+              <w:spacing w:after="40"/>
+            </w:pPr>
+            <w:r/>
+            <w:r>
+              <w:rPr>
+                <w:rFonts w:ascii="Times New Roman" w:hAnsi="Times New Roman"/>
+                <w:b w:val="0"/>
+                <w:i w:val="0"/>
+                <w:color w:val="333333"/>
+                <w:sz w:val="19"/>
+                <w:eastAsia w:val="微软雅黑"/>
+              </w:rPr>
+              <w:t>本课题</w:t>
+            </w:r>
+          </w:p>
+        </w:tc>
+      </w:tr>
     </w:tbl>
     <w:p>
       <w:pPr>
@@ -3610,7 +4319,7 @@
           <w:sz w:val="28"/>
           <w:eastAsia w:val="微软雅黑"/>
         </w:rPr>
-        <w:t>五、分子机制（二）：抗菌肽与 Aβ 的交叉成核</w:t>
+        <w:t>五、分子机制（二）：抗菌肽与 Aβ 的交叉成核（致病方向的分子基础）</w:t>
       </w:r>
     </w:p>
     <w:p>
@@ -3661,7 +4370,7 @@
           <w:sz w:val="22"/>
           <w:eastAsia w:val="微软雅黑"/>
         </w:rPr>
-        <w:t>表面催化——解释了文献中相互矛盾的结果 [36]。分子模拟层面的证据已经落到具体残基与能量：</w:t>
+        <w:t>表面催化——解释了文献中相互矛盾的结果 [36]。对本课题而言，关键在于“加速”那一侧已有微生物来源的</w:t>
       </w:r>
     </w:p>
     <w:p>
@@ -3678,7 +4387,75 @@
           <w:sz w:val="22"/>
           <w:eastAsia w:val="微软雅黑"/>
         </w:rPr>
-        <w:t>AChE–Aβ 复合物 1 μs 稳定、Aβ 停留 344—361 [31]；AChE 疏水基序可掺入生长中的纤维 [32]；</w:t>
+        <w:t>直接先例：FapC 与 CsgA 种子可催化 Aβ 纤维化并在动物模型中加重病理 [47][48]，LPS 缩短成核滞后期 [49]，</w:t>
+      </w:r>
+    </w:p>
+    <w:p>
+      <w:pPr>
+        <w:spacing w:before="0" w:after="120" w:line="324" w:lineRule="auto"/>
+        <w:jc w:val="left"/>
+      </w:pPr>
+      <w:r>
+        <w:rPr>
+          <w:rFonts w:ascii="Times New Roman" w:hAnsi="Times New Roman"/>
+          <w:b w:val="0"/>
+          <w:i w:val="0"/>
+          <w:color w:val="333333"/>
+          <w:sz w:val="22"/>
+          <w:eastAsia w:val="微软雅黑"/>
+        </w:rPr>
+        <w:t>菌群产生的生物膜相关淀粉样蛋白在 AD/PD 患者中更丰富并参与 Aβ 成核 [58]——候选抗菌肽与它们同属</w:t>
+      </w:r>
+    </w:p>
+    <w:p>
+      <w:pPr>
+        <w:spacing w:before="0" w:after="120" w:line="324" w:lineRule="auto"/>
+        <w:jc w:val="left"/>
+      </w:pPr>
+      <w:r>
+        <w:rPr>
+          <w:rFonts w:ascii="Times New Roman" w:hAnsi="Times New Roman"/>
+          <w:b w:val="0"/>
+          <w:i w:val="0"/>
+          <w:color w:val="333333"/>
+          <w:sz w:val="22"/>
+          <w:eastAsia w:val="微软雅黑"/>
+        </w:rPr>
+        <w:t>微生物来源、同为 β-折叠结构，因此“促进成核与聚集”是必须优先排除或确认的方向。</w:t>
+      </w:r>
+    </w:p>
+    <w:p>
+      <w:pPr>
+        <w:spacing w:before="0" w:after="120" w:line="324" w:lineRule="auto"/>
+        <w:jc w:val="left"/>
+      </w:pPr>
+      <w:r>
+        <w:rPr>
+          <w:rFonts w:ascii="Times New Roman" w:hAnsi="Times New Roman"/>
+          <w:b w:val="0"/>
+          <w:i w:val="0"/>
+          <w:color w:val="333333"/>
+          <w:sz w:val="22"/>
+          <w:eastAsia w:val="微软雅黑"/>
+        </w:rPr>
+        <w:t>分子模拟层面的证据已经落到具体残基与能量：AChE–Aβ 复合物 1 μs 稳定、Aβ 停留 344—361 [31]；</w:t>
+      </w:r>
+    </w:p>
+    <w:p>
+      <w:pPr>
+        <w:spacing w:before="0" w:after="120" w:line="324" w:lineRule="auto"/>
+        <w:jc w:val="left"/>
+      </w:pPr>
+      <w:r>
+        <w:rPr>
+          <w:rFonts w:ascii="Times New Roman" w:hAnsi="Times New Roman"/>
+          <w:b w:val="0"/>
+          <w:i w:val="0"/>
+          <w:color w:val="333333"/>
+          <w:sz w:val="22"/>
+          <w:eastAsia w:val="微软雅黑"/>
+        </w:rPr>
+        <w:t>AChE 疏水基序可掺入生长中的纤维 [32]；</w:t>
       </w:r>
     </w:p>
     <w:p>
@@ -3820,7 +4597,7 @@
           <w:sz w:val="22"/>
           <w:eastAsia w:val="微软雅黑"/>
         </w:rPr>
-        <w:t>用对接与动力学可以给出优先序，再用抑菌实验与酶活实验验证。理论上，同一条肽也可能同时具有抗菌活性与</w:t>
+        <w:t>用对接与动力学按致病方向给出优先序（是否促进成核、是否把产物推向更毒的寡聚体），再用 ThT 聚集动力学、</w:t>
       </w:r>
     </w:p>
     <w:p>
@@ -3837,7 +4614,24 @@
           <w:sz w:val="22"/>
           <w:eastAsia w:val="微软雅黑"/>
         </w:rPr>
-        <w:t>调节聚集的能力，这正是“双功能肽”思路的来源 [36]。</w:t>
+        <w:t>电镜形态与细胞毒性实验验证；抑菌实验说明其本职活性，两条线并行、互不替代。理论上，同一条肽可以同时</w:t>
+      </w:r>
+    </w:p>
+    <w:p>
+      <w:pPr>
+        <w:spacing w:before="0" w:after="120" w:line="324" w:lineRule="auto"/>
+        <w:jc w:val="left"/>
+      </w:pPr>
+      <w:r>
+        <w:rPr>
+          <w:rFonts w:ascii="Times New Roman" w:hAnsi="Times New Roman"/>
+          <w:b w:val="0"/>
+          <w:i w:val="0"/>
+          <w:color w:val="333333"/>
+          <w:sz w:val="22"/>
+          <w:eastAsia w:val="微软雅黑"/>
+        </w:rPr>
+        <w:t>具有抗菌活性与促进聚集的能力——这正是“同一枚硬币的两面”的来源 [36][54]。</w:t>
       </w:r>
     </w:p>
     <w:p>
@@ -4432,7 +5226,53 @@
           <w:sz w:val="22"/>
           <w:eastAsia w:val="微软雅黑"/>
         </w:rPr>
-        <w:t>用“线索发现 / 假设提出 / 计算预测”，不用“证明 / 导致 / 因果”。</w:t>
+        <w:t>方向统一按致病写：机制与动力学说的是“候选抗菌肽是否促进 Aβ 成核与聚集、放大神经炎症，从而推动 AD”，</w:t>
+      </w:r>
+    </w:p>
+    <w:p>
+      <w:pPr>
+        <w:spacing w:before="0" w:after="120" w:line="324" w:lineRule="auto"/>
+        <w:jc w:val="left"/>
+      </w:pPr>
+      <w:r>
+        <w:rPr>
+          <w:rFonts w:ascii="Times New Roman" w:hAnsi="Times New Roman"/>
+          <w:b w:val="0"/>
+          <w:i w:val="0"/>
+          <w:color w:val="333333"/>
+          <w:sz w:val="22"/>
+          <w:eastAsia w:val="微软雅黑"/>
+        </w:rPr>
+        <w:t>以文献中的直接证据作支撑 [6][47][49][52]；抗菌活性只作为本职功能（第 6 问），不写成“抑制 AD”。</w:t>
+      </w:r>
+    </w:p>
+    <w:p>
+      <w:pPr>
+        <w:spacing w:before="0" w:after="60" w:line="312" w:lineRule="auto"/>
+        <w:ind w:left="360" w:hanging="230"/>
+        <w:jc w:val="left"/>
+      </w:pPr>
+      <w:r>
+        <w:rPr>
+          <w:rFonts w:ascii="Times New Roman" w:hAnsi="Times New Roman"/>
+          <w:b w:val="0"/>
+          <w:i w:val="0"/>
+          <w:color w:val="777777"/>
+          <w:sz w:val="22"/>
+          <w:eastAsia w:val="微软雅黑"/>
+        </w:rPr>
+        <w:t xml:space="preserve">· </w:t>
+      </w:r>
+      <w:r>
+        <w:rPr>
+          <w:rFonts w:ascii="Times New Roman" w:hAnsi="Times New Roman"/>
+          <w:b w:val="0"/>
+          <w:i w:val="0"/>
+          <w:color w:val="333333"/>
+          <w:sz w:val="22"/>
+          <w:eastAsia w:val="微软雅黑"/>
+        </w:rPr>
+        <w:t>强度分级表述：体内外实验说“已有证据”，对接与动力学结果说“计算预测 / 优先序”，不用“证明 / 已证明因果”。</w:t>
       </w:r>
     </w:p>
     <w:p>
@@ -4536,7 +5376,7 @@
           <w:sz w:val="22"/>
           <w:eastAsia w:val="微软雅黑"/>
         </w:rPr>
-        <w:t>问：抗菌肽既然能抗菌，为什么反而对 AD 不好？答：抗菌与致病并不矛盾，取决于浓度、聚集状态与部位；长期过量时经成核与炎症通路转向病理一侧 [6][36]。</w:t>
+        <w:t>问：抗菌肽既然能抗菌，为什么反而会推动 AD？答：抗菌与致病是两个作用面：肽以寡聚体形式存在时抗菌活性最强，而长期过量、发生聚集后转向病理一侧——FapC 与 CsgA 可加速 Aβ 纤维化并在动物模型中加重病理 [47][48]，LPS 促进斑块与 p-tau [49][50]，LL-37 与 Aβ 形成异源团簇并经 CLIC1 造成 AD 样病理 [6][53]。</w:t>
       </w:r>
     </w:p>
     <w:p>
@@ -4565,7 +5405,7 @@
           <w:sz w:val="22"/>
           <w:eastAsia w:val="微软雅黑"/>
         </w:rPr>
-        <w:t>问：为什么不直接做实验验证全部候选肽？答：候选数量多、合成成本高，先用计算给出优先序，再用代表性候选肽做抑菌与酶活实验。</w:t>
+        <w:t>问：你们的动力学为什么不做“抑制聚集”这一方向？答：本课题要验证的是筛选出的抗菌肽会不会推动 AD，所以动力学检验的是“是否促进成核与聚集、是否把产物推向更毒的寡聚体”；如果结果指向相反方向（例如 α-防御素那样的抑制 [56]），也会如实报告。</w:t>
       </w:r>
     </w:p>
     <w:p>
@@ -4594,7 +5434,7 @@
           <w:sz w:val="22"/>
           <w:eastAsia w:val="微软雅黑"/>
         </w:rPr>
-        <w:t>问：为什么用你导师给的这一篇 MD 论文作为机制参照？答：它把 Aβ 在 AChE 上的结合位点、停留区段与稳定性都算清楚了，而且指出 344—361 区段不受双位点抑制剂位阻，正好留出候选肽可以介入的界面 [31]。</w:t>
+        <w:t>问：为什么不直接做实验验证全部候选肽？答：候选数量多、合成成本高，先用计算给出优先序，再用代表性候选肽做 ThT 聚集动力学、电镜形态、细胞毒性与抑菌实验。</w:t>
       </w:r>
     </w:p>
     <w:p>
@@ -4623,7 +5463,36 @@
           <w:sz w:val="22"/>
           <w:eastAsia w:val="微软雅黑"/>
         </w:rPr>
-        <w:t>问：微生物源抗菌肽真的会参与宿主病理吗？答：目前是假设；本课题先给出阶段特异性的候选清单与可检验假设（H1—H3），再用实验验证。</w:t>
+        <w:t>问：为什么以这一篇 AChE–Aβ 复合物论文作为机制参照？答：它把 Aβ 在 AChE 上的结合位点、停留区段与稳定性都算清楚了，而且指出 344—361 区段不受双位点抑制剂位阻，正好留出候选肽可以介入的界面 [31]。</w:t>
+      </w:r>
+    </w:p>
+    <w:p>
+      <w:pPr>
+        <w:spacing w:before="0" w:after="60" w:line="312" w:lineRule="auto"/>
+        <w:ind w:left="360" w:hanging="230"/>
+        <w:jc w:val="left"/>
+      </w:pPr>
+      <w:r>
+        <w:rPr>
+          <w:rFonts w:ascii="Times New Roman" w:hAnsi="Times New Roman"/>
+          <w:b w:val="0"/>
+          <w:i w:val="0"/>
+          <w:color w:val="777777"/>
+          <w:sz w:val="22"/>
+          <w:eastAsia w:val="微软雅黑"/>
+        </w:rPr>
+        <w:t xml:space="preserve">· </w:t>
+      </w:r>
+      <w:r>
+        <w:rPr>
+          <w:rFonts w:ascii="Times New Roman" w:hAnsi="Times New Roman"/>
+          <w:b w:val="0"/>
+          <w:i w:val="0"/>
+          <w:color w:val="333333"/>
+          <w:sz w:val="22"/>
+          <w:eastAsia w:val="微软雅黑"/>
+        </w:rPr>
+        <w:t>问：微生物源抗菌肽真的会参与宿主病理吗？答：微生物来源的淀粉样蛋白与内毒素已有直接先例：FapC 与 CsgA 加速 Aβ 纤维化并在动物模型中加重病理 [47][48]，LPS 诱导斑块与 p-tau [49][50]，菌群来源的淀粉样蛋白在 AD/PD 患者中更丰富 [58]；到候选肽层面仍是假设，本课题先给出阶段特异性清单与按致病方向设计的可检验假设（H1—H3），再用实验验证。</w:t>
       </w:r>
     </w:p>
     <w:p>
@@ -6033,6 +6902,354 @@
           <w:eastAsia w:val="微软雅黑"/>
         </w:rPr>
         <w:t>Synergistic regulation of Alzheimer's disease and intestinal barrier: the LPS–TLR4/NF-κB axis. 2026. PMC13539905（菌群失衡 → 肠屏障通透性升高 → LPS 入血 → TLR4/NF-κB → Aβ 沉积的前馈环；IL-6/CRP 与临床分期相关）</w:t>
+      </w:r>
+    </w:p>
+    <w:p>
+      <w:pPr>
+        <w:spacing w:before="0" w:after="40" w:line="283" w:lineRule="auto"/>
+        <w:ind w:left="432" w:hanging="432"/>
+        <w:jc w:val="left"/>
+      </w:pPr>
+      <w:r>
+        <w:rPr>
+          <w:rFonts w:ascii="Times New Roman" w:hAnsi="Times New Roman"/>
+          <w:b/>
+          <w:i w:val="0"/>
+          <w:color w:val="111111"/>
+          <w:sz w:val="19"/>
+          <w:eastAsia w:val="微软雅黑"/>
+        </w:rPr>
+        <w:t xml:space="preserve">[47] </w:t>
+      </w:r>
+      <w:r>
+        <w:rPr>
+          <w:rFonts w:ascii="Times New Roman" w:hAnsi="Times New Roman"/>
+          <w:b w:val="0"/>
+          <w:i w:val="0"/>
+          <w:color w:val="333333"/>
+          <w:sz w:val="19"/>
+          <w:eastAsia w:val="微软雅黑"/>
+        </w:rPr>
+        <w:t>Javed I, Zhang Z, Adamcik J, et al. Accelerated amyloid beta pathogenesis by bacterial amyloid FapC. Adv Sci, 2020, 7(18): 2001299. doi:10.1002/advs.202001299（FapC 片段作为催化表面加速 Aβ 纤维化；斑马鱼幼虫与成鱼中加重 Aβ 沉积、突触丢失与行为损害；绿脓杆菌生物膜片段同样加速）</w:t>
+      </w:r>
+    </w:p>
+    <w:p>
+      <w:pPr>
+        <w:spacing w:before="0" w:after="40" w:line="283" w:lineRule="auto"/>
+        <w:ind w:left="432" w:hanging="432"/>
+        <w:jc w:val="left"/>
+      </w:pPr>
+      <w:r>
+        <w:rPr>
+          <w:rFonts w:ascii="Times New Roman" w:hAnsi="Times New Roman"/>
+          <w:b/>
+          <w:i w:val="0"/>
+          <w:color w:val="111111"/>
+          <w:sz w:val="19"/>
+          <w:eastAsia w:val="微软雅黑"/>
+        </w:rPr>
+        <w:t xml:space="preserve">[48] </w:t>
+      </w:r>
+      <w:r>
+        <w:rPr>
+          <w:rFonts w:ascii="Times New Roman" w:hAnsi="Times New Roman"/>
+          <w:b w:val="0"/>
+          <w:i w:val="0"/>
+          <w:color w:val="333333"/>
+          <w:sz w:val="19"/>
+          <w:eastAsia w:val="微软雅黑"/>
+        </w:rPr>
+        <w:t>Perov S, Lidor O, Salinas N, et al. Structural insights into curli CsgA cross-β fibril architecture inspire repurposing of anti-amyloid compounds as anti-biofilm agents. PLoS Pathog, 2019, 15(8): e1007978. doi:10.1371/journal.ppat.1007978（CsgA 的 steric zipper 与人类病理淀粉样纤维同构；CsgA 种子加速 Aβ1—40 纤维化）</w:t>
+      </w:r>
+    </w:p>
+    <w:p>
+      <w:pPr>
+        <w:spacing w:before="0" w:after="40" w:line="283" w:lineRule="auto"/>
+        <w:ind w:left="432" w:hanging="432"/>
+        <w:jc w:val="left"/>
+      </w:pPr>
+      <w:r>
+        <w:rPr>
+          <w:rFonts w:ascii="Times New Roman" w:hAnsi="Times New Roman"/>
+          <w:b/>
+          <w:i w:val="0"/>
+          <w:color w:val="111111"/>
+          <w:sz w:val="19"/>
+          <w:eastAsia w:val="微软雅黑"/>
+        </w:rPr>
+        <w:t xml:space="preserve">[49] </w:t>
+      </w:r>
+      <w:r>
+        <w:rPr>
+          <w:rFonts w:ascii="Times New Roman" w:hAnsi="Times New Roman"/>
+          <w:b w:val="0"/>
+          <w:i w:val="0"/>
+          <w:color w:val="333333"/>
+          <w:sz w:val="19"/>
+          <w:eastAsia w:val="微软雅黑"/>
+        </w:rPr>
+        <w:t>Asti A, Gioglio L. Can a bacterial endotoxin be a key factor in the kinetics of amyloid fibril formation? J Alzheimers Dis, 2014, 39(1): 169-179. doi:10.3233/JAD-131394（内毒素 LPS 缩短成核滞后期、加速 Aβ 纤维化，被视为纤维化的促进因子）</w:t>
+      </w:r>
+    </w:p>
+    <w:p>
+      <w:pPr>
+        <w:spacing w:before="0" w:after="40" w:line="283" w:lineRule="auto"/>
+        <w:ind w:left="432" w:hanging="432"/>
+        <w:jc w:val="left"/>
+      </w:pPr>
+      <w:r>
+        <w:rPr>
+          <w:rFonts w:ascii="Times New Roman" w:hAnsi="Times New Roman"/>
+          <w:b/>
+          <w:i w:val="0"/>
+          <w:color w:val="111111"/>
+          <w:sz w:val="19"/>
+          <w:eastAsia w:val="微软雅黑"/>
+        </w:rPr>
+        <w:t xml:space="preserve">[50] </w:t>
+      </w:r>
+      <w:r>
+        <w:rPr>
+          <w:rFonts w:ascii="Times New Roman" w:hAnsi="Times New Roman"/>
+          <w:b w:val="0"/>
+          <w:i w:val="0"/>
+          <w:color w:val="333333"/>
+          <w:sz w:val="19"/>
+          <w:eastAsia w:val="微软雅黑"/>
+        </w:rPr>
+        <w:t>Wang LM, Wu Q, Kirk RA, et al. Lipopolysaccharide endotoxemia induces amyloid-β and p-tau formation in the rat brain. Am J Nucl Med Mol Imaging, 2018, 8(2): 86-99（单次腹腔注射 LPS 后大鼠脑内可溶性 Aβ 升高，皮层 Aβ 斑块与 p-tau 在 7—9 天内进行性增加，对照组无斑块）</w:t>
+      </w:r>
+    </w:p>
+    <w:p>
+      <w:pPr>
+        <w:spacing w:before="0" w:after="40" w:line="283" w:lineRule="auto"/>
+        <w:ind w:left="432" w:hanging="432"/>
+        <w:jc w:val="left"/>
+      </w:pPr>
+      <w:r>
+        <w:rPr>
+          <w:rFonts w:ascii="Times New Roman" w:hAnsi="Times New Roman"/>
+          <w:b/>
+          <w:i w:val="0"/>
+          <w:color w:val="111111"/>
+          <w:sz w:val="19"/>
+          <w:eastAsia w:val="微软雅黑"/>
+        </w:rPr>
+        <w:t xml:space="preserve">[51] </w:t>
+      </w:r>
+      <w:r>
+        <w:rPr>
+          <w:rFonts w:ascii="Times New Roman" w:hAnsi="Times New Roman"/>
+          <w:b w:val="0"/>
+          <w:i w:val="0"/>
+          <w:color w:val="333333"/>
+          <w:sz w:val="19"/>
+          <w:eastAsia w:val="微软雅黑"/>
+        </w:rPr>
+        <w:t>Bacterial amyloid curli associated gut epithelial neuroendocrine activation predominantly observed in Alzheimer's disease mice with central amyloid-β pathology. J Alzheimers Dis, 2022, 88(1): 191-205. doi:10.3233/JAD-220106（Tg-AD 小鼠肠内 curli 与 TLR2 升高、与神经内分泌标志物 PGP9.5 共定位并伴迷走神经激活，构成肠—迷走—脑通路）</w:t>
+      </w:r>
+    </w:p>
+    <w:p>
+      <w:pPr>
+        <w:spacing w:before="0" w:after="40" w:line="283" w:lineRule="auto"/>
+        <w:ind w:left="432" w:hanging="432"/>
+        <w:jc w:val="left"/>
+      </w:pPr>
+      <w:r>
+        <w:rPr>
+          <w:rFonts w:ascii="Times New Roman" w:hAnsi="Times New Roman"/>
+          <w:b/>
+          <w:i w:val="0"/>
+          <w:color w:val="111111"/>
+          <w:sz w:val="19"/>
+          <w:eastAsia w:val="微软雅黑"/>
+        </w:rPr>
+        <w:t xml:space="preserve">[52] </w:t>
+      </w:r>
+      <w:r>
+        <w:rPr>
+          <w:rFonts w:ascii="Times New Roman" w:hAnsi="Times New Roman"/>
+          <w:b w:val="0"/>
+          <w:i w:val="0"/>
+          <w:color w:val="333333"/>
+          <w:sz w:val="19"/>
+          <w:eastAsia w:val="微软雅黑"/>
+        </w:rPr>
+        <w:t>Forgham H, Albornoz EA, Pietrogrande G, et al. Gut-bacterial amyloids can prime microglia against endogenous amyloid-β and mediate neuroinflammation in Alzheimer's disease. npj Dementia, 2026, 2: 59. doi:10.1038/s44400-026-00122-7（FapC 与 CsgA 混合种子在人源小胶质、干细胞脑类器官与斑马鱼模型中把 Aβ 压实成更小团块、诱发促炎表型，对旁观神经元产生毒性）</w:t>
+      </w:r>
+    </w:p>
+    <w:p>
+      <w:pPr>
+        <w:spacing w:before="0" w:after="40" w:line="283" w:lineRule="auto"/>
+        <w:ind w:left="432" w:hanging="432"/>
+        <w:jc w:val="left"/>
+      </w:pPr>
+      <w:r>
+        <w:rPr>
+          <w:rFonts w:ascii="Times New Roman" w:hAnsi="Times New Roman"/>
+          <w:b/>
+          <w:i w:val="0"/>
+          <w:color w:val="111111"/>
+          <w:sz w:val="19"/>
+          <w:eastAsia w:val="微软雅黑"/>
+        </w:rPr>
+        <w:t xml:space="preserve">[53] </w:t>
+      </w:r>
+      <w:r>
+        <w:rPr>
+          <w:rFonts w:ascii="Times New Roman" w:hAnsi="Times New Roman"/>
+          <w:b w:val="0"/>
+          <w:i w:val="0"/>
+          <w:color w:val="333333"/>
+          <w:sz w:val="19"/>
+          <w:eastAsia w:val="微软雅黑"/>
+        </w:rPr>
+        <w:t>Wang X, Österlund N, Pereira Curia G, et al. LL-37 and its truncated fragments modulate amyloid-β dynamics, aggregation and toxicity through hetero-oligomer and cluster formation. Angew Chem Int Ed, 2025, 64(43): e202516241. doi:10.1002/anie.202516241（PMID: 40916348；LL-37 及其片段与 Aβ40 形成异源寡聚体与纳米/微米团簇，在抑制纤维的同时生成毒性更强的聚集体）</w:t>
+      </w:r>
+    </w:p>
+    <w:p>
+      <w:pPr>
+        <w:spacing w:before="0" w:after="40" w:line="283" w:lineRule="auto"/>
+        <w:ind w:left="432" w:hanging="432"/>
+        <w:jc w:val="left"/>
+      </w:pPr>
+      <w:r>
+        <w:rPr>
+          <w:rFonts w:ascii="Times New Roman" w:hAnsi="Times New Roman"/>
+          <w:b/>
+          <w:i w:val="0"/>
+          <w:color w:val="111111"/>
+          <w:sz w:val="19"/>
+          <w:eastAsia w:val="微软雅黑"/>
+        </w:rPr>
+        <w:t xml:space="preserve">[54] </w:t>
+      </w:r>
+      <w:r>
+        <w:rPr>
+          <w:rFonts w:ascii="Times New Roman" w:hAnsi="Times New Roman"/>
+          <w:b w:val="0"/>
+          <w:i w:val="0"/>
+          <w:color w:val="333333"/>
+          <w:sz w:val="19"/>
+          <w:eastAsia w:val="微软雅黑"/>
+        </w:rPr>
+        <w:t>Asti AL. β-Amyloid (Aβ) and human cathelicidin LL-37: two sides of the same coin? Int J Mol Sci, 2026, 27(12): 5460. doi:10.3390/ijms27125460（综述：LL-37 在炎症条件下上调并结合 Aβ 调节其聚集动力学；LPS 作为异源成核的促进因子，与 LL-37 共同把过程推向致病一侧）</w:t>
+      </w:r>
+    </w:p>
+    <w:p>
+      <w:pPr>
+        <w:spacing w:before="0" w:after="40" w:line="283" w:lineRule="auto"/>
+        <w:ind w:left="432" w:hanging="432"/>
+        <w:jc w:val="left"/>
+      </w:pPr>
+      <w:r>
+        <w:rPr>
+          <w:rFonts w:ascii="Times New Roman" w:hAnsi="Times New Roman"/>
+          <w:b/>
+          <w:i w:val="0"/>
+          <w:color w:val="111111"/>
+          <w:sz w:val="19"/>
+          <w:eastAsia w:val="微软雅黑"/>
+        </w:rPr>
+        <w:t xml:space="preserve">[55] </w:t>
+      </w:r>
+      <w:r>
+        <w:rPr>
+          <w:rFonts w:ascii="Times New Roman" w:hAnsi="Times New Roman"/>
+          <w:b w:val="0"/>
+          <w:i w:val="0"/>
+          <w:color w:val="333333"/>
+          <w:sz w:val="19"/>
+          <w:eastAsia w:val="微软雅黑"/>
+        </w:rPr>
+        <w:t>Szekeres M, Ivitz E, Datki Z, et al. Relevance of defensin β-2 and α defensins (HNP1-3) in Alzheimer's disease. Psychiatry Res, 2016, 239: 342-345. doi:10.1016/j.psychres.2016.03.045（PMID: 27082275；AD 患者 DEFB4 拷贝数更高，hBD-2 与HNP1-3 在血清与脑脊液中显著升高，作者据此提出防御素可能参与 AD 的发生）</w:t>
+      </w:r>
+    </w:p>
+    <w:p>
+      <w:pPr>
+        <w:spacing w:before="0" w:after="40" w:line="283" w:lineRule="auto"/>
+        <w:ind w:left="432" w:hanging="432"/>
+        <w:jc w:val="left"/>
+      </w:pPr>
+      <w:r>
+        <w:rPr>
+          <w:rFonts w:ascii="Times New Roman" w:hAnsi="Times New Roman"/>
+          <w:b/>
+          <w:i w:val="0"/>
+          <w:color w:val="111111"/>
+          <w:sz w:val="19"/>
+          <w:eastAsia w:val="微软雅黑"/>
+        </w:rPr>
+        <w:t xml:space="preserve">[56] </w:t>
+      </w:r>
+      <w:r>
+        <w:rPr>
+          <w:rFonts w:ascii="Times New Roman" w:hAnsi="Times New Roman"/>
+          <w:b w:val="0"/>
+          <w:i w:val="0"/>
+          <w:color w:val="333333"/>
+          <w:sz w:val="19"/>
+          <w:eastAsia w:val="微软雅黑"/>
+        </w:rPr>
+        <w:t>Zhang Y, Liu Y, Tang Y, et al. Antimicrobial α-defensins as multi-target inhibitors against amyloid formation and microbial infection. Chem Sci, 2021, 12(26): 9124-9139. doi:10.1039/D1SC01133B（反向证据：HNP-1 与 NP-3A 在等摩尔比下完全抑制 Aβ 纤维化，说明同为防御素方向并不一致，写入边界）</w:t>
+      </w:r>
+    </w:p>
+    <w:p>
+      <w:pPr>
+        <w:spacing w:before="0" w:after="40" w:line="283" w:lineRule="auto"/>
+        <w:ind w:left="432" w:hanging="432"/>
+        <w:jc w:val="left"/>
+      </w:pPr>
+      <w:r>
+        <w:rPr>
+          <w:rFonts w:ascii="Times New Roman" w:hAnsi="Times New Roman"/>
+          <w:b/>
+          <w:i w:val="0"/>
+          <w:color w:val="111111"/>
+          <w:sz w:val="19"/>
+          <w:eastAsia w:val="微软雅黑"/>
+        </w:rPr>
+        <w:t xml:space="preserve">[57] </w:t>
+      </w:r>
+      <w:r>
+        <w:rPr>
+          <w:rFonts w:ascii="Times New Roman" w:hAnsi="Times New Roman"/>
+          <w:b w:val="0"/>
+          <w:i w:val="0"/>
+          <w:color w:val="333333"/>
+          <w:sz w:val="19"/>
+          <w:eastAsia w:val="微软雅黑"/>
+        </w:rPr>
+        <w:t>De Lorenzi E, Chiari M, Colombo R, et al. Evidence that the human innate immune peptide LL-37 may be a binding partner of amyloid-β and inhibitor of fibril assembly. J Alzheimers Dis, 2017, 59(4): 1213-1226. doi:10.3233/JAD-170223（体系依赖：LL-37 抑制长纤维形成，但把 Aβ42 的平衡推向低分子量寡聚体，并在该体系中降低微胶质介导的毒性）</w:t>
+      </w:r>
+    </w:p>
+    <w:p>
+      <w:pPr>
+        <w:spacing w:before="0" w:after="40" w:line="283" w:lineRule="auto"/>
+        <w:ind w:left="432" w:hanging="432"/>
+        <w:jc w:val="left"/>
+      </w:pPr>
+      <w:r>
+        <w:rPr>
+          <w:rFonts w:ascii="Times New Roman" w:hAnsi="Times New Roman"/>
+          <w:b/>
+          <w:i w:val="0"/>
+          <w:color w:val="111111"/>
+          <w:sz w:val="19"/>
+          <w:eastAsia w:val="微软雅黑"/>
+        </w:rPr>
+        <w:t xml:space="preserve">[58] </w:t>
+      </w:r>
+      <w:r>
+        <w:rPr>
+          <w:rFonts w:ascii="Times New Roman" w:hAnsi="Times New Roman"/>
+          <w:b w:val="0"/>
+          <w:i w:val="0"/>
+          <w:color w:val="333333"/>
+          <w:sz w:val="19"/>
+          <w:eastAsia w:val="微软雅黑"/>
+        </w:rPr>
+        <w:t>Fernández-Calvet A, Matilla-Cuenca L, Izco M, et al. Gut microbiota produces biofilm-associated amyloids with potential for neurodegeneration. Nat Commun, 2024, 15: 4150. doi:10.1038/s41467-024-48309-x（人粪便来源的生物膜相关淀粉样蛋白在 AD/PD 患者中更丰富，可交叉成核 αSyn，并在体外参与 Aβ 的成核）</w:t>
       </w:r>
     </w:p>
     <w:sectPr>

--- a/deliverable/抗菌肽与AD关联机制说明.docx
+++ b/deliverable/抗菌肽与AD关联机制说明.docx
@@ -228,7 +228,7 @@
           <w:sz w:val="22"/>
           <w:eastAsia w:val="微软雅黑"/>
         </w:rPr>
-        <w:t>中间两环属于计算方法能够给出答案的部分：抗菌活性可以从宏基因组序列预测，AD 组特有的抗菌肽随病程阶段变化。</w:t>
+        <w:t>中间两环属于计算方法能够给出答案的部分：抗菌活性可以从宏基因组序列预测，AD 组特异（AD 特异性特有）的抗菌肽随病程阶段变化。</w:t>
       </w:r>
     </w:p>
     <w:p>
@@ -319,7 +319,7 @@
           <w:sz w:val="19"/>
           <w:eastAsia w:val="微软雅黑"/>
         </w:rPr>
-        <w:t>图 1　抗菌肽与 AD 关联的七环逻辑链（颜色表示证据强度：蓝=已有实验/临床证据，绿=计算可给出候选与优先序，橙=本课题要回答/需验证）</w:t>
+        <w:t>图 1　抗菌肽与 AD 关联的七环逻辑链（颜色表示证据强度：蓝=已有实验/临床证据，绿=计算与文献比对可给出关联线索，橙=本课题要回答/需验证）</w:t>
       </w:r>
     </w:p>
     <w:p>
@@ -964,7 +964,7 @@
           <w:sz w:val="25"/>
           <w:eastAsia w:val="微软雅黑"/>
         </w:rPr>
-        <w:t>4. AD 组特有抗菌肽为什么能与 AD 关联？</w:t>
+        <w:t>4. AD 特异性特有抗菌肽为什么能与 AD 关联？</w:t>
       </w:r>
     </w:p>
     <w:p>
@@ -992,7 +992,7 @@
           <w:sz w:val="22"/>
           <w:eastAsia w:val="微软雅黑"/>
         </w:rPr>
-        <w:t>肠道菌群本身随认知阶段呈梯度变化，同一队列内不同阶段的菌群组成不同，</w:t>
+        <w:t>肠道菌群本身随认知阶段呈梯度变化，AD 组的菌群组成与参照组不同，且物种层面的特征可以区分 AD；</w:t>
       </w:r>
     </w:p>
     <w:p>
@@ -1009,7 +1009,24 @@
           <w:sz w:val="22"/>
           <w:eastAsia w:val="微软雅黑"/>
         </w:rPr>
-        <w:t>由这些菌群编码的抗菌肽自然会出现阶段特异性的组成差异——这是“阶段特有肽”的生物学基础。</w:t>
+        <w:t>由这些菌群编码的抗菌肽因此会出现“只在 AD 组出现”的组成差异——这是 AD 特异性特有肽的生物学基础。</w:t>
+      </w:r>
+    </w:p>
+    <w:p>
+      <w:pPr>
+        <w:spacing w:before="0" w:after="120" w:line="324" w:lineRule="auto"/>
+        <w:jc w:val="left"/>
+      </w:pPr>
+      <w:r>
+        <w:rPr>
+          <w:rFonts w:ascii="Times New Roman" w:hAnsi="Times New Roman"/>
+          <w:b w:val="0"/>
+          <w:i w:val="0"/>
+          <w:color w:val="333333"/>
+          <w:sz w:val="22"/>
+          <w:eastAsia w:val="微软雅黑"/>
+        </w:rPr>
+        <w:t>本课题要筛的正是这一类肽，而不是健康人群特有的肽。</w:t>
       </w:r>
     </w:p>
     <w:p>
@@ -1118,19 +1135,20 @@
     </w:p>
     <w:p>
       <w:pPr>
-        <w:spacing w:before="40" w:after="80" w:line="324" w:lineRule="auto"/>
+        <w:spacing w:before="0" w:after="60" w:line="312" w:lineRule="auto"/>
+        <w:ind w:left="360" w:hanging="230"/>
         <w:jc w:val="left"/>
       </w:pPr>
       <w:r>
         <w:rPr>
           <w:rFonts w:ascii="Times New Roman" w:hAnsi="Times New Roman"/>
-          <w:b/>
-          <w:i w:val="0"/>
-          <w:color w:val="B03A2E"/>
+          <w:b w:val="0"/>
+          <w:i w:val="0"/>
+          <w:color w:val="777777"/>
           <w:sz w:val="22"/>
           <w:eastAsia w:val="微软雅黑"/>
         </w:rPr>
-        <w:t>边界：</w:t>
+        <w:t xml:space="preserve">· </w:t>
       </w:r>
       <w:r>
         <w:rPr>
@@ -1141,7 +1159,75 @@
           <w:sz w:val="22"/>
           <w:eastAsia w:val="微软雅黑"/>
         </w:rPr>
-        <w:t>“阶段特有肽”目前是计算层面的产物，其生物学功能需要表达证据与实验支持；本课题以宏蛋白组表达证据二次去重来降低假阳性。</w:t>
+        <w:t>多组学分析显示 AD 组富集 *Akkermansia massiliensis*、*Alistipes onderdonkii* 等菌种，物种层面的特征</w:t>
+      </w:r>
+    </w:p>
+    <w:p>
+      <w:pPr>
+        <w:spacing w:before="0" w:after="120" w:line="324" w:lineRule="auto"/>
+        <w:jc w:val="left"/>
+      </w:pPr>
+      <w:r>
+        <w:rPr>
+          <w:rFonts w:ascii="Times New Roman" w:hAnsi="Times New Roman"/>
+          <w:b w:val="0"/>
+          <w:i w:val="0"/>
+          <w:color w:val="333333"/>
+          <w:sz w:val="22"/>
+          <w:eastAsia w:val="微软雅黑"/>
+        </w:rPr>
+        <w:t>可区分 AD，且与 MMSE 评分负相关 [59]；16S 元分析显示 AD 谱系有 12 个属显著改变，可作为 AD 相关的菌群特征 [60]。</w:t>
+      </w:r>
+    </w:p>
+    <w:p>
+      <w:pPr>
+        <w:spacing w:before="0" w:after="120" w:line="324" w:lineRule="auto"/>
+        <w:jc w:val="left"/>
+      </w:pPr>
+      <w:r>
+        <w:rPr>
+          <w:rFonts w:ascii="Times New Roman" w:hAnsi="Times New Roman"/>
+          <w:b w:val="0"/>
+          <w:i w:val="0"/>
+          <w:color w:val="333333"/>
+          <w:sz w:val="22"/>
+          <w:eastAsia w:val="微软雅黑"/>
+        </w:rPr>
+        <w:t>边界有两点：① 公开文献里目前没有“AD 组特有抗菌肽”的直接报道——菌群层面的 AD 组特异特征有依据（[59][60]），</w:t>
+      </w:r>
+    </w:p>
+    <w:p>
+      <w:pPr>
+        <w:spacing w:before="0" w:after="120" w:line="324" w:lineRule="auto"/>
+        <w:jc w:val="left"/>
+      </w:pPr>
+      <w:r>
+        <w:rPr>
+          <w:rFonts w:ascii="Times New Roman" w:hAnsi="Times New Roman"/>
+          <w:b w:val="0"/>
+          <w:i w:val="0"/>
+          <w:color w:val="333333"/>
+          <w:sz w:val="22"/>
+          <w:eastAsia w:val="微软雅黑"/>
+        </w:rPr>
+        <w:t>肽层面只有阶段差异与宿主抗菌肽升高；因此 AD 特异性特有肽的判定是本课题的计算结果，必须由表达证据与实验支持。</w:t>
+      </w:r>
+    </w:p>
+    <w:p>
+      <w:pPr>
+        <w:spacing w:before="0" w:after="120" w:line="324" w:lineRule="auto"/>
+        <w:jc w:val="left"/>
+      </w:pPr>
+      <w:r>
+        <w:rPr>
+          <w:rFonts w:ascii="Times New Roman" w:hAnsi="Times New Roman"/>
+          <w:b w:val="0"/>
+          <w:i w:val="0"/>
+          <w:color w:val="333333"/>
+          <w:sz w:val="22"/>
+          <w:eastAsia w:val="微软雅黑"/>
+        </w:rPr>
+        <w:t>② 判定属于计算层面产物，本课题以宏蛋白组表达证据二次去重来降低假阳性。</w:t>
       </w:r>
     </w:p>
     <w:p>
@@ -3243,7 +3329,7 @@
           <w:sz w:val="22"/>
           <w:eastAsia w:val="微软雅黑"/>
         </w:rPr>
-        <w:t>验证路径是先用对接与动力学给出“促进成核与聚集”的优先序，再用 ThT 聚集动力学、电镜形态与细胞毒性</w:t>
+        <w:t>验证路径是先用对接与动力学判断 AD 特异性特有肽与 AD 的关联方向（是否促进成核与聚集、是否把产物推向</w:t>
       </w:r>
     </w:p>
     <w:p>
@@ -3260,7 +3346,7 @@
           <w:sz w:val="22"/>
           <w:eastAsia w:val="微软雅黑"/>
         </w:rPr>
-        <w:t>实验给证据；抑菌实验作为本职功能的对照，与致病方向的验证并行。</w:t>
+        <w:t>更毒的寡聚体），再用 ThT 聚集动力学、电镜形态与细胞毒性实验给证据；抑菌实验作为本职功能的对照，与致病方向的验证并行。</w:t>
       </w:r>
     </w:p>
     <w:tbl>
@@ -4271,7 +4357,7 @@
                 <w:sz w:val="19"/>
                 <w:eastAsia w:val="微软雅黑"/>
               </w:rPr>
-              <w:t>对接 + 动力学考察候选肽在 AChE–Aβ 界面（PAS 与 344—361 区段）与 Aβ 淀粉样生成区的结合模式、MM-PBSA 结合自由能、β-折叠含量、D23—K28 盐桥与氢键网络、纤维延伸面的结合方式；输出“是否促进成核与聚集”的优先序，再对优先候选肽做 ThT 聚集动力学、电镜形态与细胞毒性/炎症因子验证</w:t>
+              <w:t>对接 + 动力学考察候选肽在 AChE–Aβ 界面（PAS 与 344—361 区段）与 Aβ 淀粉样生成区的结合模式、MM-PBSA 结合自由能、β-折叠含量、D23—K28 盐桥与氢键网络、纤维延伸面的结合方式；据此判断 AD 特异性特有肽与 AD 的关联方向（是否促进成核与聚集、是否把产物推向更毒的寡聚体），再对结果指向同一方向的候选肽做 ThT 聚集动力学、电镜形态与细胞毒性/炎症因子验证</w:t>
             </w:r>
           </w:p>
         </w:tc>
@@ -4597,7 +4683,7 @@
           <w:sz w:val="22"/>
           <w:eastAsia w:val="微软雅黑"/>
         </w:rPr>
-        <w:t>用对接与动力学按致病方向给出优先序（是否促进成核、是否把产物推向更毒的寡聚体），再用 ThT 聚集动力学、</w:t>
+        <w:t>用对接与动力学按致病方向判断关联方向（是否促进成核、是否把产物推向更毒的寡聚体），再用 ThT 聚集动力学、</w:t>
       </w:r>
     </w:p>
     <w:p>
@@ -5272,7 +5358,7 @@
           <w:sz w:val="22"/>
           <w:eastAsia w:val="微软雅黑"/>
         </w:rPr>
-        <w:t>强度分级表述：体内外实验说“已有证据”，对接与动力学结果说“计算预测 / 优先序”，不用“证明 / 已证明因果”。</w:t>
+        <w:t>强度分级表述：体内外实验说“已有证据”，对接与动力学结果说“计算预测 / 关联线索”，不用“证明 / 已证明因果”。</w:t>
       </w:r>
     </w:p>
     <w:p>
@@ -5434,7 +5520,7 @@
           <w:sz w:val="22"/>
           <w:eastAsia w:val="微软雅黑"/>
         </w:rPr>
-        <w:t>问：为什么不直接做实验验证全部候选肽？答：候选数量多、合成成本高，先用计算给出优先序，再用代表性候选肽做 ThT 聚集动力学、电镜形态、细胞毒性与抑菌实验。</w:t>
+        <w:t>问：为什么不直接做实验验证全部候选肽？答：候选数量多、合成成本高，先用计算判断候选肽与 Aβ/AChE 界面的关联方向，再挑方向一致的代表性 AD 特有肽做 ThT 聚集动力学、电镜形态、细胞毒性与抑菌实验。</w:t>
       </w:r>
     </w:p>
     <w:p>
@@ -7250,6 +7336,64 @@
           <w:eastAsia w:val="微软雅黑"/>
         </w:rPr>
         <w:t>Fernández-Calvet A, Matilla-Cuenca L, Izco M, et al. Gut microbiota produces biofilm-associated amyloids with potential for neurodegeneration. Nat Commun, 2024, 15: 4150. doi:10.1038/s41467-024-48309-x（人粪便来源的生物膜相关淀粉样蛋白在 AD/PD 患者中更丰富，可交叉成核 αSyn，并在体外参与 Aβ 的成核）</w:t>
+      </w:r>
+    </w:p>
+    <w:p>
+      <w:pPr>
+        <w:spacing w:before="0" w:after="40" w:line="283" w:lineRule="auto"/>
+        <w:ind w:left="432" w:hanging="432"/>
+        <w:jc w:val="left"/>
+      </w:pPr>
+      <w:r>
+        <w:rPr>
+          <w:rFonts w:ascii="Times New Roman" w:hAnsi="Times New Roman"/>
+          <w:b/>
+          <w:i w:val="0"/>
+          <w:color w:val="111111"/>
+          <w:sz w:val="19"/>
+          <w:eastAsia w:val="微软雅黑"/>
+        </w:rPr>
+        <w:t xml:space="preserve">[59] </w:t>
+      </w:r>
+      <w:r>
+        <w:rPr>
+          <w:rFonts w:ascii="Times New Roman" w:hAnsi="Times New Roman"/>
+          <w:b w:val="0"/>
+          <w:i w:val="0"/>
+          <w:color w:val="333333"/>
+          <w:sz w:val="19"/>
+          <w:eastAsia w:val="微软雅黑"/>
+        </w:rPr>
+        <w:t>Zhao Z, Zhao F, Zhang M, et al. Multi-omics profiling reveals gut microbiome signatures associated with cognitive decline in Alzheimer's disease. iScience, 2026, 29(8): 116622. doi:10.1016/j.isci.2026.116622（宏基因组 + 代谢组：AD 组富集 Akkermansia massiliensis、Alistipes onderdonkii、Barnesiella intestinihominis 等菌种，物种层面的特征可区分 AD 且与 MMSE 负相关——说明“AD 组特异”的微生物特征在物种层面可以被识别）</w:t>
+      </w:r>
+    </w:p>
+    <w:p>
+      <w:pPr>
+        <w:spacing w:before="0" w:after="40" w:line="283" w:lineRule="auto"/>
+        <w:ind w:left="432" w:hanging="432"/>
+        <w:jc w:val="left"/>
+      </w:pPr>
+      <w:r>
+        <w:rPr>
+          <w:rFonts w:ascii="Times New Roman" w:hAnsi="Times New Roman"/>
+          <w:b/>
+          <w:i w:val="0"/>
+          <w:color w:val="111111"/>
+          <w:sz w:val="19"/>
+          <w:eastAsia w:val="微软雅黑"/>
+        </w:rPr>
+        <w:t xml:space="preserve">[60] </w:t>
+      </w:r>
+      <w:r>
+        <w:rPr>
+          <w:rFonts w:ascii="Times New Roman" w:hAnsi="Times New Roman"/>
+          <w:b w:val="0"/>
+          <w:i w:val="0"/>
+          <w:color w:val="333333"/>
+          <w:sz w:val="19"/>
+          <w:eastAsia w:val="微软雅黑"/>
+        </w:rPr>
+        <w:t>Gut microbiota changes in patients with Alzheimer's disease spectrum based on 16S rRNA sequencing: a systematic review and meta-analysis. Front Aging Neurosci, 2024, 16: 1422350. doi:10.3389/fnagi.2024.1422350（PMC11338931；AD 谱系中 12 个属显著改变：Ruminococcus、Faecalibacterium、Lachnospira 等下降，Phascolarctobacterium、Lactobacillus 与 Akkermansia muciniphila 富集；作者提出这些改变可作为 AD 相关的菌群特征）</w:t>
       </w:r>
     </w:p>
     <w:sectPr>
